--- a/ind/docx/018.content.docx
+++ b/ind/docx/018.content.docx
@@ -501,6 +501,372 @@
         <w:rPr>
           <w:lang w:val="id_ID" w:bidi="id_ID"/>
         </w:rPr>
+        <w:t>Rabi</w:t>
+      </w:r>
+      <w:r>
+        <w:rPr>
+          <w:lang w:val="id_ID" w:bidi="id_ID"/>
+        </w:rPr>
+      </w:r>
+    </w:p>
+    <w:p>
+      <w:pPr>
+        <w:pStyle w:val="Heading3"/>
+      </w:pPr>
+      <w:r>
+        <w:rPr>
+          <w:lang w:val="id_ID" w:bidi="id_ID"/>
+        </w:rPr>
+        <w:t>Pengertian:</w:t>
+      </w:r>
+    </w:p>
+    <w:p>
+      <w:pPr/>
+      <w:r>
+        <w:rPr>
+          <w:lang w:val="id_ID" w:bidi="id_ID"/>
+        </w:rPr>
+      </w:r>
+      <w:r>
+        <w:rPr>
+          <w:lang w:val="id_ID" w:bidi="id_ID"/>
+        </w:rPr>
+        <w:t>Istilah "Rabi" secara harfiah berarti "guruku" atau "pengajarku."</w:t>
+      </w:r>
+    </w:p>
+    <w:p>
+      <w:pPr>
+        <w:pStyle w:val="ListBullet"/>
+        <w:spacing w:line="240" w:lineRule="auto"/>
+        <w:ind w:left="720"/>
+      </w:pPr>
+      <w:r>
+        <w:rPr>
+          <w:lang w:val="id_ID" w:bidi="id_ID"/>
+        </w:rPr>
+      </w:r>
+      <w:r>
+        <w:rPr>
+          <w:lang w:val="id_ID" w:bidi="id_ID"/>
+        </w:rPr>
+        <w:t>Gelar kehormatan tersebut digunakan untuk menyapa seseorang yang merupakan guru agama Yahudi, terutama seorang pengajar hukum Allah.</w:t>
+      </w:r>
+    </w:p>
+    <w:p>
+      <w:pPr>
+        <w:pStyle w:val="ListBullet"/>
+        <w:spacing w:line="240" w:lineRule="auto"/>
+        <w:ind w:left="720"/>
+      </w:pPr>
+      <w:r>
+        <w:rPr>
+          <w:lang w:val="id_ID" w:bidi="id_ID"/>
+        </w:rPr>
+      </w:r>
+      <w:r>
+        <w:rPr>
+          <w:lang w:val="id_ID" w:bidi="id_ID"/>
+        </w:rPr>
+        <w:t>Baik Yohanes Pembaptis maupun Yesus kadang-kadang disebut "Rabi" oleh para murid mereka.</w:t>
+      </w:r>
+    </w:p>
+    <w:p>
+      <w:pPr>
+        <w:pStyle w:val="Heading3"/>
+      </w:pPr>
+      <w:r>
+        <w:rPr>
+          <w:lang w:val="id_ID" w:bidi="id_ID"/>
+        </w:rPr>
+        <w:t>Saran Terjemahan:</w:t>
+      </w:r>
+    </w:p>
+    <w:p>
+      <w:pPr>
+        <w:pStyle w:val="ListBullet"/>
+        <w:spacing w:line="240" w:lineRule="auto"/>
+        <w:ind w:left="720"/>
+      </w:pPr>
+      <w:r>
+        <w:rPr>
+          <w:lang w:val="id_ID" w:bidi="id_ID"/>
+        </w:rPr>
+      </w:r>
+      <w:r>
+        <w:rPr>
+          <w:lang w:val="id_ID" w:bidi="id_ID"/>
+        </w:rPr>
+        <w:t>Cara menerjemahkan istilah ini dapat mencakup "Guru Saya," "Pengajar Saya," "Guru yang Terhormat," atau "Guru Agama." Beberapa bahasa mungkin menggunakan huruf kapital untuk salam seperti ini, sementara yang lain mungkin tidak.</w:t>
+      </w:r>
+    </w:p>
+    <w:p>
+      <w:pPr>
+        <w:pStyle w:val="ListBullet"/>
+        <w:spacing w:line="240" w:lineRule="auto"/>
+        <w:ind w:left="720"/>
+      </w:pPr>
+      <w:r>
+        <w:rPr>
+          <w:lang w:val="id_ID" w:bidi="id_ID"/>
+        </w:rPr>
+      </w:r>
+      <w:r>
+        <w:rPr>
+          <w:lang w:val="id_ID" w:bidi="id_ID"/>
+        </w:rPr>
+        <w:t>Bahasa sasaran untuk terjemahan Anda mungkin juga memiliki cara khusus untuk memanggil atau menyebut para guru.</w:t>
+      </w:r>
+    </w:p>
+    <w:p>
+      <w:pPr>
+        <w:pStyle w:val="ListBullet"/>
+        <w:spacing w:line="240" w:lineRule="auto"/>
+        <w:ind w:left="720"/>
+      </w:pPr>
+      <w:r>
+        <w:rPr>
+          <w:lang w:val="id_ID" w:bidi="id_ID"/>
+        </w:rPr>
+      </w:r>
+      <w:r>
+        <w:rPr>
+          <w:lang w:val="id_ID" w:bidi="id_ID"/>
+        </w:rPr>
+        <w:t>Pastikan terjemahan istilah ini tidak mengindikasikan Yesus sebagai seorang guru sekolah.</w:t>
+      </w:r>
+    </w:p>
+    <w:p>
+      <w:pPr>
+        <w:pStyle w:val="ListBullet"/>
+        <w:spacing w:line="240" w:lineRule="auto"/>
+        <w:ind w:left="720"/>
+      </w:pPr>
+      <w:r>
+        <w:rPr>
+          <w:lang w:val="id_ID" w:bidi="id_ID"/>
+        </w:rPr>
+      </w:r>
+      <w:r>
+        <w:rPr>
+          <w:lang w:val="id_ID" w:bidi="id_ID"/>
+        </w:rPr>
+        <w:t>Pertimbangkan juga bagaimana kata "Rabi" diterjemahkan dalam terjemahan Alkitab dalam bahasa-bahasa terkait atau bahasa nasional.</w:t>
+      </w:r>
+    </w:p>
+    <w:p>
+      <w:pPr/>
+      <w:r>
+        <w:rPr>
+          <w:lang w:val="id_ID" w:bidi="id_ID"/>
+        </w:rPr>
+      </w:r>
+      <w:r>
+        <w:rPr>
+          <w:lang w:val="id_ID" w:bidi="id_ID"/>
+        </w:rPr>
+        <w:t xml:space="preserve">(Lihat: </w:t>
+      </w:r>
+      <w:r>
+        <w:rPr>
+          <w:lang w:val="id_ID" w:bidi="id_ID"/>
+        </w:rPr>
+        <w:t>Menerjemahkan Istilah yang Tidak Dikenal</w:t>
+      </w:r>
+      <w:r>
+        <w:rPr>
+          <w:lang w:val="id_ID" w:bidi="id_ID"/>
+        </w:rPr>
+        <w:t>)</w:t>
+      </w:r>
+    </w:p>
+    <w:p>
+      <w:pPr/>
+      <w:r>
+        <w:rPr>
+          <w:lang w:val="id_ID" w:bidi="id_ID"/>
+        </w:rPr>
+      </w:r>
+      <w:r>
+        <w:rPr>
+          <w:lang w:val="id_ID" w:bidi="id_ID"/>
+        </w:rPr>
+        <w:t xml:space="preserve">(Lihat juga: </w:t>
+      </w:r>
+      <w:r>
+        <w:rPr>
+          <w:lang w:val="id_ID" w:bidi="id_ID"/>
+        </w:rPr>
+        <w:t>guru</w:t>
+      </w:r>
+      <w:r>
+        <w:rPr>
+          <w:lang w:val="id_ID" w:bidi="id_ID"/>
+        </w:rPr>
+        <w:t>)</w:t>
+      </w:r>
+    </w:p>
+    <w:p>
+      <w:pPr>
+        <w:pStyle w:val="Heading3"/>
+      </w:pPr>
+      <w:r>
+        <w:rPr>
+          <w:lang w:val="id_ID" w:bidi="id_ID"/>
+        </w:rPr>
+        <w:t>Referensi Alkitab:</w:t>
+      </w:r>
+    </w:p>
+    <w:p>
+      <w:pPr>
+        <w:pStyle w:val="ListBullet"/>
+        <w:spacing w:line="240" w:lineRule="auto"/>
+        <w:ind w:left="720"/>
+      </w:pPr>
+      <w:r>
+        <w:rPr>
+          <w:lang w:val="id_ID" w:bidi="id_ID"/>
+        </w:rPr>
+      </w:r>
+      <w:hyperlink r:id="rId18">
+        <w:r>
+          <w:rPr>
+            <w:lang w:val="id_ID" w:bidi="id_ID"/>
+          </w:rPr>
+          <w:rPr>
+            <w:color w:val="0000EE"/>
+            <w:u w:val="single"/>
+          </w:rPr>
+          <w:t>Yohanes 1:49–51</w:t>
+        </w:r>
+      </w:hyperlink>
+    </w:p>
+    <w:p>
+      <w:pPr>
+        <w:pStyle w:val="ListBullet"/>
+        <w:spacing w:line="240" w:lineRule="auto"/>
+        <w:ind w:left="720"/>
+      </w:pPr>
+      <w:r>
+        <w:rPr>
+          <w:lang w:val="id_ID" w:bidi="id_ID"/>
+        </w:rPr>
+      </w:r>
+      <w:hyperlink r:id="rId19">
+        <w:r>
+          <w:rPr>
+            <w:lang w:val="id_ID" w:bidi="id_ID"/>
+          </w:rPr>
+          <w:rPr>
+            <w:color w:val="0000EE"/>
+            <w:u w:val="single"/>
+          </w:rPr>
+          <w:t>Yohanes 6:24–25</w:t>
+        </w:r>
+      </w:hyperlink>
+    </w:p>
+    <w:p>
+      <w:pPr>
+        <w:pStyle w:val="ListBullet"/>
+        <w:spacing w:line="240" w:lineRule="auto"/>
+        <w:ind w:left="720"/>
+      </w:pPr>
+      <w:r>
+        <w:rPr>
+          <w:lang w:val="id_ID" w:bidi="id_ID"/>
+        </w:rPr>
+      </w:r>
+      <w:hyperlink r:id="rId20">
+        <w:r>
+          <w:rPr>
+            <w:lang w:val="id_ID" w:bidi="id_ID"/>
+          </w:rPr>
+          <w:rPr>
+            <w:color w:val="0000EE"/>
+            <w:u w:val="single"/>
+          </w:rPr>
+          <w:t>Markus 14:43–46</w:t>
+        </w:r>
+      </w:hyperlink>
+    </w:p>
+    <w:p>
+      <w:pPr>
+        <w:pStyle w:val="ListBullet"/>
+        <w:spacing w:line="240" w:lineRule="auto"/>
+        <w:ind w:left="720"/>
+      </w:pPr>
+      <w:r>
+        <w:rPr>
+          <w:lang w:val="id_ID" w:bidi="id_ID"/>
+        </w:rPr>
+      </w:r>
+      <w:hyperlink r:id="rId21">
+        <w:r>
+          <w:rPr>
+            <w:lang w:val="id_ID" w:bidi="id_ID"/>
+          </w:rPr>
+          <w:rPr>
+            <w:color w:val="0000EE"/>
+            <w:u w:val="single"/>
+          </w:rPr>
+          <w:t>Matius 23:8–10</w:t>
+        </w:r>
+      </w:hyperlink>
+    </w:p>
+    <w:p>
+      <w:pPr>
+        <w:pStyle w:val="Heading3"/>
+      </w:pPr>
+      <w:r>
+        <w:rPr>
+          <w:lang w:val="id_ID" w:bidi="id_ID"/>
+        </w:rPr>
+        <w:t>Data Kata:</w:t>
+      </w:r>
+    </w:p>
+    <w:p>
+      <w:pPr>
+        <w:pStyle w:val="ListBullet"/>
+        <w:spacing w:line="240" w:lineRule="auto"/>
+        <w:ind w:left="720"/>
+      </w:pPr>
+      <w:r>
+        <w:rPr>
+          <w:lang w:val="id_ID" w:bidi="id_ID"/>
+        </w:rPr>
+      </w:r>
+      <w:r>
+        <w:rPr>
+          <w:lang w:val="id_ID" w:bidi="id_ID"/>
+        </w:rPr>
+        <w:t>Strong: G44610</w:t>
+      </w:r>
+      <w:r>
+        <w:rPr>
+          <w:lang w:val="id_ID" w:bidi="id_ID"/>
+        </w:rPr>
+      </w:r>
+      <w:r>
+        <w:rPr>
+          <w:lang w:val="id_ID" w:bidi="id_ID"/>
+        </w:rPr>
+      </w:r>
+    </w:p>
+    <w:p>
+      <w:pPr/>
+      <w:r>
+        <w:rPr>
+          <w:lang w:val="id_ID" w:bidi="id_ID"/>
+        </w:rPr>
+      </w:r>
+    </w:p>
+    <w:p>
+      <w:pPr>
+        <w:pStyle w:val="Heading2"/>
+      </w:pPr>
+      <w:r>
+        <w:rPr>
+          <w:lang w:val="id_ID" w:bidi="id_ID"/>
+        </w:rPr>
         <w:t>Rafa</w:t>
       </w:r>
       <w:r>
@@ -889,6 +1255,454 @@
         <w:rPr>
           <w:lang w:val="id_ID" w:bidi="id_ID"/>
         </w:rPr>
+        <w:t>Ragi</w:t>
+      </w:r>
+      <w:r>
+        <w:rPr>
+          <w:lang w:val="id_ID" w:bidi="id_ID"/>
+        </w:rPr>
+      </w:r>
+    </w:p>
+    <w:p>
+      <w:pPr>
+        <w:pStyle w:val="Heading3"/>
+      </w:pPr>
+      <w:r>
+        <w:rPr>
+          <w:lang w:val="id_ID" w:bidi="id_ID"/>
+        </w:rPr>
+        <w:t>Pengertian:</w:t>
+      </w:r>
+    </w:p>
+    <w:p>
+      <w:pPr/>
+      <w:r>
+        <w:rPr>
+          <w:lang w:val="id_ID" w:bidi="id_ID"/>
+        </w:rPr>
+      </w:r>
+      <w:r>
+        <w:rPr>
+          <w:lang w:val="id_ID" w:bidi="id_ID"/>
+        </w:rPr>
+        <w:t>“Ragi” adalah istilah umum untuk zat yang membuat adonan roti mengembang dan mekar. “Pengembang” juga merujuk pada jenis ragi tertentu.</w:t>
+      </w:r>
+    </w:p>
+    <w:p>
+      <w:pPr>
+        <w:pStyle w:val="ListBullet"/>
+        <w:spacing w:line="240" w:lineRule="auto"/>
+        <w:ind w:left="720"/>
+      </w:pPr>
+      <w:r>
+        <w:rPr>
+          <w:lang w:val="id_ID" w:bidi="id_ID"/>
+        </w:rPr>
+      </w:r>
+      <w:r>
+        <w:rPr>
+          <w:lang w:val="id_ID" w:bidi="id_ID"/>
+        </w:rPr>
+        <w:t>Dalam beberapa terjemahan bahasa Indonesia, kata untuk ragi diterjemahkan sebagai "ragi," yang merupakan bahan pengembang modern yang mengisi adonan roti dengan gelembung gas, membuat adonan mengembang sebelum dipanggang. Ragi diuleni ke dalam adonan agar tersebar merata ke seluruh adonan.</w:t>
+      </w:r>
+    </w:p>
+    <w:p>
+      <w:pPr>
+        <w:pStyle w:val="ListBullet"/>
+        <w:spacing w:line="240" w:lineRule="auto"/>
+        <w:ind w:left="720"/>
+      </w:pPr>
+      <w:r>
+        <w:rPr>
+          <w:lang w:val="id_ID" w:bidi="id_ID"/>
+        </w:rPr>
+      </w:r>
+      <w:r>
+        <w:rPr>
+          <w:lang w:val="id_ID" w:bidi="id_ID"/>
+        </w:rPr>
+        <w:t>Pada zaman Perjanjian Lama, bahan pengembang atau pengembang adonan dihasilkan dengan membiarkan adonan didiamkan selama beberapa waktu. Sejumlah kecil adonan dari adonan sebelumnya disimpan sebagai ragi untuk adonan berikutnya</w:t>
+      </w:r>
+    </w:p>
+    <w:p>
+      <w:pPr>
+        <w:pStyle w:val="ListBullet"/>
+        <w:spacing w:line="240" w:lineRule="auto"/>
+        <w:ind w:left="720"/>
+      </w:pPr>
+      <w:r>
+        <w:rPr>
+          <w:lang w:val="id_ID" w:bidi="id_ID"/>
+        </w:rPr>
+      </w:r>
+      <w:r>
+        <w:rPr>
+          <w:lang w:val="id_ID" w:bidi="id_ID"/>
+        </w:rPr>
+        <w:t>Ketika bangsa Israel melarikan diri dari Mesir, mereka tidak memiliki waktu untuk menunggu adonan roti mengembang, sehingga mereka membuat roti tanpa ragi untuk dibawa dalam perjalanan mereka. Sebagai pengingat akan peristiwa ini, setiap tahun orang-orang Yahudi merayakan Paskah dengan makan roti yang tidak mengandung ragi.</w:t>
+      </w:r>
+    </w:p>
+    <w:p>
+      <w:pPr>
+        <w:pStyle w:val="ListBullet"/>
+        <w:spacing w:line="240" w:lineRule="auto"/>
+        <w:ind w:left="720"/>
+      </w:pPr>
+      <w:r>
+        <w:rPr>
+          <w:lang w:val="id_ID" w:bidi="id_ID"/>
+        </w:rPr>
+      </w:r>
+      <w:r>
+        <w:rPr>
+          <w:lang w:val="id_ID" w:bidi="id_ID"/>
+        </w:rPr>
+        <w:t>Istilah "ragi" digunakan secara kiasan dalam Alkitab untuk menggambarkan bagaimana dosa dapat menyebar dalam kehidupan seseorang atau mempengaruhi orang lain.</w:t>
+      </w:r>
+    </w:p>
+    <w:p>
+      <w:pPr>
+        <w:pStyle w:val="ListBullet"/>
+        <w:spacing w:line="240" w:lineRule="auto"/>
+        <w:ind w:left="720"/>
+      </w:pPr>
+      <w:r>
+        <w:rPr>
+          <w:lang w:val="id_ID" w:bidi="id_ID"/>
+        </w:rPr>
+      </w:r>
+      <w:r>
+        <w:rPr>
+          <w:lang w:val="id_ID" w:bidi="id_ID"/>
+        </w:rPr>
+        <w:t>Ini juga dapat merujuk pada ajaran palsu yang sering menyebar ke banyak orang dan mempengaruhi mereka.</w:t>
+      </w:r>
+    </w:p>
+    <w:p>
+      <w:pPr>
+        <w:pStyle w:val="ListBullet"/>
+        <w:spacing w:line="240" w:lineRule="auto"/>
+        <w:ind w:left="720"/>
+      </w:pPr>
+      <w:r>
+        <w:rPr>
+          <w:lang w:val="id_ID" w:bidi="id_ID"/>
+        </w:rPr>
+      </w:r>
+      <w:r>
+        <w:rPr>
+          <w:lang w:val="id_ID" w:bidi="id_ID"/>
+        </w:rPr>
+        <w:t>Istilah "ragi" juga digunakan secara positif untuk menggambarkan bagaimana pengaruh kerajaan Allah menyebar dari satu orang ke orang lainnya.</w:t>
+      </w:r>
+    </w:p>
+    <w:p>
+      <w:pPr>
+        <w:pStyle w:val="Heading3"/>
+      </w:pPr>
+      <w:r>
+        <w:rPr>
+          <w:lang w:val="id_ID" w:bidi="id_ID"/>
+        </w:rPr>
+        <w:t>Saran Terjemahan</w:t>
+      </w:r>
+    </w:p>
+    <w:p>
+      <w:pPr>
+        <w:pStyle w:val="ListBullet"/>
+        <w:spacing w:line="240" w:lineRule="auto"/>
+        <w:ind w:left="720"/>
+      </w:pPr>
+      <w:r>
+        <w:rPr>
+          <w:lang w:val="id_ID" w:bidi="id_ID"/>
+        </w:rPr>
+      </w:r>
+      <w:r>
+        <w:rPr>
+          <w:lang w:val="id_ID" w:bidi="id_ID"/>
+        </w:rPr>
+        <w:t>Ini dapat diterjemahkan sebagai "ragi" atau "zat yang menyebabkan adonan mengembang" atau "bahan pengembang." Kata "mengembang" dapat diartikan sebagai "memperluas," "menjadi lebih besar," atau "menggembung."</w:t>
+      </w:r>
+    </w:p>
+    <w:p>
+      <w:pPr>
+        <w:pStyle w:val="ListBullet"/>
+        <w:spacing w:line="240" w:lineRule="auto"/>
+        <w:ind w:left="720"/>
+      </w:pPr>
+      <w:r>
+        <w:rPr>
+          <w:lang w:val="id_ID" w:bidi="id_ID"/>
+        </w:rPr>
+      </w:r>
+      <w:r>
+        <w:rPr>
+          <w:lang w:val="id_ID" w:bidi="id_ID"/>
+        </w:rPr>
+        <w:t>Jika bahan pengembang lokal digunakan untuk membuat adonan roti mengembang, istilah tersebut dapat digunakan. Jika bahasa sasaran memiliki istilah umum yang dikenal luas yang berarti "pengembang", istilah tersebut akan menjadi pilihan terbaik untuk digunakan.</w:t>
+      </w:r>
+    </w:p>
+    <w:p>
+      <w:pPr/>
+      <w:r>
+        <w:rPr>
+          <w:lang w:val="id_ID" w:bidi="id_ID"/>
+        </w:rPr>
+      </w:r>
+      <w:r>
+        <w:rPr>
+          <w:lang w:val="id_ID" w:bidi="id_ID"/>
+        </w:rPr>
+        <w:t xml:space="preserve">(Lihat juga: </w:t>
+      </w:r>
+      <w:r>
+        <w:rPr>
+          <w:lang w:val="id_ID" w:bidi="id_ID"/>
+        </w:rPr>
+        <w:t>Mesir</w:t>
+      </w:r>
+      <w:r>
+        <w:rPr>
+          <w:lang w:val="id_ID" w:bidi="id_ID"/>
+        </w:rPr>
+        <w:t xml:space="preserve">, </w:t>
+      </w:r>
+      <w:r>
+        <w:rPr>
+          <w:lang w:val="id_ID" w:bidi="id_ID"/>
+        </w:rPr>
+        <w:t>Paskah</w:t>
+      </w:r>
+      <w:r>
+        <w:rPr>
+          <w:lang w:val="id_ID" w:bidi="id_ID"/>
+        </w:rPr>
+        <w:t xml:space="preserve">, </w:t>
+      </w:r>
+      <w:r>
+        <w:rPr>
+          <w:lang w:val="id_ID" w:bidi="id_ID"/>
+        </w:rPr>
+        <w:t>roti tak beragi</w:t>
+      </w:r>
+      <w:r>
+        <w:rPr>
+          <w:lang w:val="id_ID" w:bidi="id_ID"/>
+        </w:rPr>
+        <w:t>)</w:t>
+      </w:r>
+    </w:p>
+    <w:p>
+      <w:pPr>
+        <w:pStyle w:val="Heading3"/>
+      </w:pPr>
+      <w:r>
+        <w:rPr>
+          <w:lang w:val="id_ID" w:bidi="id_ID"/>
+        </w:rPr>
+        <w:t>Referensi Alkitab:</w:t>
+      </w:r>
+    </w:p>
+    <w:p>
+      <w:pPr>
+        <w:pStyle w:val="ListBullet"/>
+        <w:spacing w:line="240" w:lineRule="auto"/>
+        <w:ind w:left="720"/>
+      </w:pPr>
+      <w:r>
+        <w:rPr>
+          <w:lang w:val="id_ID" w:bidi="id_ID"/>
+        </w:rPr>
+      </w:r>
+      <w:hyperlink r:id="rId22">
+        <w:r>
+          <w:rPr>
+            <w:lang w:val="id_ID" w:bidi="id_ID"/>
+          </w:rPr>
+          <w:rPr>
+            <w:color w:val="0000EE"/>
+            <w:u w:val="single"/>
+          </w:rPr>
+          <w:t>Keluaran 12:8</w:t>
+        </w:r>
+      </w:hyperlink>
+    </w:p>
+    <w:p>
+      <w:pPr>
+        <w:pStyle w:val="ListBullet"/>
+        <w:spacing w:line="240" w:lineRule="auto"/>
+        <w:ind w:left="720"/>
+      </w:pPr>
+      <w:r>
+        <w:rPr>
+          <w:lang w:val="id_ID" w:bidi="id_ID"/>
+        </w:rPr>
+      </w:r>
+      <w:hyperlink r:id="rId23">
+        <w:r>
+          <w:rPr>
+            <w:lang w:val="id_ID" w:bidi="id_ID"/>
+          </w:rPr>
+          <w:rPr>
+            <w:color w:val="0000EE"/>
+            <w:u w:val="single"/>
+          </w:rPr>
+          <w:t>Galatia 5:9–10</w:t>
+        </w:r>
+      </w:hyperlink>
+    </w:p>
+    <w:p>
+      <w:pPr>
+        <w:pStyle w:val="ListBullet"/>
+        <w:spacing w:line="240" w:lineRule="auto"/>
+        <w:ind w:left="720"/>
+      </w:pPr>
+      <w:r>
+        <w:rPr>
+          <w:lang w:val="id_ID" w:bidi="id_ID"/>
+        </w:rPr>
+      </w:r>
+      <w:hyperlink r:id="rId24">
+        <w:r>
+          <w:rPr>
+            <w:lang w:val="id_ID" w:bidi="id_ID"/>
+          </w:rPr>
+          <w:rPr>
+            <w:color w:val="0000EE"/>
+            <w:u w:val="single"/>
+          </w:rPr>
+          <w:t>Lukas 12:1</w:t>
+        </w:r>
+      </w:hyperlink>
+    </w:p>
+    <w:p>
+      <w:pPr>
+        <w:pStyle w:val="ListBullet"/>
+        <w:spacing w:line="240" w:lineRule="auto"/>
+        <w:ind w:left="720"/>
+      </w:pPr>
+      <w:r>
+        <w:rPr>
+          <w:lang w:val="id_ID" w:bidi="id_ID"/>
+        </w:rPr>
+      </w:r>
+      <w:hyperlink r:id="rId25">
+        <w:r>
+          <w:rPr>
+            <w:lang w:val="id_ID" w:bidi="id_ID"/>
+          </w:rPr>
+          <w:rPr>
+            <w:color w:val="0000EE"/>
+            <w:u w:val="single"/>
+          </w:rPr>
+          <w:t>Lukas 13:21</w:t>
+        </w:r>
+      </w:hyperlink>
+    </w:p>
+    <w:p>
+      <w:pPr>
+        <w:pStyle w:val="ListBullet"/>
+        <w:spacing w:line="240" w:lineRule="auto"/>
+        <w:ind w:left="720"/>
+      </w:pPr>
+      <w:r>
+        <w:rPr>
+          <w:lang w:val="id_ID" w:bidi="id_ID"/>
+        </w:rPr>
+      </w:r>
+      <w:hyperlink r:id="rId26">
+        <w:r>
+          <w:rPr>
+            <w:lang w:val="id_ID" w:bidi="id_ID"/>
+          </w:rPr>
+          <w:rPr>
+            <w:color w:val="0000EE"/>
+            <w:u w:val="single"/>
+          </w:rPr>
+          <w:t>Matius 13:33</w:t>
+        </w:r>
+      </w:hyperlink>
+    </w:p>
+    <w:p>
+      <w:pPr>
+        <w:pStyle w:val="ListBullet"/>
+        <w:spacing w:line="240" w:lineRule="auto"/>
+        <w:ind w:left="720"/>
+      </w:pPr>
+      <w:r>
+        <w:rPr>
+          <w:lang w:val="id_ID" w:bidi="id_ID"/>
+        </w:rPr>
+      </w:r>
+      <w:hyperlink r:id="rId27">
+        <w:r>
+          <w:rPr>
+            <w:lang w:val="id_ID" w:bidi="id_ID"/>
+          </w:rPr>
+          <w:rPr>
+            <w:color w:val="0000EE"/>
+            <w:u w:val="single"/>
+          </w:rPr>
+          <w:t>Matius 16:8</w:t>
+        </w:r>
+      </w:hyperlink>
+    </w:p>
+    <w:p>
+      <w:pPr>
+        <w:pStyle w:val="Heading3"/>
+      </w:pPr>
+      <w:r>
+        <w:rPr>
+          <w:lang w:val="id_ID" w:bidi="id_ID"/>
+        </w:rPr>
+        <w:t>Data Kata:</w:t>
+      </w:r>
+    </w:p>
+    <w:p>
+      <w:pPr>
+        <w:pStyle w:val="ListBullet"/>
+        <w:spacing w:line="240" w:lineRule="auto"/>
+        <w:ind w:left="720"/>
+      </w:pPr>
+      <w:r>
+        <w:rPr>
+          <w:lang w:val="id_ID" w:bidi="id_ID"/>
+        </w:rPr>
+      </w:r>
+      <w:r>
+        <w:rPr>
+          <w:lang w:val="id_ID" w:bidi="id_ID"/>
+        </w:rPr>
+        <w:t>Strong: H2556, H2557, H4682, H7603, G01060, G22190, G22200</w:t>
+      </w:r>
+      <w:r>
+        <w:rPr>
+          <w:lang w:val="id_ID" w:bidi="id_ID"/>
+        </w:rPr>
+      </w:r>
+      <w:r>
+        <w:rPr>
+          <w:lang w:val="id_ID" w:bidi="id_ID"/>
+        </w:rPr>
+      </w:r>
+    </w:p>
+    <w:p>
+      <w:pPr/>
+      <w:r>
+        <w:rPr>
+          <w:lang w:val="id_ID" w:bidi="id_ID"/>
+        </w:rPr>
+      </w:r>
+    </w:p>
+    <w:p>
+      <w:pPr>
+        <w:pStyle w:val="Heading2"/>
+      </w:pPr>
+      <w:r>
+        <w:rPr>
+          <w:lang w:val="id_ID" w:bidi="id_ID"/>
+        </w:rPr>
         <w:t>Rahab</w:t>
       </w:r>
       <w:r>
@@ -1062,7 +1876,7 @@
           <w:lang w:val="id_ID" w:bidi="id_ID"/>
         </w:rPr>
       </w:r>
-      <w:hyperlink r:id="rId18">
+      <w:hyperlink r:id="rId28">
         <w:r>
           <w:rPr>
             <w:lang w:val="id_ID" w:bidi="id_ID"/>
@@ -1086,7 +1900,7 @@
           <w:lang w:val="id_ID" w:bidi="id_ID"/>
         </w:rPr>
       </w:r>
-      <w:hyperlink r:id="rId19">
+      <w:hyperlink r:id="rId29">
         <w:r>
           <w:rPr>
             <w:lang w:val="id_ID" w:bidi="id_ID"/>
@@ -1110,7 +1924,7 @@
           <w:lang w:val="id_ID" w:bidi="id_ID"/>
         </w:rPr>
       </w:r>
-      <w:hyperlink r:id="rId20">
+      <w:hyperlink r:id="rId30">
         <w:r>
           <w:rPr>
             <w:lang w:val="id_ID" w:bidi="id_ID"/>
@@ -1134,7 +1948,7 @@
           <w:lang w:val="id_ID" w:bidi="id_ID"/>
         </w:rPr>
       </w:r>
-      <w:hyperlink r:id="rId21">
+      <w:hyperlink r:id="rId31">
         <w:r>
           <w:rPr>
             <w:lang w:val="id_ID" w:bidi="id_ID"/>
@@ -1158,7 +1972,7 @@
           <w:lang w:val="id_ID" w:bidi="id_ID"/>
         </w:rPr>
       </w:r>
-      <w:hyperlink r:id="rId22">
+      <w:hyperlink r:id="rId32">
         <w:r>
           <w:rPr>
             <w:lang w:val="id_ID" w:bidi="id_ID"/>
@@ -1509,7 +2323,7 @@
           <w:lang w:val="id_ID" w:bidi="id_ID"/>
         </w:rPr>
       </w:r>
-      <w:hyperlink r:id="rId23">
+      <w:hyperlink r:id="rId33">
         <w:r>
           <w:rPr>
             <w:lang w:val="id_ID" w:bidi="id_ID"/>
@@ -1533,7 +2347,7 @@
           <w:lang w:val="id_ID" w:bidi="id_ID"/>
         </w:rPr>
       </w:r>
-      <w:hyperlink r:id="rId24">
+      <w:hyperlink r:id="rId34">
         <w:r>
           <w:rPr>
             <w:lang w:val="id_ID" w:bidi="id_ID"/>
@@ -1557,7 +2371,7 @@
           <w:lang w:val="id_ID" w:bidi="id_ID"/>
         </w:rPr>
       </w:r>
-      <w:hyperlink r:id="rId25">
+      <w:hyperlink r:id="rId35">
         <w:r>
           <w:rPr>
             <w:lang w:val="id_ID" w:bidi="id_ID"/>
@@ -1581,7 +2395,7 @@
           <w:lang w:val="id_ID" w:bidi="id_ID"/>
         </w:rPr>
       </w:r>
-      <w:hyperlink r:id="rId26">
+      <w:hyperlink r:id="rId36">
         <w:r>
           <w:rPr>
             <w:lang w:val="id_ID" w:bidi="id_ID"/>
@@ -1605,7 +2419,7 @@
           <w:lang w:val="id_ID" w:bidi="id_ID"/>
         </w:rPr>
       </w:r>
-      <w:hyperlink r:id="rId27">
+      <w:hyperlink r:id="rId37">
         <w:r>
           <w:rPr>
             <w:lang w:val="id_ID" w:bidi="id_ID"/>
@@ -1882,7 +2696,7 @@
           <w:lang w:val="id_ID" w:bidi="id_ID"/>
         </w:rPr>
       </w:r>
-      <w:hyperlink r:id="rId28">
+      <w:hyperlink r:id="rId38">
         <w:r>
           <w:rPr>
             <w:lang w:val="id_ID" w:bidi="id_ID"/>
@@ -1906,7 +2720,7 @@
           <w:lang w:val="id_ID" w:bidi="id_ID"/>
         </w:rPr>
       </w:r>
-      <w:hyperlink r:id="rId29">
+      <w:hyperlink r:id="rId39">
         <w:r>
           <w:rPr>
             <w:lang w:val="id_ID" w:bidi="id_ID"/>
@@ -1930,7 +2744,7 @@
           <w:lang w:val="id_ID" w:bidi="id_ID"/>
         </w:rPr>
       </w:r>
-      <w:hyperlink r:id="rId30">
+      <w:hyperlink r:id="rId40">
         <w:r>
           <w:rPr>
             <w:lang w:val="id_ID" w:bidi="id_ID"/>
@@ -1954,7 +2768,7 @@
           <w:lang w:val="id_ID" w:bidi="id_ID"/>
         </w:rPr>
       </w:r>
-      <w:hyperlink r:id="rId31">
+      <w:hyperlink r:id="rId41">
         <w:r>
           <w:rPr>
             <w:lang w:val="id_ID" w:bidi="id_ID"/>
@@ -1978,7 +2792,7 @@
           <w:lang w:val="id_ID" w:bidi="id_ID"/>
         </w:rPr>
       </w:r>
-      <w:hyperlink r:id="rId32">
+      <w:hyperlink r:id="rId42">
         <w:r>
           <w:rPr>
             <w:lang w:val="id_ID" w:bidi="id_ID"/>
@@ -2002,7 +2816,7 @@
           <w:lang w:val="id_ID" w:bidi="id_ID"/>
         </w:rPr>
       </w:r>
-      <w:hyperlink r:id="rId33">
+      <w:hyperlink r:id="rId43">
         <w:r>
           <w:rPr>
             <w:lang w:val="id_ID" w:bidi="id_ID"/>
@@ -2197,7 +3011,7 @@
           <w:lang w:val="id_ID" w:bidi="id_ID"/>
         </w:rPr>
       </w:r>
-      <w:hyperlink r:id="rId34">
+      <w:hyperlink r:id="rId44">
         <w:r>
           <w:rPr>
             <w:lang w:val="id_ID" w:bidi="id_ID"/>
@@ -2221,7 +3035,7 @@
           <w:lang w:val="id_ID" w:bidi="id_ID"/>
         </w:rPr>
       </w:r>
-      <w:hyperlink r:id="rId35">
+      <w:hyperlink r:id="rId45">
         <w:r>
           <w:rPr>
             <w:lang w:val="id_ID" w:bidi="id_ID"/>
@@ -2245,7 +3059,7 @@
           <w:lang w:val="id_ID" w:bidi="id_ID"/>
         </w:rPr>
       </w:r>
-      <w:hyperlink r:id="rId36">
+      <w:hyperlink r:id="rId46">
         <w:r>
           <w:rPr>
             <w:lang w:val="id_ID" w:bidi="id_ID"/>
@@ -2269,7 +3083,7 @@
           <w:lang w:val="id_ID" w:bidi="id_ID"/>
         </w:rPr>
       </w:r>
-      <w:hyperlink r:id="rId37">
+      <w:hyperlink r:id="rId47">
         <w:r>
           <w:rPr>
             <w:lang w:val="id_ID" w:bidi="id_ID"/>
@@ -2293,7 +3107,7 @@
           <w:lang w:val="id_ID" w:bidi="id_ID"/>
         </w:rPr>
       </w:r>
-      <w:hyperlink r:id="rId38">
+      <w:hyperlink r:id="rId48">
         <w:r>
           <w:rPr>
             <w:lang w:val="id_ID" w:bidi="id_ID"/>
@@ -2317,7 +3131,7 @@
           <w:lang w:val="id_ID" w:bidi="id_ID"/>
         </w:rPr>
       </w:r>
-      <w:hyperlink r:id="rId39">
+      <w:hyperlink r:id="rId49">
         <w:r>
           <w:rPr>
             <w:lang w:val="id_ID" w:bidi="id_ID"/>
@@ -2341,7 +3155,7 @@
           <w:lang w:val="id_ID" w:bidi="id_ID"/>
         </w:rPr>
       </w:r>
-      <w:hyperlink r:id="rId40">
+      <w:hyperlink r:id="rId50">
         <w:r>
           <w:rPr>
             <w:lang w:val="id_ID" w:bidi="id_ID"/>
@@ -2365,7 +3179,7 @@
           <w:lang w:val="id_ID" w:bidi="id_ID"/>
         </w:rPr>
       </w:r>
-      <w:hyperlink r:id="rId41">
+      <w:hyperlink r:id="rId51">
         <w:r>
           <w:rPr>
             <w:lang w:val="id_ID" w:bidi="id_ID"/>
@@ -2640,7 +3454,7 @@
           <w:lang w:val="id_ID" w:bidi="id_ID"/>
         </w:rPr>
       </w:r>
-      <w:hyperlink r:id="rId42">
+      <w:hyperlink r:id="rId52">
         <w:r>
           <w:rPr>
             <w:lang w:val="id_ID" w:bidi="id_ID"/>
@@ -2664,7 +3478,7 @@
           <w:lang w:val="id_ID" w:bidi="id_ID"/>
         </w:rPr>
       </w:r>
-      <w:hyperlink r:id="rId43">
+      <w:hyperlink r:id="rId53">
         <w:r>
           <w:rPr>
             <w:lang w:val="id_ID" w:bidi="id_ID"/>
@@ -2712,7 +3526,7 @@
           <w:lang w:val="id_ID" w:bidi="id_ID"/>
         </w:rPr>
       </w:r>
-      <w:hyperlink r:id="rId44">
+      <w:hyperlink r:id="rId54">
         <w:r>
           <w:rPr>
             <w:lang w:val="id_ID" w:bidi="id_ID"/>
@@ -2736,7 +3550,7 @@
           <w:lang w:val="id_ID" w:bidi="id_ID"/>
         </w:rPr>
       </w:r>
-      <w:hyperlink r:id="rId44">
+      <w:hyperlink r:id="rId54">
         <w:r>
           <w:rPr>
             <w:lang w:val="id_ID" w:bidi="id_ID"/>
@@ -2760,7 +3574,7 @@
           <w:lang w:val="id_ID" w:bidi="id_ID"/>
         </w:rPr>
       </w:r>
-      <w:hyperlink r:id="rId45">
+      <w:hyperlink r:id="rId18">
         <w:r>
           <w:rPr>
             <w:lang w:val="id_ID" w:bidi="id_ID"/>
@@ -2784,7 +3598,7 @@
           <w:lang w:val="id_ID" w:bidi="id_ID"/>
         </w:rPr>
       </w:r>
-      <w:hyperlink r:id="rId46">
+      <w:hyperlink r:id="rId55">
         <w:r>
           <w:rPr>
             <w:lang w:val="id_ID" w:bidi="id_ID"/>
@@ -2808,7 +3622,7 @@
           <w:lang w:val="id_ID" w:bidi="id_ID"/>
         </w:rPr>
       </w:r>
-      <w:hyperlink r:id="rId47">
+      <w:hyperlink r:id="rId56">
         <w:r>
           <w:rPr>
             <w:lang w:val="id_ID" w:bidi="id_ID"/>
@@ -2832,7 +3646,7 @@
           <w:lang w:val="id_ID" w:bidi="id_ID"/>
         </w:rPr>
       </w:r>
-      <w:hyperlink r:id="rId48">
+      <w:hyperlink r:id="rId57">
         <w:r>
           <w:rPr>
             <w:lang w:val="id_ID" w:bidi="id_ID"/>
@@ -2856,7 +3670,7 @@
           <w:lang w:val="id_ID" w:bidi="id_ID"/>
         </w:rPr>
       </w:r>
-      <w:hyperlink r:id="rId49">
+      <w:hyperlink r:id="rId58">
         <w:r>
           <w:rPr>
             <w:lang w:val="id_ID" w:bidi="id_ID"/>
@@ -3422,7 +4236,7 @@
           <w:lang w:val="id_ID" w:bidi="id_ID"/>
         </w:rPr>
       </w:r>
-      <w:hyperlink r:id="rId50">
+      <w:hyperlink r:id="rId59">
         <w:r>
           <w:rPr>
             <w:lang w:val="id_ID" w:bidi="id_ID"/>
@@ -3446,7 +4260,7 @@
           <w:lang w:val="id_ID" w:bidi="id_ID"/>
         </w:rPr>
       </w:r>
-      <w:hyperlink r:id="rId51">
+      <w:hyperlink r:id="rId60">
         <w:r>
           <w:rPr>
             <w:lang w:val="id_ID" w:bidi="id_ID"/>
@@ -3470,7 +4284,7 @@
           <w:lang w:val="id_ID" w:bidi="id_ID"/>
         </w:rPr>
       </w:r>
-      <w:hyperlink r:id="rId52">
+      <w:hyperlink r:id="rId61">
         <w:r>
           <w:rPr>
             <w:lang w:val="id_ID" w:bidi="id_ID"/>
@@ -3494,7 +4308,7 @@
           <w:lang w:val="id_ID" w:bidi="id_ID"/>
         </w:rPr>
       </w:r>
-      <w:hyperlink r:id="rId53">
+      <w:hyperlink r:id="rId62">
         <w:r>
           <w:rPr>
             <w:lang w:val="id_ID" w:bidi="id_ID"/>
@@ -3518,7 +4332,7 @@
           <w:lang w:val="id_ID" w:bidi="id_ID"/>
         </w:rPr>
       </w:r>
-      <w:hyperlink r:id="rId54">
+      <w:hyperlink r:id="rId63">
         <w:r>
           <w:rPr>
             <w:lang w:val="id_ID" w:bidi="id_ID"/>
@@ -3762,6 +4576,592 @@
         <w:rPr>
           <w:lang w:val="id_ID" w:bidi="id_ID"/>
         </w:rPr>
+        <w:t>raja wilayah</w:t>
+      </w:r>
+      <w:r>
+        <w:rPr>
+          <w:lang w:val="id_ID" w:bidi="id_ID"/>
+        </w:rPr>
+      </w:r>
+    </w:p>
+    <w:p>
+      <w:pPr>
+        <w:pStyle w:val="Heading3"/>
+      </w:pPr>
+      <w:r>
+        <w:rPr>
+          <w:lang w:val="id_ID" w:bidi="id_ID"/>
+        </w:rPr>
+        <w:t>Pengertian:</w:t>
+      </w:r>
+    </w:p>
+    <w:p>
+      <w:pPr/>
+      <w:r>
+        <w:rPr>
+          <w:lang w:val="id_ID" w:bidi="id_ID"/>
+        </w:rPr>
+      </w:r>
+      <w:r>
+        <w:rPr>
+          <w:lang w:val="id_ID" w:bidi="id_ID"/>
+        </w:rPr>
+        <w:t>Istilah "Raja Wilayah" mengacu pada pejabat pemerintahan yang mengelola sebagian dari Kekaisaran Romawi. Setiap raja wilayah berada di bawah otoritas kaisar Romawi.</w:t>
+      </w:r>
+    </w:p>
+    <w:p>
+      <w:pPr>
+        <w:pStyle w:val="ListBullet"/>
+        <w:spacing w:line="240" w:lineRule="auto"/>
+        <w:ind w:left="720"/>
+      </w:pPr>
+      <w:r>
+        <w:rPr>
+          <w:lang w:val="id_ID" w:bidi="id_ID"/>
+        </w:rPr>
+      </w:r>
+      <w:r>
+        <w:rPr>
+          <w:lang w:val="id_ID" w:bidi="id_ID"/>
+        </w:rPr>
+        <w:t>Gelar "Raja Wilayah" berarti "salah satu dari empat penguasa yang memerintah bersama".</w:t>
+      </w:r>
+    </w:p>
+    <w:p>
+      <w:pPr>
+        <w:pStyle w:val="ListBullet"/>
+        <w:spacing w:line="240" w:lineRule="auto"/>
+        <w:ind w:left="720"/>
+      </w:pPr>
+      <w:r>
+        <w:rPr>
+          <w:lang w:val="id_ID" w:bidi="id_ID"/>
+        </w:rPr>
+      </w:r>
+      <w:r>
+        <w:rPr>
+          <w:lang w:val="id_ID" w:bidi="id_ID"/>
+        </w:rPr>
+        <w:t>Di bawah pemerintahan Kaisar Diocletianus, Kekaisaran Roma dibagi menjadi empat divisi utama, dan setiap raja wilayah memimpin satu divisi.</w:t>
+      </w:r>
+    </w:p>
+    <w:p>
+      <w:pPr>
+        <w:pStyle w:val="ListBullet"/>
+        <w:spacing w:line="240" w:lineRule="auto"/>
+        <w:ind w:left="720"/>
+      </w:pPr>
+      <w:r>
+        <w:rPr>
+          <w:lang w:val="id_ID" w:bidi="id_ID"/>
+        </w:rPr>
+      </w:r>
+      <w:r>
+        <w:rPr>
+          <w:lang w:val="id_ID" w:bidi="id_ID"/>
+        </w:rPr>
+        <w:t>Kerajaan Herodes "Agung," yang menjadi raja saat kelahiran Yesus, dibagi menjadi empat bagian setelah kematiannya dan diperintah oleh putra-putranya sebagai "raja wilayah," atau "penguasa seperempat."</w:t>
+      </w:r>
+    </w:p>
+    <w:p>
+      <w:pPr>
+        <w:pStyle w:val="ListBullet"/>
+        <w:spacing w:line="240" w:lineRule="auto"/>
+        <w:ind w:left="720"/>
+      </w:pPr>
+      <w:r>
+        <w:rPr>
+          <w:lang w:val="id_ID" w:bidi="id_ID"/>
+        </w:rPr>
+      </w:r>
+      <w:r>
+        <w:rPr>
+          <w:lang w:val="id_ID" w:bidi="id_ID"/>
+        </w:rPr>
+        <w:t>Setiap divisi memiliki satu atau lebih bagian yang lebih kecil yang disebut "provinsi," seperti Galilea atau Samaria.</w:t>
+      </w:r>
+    </w:p>
+    <w:p>
+      <w:pPr>
+        <w:pStyle w:val="ListBullet"/>
+        <w:spacing w:line="240" w:lineRule="auto"/>
+        <w:ind w:left="720"/>
+      </w:pPr>
+      <w:r>
+        <w:rPr>
+          <w:lang w:val="id_ID" w:bidi="id_ID"/>
+        </w:rPr>
+      </w:r>
+      <w:r>
+        <w:rPr>
+          <w:lang w:val="id_ID" w:bidi="id_ID"/>
+        </w:rPr>
+        <w:t>"Herodes raja wilayah" disebutkan beberapa kali dalam Perjanjian Baru. Dia juga dikenal sebagai "Herodes Antipas."</w:t>
+      </w:r>
+    </w:p>
+    <w:p>
+      <w:pPr>
+        <w:pStyle w:val="ListBullet"/>
+        <w:spacing w:line="240" w:lineRule="auto"/>
+        <w:ind w:left="720"/>
+      </w:pPr>
+      <w:r>
+        <w:rPr>
+          <w:lang w:val="id_ID" w:bidi="id_ID"/>
+        </w:rPr>
+      </w:r>
+      <w:r>
+        <w:rPr>
+          <w:lang w:val="id_ID" w:bidi="id_ID"/>
+        </w:rPr>
+        <w:t>Istilah "raja wilayah" juga dapat diterjemahkan sebagai "Wali Negeri regional," "penguasa provinsi," "penguasa," atau "Wali Negeri."</w:t>
+      </w:r>
+    </w:p>
+    <w:p>
+      <w:pPr/>
+      <w:r>
+        <w:rPr>
+          <w:lang w:val="id_ID" w:bidi="id_ID"/>
+        </w:rPr>
+      </w:r>
+      <w:r>
+        <w:rPr>
+          <w:lang w:val="id_ID" w:bidi="id_ID"/>
+        </w:rPr>
+        <w:t xml:space="preserve">(Lihat juga: </w:t>
+      </w:r>
+      <w:r>
+        <w:rPr>
+          <w:lang w:val="id_ID" w:bidi="id_ID"/>
+        </w:rPr>
+        <w:t>gubernur</w:t>
+      </w:r>
+      <w:r>
+        <w:rPr>
+          <w:lang w:val="id_ID" w:bidi="id_ID"/>
+        </w:rPr>
+        <w:t xml:space="preserve">, </w:t>
+      </w:r>
+      <w:r>
+        <w:rPr>
+          <w:lang w:val="id_ID" w:bidi="id_ID"/>
+        </w:rPr>
+        <w:t>Herodes Antipas</w:t>
+      </w:r>
+      <w:r>
+        <w:rPr>
+          <w:lang w:val="id_ID" w:bidi="id_ID"/>
+        </w:rPr>
+        <w:t xml:space="preserve">, </w:t>
+      </w:r>
+      <w:r>
+        <w:rPr>
+          <w:lang w:val="id_ID" w:bidi="id_ID"/>
+        </w:rPr>
+        <w:t>provinsi</w:t>
+      </w:r>
+      <w:r>
+        <w:rPr>
+          <w:lang w:val="id_ID" w:bidi="id_ID"/>
+        </w:rPr>
+        <w:t xml:space="preserve">, </w:t>
+      </w:r>
+      <w:r>
+        <w:rPr>
+          <w:lang w:val="id_ID" w:bidi="id_ID"/>
+        </w:rPr>
+        <w:t>Roma</w:t>
+      </w:r>
+      <w:r>
+        <w:rPr>
+          <w:lang w:val="id_ID" w:bidi="id_ID"/>
+        </w:rPr>
+        <w:t xml:space="preserve">, </w:t>
+      </w:r>
+      <w:r>
+        <w:rPr>
+          <w:lang w:val="id_ID" w:bidi="id_ID"/>
+        </w:rPr>
+        <w:t>penguasa</w:t>
+      </w:r>
+      <w:r>
+        <w:rPr>
+          <w:lang w:val="id_ID" w:bidi="id_ID"/>
+        </w:rPr>
+        <w:t>)</w:t>
+      </w:r>
+    </w:p>
+    <w:p>
+      <w:pPr>
+        <w:pStyle w:val="Heading3"/>
+      </w:pPr>
+      <w:r>
+        <w:rPr>
+          <w:lang w:val="id_ID" w:bidi="id_ID"/>
+        </w:rPr>
+        <w:t>Referensi Alkitab:</w:t>
+      </w:r>
+    </w:p>
+    <w:p>
+      <w:pPr>
+        <w:pStyle w:val="ListBullet"/>
+        <w:spacing w:line="240" w:lineRule="auto"/>
+        <w:ind w:left="720"/>
+      </w:pPr>
+      <w:r>
+        <w:rPr>
+          <w:lang w:val="id_ID" w:bidi="id_ID"/>
+        </w:rPr>
+      </w:r>
+      <w:hyperlink r:id="rId64">
+        <w:r>
+          <w:rPr>
+            <w:lang w:val="id_ID" w:bidi="id_ID"/>
+          </w:rPr>
+          <w:rPr>
+            <w:color w:val="0000EE"/>
+            <w:u w:val="single"/>
+          </w:rPr>
+          <w:t>Lukas 3:1–2</w:t>
+        </w:r>
+      </w:hyperlink>
+    </w:p>
+    <w:p>
+      <w:pPr>
+        <w:pStyle w:val="ListBullet"/>
+        <w:spacing w:line="240" w:lineRule="auto"/>
+        <w:ind w:left="720"/>
+      </w:pPr>
+      <w:r>
+        <w:rPr>
+          <w:lang w:val="id_ID" w:bidi="id_ID"/>
+        </w:rPr>
+      </w:r>
+      <w:hyperlink r:id="rId65">
+        <w:r>
+          <w:rPr>
+            <w:lang w:val="id_ID" w:bidi="id_ID"/>
+          </w:rPr>
+          <w:rPr>
+            <w:color w:val="0000EE"/>
+            <w:u w:val="single"/>
+          </w:rPr>
+          <w:t>Lukas 9:7</w:t>
+        </w:r>
+      </w:hyperlink>
+    </w:p>
+    <w:p>
+      <w:pPr>
+        <w:pStyle w:val="ListBullet"/>
+        <w:spacing w:line="240" w:lineRule="auto"/>
+        <w:ind w:left="720"/>
+      </w:pPr>
+      <w:r>
+        <w:rPr>
+          <w:lang w:val="id_ID" w:bidi="id_ID"/>
+        </w:rPr>
+      </w:r>
+      <w:hyperlink r:id="rId66">
+        <w:r>
+          <w:rPr>
+            <w:lang w:val="id_ID" w:bidi="id_ID"/>
+          </w:rPr>
+          <w:rPr>
+            <w:color w:val="0000EE"/>
+            <w:u w:val="single"/>
+          </w:rPr>
+          <w:t>Matius 14:1–2</w:t>
+        </w:r>
+      </w:hyperlink>
+    </w:p>
+    <w:p>
+      <w:pPr>
+        <w:pStyle w:val="Heading3"/>
+      </w:pPr>
+      <w:r>
+        <w:rPr>
+          <w:lang w:val="id_ID" w:bidi="id_ID"/>
+        </w:rPr>
+        <w:t>Data Kata:</w:t>
+      </w:r>
+    </w:p>
+    <w:p>
+      <w:pPr>
+        <w:pStyle w:val="ListBullet"/>
+        <w:spacing w:line="240" w:lineRule="auto"/>
+        <w:ind w:left="720"/>
+      </w:pPr>
+      <w:r>
+        <w:rPr>
+          <w:lang w:val="id_ID" w:bidi="id_ID"/>
+        </w:rPr>
+      </w:r>
+      <w:r>
+        <w:rPr>
+          <w:lang w:val="id_ID" w:bidi="id_ID"/>
+        </w:rPr>
+        <w:t>Strong: G50750, G50760</w:t>
+      </w:r>
+      <w:r>
+        <w:rPr>
+          <w:lang w:val="id_ID" w:bidi="id_ID"/>
+        </w:rPr>
+      </w:r>
+      <w:r>
+        <w:rPr>
+          <w:lang w:val="id_ID" w:bidi="id_ID"/>
+        </w:rPr>
+      </w:r>
+    </w:p>
+    <w:p>
+      <w:pPr/>
+      <w:r>
+        <w:rPr>
+          <w:lang w:val="id_ID" w:bidi="id_ID"/>
+        </w:rPr>
+      </w:r>
+    </w:p>
+    <w:p>
+      <w:pPr>
+        <w:pStyle w:val="Heading2"/>
+      </w:pPr>
+      <w:r>
+        <w:rPr>
+          <w:lang w:val="id_ID" w:bidi="id_ID"/>
+        </w:rPr>
+        <w:t>Raksasa</w:t>
+      </w:r>
+      <w:r>
+        <w:rPr>
+          <w:lang w:val="id_ID" w:bidi="id_ID"/>
+        </w:rPr>
+      </w:r>
+    </w:p>
+    <w:p>
+      <w:pPr>
+        <w:pStyle w:val="Heading3"/>
+      </w:pPr>
+      <w:r>
+        <w:rPr>
+          <w:lang w:val="id_ID" w:bidi="id_ID"/>
+        </w:rPr>
+        <w:t>Pengertian:</w:t>
+      </w:r>
+    </w:p>
+    <w:p>
+      <w:pPr/>
+      <w:r>
+        <w:rPr>
+          <w:lang w:val="id_ID" w:bidi="id_ID"/>
+        </w:rPr>
+      </w:r>
+      <w:r>
+        <w:rPr>
+          <w:lang w:val="id_ID" w:bidi="id_ID"/>
+        </w:rPr>
+        <w:t>Kata "raksasa" biasanya merujuk pada seseorang yang sangat tinggi dan kuat.</w:t>
+      </w:r>
+    </w:p>
+    <w:p>
+      <w:pPr>
+        <w:pStyle w:val="ListBullet"/>
+        <w:spacing w:line="240" w:lineRule="auto"/>
+        <w:ind w:left="720"/>
+      </w:pPr>
+      <w:r>
+        <w:rPr>
+          <w:lang w:val="id_ID" w:bidi="id_ID"/>
+        </w:rPr>
+      </w:r>
+      <w:r>
+        <w:rPr>
+          <w:lang w:val="id_ID" w:bidi="id_ID"/>
+        </w:rPr>
+        <w:t>Goliat, seorang prajurit Filistin yang bertarung melawan Daud, disebut raksasa karena dia adalah manusia yang sangat tinggi, besar, dan kuat.</w:t>
+      </w:r>
+    </w:p>
+    <w:p>
+      <w:pPr>
+        <w:pStyle w:val="ListBullet"/>
+        <w:spacing w:line="240" w:lineRule="auto"/>
+        <w:ind w:left="720"/>
+      </w:pPr>
+      <w:r>
+        <w:rPr>
+          <w:lang w:val="id_ID" w:bidi="id_ID"/>
+        </w:rPr>
+      </w:r>
+      <w:r>
+        <w:rPr>
+          <w:lang w:val="id_ID" w:bidi="id_ID"/>
+        </w:rPr>
+        <w:t>Para mata-mata Israel yang menjelajahi tanah Kanaan melaporkan bahwa penduduk di sana tampak seperti raksasa.</w:t>
+      </w:r>
+    </w:p>
+    <w:p>
+      <w:pPr/>
+      <w:r>
+        <w:rPr>
+          <w:lang w:val="id_ID" w:bidi="id_ID"/>
+        </w:rPr>
+      </w:r>
+      <w:r>
+        <w:rPr>
+          <w:lang w:val="id_ID" w:bidi="id_ID"/>
+        </w:rPr>
+        <w:t xml:space="preserve">(Lihat juga: </w:t>
+      </w:r>
+      <w:r>
+        <w:rPr>
+          <w:lang w:val="id_ID" w:bidi="id_ID"/>
+        </w:rPr>
+        <w:t>Kanaan</w:t>
+      </w:r>
+      <w:r>
+        <w:rPr>
+          <w:lang w:val="id_ID" w:bidi="id_ID"/>
+        </w:rPr>
+        <w:t xml:space="preserve">, </w:t>
+      </w:r>
+      <w:r>
+        <w:rPr>
+          <w:lang w:val="id_ID" w:bidi="id_ID"/>
+        </w:rPr>
+        <w:t>Goliat</w:t>
+      </w:r>
+      <w:r>
+        <w:rPr>
+          <w:lang w:val="id_ID" w:bidi="id_ID"/>
+        </w:rPr>
+        <w:t xml:space="preserve">, </w:t>
+      </w:r>
+      <w:r>
+        <w:rPr>
+          <w:lang w:val="id_ID" w:bidi="id_ID"/>
+        </w:rPr>
+        <w:t>Filistin</w:t>
+      </w:r>
+      <w:r>
+        <w:rPr>
+          <w:lang w:val="id_ID" w:bidi="id_ID"/>
+        </w:rPr>
+        <w:t>)</w:t>
+      </w:r>
+    </w:p>
+    <w:p>
+      <w:pPr>
+        <w:pStyle w:val="Heading3"/>
+      </w:pPr>
+      <w:r>
+        <w:rPr>
+          <w:lang w:val="id_ID" w:bidi="id_ID"/>
+        </w:rPr>
+        <w:t>Referensi Alkitab:</w:t>
+      </w:r>
+    </w:p>
+    <w:p>
+      <w:pPr>
+        <w:pStyle w:val="ListBullet"/>
+        <w:spacing w:line="240" w:lineRule="auto"/>
+        <w:ind w:left="720"/>
+      </w:pPr>
+      <w:r>
+        <w:rPr>
+          <w:lang w:val="id_ID" w:bidi="id_ID"/>
+        </w:rPr>
+      </w:r>
+      <w:hyperlink r:id="rId67">
+        <w:r>
+          <w:rPr>
+            <w:lang w:val="id_ID" w:bidi="id_ID"/>
+          </w:rPr>
+          <w:rPr>
+            <w:color w:val="0000EE"/>
+            <w:u w:val="single"/>
+          </w:rPr>
+          <w:t>Kejadian 6:4</w:t>
+        </w:r>
+      </w:hyperlink>
+    </w:p>
+    <w:p>
+      <w:pPr>
+        <w:pStyle w:val="ListBullet"/>
+        <w:spacing w:line="240" w:lineRule="auto"/>
+        <w:ind w:left="720"/>
+      </w:pPr>
+      <w:r>
+        <w:rPr>
+          <w:lang w:val="id_ID" w:bidi="id_ID"/>
+        </w:rPr>
+      </w:r>
+      <w:hyperlink r:id="rId68">
+        <w:r>
+          <w:rPr>
+            <w:lang w:val="id_ID" w:bidi="id_ID"/>
+          </w:rPr>
+          <w:rPr>
+            <w:color w:val="0000EE"/>
+            <w:u w:val="single"/>
+          </w:rPr>
+          <w:t>Bilangan 13:32–33</w:t>
+        </w:r>
+      </w:hyperlink>
+    </w:p>
+    <w:p>
+      <w:pPr>
+        <w:pStyle w:val="Heading3"/>
+      </w:pPr>
+      <w:r>
+        <w:rPr>
+          <w:lang w:val="id_ID" w:bidi="id_ID"/>
+        </w:rPr>
+        <w:t>Data Kata:</w:t>
+      </w:r>
+    </w:p>
+    <w:p>
+      <w:pPr>
+        <w:pStyle w:val="ListBullet"/>
+        <w:spacing w:line="240" w:lineRule="auto"/>
+        <w:ind w:left="720"/>
+      </w:pPr>
+      <w:r>
+        <w:rPr>
+          <w:lang w:val="id_ID" w:bidi="id_ID"/>
+        </w:rPr>
+      </w:r>
+      <w:r>
+        <w:rPr>
+          <w:lang w:val="id_ID" w:bidi="id_ID"/>
+        </w:rPr>
+        <w:t>Strong: H1368, H5303, H7497</w:t>
+      </w:r>
+      <w:r>
+        <w:rPr>
+          <w:lang w:val="id_ID" w:bidi="id_ID"/>
+        </w:rPr>
+      </w:r>
+      <w:r>
+        <w:rPr>
+          <w:lang w:val="id_ID" w:bidi="id_ID"/>
+        </w:rPr>
+      </w:r>
+    </w:p>
+    <w:p>
+      <w:pPr/>
+      <w:r>
+        <w:rPr>
+          <w:lang w:val="id_ID" w:bidi="id_ID"/>
+        </w:rPr>
+      </w:r>
+    </w:p>
+    <w:p>
+      <w:pPr>
+        <w:pStyle w:val="Heading2"/>
+      </w:pPr>
+      <w:r>
+        <w:rPr>
+          <w:lang w:val="id_ID" w:bidi="id_ID"/>
+        </w:rPr>
         <w:t>Rama</w:t>
       </w:r>
       <w:r>
@@ -3947,7 +5347,7 @@
           <w:lang w:val="id_ID" w:bidi="id_ID"/>
         </w:rPr>
       </w:r>
-      <w:hyperlink r:id="rId55">
+      <w:hyperlink r:id="rId69">
         <w:r>
           <w:rPr>
             <w:lang w:val="id_ID" w:bidi="id_ID"/>
@@ -3971,7 +5371,7 @@
           <w:lang w:val="id_ID" w:bidi="id_ID"/>
         </w:rPr>
       </w:r>
-      <w:hyperlink r:id="rId56">
+      <w:hyperlink r:id="rId70">
         <w:r>
           <w:rPr>
             <w:lang w:val="id_ID" w:bidi="id_ID"/>
@@ -3995,7 +5395,7 @@
           <w:lang w:val="id_ID" w:bidi="id_ID"/>
         </w:rPr>
       </w:r>
-      <w:hyperlink r:id="rId57">
+      <w:hyperlink r:id="rId71">
         <w:r>
           <w:rPr>
             <w:lang w:val="id_ID" w:bidi="id_ID"/>
@@ -4019,7 +5419,7 @@
           <w:lang w:val="id_ID" w:bidi="id_ID"/>
         </w:rPr>
       </w:r>
-      <w:hyperlink r:id="rId58">
+      <w:hyperlink r:id="rId72">
         <w:r>
           <w:rPr>
             <w:lang w:val="id_ID" w:bidi="id_ID"/>
@@ -4043,7 +5443,7 @@
           <w:lang w:val="id_ID" w:bidi="id_ID"/>
         </w:rPr>
       </w:r>
-      <w:hyperlink r:id="rId59">
+      <w:hyperlink r:id="rId73">
         <w:r>
           <w:rPr>
             <w:lang w:val="id_ID" w:bidi="id_ID"/>
@@ -4111,6 +5511,359 @@
         <w:rPr>
           <w:lang w:val="id_ID" w:bidi="id_ID"/>
         </w:rPr>
+        <w:t>Ramalan</w:t>
+      </w:r>
+      <w:r>
+        <w:rPr>
+          <w:lang w:val="id_ID" w:bidi="id_ID"/>
+        </w:rPr>
+      </w:r>
+    </w:p>
+    <w:p>
+      <w:pPr>
+        <w:pStyle w:val="Heading3"/>
+      </w:pPr>
+      <w:r>
+        <w:rPr>
+          <w:lang w:val="id_ID" w:bidi="id_ID"/>
+        </w:rPr>
+        <w:t>Pengertian:</w:t>
+      </w:r>
+    </w:p>
+    <w:p>
+      <w:pPr/>
+      <w:r>
+        <w:rPr>
+          <w:lang w:val="id_ID" w:bidi="id_ID"/>
+        </w:rPr>
+      </w:r>
+      <w:r>
+        <w:rPr>
+          <w:lang w:val="id_ID" w:bidi="id_ID"/>
+        </w:rPr>
+        <w:t>Istilah "tenung" dan "ramalan" merujuk pada praktik berusaha mendapatkan informasi dari roh di dunia supranatural. Seseorang yang melakukan ini kadang-kadang disebut "peramal" atau "juru tenung."</w:t>
+      </w:r>
+    </w:p>
+    <w:p>
+      <w:pPr>
+        <w:pStyle w:val="ListBullet"/>
+        <w:spacing w:line="240" w:lineRule="auto"/>
+        <w:ind w:left="720"/>
+      </w:pPr>
+      <w:r>
+        <w:rPr>
+          <w:lang w:val="id_ID" w:bidi="id_ID"/>
+        </w:rPr>
+      </w:r>
+      <w:r>
+        <w:rPr>
+          <w:lang w:val="id_ID" w:bidi="id_ID"/>
+        </w:rPr>
+        <w:t>Di zaman Perjanjian Lama, Allah memerintahkan bangsa Israel untuk tidak melakukan tenung atau ramalan.</w:t>
+      </w:r>
+    </w:p>
+    <w:p>
+      <w:pPr>
+        <w:pStyle w:val="ListBullet"/>
+        <w:spacing w:line="240" w:lineRule="auto"/>
+        <w:ind w:left="720"/>
+      </w:pPr>
+      <w:r>
+        <w:rPr>
+          <w:lang w:val="id_ID" w:bidi="id_ID"/>
+        </w:rPr>
+      </w:r>
+      <w:r>
+        <w:rPr>
+          <w:lang w:val="id_ID" w:bidi="id_ID"/>
+        </w:rPr>
+        <w:t>Allah mengizinkan umat-Nya untuk mencari petunjuk dari-Nya menggunakan Urim dan Tumim, yang merupakan batu yang telah ditetapkan untuk digunakan oleh imam besar untuk tujuan tersebut. Namun, Allah tidak mengizinkan umat-Nya untuk mencari petunjuk melalui bantuan roh jahat.</w:t>
+      </w:r>
+    </w:p>
+    <w:p>
+      <w:pPr>
+        <w:pStyle w:val="ListBullet"/>
+        <w:spacing w:line="240" w:lineRule="auto"/>
+        <w:ind w:left="720"/>
+      </w:pPr>
+      <w:r>
+        <w:rPr>
+          <w:lang w:val="id_ID" w:bidi="id_ID"/>
+        </w:rPr>
+      </w:r>
+      <w:r>
+        <w:rPr>
+          <w:lang w:val="id_ID" w:bidi="id_ID"/>
+        </w:rPr>
+        <w:t>Petenung kafir menggunakan berbagai metode untuk berusaha mendapatkan petunjuk dari dunia roh. Kadang-kadang mereka memeriksa bagian dalam binatang yang mati atau melempar tulang binatang ke tanah, mencari pola yang mereka tafsirkan sebagai pesan dari dewa-dewa palsu mereka.</w:t>
+      </w:r>
+    </w:p>
+    <w:p>
+      <w:pPr>
+        <w:pStyle w:val="ListBullet"/>
+        <w:spacing w:line="240" w:lineRule="auto"/>
+        <w:ind w:left="720"/>
+      </w:pPr>
+      <w:r>
+        <w:rPr>
+          <w:lang w:val="id_ID" w:bidi="id_ID"/>
+        </w:rPr>
+      </w:r>
+      <w:r>
+        <w:rPr>
+          <w:lang w:val="id_ID" w:bidi="id_ID"/>
+        </w:rPr>
+        <w:t>Dalam Perjanjian Baru, Yesus dan para rasul juga menolak tenung, sihir, ilmu hitam, dan praktik magis. Semua praktik ini melibatkan penggunaan kekuatan roh jahat dan dikutuk oleh Allah.</w:t>
+      </w:r>
+    </w:p>
+    <w:p>
+      <w:pPr/>
+      <w:r>
+        <w:rPr>
+          <w:lang w:val="id_ID" w:bidi="id_ID"/>
+        </w:rPr>
+      </w:r>
+      <w:r>
+        <w:rPr>
+          <w:lang w:val="id_ID" w:bidi="id_ID"/>
+        </w:rPr>
+        <w:t xml:space="preserve">(Lihat juga: </w:t>
+      </w:r>
+      <w:r>
+        <w:rPr>
+          <w:lang w:val="id_ID" w:bidi="id_ID"/>
+        </w:rPr>
+        <w:t>rasul</w:t>
+      </w:r>
+      <w:r>
+        <w:rPr>
+          <w:lang w:val="id_ID" w:bidi="id_ID"/>
+        </w:rPr>
+        <w:t xml:space="preserve">, </w:t>
+      </w:r>
+      <w:r>
+        <w:rPr>
+          <w:lang w:val="id_ID" w:bidi="id_ID"/>
+        </w:rPr>
+        <w:t>ilah palsu</w:t>
+      </w:r>
+      <w:r>
+        <w:rPr>
+          <w:lang w:val="id_ID" w:bidi="id_ID"/>
+        </w:rPr>
+        <w:t xml:space="preserve">, </w:t>
+      </w:r>
+      <w:r>
+        <w:rPr>
+          <w:lang w:val="id_ID" w:bidi="id_ID"/>
+        </w:rPr>
+        <w:t>sihir</w:t>
+      </w:r>
+      <w:r>
+        <w:rPr>
+          <w:lang w:val="id_ID" w:bidi="id_ID"/>
+        </w:rPr>
+        <w:t xml:space="preserve">, </w:t>
+      </w:r>
+      <w:r>
+        <w:rPr>
+          <w:lang w:val="id_ID" w:bidi="id_ID"/>
+        </w:rPr>
+        <w:t>ilmu hitam</w:t>
+      </w:r>
+      <w:r>
+        <w:rPr>
+          <w:lang w:val="id_ID" w:bidi="id_ID"/>
+        </w:rPr>
+        <w:t>)</w:t>
+      </w:r>
+    </w:p>
+    <w:p>
+      <w:pPr>
+        <w:pStyle w:val="Heading3"/>
+      </w:pPr>
+      <w:r>
+        <w:rPr>
+          <w:lang w:val="id_ID" w:bidi="id_ID"/>
+        </w:rPr>
+        <w:t>Referensi Alkitab:</w:t>
+      </w:r>
+    </w:p>
+    <w:p>
+      <w:pPr>
+        <w:pStyle w:val="ListBullet"/>
+        <w:spacing w:line="240" w:lineRule="auto"/>
+        <w:ind w:left="720"/>
+      </w:pPr>
+      <w:r>
+        <w:rPr>
+          <w:lang w:val="id_ID" w:bidi="id_ID"/>
+        </w:rPr>
+      </w:r>
+      <w:hyperlink r:id="rId74">
+        <w:r>
+          <w:rPr>
+            <w:lang w:val="id_ID" w:bidi="id_ID"/>
+          </w:rPr>
+          <w:rPr>
+            <w:color w:val="0000EE"/>
+            <w:u w:val="single"/>
+          </w:rPr>
+          <w:t>1 Samuel 6:1–2</w:t>
+        </w:r>
+      </w:hyperlink>
+    </w:p>
+    <w:p>
+      <w:pPr>
+        <w:pStyle w:val="ListBullet"/>
+        <w:spacing w:line="240" w:lineRule="auto"/>
+        <w:ind w:left="720"/>
+      </w:pPr>
+      <w:r>
+        <w:rPr>
+          <w:lang w:val="id_ID" w:bidi="id_ID"/>
+        </w:rPr>
+      </w:r>
+      <w:hyperlink r:id="rId75">
+        <w:r>
+          <w:rPr>
+            <w:lang w:val="id_ID" w:bidi="id_ID"/>
+          </w:rPr>
+          <w:rPr>
+            <w:color w:val="0000EE"/>
+            <w:u w:val="single"/>
+          </w:rPr>
+          <w:t>Kisah Para Rasul 16:16</w:t>
+        </w:r>
+      </w:hyperlink>
+    </w:p>
+    <w:p>
+      <w:pPr>
+        <w:pStyle w:val="ListBullet"/>
+        <w:spacing w:line="240" w:lineRule="auto"/>
+        <w:ind w:left="720"/>
+      </w:pPr>
+      <w:r>
+        <w:rPr>
+          <w:lang w:val="id_ID" w:bidi="id_ID"/>
+        </w:rPr>
+      </w:r>
+      <w:hyperlink r:id="rId76">
+        <w:r>
+          <w:rPr>
+            <w:lang w:val="id_ID" w:bidi="id_ID"/>
+          </w:rPr>
+          <w:rPr>
+            <w:color w:val="0000EE"/>
+            <w:u w:val="single"/>
+          </w:rPr>
+          <w:t>Yehezkiel 12:24–25</w:t>
+        </w:r>
+      </w:hyperlink>
+    </w:p>
+    <w:p>
+      <w:pPr>
+        <w:pStyle w:val="ListBullet"/>
+        <w:spacing w:line="240" w:lineRule="auto"/>
+        <w:ind w:left="720"/>
+      </w:pPr>
+      <w:r>
+        <w:rPr>
+          <w:lang w:val="id_ID" w:bidi="id_ID"/>
+        </w:rPr>
+      </w:r>
+      <w:hyperlink r:id="rId77">
+        <w:r>
+          <w:rPr>
+            <w:lang w:val="id_ID" w:bidi="id_ID"/>
+          </w:rPr>
+          <w:rPr>
+            <w:color w:val="0000EE"/>
+            <w:u w:val="single"/>
+          </w:rPr>
+          <w:t>Kejadian 44:5</w:t>
+        </w:r>
+      </w:hyperlink>
+    </w:p>
+    <w:p>
+      <w:pPr>
+        <w:pStyle w:val="ListBullet"/>
+        <w:spacing w:line="240" w:lineRule="auto"/>
+        <w:ind w:left="720"/>
+      </w:pPr>
+      <w:r>
+        <w:rPr>
+          <w:lang w:val="id_ID" w:bidi="id_ID"/>
+        </w:rPr>
+      </w:r>
+      <w:hyperlink r:id="rId78">
+        <w:r>
+          <w:rPr>
+            <w:lang w:val="id_ID" w:bidi="id_ID"/>
+          </w:rPr>
+          <w:rPr>
+            <w:color w:val="0000EE"/>
+            <w:u w:val="single"/>
+          </w:rPr>
+          <w:t>Yeremia 27:9–11</w:t>
+        </w:r>
+      </w:hyperlink>
+    </w:p>
+    <w:p>
+      <w:pPr>
+        <w:pStyle w:val="Heading3"/>
+      </w:pPr>
+      <w:r>
+        <w:rPr>
+          <w:lang w:val="id_ID" w:bidi="id_ID"/>
+        </w:rPr>
+        <w:t>Data Kata:</w:t>
+      </w:r>
+    </w:p>
+    <w:p>
+      <w:pPr>
+        <w:pStyle w:val="ListBullet"/>
+        <w:spacing w:line="240" w:lineRule="auto"/>
+        <w:ind w:left="720"/>
+      </w:pPr>
+      <w:r>
+        <w:rPr>
+          <w:lang w:val="id_ID" w:bidi="id_ID"/>
+        </w:rPr>
+      </w:r>
+      <w:r>
+        <w:rPr>
+          <w:lang w:val="id_ID" w:bidi="id_ID"/>
+        </w:rPr>
+        <w:t>Strong: H1870, H4738, H5172, H6049, H7080, H7081, G44360</w:t>
+      </w:r>
+      <w:r>
+        <w:rPr>
+          <w:lang w:val="id_ID" w:bidi="id_ID"/>
+        </w:rPr>
+      </w:r>
+      <w:r>
+        <w:rPr>
+          <w:lang w:val="id_ID" w:bidi="id_ID"/>
+        </w:rPr>
+      </w:r>
+    </w:p>
+    <w:p>
+      <w:pPr/>
+      <w:r>
+        <w:rPr>
+          <w:lang w:val="id_ID" w:bidi="id_ID"/>
+        </w:rPr>
+      </w:r>
+    </w:p>
+    <w:p>
+      <w:pPr>
+        <w:pStyle w:val="Heading2"/>
+      </w:pPr>
+      <w:r>
+        <w:rPr>
+          <w:lang w:val="id_ID" w:bidi="id_ID"/>
+        </w:rPr>
         <w:t>Ramot</w:t>
       </w:r>
       <w:r>
@@ -4410,7 +6163,7 @@
           <w:lang w:val="id_ID" w:bidi="id_ID"/>
         </w:rPr>
       </w:r>
-      <w:hyperlink r:id="rId60">
+      <w:hyperlink r:id="rId79">
         <w:r>
           <w:rPr>
             <w:lang w:val="id_ID" w:bidi="id_ID"/>
@@ -4434,7 +6187,7 @@
           <w:lang w:val="id_ID" w:bidi="id_ID"/>
         </w:rPr>
       </w:r>
-      <w:hyperlink r:id="rId56">
+      <w:hyperlink r:id="rId70">
         <w:r>
           <w:rPr>
             <w:lang w:val="id_ID" w:bidi="id_ID"/>
@@ -4458,7 +6211,7 @@
           <w:lang w:val="id_ID" w:bidi="id_ID"/>
         </w:rPr>
       </w:r>
-      <w:hyperlink r:id="rId43">
+      <w:hyperlink r:id="rId53">
         <w:r>
           <w:rPr>
             <w:lang w:val="id_ID" w:bidi="id_ID"/>
@@ -4774,7 +6527,7 @@
           <w:lang w:val="id_ID" w:bidi="id_ID"/>
         </w:rPr>
       </w:r>
-      <w:hyperlink r:id="rId61">
+      <w:hyperlink r:id="rId80">
         <w:r>
           <w:rPr>
             <w:lang w:val="id_ID" w:bidi="id_ID"/>
@@ -4798,7 +6551,7 @@
           <w:lang w:val="id_ID" w:bidi="id_ID"/>
         </w:rPr>
       </w:r>
-      <w:hyperlink r:id="rId62">
+      <w:hyperlink r:id="rId81">
         <w:r>
           <w:rPr>
             <w:lang w:val="id_ID" w:bidi="id_ID"/>
@@ -5305,7 +7058,7 @@
           <w:lang w:val="id_ID" w:bidi="id_ID"/>
         </w:rPr>
       </w:r>
-      <w:hyperlink r:id="rId60">
+      <w:hyperlink r:id="rId79">
         <w:r>
           <w:rPr>
             <w:lang w:val="id_ID" w:bidi="id_ID"/>
@@ -5329,7 +7082,7 @@
           <w:lang w:val="id_ID" w:bidi="id_ID"/>
         </w:rPr>
       </w:r>
-      <w:hyperlink r:id="rId60">
+      <w:hyperlink r:id="rId79">
         <w:r>
           <w:rPr>
             <w:lang w:val="id_ID" w:bidi="id_ID"/>
@@ -5353,7 +7106,7 @@
           <w:lang w:val="id_ID" w:bidi="id_ID"/>
         </w:rPr>
       </w:r>
-      <w:hyperlink r:id="rId43">
+      <w:hyperlink r:id="rId53">
         <w:r>
           <w:rPr>
             <w:lang w:val="id_ID" w:bidi="id_ID"/>
@@ -5377,7 +7130,7 @@
           <w:lang w:val="id_ID" w:bidi="id_ID"/>
         </w:rPr>
       </w:r>
-      <w:hyperlink r:id="rId44">
+      <w:hyperlink r:id="rId54">
         <w:r>
           <w:rPr>
             <w:lang w:val="id_ID" w:bidi="id_ID"/>
@@ -5401,7 +7154,7 @@
           <w:lang w:val="id_ID" w:bidi="id_ID"/>
         </w:rPr>
       </w:r>
-      <w:hyperlink r:id="rId63">
+      <w:hyperlink r:id="rId82">
         <w:r>
           <w:rPr>
             <w:lang w:val="id_ID" w:bidi="id_ID"/>
@@ -5425,7 +7178,7 @@
           <w:lang w:val="id_ID" w:bidi="id_ID"/>
         </w:rPr>
       </w:r>
-      <w:hyperlink r:id="rId64">
+      <w:hyperlink r:id="rId83">
         <w:r>
           <w:rPr>
             <w:lang w:val="id_ID" w:bidi="id_ID"/>
@@ -5449,7 +7202,7 @@
           <w:lang w:val="id_ID" w:bidi="id_ID"/>
         </w:rPr>
       </w:r>
-      <w:hyperlink r:id="rId65">
+      <w:hyperlink r:id="rId84">
         <w:r>
           <w:rPr>
             <w:lang w:val="id_ID" w:bidi="id_ID"/>
@@ -5517,6 +7270,329 @@
         <w:rPr>
           <w:lang w:val="id_ID" w:bidi="id_ID"/>
         </w:rPr>
+        <w:t>Rebut</w:t>
+      </w:r>
+      <w:r>
+        <w:rPr>
+          <w:lang w:val="id_ID" w:bidi="id_ID"/>
+        </w:rPr>
+      </w:r>
+    </w:p>
+    <w:p>
+      <w:pPr>
+        <w:pStyle w:val="Heading3"/>
+      </w:pPr>
+      <w:r>
+        <w:rPr>
+          <w:lang w:val="id_ID" w:bidi="id_ID"/>
+        </w:rPr>
+        <w:t>Pengertian:</w:t>
+      </w:r>
+    </w:p>
+    <w:p>
+      <w:pPr/>
+      <w:r>
+        <w:rPr>
+          <w:lang w:val="id_ID" w:bidi="id_ID"/>
+        </w:rPr>
+      </w:r>
+      <w:r>
+        <w:rPr>
+          <w:lang w:val="id_ID" w:bidi="id_ID"/>
+        </w:rPr>
+        <w:t>Istilah "merebut" berarti mengambil atau menangkap seseorang atau sesuatu dengan paksa. Ini juga bisa berarti menguasai dan mengendalikan seseorang.</w:t>
+      </w:r>
+    </w:p>
+    <w:p>
+      <w:pPr>
+        <w:pStyle w:val="ListBullet"/>
+        <w:spacing w:line="240" w:lineRule="auto"/>
+        <w:ind w:left="720"/>
+      </w:pPr>
+      <w:r>
+        <w:rPr>
+          <w:lang w:val="id_ID" w:bidi="id_ID"/>
+        </w:rPr>
+      </w:r>
+      <w:r>
+        <w:rPr>
+          <w:lang w:val="id_ID" w:bidi="id_ID"/>
+        </w:rPr>
+        <w:t>Ketika sebuah kota direbut dengan kekuatan militer, para prajurit akan merampas harta berharga dari orang-orang yang telah mereka kalahkan.</w:t>
+      </w:r>
+    </w:p>
+    <w:p>
+      <w:pPr>
+        <w:pStyle w:val="ListBullet"/>
+        <w:spacing w:line="240" w:lineRule="auto"/>
+        <w:ind w:left="720"/>
+      </w:pPr>
+      <w:r>
+        <w:rPr>
+          <w:lang w:val="id_ID" w:bidi="id_ID"/>
+        </w:rPr>
+      </w:r>
+      <w:r>
+        <w:rPr>
+          <w:lang w:val="id_ID" w:bidi="id_ID"/>
+        </w:rPr>
+        <w:t>Ketika digunakan secara kiasan, seseorang dapat digambarkan sebagai "ditangkap oleh ketakutan." Ini berarti orang tersebut tiba-tiba merasa sangat takut. Jika seseorang "ditangkap oleh ketakutan," dapat juga dikatakan bahwa orang tersebut "tiba-tiba menjadi sangat takut."</w:t>
+      </w:r>
+    </w:p>
+    <w:p>
+      <w:pPr>
+        <w:pStyle w:val="ListBullet"/>
+        <w:spacing w:line="240" w:lineRule="auto"/>
+        <w:ind w:left="720"/>
+      </w:pPr>
+      <w:r>
+        <w:rPr>
+          <w:lang w:val="id_ID" w:bidi="id_ID"/>
+        </w:rPr>
+      </w:r>
+      <w:r>
+        <w:rPr>
+          <w:lang w:val="id_ID" w:bidi="id_ID"/>
+        </w:rPr>
+        <w:t>Dalam konteks nyeri persalinan yang "menangkap" seorang perempuan, artinya nyeri tersebut datang secara tiba-tiba dan sangat kuat. Ini dapat diartikan bahwa nyeri tersebut "mencengkeram", "menguasai", atau "tiba-tiba datang pada" perempuan tersebut.</w:t>
+      </w:r>
+    </w:p>
+    <w:p>
+      <w:pPr>
+        <w:pStyle w:val="ListBullet"/>
+        <w:spacing w:line="240" w:lineRule="auto"/>
+        <w:ind w:left="720"/>
+      </w:pPr>
+      <w:r>
+        <w:rPr>
+          <w:lang w:val="id_ID" w:bidi="id_ID"/>
+        </w:rPr>
+      </w:r>
+      <w:r>
+        <w:rPr>
+          <w:lang w:val="id_ID" w:bidi="id_ID"/>
+        </w:rPr>
+        <w:t>Istilah ini juga dapat diterjemahkan sebagai "mengambil kendali," "tiba-tiba mengambil," atau "merebut."</w:t>
+      </w:r>
+    </w:p>
+    <w:p>
+      <w:pPr>
+        <w:pStyle w:val="ListBullet"/>
+        <w:spacing w:line="240" w:lineRule="auto"/>
+        <w:ind w:left="720"/>
+      </w:pPr>
+      <w:r>
+        <w:rPr>
+          <w:lang w:val="id_ID" w:bidi="id_ID"/>
+        </w:rPr>
+      </w:r>
+      <w:r>
+        <w:rPr>
+          <w:lang w:val="id_ID" w:bidi="id_ID"/>
+        </w:rPr>
+        <w:t>Ungkapan "merebut dan tidur dengannya" dapat diterjemahkan sebagai "memaksakan diri padanya," "melanggar kehormatannya," atau "memperkosa dia." Pastikan terjemahan konsep ini dapat diterima.</w:t>
+      </w:r>
+    </w:p>
+    <w:p>
+      <w:pPr/>
+      <w:r>
+        <w:rPr>
+          <w:lang w:val="id_ID" w:bidi="id_ID"/>
+        </w:rPr>
+      </w:r>
+      <w:r>
+        <w:rPr>
+          <w:lang w:val="id_ID" w:bidi="id_ID"/>
+        </w:rPr>
+        <w:t>(Lihat: eufemisme)</w:t>
+      </w:r>
+    </w:p>
+    <w:p>
+      <w:pPr>
+        <w:pStyle w:val="Heading3"/>
+      </w:pPr>
+      <w:r>
+        <w:rPr>
+          <w:lang w:val="id_ID" w:bidi="id_ID"/>
+        </w:rPr>
+        <w:t>Referensi Alkitab:</w:t>
+      </w:r>
+    </w:p>
+    <w:p>
+      <w:pPr>
+        <w:pStyle w:val="ListBullet"/>
+        <w:spacing w:line="240" w:lineRule="auto"/>
+        <w:ind w:left="720"/>
+      </w:pPr>
+      <w:r>
+        <w:rPr>
+          <w:lang w:val="id_ID" w:bidi="id_ID"/>
+        </w:rPr>
+      </w:r>
+      <w:hyperlink r:id="rId85">
+        <w:r>
+          <w:rPr>
+            <w:lang w:val="id_ID" w:bidi="id_ID"/>
+          </w:rPr>
+          <w:rPr>
+            <w:color w:val="0000EE"/>
+            <w:u w:val="single"/>
+          </w:rPr>
+          <w:t>Kisah Para Rasul 16:19–21</w:t>
+        </w:r>
+      </w:hyperlink>
+    </w:p>
+    <w:p>
+      <w:pPr>
+        <w:pStyle w:val="ListBullet"/>
+        <w:spacing w:line="240" w:lineRule="auto"/>
+        <w:ind w:left="720"/>
+      </w:pPr>
+      <w:r>
+        <w:rPr>
+          <w:lang w:val="id_ID" w:bidi="id_ID"/>
+        </w:rPr>
+      </w:r>
+      <w:hyperlink r:id="rId86">
+        <w:r>
+          <w:rPr>
+            <w:lang w:val="id_ID" w:bidi="id_ID"/>
+          </w:rPr>
+          <w:rPr>
+            <w:color w:val="0000EE"/>
+            <w:u w:val="single"/>
+          </w:rPr>
+          <w:t>Keluaran 15:14</w:t>
+        </w:r>
+      </w:hyperlink>
+    </w:p>
+    <w:p>
+      <w:pPr>
+        <w:pStyle w:val="ListBullet"/>
+        <w:spacing w:line="240" w:lineRule="auto"/>
+        <w:ind w:left="720"/>
+      </w:pPr>
+      <w:r>
+        <w:rPr>
+          <w:lang w:val="id_ID" w:bidi="id_ID"/>
+        </w:rPr>
+      </w:r>
+      <w:hyperlink r:id="rId87">
+        <w:r>
+          <w:rPr>
+            <w:lang w:val="id_ID" w:bidi="id_ID"/>
+          </w:rPr>
+          <w:rPr>
+            <w:color w:val="0000EE"/>
+            <w:u w:val="single"/>
+          </w:rPr>
+          <w:t>Yohanes 10:37–39</w:t>
+        </w:r>
+      </w:hyperlink>
+    </w:p>
+    <w:p>
+      <w:pPr>
+        <w:pStyle w:val="ListBullet"/>
+        <w:spacing w:line="240" w:lineRule="auto"/>
+        <w:ind w:left="720"/>
+      </w:pPr>
+      <w:r>
+        <w:rPr>
+          <w:lang w:val="id_ID" w:bidi="id_ID"/>
+        </w:rPr>
+      </w:r>
+      <w:hyperlink r:id="rId88">
+        <w:r>
+          <w:rPr>
+            <w:lang w:val="id_ID" w:bidi="id_ID"/>
+          </w:rPr>
+          <w:rPr>
+            <w:color w:val="0000EE"/>
+            <w:u w:val="single"/>
+          </w:rPr>
+          <w:t>Lukas 8:29</w:t>
+        </w:r>
+      </w:hyperlink>
+    </w:p>
+    <w:p>
+      <w:pPr>
+        <w:pStyle w:val="ListBullet"/>
+        <w:spacing w:line="240" w:lineRule="auto"/>
+        <w:ind w:left="720"/>
+      </w:pPr>
+      <w:r>
+        <w:rPr>
+          <w:lang w:val="id_ID" w:bidi="id_ID"/>
+        </w:rPr>
+      </w:r>
+      <w:hyperlink r:id="rId89">
+        <w:r>
+          <w:rPr>
+            <w:lang w:val="id_ID" w:bidi="id_ID"/>
+          </w:rPr>
+          <w:rPr>
+            <w:color w:val="0000EE"/>
+            <w:u w:val="single"/>
+          </w:rPr>
+          <w:t>Matius 26:48</w:t>
+        </w:r>
+      </w:hyperlink>
+    </w:p>
+    <w:p>
+      <w:pPr>
+        <w:pStyle w:val="Heading3"/>
+      </w:pPr>
+      <w:r>
+        <w:rPr>
+          <w:lang w:val="id_ID" w:bidi="id_ID"/>
+        </w:rPr>
+        <w:t>Data Kata:</w:t>
+      </w:r>
+    </w:p>
+    <w:p>
+      <w:pPr>
+        <w:pStyle w:val="ListBullet"/>
+        <w:spacing w:line="240" w:lineRule="auto"/>
+        <w:ind w:left="720"/>
+      </w:pPr>
+      <w:r>
+        <w:rPr>
+          <w:lang w:val="id_ID" w:bidi="id_ID"/>
+        </w:rPr>
+      </w:r>
+      <w:r>
+        <w:rPr>
+          <w:lang w:val="id_ID" w:bidi="id_ID"/>
+        </w:rPr>
+        <w:t>Strong: H0270, H1497, H2388, H3027, H3920, H3947, H4672, H5377, H5860, H6031, H7760, H8610, G07240, G19490, G26380, G29020, G29830, G48150, G48840</w:t>
+      </w:r>
+      <w:r>
+        <w:rPr>
+          <w:lang w:val="id_ID" w:bidi="id_ID"/>
+        </w:rPr>
+      </w:r>
+      <w:r>
+        <w:rPr>
+          <w:lang w:val="id_ID" w:bidi="id_ID"/>
+        </w:rPr>
+      </w:r>
+    </w:p>
+    <w:p>
+      <w:pPr/>
+      <w:r>
+        <w:rPr>
+          <w:lang w:val="id_ID" w:bidi="id_ID"/>
+        </w:rPr>
+      </w:r>
+    </w:p>
+    <w:p>
+      <w:pPr>
+        <w:pStyle w:val="Heading2"/>
+      </w:pPr>
+      <w:r>
+        <w:rPr>
+          <w:lang w:val="id_ID" w:bidi="id_ID"/>
+        </w:rPr>
         <w:t>Rehabeam</w:t>
       </w:r>
       <w:r>
@@ -5714,7 +7790,7 @@
           <w:lang w:val="id_ID" w:bidi="id_ID"/>
         </w:rPr>
       </w:r>
-      <w:hyperlink r:id="rId60">
+      <w:hyperlink r:id="rId79">
         <w:r>
           <w:rPr>
             <w:lang w:val="id_ID" w:bidi="id_ID"/>
@@ -5738,7 +7814,7 @@
           <w:lang w:val="id_ID" w:bidi="id_ID"/>
         </w:rPr>
       </w:r>
-      <w:hyperlink r:id="rId60">
+      <w:hyperlink r:id="rId79">
         <w:r>
           <w:rPr>
             <w:lang w:val="id_ID" w:bidi="id_ID"/>
@@ -5762,7 +7838,7 @@
           <w:lang w:val="id_ID" w:bidi="id_ID"/>
         </w:rPr>
       </w:r>
-      <w:hyperlink r:id="rId66">
+      <w:hyperlink r:id="rId90">
         <w:r>
           <w:rPr>
             <w:lang w:val="id_ID" w:bidi="id_ID"/>
@@ -5968,6 +8044,329 @@
         <w:rPr>
           <w:lang w:val="id_ID" w:bidi="id_ID"/>
         </w:rPr>
+        <w:t>Rendah</w:t>
+      </w:r>
+      <w:r>
+        <w:rPr>
+          <w:lang w:val="id_ID" w:bidi="id_ID"/>
+        </w:rPr>
+      </w:r>
+    </w:p>
+    <w:p>
+      <w:pPr>
+        <w:pStyle w:val="Heading3"/>
+      </w:pPr>
+      <w:r>
+        <w:rPr>
+          <w:lang w:val="id_ID" w:bidi="id_ID"/>
+        </w:rPr>
+        <w:t>Pengertian:</w:t>
+      </w:r>
+    </w:p>
+    <w:p>
+      <w:pPr/>
+      <w:r>
+        <w:rPr>
+          <w:lang w:val="id_ID" w:bidi="id_ID"/>
+        </w:rPr>
+      </w:r>
+      <w:r>
+        <w:rPr>
+          <w:lang w:val="id_ID" w:bidi="id_ID"/>
+        </w:rPr>
+        <w:t>Istilah "rendah" dan "kerendahan" merujuk pada kondisi kemiskinan atau memiliki status yang rendah. Menjadi rendah juga dapat berarti bersikap rendah hati.</w:t>
+      </w:r>
+    </w:p>
+    <w:p>
+      <w:pPr>
+        <w:pStyle w:val="ListBullet"/>
+        <w:spacing w:line="240" w:lineRule="auto"/>
+        <w:ind w:left="720"/>
+      </w:pPr>
+      <w:r>
+        <w:rPr>
+          <w:lang w:val="id_ID" w:bidi="id_ID"/>
+        </w:rPr>
+      </w:r>
+      <w:r>
+        <w:rPr>
+          <w:lang w:val="id_ID" w:bidi="id_ID"/>
+        </w:rPr>
+        <w:t>Yesus merendahkan diri-Nya menjadi manusia dan melayani orang lain.</w:t>
+      </w:r>
+    </w:p>
+    <w:p>
+      <w:pPr>
+        <w:pStyle w:val="ListBullet"/>
+        <w:spacing w:line="240" w:lineRule="auto"/>
+        <w:ind w:left="720"/>
+      </w:pPr>
+      <w:r>
+        <w:rPr>
+          <w:lang w:val="id_ID" w:bidi="id_ID"/>
+        </w:rPr>
+      </w:r>
+      <w:r>
+        <w:rPr>
+          <w:lang w:val="id_ID" w:bidi="id_ID"/>
+        </w:rPr>
+        <w:t>Kelahiran-Nya sederhana (rendah) karena Dia lahir di kandang hewan, bukan di istana.</w:t>
+      </w:r>
+    </w:p>
+    <w:p>
+      <w:pPr>
+        <w:pStyle w:val="ListBullet"/>
+        <w:spacing w:line="240" w:lineRule="auto"/>
+        <w:ind w:left="720"/>
+      </w:pPr>
+      <w:r>
+        <w:rPr>
+          <w:lang w:val="id_ID" w:bidi="id_ID"/>
+        </w:rPr>
+      </w:r>
+      <w:r>
+        <w:rPr>
+          <w:lang w:val="id_ID" w:bidi="id_ID"/>
+        </w:rPr>
+        <w:t>Memiliki sikap rendah hati berarti tidak sombong.</w:t>
+      </w:r>
+    </w:p>
+    <w:p>
+      <w:pPr>
+        <w:pStyle w:val="ListBullet"/>
+        <w:spacing w:line="240" w:lineRule="auto"/>
+        <w:ind w:left="720"/>
+      </w:pPr>
+      <w:r>
+        <w:rPr>
+          <w:lang w:val="id_ID" w:bidi="id_ID"/>
+        </w:rPr>
+      </w:r>
+      <w:r>
+        <w:rPr>
+          <w:lang w:val="id_ID" w:bidi="id_ID"/>
+        </w:rPr>
+        <w:t>Cara menerjemahkan "rendah" dapat mencakup "rendah hati," "berstatus rendah," atau "tidak penting."</w:t>
+      </w:r>
+    </w:p>
+    <w:p>
+      <w:pPr>
+        <w:pStyle w:val="ListBullet"/>
+        <w:spacing w:line="240" w:lineRule="auto"/>
+        <w:ind w:left="720"/>
+      </w:pPr>
+      <w:r>
+        <w:rPr>
+          <w:lang w:val="id_ID" w:bidi="id_ID"/>
+        </w:rPr>
+      </w:r>
+      <w:r>
+        <w:rPr>
+          <w:lang w:val="id_ID" w:bidi="id_ID"/>
+        </w:rPr>
+        <w:t>Kata "kerendahan" juga dapat diterjemahkan sebagai "rendah hati" atau "tidak terlalu penting."</w:t>
+      </w:r>
+    </w:p>
+    <w:p>
+      <w:pPr/>
+      <w:r>
+        <w:rPr>
+          <w:lang w:val="id_ID" w:bidi="id_ID"/>
+        </w:rPr>
+      </w:r>
+      <w:r>
+        <w:rPr>
+          <w:lang w:val="id_ID" w:bidi="id_ID"/>
+        </w:rPr>
+        <w:t xml:space="preserve">(Lihat juga: </w:t>
+      </w:r>
+      <w:r>
+        <w:rPr>
+          <w:lang w:val="id_ID" w:bidi="id_ID"/>
+        </w:rPr>
+        <w:t>rendah hati</w:t>
+      </w:r>
+      <w:r>
+        <w:rPr>
+          <w:lang w:val="id_ID" w:bidi="id_ID"/>
+        </w:rPr>
+        <w:t xml:space="preserve">, </w:t>
+      </w:r>
+      <w:r>
+        <w:rPr>
+          <w:lang w:val="id_ID" w:bidi="id_ID"/>
+        </w:rPr>
+        <w:t>sombong</w:t>
+      </w:r>
+      <w:r>
+        <w:rPr>
+          <w:lang w:val="id_ID" w:bidi="id_ID"/>
+        </w:rPr>
+        <w:t>)</w:t>
+      </w:r>
+    </w:p>
+    <w:p>
+      <w:pPr>
+        <w:pStyle w:val="Heading3"/>
+      </w:pPr>
+      <w:r>
+        <w:rPr>
+          <w:lang w:val="id_ID" w:bidi="id_ID"/>
+        </w:rPr>
+        <w:t>Referensi Alkitab:</w:t>
+      </w:r>
+    </w:p>
+    <w:p>
+      <w:pPr>
+        <w:pStyle w:val="ListBullet"/>
+        <w:spacing w:line="240" w:lineRule="auto"/>
+        <w:ind w:left="720"/>
+      </w:pPr>
+      <w:r>
+        <w:rPr>
+          <w:lang w:val="id_ID" w:bidi="id_ID"/>
+        </w:rPr>
+      </w:r>
+      <w:hyperlink r:id="rId91">
+        <w:r>
+          <w:rPr>
+            <w:lang w:val="id_ID" w:bidi="id_ID"/>
+          </w:rPr>
+          <w:rPr>
+            <w:color w:val="0000EE"/>
+            <w:u w:val="single"/>
+          </w:rPr>
+          <w:t>Kisah Para Rasul 20:19</w:t>
+        </w:r>
+      </w:hyperlink>
+    </w:p>
+    <w:p>
+      <w:pPr>
+        <w:pStyle w:val="ListBullet"/>
+        <w:spacing w:line="240" w:lineRule="auto"/>
+        <w:ind w:left="720"/>
+      </w:pPr>
+      <w:r>
+        <w:rPr>
+          <w:lang w:val="id_ID" w:bidi="id_ID"/>
+        </w:rPr>
+      </w:r>
+      <w:hyperlink r:id="rId92">
+        <w:r>
+          <w:rPr>
+            <w:lang w:val="id_ID" w:bidi="id_ID"/>
+          </w:rPr>
+          <w:rPr>
+            <w:color w:val="0000EE"/>
+            <w:u w:val="single"/>
+          </w:rPr>
+          <w:t>Yehezkiel 17:14</w:t>
+        </w:r>
+      </w:hyperlink>
+    </w:p>
+    <w:p>
+      <w:pPr>
+        <w:pStyle w:val="ListBullet"/>
+        <w:spacing w:line="240" w:lineRule="auto"/>
+        <w:ind w:left="720"/>
+      </w:pPr>
+      <w:r>
+        <w:rPr>
+          <w:lang w:val="id_ID" w:bidi="id_ID"/>
+        </w:rPr>
+      </w:r>
+      <w:hyperlink r:id="rId93">
+        <w:r>
+          <w:rPr>
+            <w:lang w:val="id_ID" w:bidi="id_ID"/>
+          </w:rPr>
+          <w:rPr>
+            <w:color w:val="0000EE"/>
+            <w:u w:val="single"/>
+          </w:rPr>
+          <w:t>Lukas 1:48–49</w:t>
+        </w:r>
+      </w:hyperlink>
+    </w:p>
+    <w:p>
+      <w:pPr>
+        <w:pStyle w:val="ListBullet"/>
+        <w:spacing w:line="240" w:lineRule="auto"/>
+        <w:ind w:left="720"/>
+      </w:pPr>
+      <w:r>
+        <w:rPr>
+          <w:lang w:val="id_ID" w:bidi="id_ID"/>
+        </w:rPr>
+      </w:r>
+      <w:hyperlink r:id="rId94">
+        <w:r>
+          <w:rPr>
+            <w:lang w:val="id_ID" w:bidi="id_ID"/>
+          </w:rPr>
+          <w:rPr>
+            <w:color w:val="0000EE"/>
+            <w:u w:val="single"/>
+          </w:rPr>
+          <w:t>Roma 12:16</w:t>
+        </w:r>
+      </w:hyperlink>
+    </w:p>
+    <w:p>
+      <w:pPr>
+        <w:pStyle w:val="Heading3"/>
+      </w:pPr>
+      <w:r>
+        <w:rPr>
+          <w:lang w:val="id_ID" w:bidi="id_ID"/>
+        </w:rPr>
+        <w:t>Data Kata:</w:t>
+      </w:r>
+    </w:p>
+    <w:p>
+      <w:pPr>
+        <w:pStyle w:val="ListBullet"/>
+        <w:spacing w:line="240" w:lineRule="auto"/>
+        <w:ind w:left="720"/>
+      </w:pPr>
+      <w:r>
+        <w:rPr>
+          <w:lang w:val="id_ID" w:bidi="id_ID"/>
+        </w:rPr>
+      </w:r>
+      <w:r>
+        <w:rPr>
+          <w:lang w:val="id_ID" w:bidi="id_ID"/>
+        </w:rPr>
+        <w:t>Strong: H6041, H6819, H8217, G50110, G50120, G50140</w:t>
+      </w:r>
+      <w:r>
+        <w:rPr>
+          <w:lang w:val="id_ID" w:bidi="id_ID"/>
+        </w:rPr>
+      </w:r>
+      <w:r>
+        <w:rPr>
+          <w:lang w:val="id_ID" w:bidi="id_ID"/>
+        </w:rPr>
+      </w:r>
+    </w:p>
+    <w:p>
+      <w:pPr/>
+      <w:r>
+        <w:rPr>
+          <w:lang w:val="id_ID" w:bidi="id_ID"/>
+        </w:rPr>
+      </w:r>
+    </w:p>
+    <w:p>
+      <w:pPr>
+        <w:pStyle w:val="Heading2"/>
+      </w:pPr>
+      <w:r>
+        <w:rPr>
+          <w:lang w:val="id_ID" w:bidi="id_ID"/>
+        </w:rPr>
         <w:t>Rendah hati</w:t>
       </w:r>
       <w:r>
@@ -6157,7 +8556,7 @@
           <w:lang w:val="id_ID" w:bidi="id_ID"/>
         </w:rPr>
       </w:r>
-      <w:hyperlink r:id="rId67">
+      <w:hyperlink r:id="rId95">
         <w:r>
           <w:rPr>
             <w:lang w:val="id_ID" w:bidi="id_ID"/>
@@ -6181,7 +8580,7 @@
           <w:lang w:val="id_ID" w:bidi="id_ID"/>
         </w:rPr>
       </w:r>
-      <w:hyperlink r:id="rId68">
+      <w:hyperlink r:id="rId96">
         <w:r>
           <w:rPr>
             <w:lang w:val="id_ID" w:bidi="id_ID"/>
@@ -6205,7 +8604,7 @@
           <w:lang w:val="id_ID" w:bidi="id_ID"/>
         </w:rPr>
       </w:r>
-      <w:hyperlink r:id="rId69">
+      <w:hyperlink r:id="rId97">
         <w:r>
           <w:rPr>
             <w:lang w:val="id_ID" w:bidi="id_ID"/>
@@ -6229,7 +8628,7 @@
           <w:lang w:val="id_ID" w:bidi="id_ID"/>
         </w:rPr>
       </w:r>
-      <w:hyperlink r:id="rId70">
+      <w:hyperlink r:id="rId98">
         <w:r>
           <w:rPr>
             <w:lang w:val="id_ID" w:bidi="id_ID"/>
@@ -6253,7 +8652,7 @@
           <w:lang w:val="id_ID" w:bidi="id_ID"/>
         </w:rPr>
       </w:r>
-      <w:hyperlink r:id="rId71">
+      <w:hyperlink r:id="rId99">
         <w:r>
           <w:rPr>
             <w:lang w:val="id_ID" w:bidi="id_ID"/>
@@ -6277,7 +8676,7 @@
           <w:lang w:val="id_ID" w:bidi="id_ID"/>
         </w:rPr>
       </w:r>
-      <w:hyperlink r:id="rId72">
+      <w:hyperlink r:id="rId100">
         <w:r>
           <w:rPr>
             <w:lang w:val="id_ID" w:bidi="id_ID"/>
@@ -6301,7 +8700,7 @@
           <w:lang w:val="id_ID" w:bidi="id_ID"/>
         </w:rPr>
       </w:r>
-      <w:hyperlink r:id="rId73">
+      <w:hyperlink r:id="rId101">
         <w:r>
           <w:rPr>
             <w:lang w:val="id_ID" w:bidi="id_ID"/>
@@ -6664,7 +9063,7 @@
           <w:lang w:val="id_ID" w:bidi="id_ID"/>
         </w:rPr>
       </w:r>
-      <w:hyperlink r:id="rId74">
+      <w:hyperlink r:id="rId102">
         <w:r>
           <w:rPr>
             <w:lang w:val="id_ID" w:bidi="id_ID"/>
@@ -6688,7 +9087,7 @@
           <w:lang w:val="id_ID" w:bidi="id_ID"/>
         </w:rPr>
       </w:r>
-      <w:hyperlink r:id="rId75">
+      <w:hyperlink r:id="rId103">
         <w:r>
           <w:rPr>
             <w:lang w:val="id_ID" w:bidi="id_ID"/>
@@ -6712,7 +9111,7 @@
           <w:lang w:val="id_ID" w:bidi="id_ID"/>
         </w:rPr>
       </w:r>
-      <w:hyperlink r:id="rId76">
+      <w:hyperlink r:id="rId104">
         <w:r>
           <w:rPr>
             <w:lang w:val="id_ID" w:bidi="id_ID"/>
@@ -6736,7 +9135,7 @@
           <w:lang w:val="id_ID" w:bidi="id_ID"/>
         </w:rPr>
       </w:r>
-      <w:hyperlink r:id="rId77">
+      <w:hyperlink r:id="rId105">
         <w:r>
           <w:rPr>
             <w:lang w:val="id_ID" w:bidi="id_ID"/>
@@ -6760,7 +9159,7 @@
           <w:lang w:val="id_ID" w:bidi="id_ID"/>
         </w:rPr>
       </w:r>
-      <w:hyperlink r:id="rId78">
+      <w:hyperlink r:id="rId106">
         <w:r>
           <w:rPr>
             <w:lang w:val="id_ID" w:bidi="id_ID"/>
@@ -6784,7 +9183,7 @@
           <w:lang w:val="id_ID" w:bidi="id_ID"/>
         </w:rPr>
       </w:r>
-      <w:hyperlink r:id="rId79">
+      <w:hyperlink r:id="rId107">
         <w:r>
           <w:rPr>
             <w:lang w:val="id_ID" w:bidi="id_ID"/>
@@ -7286,7 +9685,7 @@
           <w:lang w:val="id_ID" w:bidi="id_ID"/>
         </w:rPr>
       </w:r>
-      <w:hyperlink r:id="rId43">
+      <w:hyperlink r:id="rId53">
         <w:r>
           <w:rPr>
             <w:lang w:val="id_ID" w:bidi="id_ID"/>
@@ -7334,7 +9733,7 @@
           <w:lang w:val="id_ID" w:bidi="id_ID"/>
         </w:rPr>
       </w:r>
-      <w:hyperlink r:id="rId80">
+      <w:hyperlink r:id="rId108">
         <w:r>
           <w:rPr>
             <w:lang w:val="id_ID" w:bidi="id_ID"/>
@@ -7358,7 +9757,7 @@
           <w:lang w:val="id_ID" w:bidi="id_ID"/>
         </w:rPr>
       </w:r>
-      <w:hyperlink r:id="rId81">
+      <w:hyperlink r:id="rId109">
         <w:r>
           <w:rPr>
             <w:lang w:val="id_ID" w:bidi="id_ID"/>
@@ -7770,7 +10169,7 @@
           <w:lang w:val="id_ID" w:bidi="id_ID"/>
         </w:rPr>
       </w:r>
-      <w:hyperlink r:id="rId82">
+      <w:hyperlink r:id="rId110">
         <w:r>
           <w:rPr>
             <w:lang w:val="id_ID" w:bidi="id_ID"/>
@@ -7794,7 +10193,7 @@
           <w:lang w:val="id_ID" w:bidi="id_ID"/>
         </w:rPr>
       </w:r>
-      <w:hyperlink r:id="rId83">
+      <w:hyperlink r:id="rId111">
         <w:r>
           <w:rPr>
             <w:lang w:val="id_ID" w:bidi="id_ID"/>
@@ -7818,7 +10217,7 @@
           <w:lang w:val="id_ID" w:bidi="id_ID"/>
         </w:rPr>
       </w:r>
-      <w:hyperlink r:id="rId84">
+      <w:hyperlink r:id="rId112">
         <w:r>
           <w:rPr>
             <w:lang w:val="id_ID" w:bidi="id_ID"/>
@@ -7842,7 +10241,7 @@
           <w:lang w:val="id_ID" w:bidi="id_ID"/>
         </w:rPr>
       </w:r>
-      <w:hyperlink r:id="rId44">
+      <w:hyperlink r:id="rId54">
         <w:r>
           <w:rPr>
             <w:lang w:val="id_ID" w:bidi="id_ID"/>
@@ -7866,7 +10265,7 @@
           <w:lang w:val="id_ID" w:bidi="id_ID"/>
         </w:rPr>
       </w:r>
-      <w:hyperlink r:id="rId85">
+      <w:hyperlink r:id="rId113">
         <w:r>
           <w:rPr>
             <w:lang w:val="id_ID" w:bidi="id_ID"/>
@@ -7890,7 +10289,7 @@
           <w:lang w:val="id_ID" w:bidi="id_ID"/>
         </w:rPr>
       </w:r>
-      <w:hyperlink r:id="rId86">
+      <w:hyperlink r:id="rId114">
         <w:r>
           <w:rPr>
             <w:lang w:val="id_ID" w:bidi="id_ID"/>
@@ -7914,7 +10313,7 @@
           <w:lang w:val="id_ID" w:bidi="id_ID"/>
         </w:rPr>
       </w:r>
-      <w:hyperlink r:id="rId87">
+      <w:hyperlink r:id="rId115">
         <w:r>
           <w:rPr>
             <w:lang w:val="id_ID" w:bidi="id_ID"/>
@@ -7938,7 +10337,7 @@
           <w:lang w:val="id_ID" w:bidi="id_ID"/>
         </w:rPr>
       </w:r>
-      <w:hyperlink r:id="rId88">
+      <w:hyperlink r:id="rId116">
         <w:r>
           <w:rPr>
             <w:lang w:val="id_ID" w:bidi="id_ID"/>
@@ -7962,7 +10361,7 @@
           <w:lang w:val="id_ID" w:bidi="id_ID"/>
         </w:rPr>
       </w:r>
-      <w:hyperlink r:id="rId89">
+      <w:hyperlink r:id="rId117">
         <w:r>
           <w:rPr>
             <w:lang w:val="id_ID" w:bidi="id_ID"/>
@@ -7986,7 +10385,7 @@
           <w:lang w:val="id_ID" w:bidi="id_ID"/>
         </w:rPr>
       </w:r>
-      <w:hyperlink r:id="rId90">
+      <w:hyperlink r:id="rId118">
         <w:r>
           <w:rPr>
             <w:lang w:val="id_ID" w:bidi="id_ID"/>
@@ -8010,7 +10409,7 @@
           <w:lang w:val="id_ID" w:bidi="id_ID"/>
         </w:rPr>
       </w:r>
-      <w:hyperlink r:id="rId91">
+      <w:hyperlink r:id="rId119">
         <w:r>
           <w:rPr>
             <w:lang w:val="id_ID" w:bidi="id_ID"/>
@@ -8034,7 +10433,7 @@
           <w:lang w:val="id_ID" w:bidi="id_ID"/>
         </w:rPr>
       </w:r>
-      <w:hyperlink r:id="rId92">
+      <w:hyperlink r:id="rId120">
         <w:r>
           <w:rPr>
             <w:lang w:val="id_ID" w:bidi="id_ID"/>
@@ -8568,7 +10967,7 @@
           <w:lang w:val="id_ID" w:bidi="id_ID"/>
         </w:rPr>
       </w:r>
-      <w:hyperlink r:id="rId55">
+      <w:hyperlink r:id="rId69">
         <w:r>
           <w:rPr>
             <w:lang w:val="id_ID" w:bidi="id_ID"/>
@@ -8592,7 +10991,7 @@
           <w:lang w:val="id_ID" w:bidi="id_ID"/>
         </w:rPr>
       </w:r>
-      <w:hyperlink r:id="rId84">
+      <w:hyperlink r:id="rId112">
         <w:r>
           <w:rPr>
             <w:lang w:val="id_ID" w:bidi="id_ID"/>
@@ -8616,7 +11015,7 @@
           <w:lang w:val="id_ID" w:bidi="id_ID"/>
         </w:rPr>
       </w:r>
-      <w:hyperlink r:id="rId44">
+      <w:hyperlink r:id="rId54">
         <w:r>
           <w:rPr>
             <w:lang w:val="id_ID" w:bidi="id_ID"/>
@@ -8640,7 +11039,7 @@
           <w:lang w:val="id_ID" w:bidi="id_ID"/>
         </w:rPr>
       </w:r>
-      <w:hyperlink r:id="rId93">
+      <w:hyperlink r:id="rId121">
         <w:r>
           <w:rPr>
             <w:lang w:val="id_ID" w:bidi="id_ID"/>
@@ -8664,7 +11063,7 @@
           <w:lang w:val="id_ID" w:bidi="id_ID"/>
         </w:rPr>
       </w:r>
-      <w:hyperlink r:id="rId94">
+      <w:hyperlink r:id="rId122">
         <w:r>
           <w:rPr>
             <w:lang w:val="id_ID" w:bidi="id_ID"/>
@@ -8688,7 +11087,7 @@
           <w:lang w:val="id_ID" w:bidi="id_ID"/>
         </w:rPr>
       </w:r>
-      <w:hyperlink r:id="rId95">
+      <w:hyperlink r:id="rId123">
         <w:r>
           <w:rPr>
             <w:lang w:val="id_ID" w:bidi="id_ID"/>
@@ -8712,7 +11111,7 @@
           <w:lang w:val="id_ID" w:bidi="id_ID"/>
         </w:rPr>
       </w:r>
-      <w:hyperlink r:id="rId96">
+      <w:hyperlink r:id="rId124">
         <w:r>
           <w:rPr>
             <w:lang w:val="id_ID" w:bidi="id_ID"/>
@@ -8736,7 +11135,7 @@
           <w:lang w:val="id_ID" w:bidi="id_ID"/>
         </w:rPr>
       </w:r>
-      <w:hyperlink r:id="rId97">
+      <w:hyperlink r:id="rId125">
         <w:r>
           <w:rPr>
             <w:lang w:val="id_ID" w:bidi="id_ID"/>
@@ -8760,7 +11159,7 @@
           <w:lang w:val="id_ID" w:bidi="id_ID"/>
         </w:rPr>
       </w:r>
-      <w:hyperlink r:id="rId98">
+      <w:hyperlink r:id="rId126">
         <w:r>
           <w:rPr>
             <w:lang w:val="id_ID" w:bidi="id_ID"/>
@@ -9362,7 +11761,7 @@
           <w:lang w:val="id_ID" w:bidi="id_ID"/>
         </w:rPr>
       </w:r>
-      <w:hyperlink r:id="rId99">
+      <w:hyperlink r:id="rId127">
         <w:r>
           <w:rPr>
             <w:lang w:val="id_ID" w:bidi="id_ID"/>
@@ -9386,7 +11785,7 @@
           <w:lang w:val="id_ID" w:bidi="id_ID"/>
         </w:rPr>
       </w:r>
-      <w:hyperlink r:id="rId44">
+      <w:hyperlink r:id="rId54">
         <w:r>
           <w:rPr>
             <w:lang w:val="id_ID" w:bidi="id_ID"/>
@@ -9410,7 +11809,7 @@
           <w:lang w:val="id_ID" w:bidi="id_ID"/>
         </w:rPr>
       </w:r>
-      <w:hyperlink r:id="rId44">
+      <w:hyperlink r:id="rId54">
         <w:r>
           <w:rPr>
             <w:lang w:val="id_ID" w:bidi="id_ID"/>
@@ -9434,7 +11833,7 @@
           <w:lang w:val="id_ID" w:bidi="id_ID"/>
         </w:rPr>
       </w:r>
-      <w:hyperlink r:id="rId100">
+      <w:hyperlink r:id="rId128">
         <w:r>
           <w:rPr>
             <w:lang w:val="id_ID" w:bidi="id_ID"/>
@@ -9884,7 +12283,7 @@
           <w:lang w:val="id_ID" w:bidi="id_ID"/>
         </w:rPr>
       </w:r>
-      <w:hyperlink r:id="rId44">
+      <w:hyperlink r:id="rId54">
         <w:r>
           <w:rPr>
             <w:lang w:val="id_ID" w:bidi="id_ID"/>
@@ -9908,7 +12307,7 @@
           <w:lang w:val="id_ID" w:bidi="id_ID"/>
         </w:rPr>
       </w:r>
-      <w:hyperlink r:id="rId44">
+      <w:hyperlink r:id="rId54">
         <w:r>
           <w:rPr>
             <w:lang w:val="id_ID" w:bidi="id_ID"/>
@@ -9932,7 +12331,7 @@
           <w:lang w:val="id_ID" w:bidi="id_ID"/>
         </w:rPr>
       </w:r>
-      <w:hyperlink r:id="rId101">
+      <w:hyperlink r:id="rId129">
         <w:r>
           <w:rPr>
             <w:lang w:val="id_ID" w:bidi="id_ID"/>
@@ -9956,7 +12355,7 @@
           <w:lang w:val="id_ID" w:bidi="id_ID"/>
         </w:rPr>
       </w:r>
-      <w:hyperlink r:id="rId102">
+      <w:hyperlink r:id="rId130">
         <w:r>
           <w:rPr>
             <w:lang w:val="id_ID" w:bidi="id_ID"/>
@@ -9980,7 +12379,7 @@
           <w:lang w:val="id_ID" w:bidi="id_ID"/>
         </w:rPr>
       </w:r>
-      <w:hyperlink r:id="rId103">
+      <w:hyperlink r:id="rId131">
         <w:r>
           <w:rPr>
             <w:lang w:val="id_ID" w:bidi="id_ID"/>
@@ -10004,7 +12403,7 @@
           <w:lang w:val="id_ID" w:bidi="id_ID"/>
         </w:rPr>
       </w:r>
-      <w:hyperlink r:id="rId104">
+      <w:hyperlink r:id="rId132">
         <w:r>
           <w:rPr>
             <w:lang w:val="id_ID" w:bidi="id_ID"/>
@@ -10028,7 +12427,7 @@
           <w:lang w:val="id_ID" w:bidi="id_ID"/>
         </w:rPr>
       </w:r>
-      <w:hyperlink r:id="rId105">
+      <w:hyperlink r:id="rId133">
         <w:r>
           <w:rPr>
             <w:lang w:val="id_ID" w:bidi="id_ID"/>
@@ -10096,6 +12495,520 @@
         <w:rPr>
           <w:lang w:val="id_ID" w:bidi="id_ID"/>
         </w:rPr>
+        <w:t>Roti Tidak Beragi</w:t>
+      </w:r>
+      <w:r>
+        <w:rPr>
+          <w:lang w:val="id_ID" w:bidi="id_ID"/>
+        </w:rPr>
+      </w:r>
+    </w:p>
+    <w:p>
+      <w:pPr>
+        <w:pStyle w:val="Heading3"/>
+      </w:pPr>
+      <w:r>
+        <w:rPr>
+          <w:lang w:val="id_ID" w:bidi="id_ID"/>
+        </w:rPr>
+        <w:t>Pengertian:</w:t>
+      </w:r>
+    </w:p>
+    <w:p>
+      <w:pPr/>
+      <w:r>
+        <w:rPr>
+          <w:lang w:val="id_ID" w:bidi="id_ID"/>
+        </w:rPr>
+      </w:r>
+      <w:r>
+        <w:rPr>
+          <w:lang w:val="id_ID" w:bidi="id_ID"/>
+        </w:rPr>
+        <w:t>Istilah "roti tidak beragi" mengacu pada roti yang dibuat tanpa ragi atau bahan pengembang lainnya. Jenis roti ini tetap datar karena tidak ada ragi yang membuatnya mengembang.</w:t>
+      </w:r>
+    </w:p>
+    <w:p>
+      <w:pPr>
+        <w:pStyle w:val="ListBullet"/>
+        <w:spacing w:line="240" w:lineRule="auto"/>
+        <w:ind w:left="720"/>
+      </w:pPr>
+      <w:r>
+        <w:rPr>
+          <w:lang w:val="id_ID" w:bidi="id_ID"/>
+        </w:rPr>
+      </w:r>
+      <w:r>
+        <w:rPr>
+          <w:lang w:val="id_ID" w:bidi="id_ID"/>
+        </w:rPr>
+        <w:t>Ketika Allah membebaskan bangsa Israel dari perbudakan di Mesir, Ia memerintahkan mereka untuk segera meninggalkan Mesir tanpa menunggu roti mereka mengembang. Oleh karena itu, mereka makan roti tidak beragi bersama makanan mereka. Sejak saat itu, roti tidak beragi digunakan dalam perayaan Paskah tahunan mereka untuk mengingatkan mereka akan masa tersebut.</w:t>
+      </w:r>
+    </w:p>
+    <w:p>
+      <w:pPr>
+        <w:pStyle w:val="ListBullet"/>
+        <w:spacing w:line="240" w:lineRule="auto"/>
+        <w:ind w:left="720"/>
+      </w:pPr>
+      <w:r>
+        <w:rPr>
+          <w:lang w:val="id_ID" w:bidi="id_ID"/>
+        </w:rPr>
+      </w:r>
+      <w:r>
+        <w:rPr>
+          <w:lang w:val="id_ID" w:bidi="id_ID"/>
+        </w:rPr>
+        <w:t>Karena ragi kadang-kadang digunakan sebagai gambaran dosa, "roti tidak beragi" melambangkan penghapusan dosa dari kehidupan seseorang agar dapat hidup dengan cara yang menghormati Allah.</w:t>
+      </w:r>
+    </w:p>
+    <w:p>
+      <w:pPr>
+        <w:pStyle w:val="Heading3"/>
+      </w:pPr>
+      <w:r>
+        <w:rPr>
+          <w:lang w:val="id_ID" w:bidi="id_ID"/>
+        </w:rPr>
+        <w:t>Saran Terjemahan:</w:t>
+      </w:r>
+    </w:p>
+    <w:p>
+      <w:pPr>
+        <w:pStyle w:val="ListBullet"/>
+        <w:spacing w:line="240" w:lineRule="auto"/>
+        <w:ind w:left="720"/>
+      </w:pPr>
+      <w:r>
+        <w:rPr>
+          <w:lang w:val="id_ID" w:bidi="id_ID"/>
+        </w:rPr>
+      </w:r>
+      <w:r>
+        <w:rPr>
+          <w:lang w:val="id_ID" w:bidi="id_ID"/>
+        </w:rPr>
+        <w:t>Cara lain untuk menerjemahkan istilah ini dapat mencakup "roti tanpa ragi" atau "roti pipih yang tidak mengembang."</w:t>
+      </w:r>
+    </w:p>
+    <w:p>
+      <w:pPr>
+        <w:pStyle w:val="ListBullet"/>
+        <w:spacing w:line="240" w:lineRule="auto"/>
+        <w:ind w:left="720"/>
+      </w:pPr>
+      <w:r>
+        <w:rPr>
+          <w:lang w:val="id_ID" w:bidi="id_ID"/>
+        </w:rPr>
+      </w:r>
+      <w:r>
+        <w:rPr>
+          <w:lang w:val="id_ID" w:bidi="id_ID"/>
+        </w:rPr>
+        <w:t>Pastikan terjemahan istilah ini konsisten dengan cara Anda menerjemahkan istilah "ragi."</w:t>
+      </w:r>
+    </w:p>
+    <w:p>
+      <w:pPr>
+        <w:pStyle w:val="ListBullet"/>
+        <w:spacing w:line="240" w:lineRule="auto"/>
+        <w:ind w:left="720"/>
+      </w:pPr>
+      <w:r>
+        <w:rPr>
+          <w:lang w:val="id_ID" w:bidi="id_ID"/>
+        </w:rPr>
+      </w:r>
+      <w:r>
+        <w:rPr>
+          <w:lang w:val="id_ID" w:bidi="id_ID"/>
+        </w:rPr>
+        <w:t>Dalam beberapa konteks, istilah "roti tidak beragi" mengacu pada "Perayaan Roti Tidak Beragi" dan dapat diterjemahkan demikian.</w:t>
+      </w:r>
+    </w:p>
+    <w:p>
+      <w:pPr/>
+      <w:r>
+        <w:rPr>
+          <w:lang w:val="id_ID" w:bidi="id_ID"/>
+        </w:rPr>
+      </w:r>
+      <w:r>
+        <w:rPr>
+          <w:lang w:val="id_ID" w:bidi="id_ID"/>
+        </w:rPr>
+        <w:t xml:space="preserve">(Lihat juga: </w:t>
+      </w:r>
+      <w:r>
+        <w:rPr>
+          <w:lang w:val="id_ID" w:bidi="id_ID"/>
+        </w:rPr>
+        <w:t>roti</w:t>
+      </w:r>
+      <w:r>
+        <w:rPr>
+          <w:lang w:val="id_ID" w:bidi="id_ID"/>
+        </w:rPr>
+        <w:t xml:space="preserve">, </w:t>
+      </w:r>
+      <w:r>
+        <w:rPr>
+          <w:lang w:val="id_ID" w:bidi="id_ID"/>
+        </w:rPr>
+        <w:t>Mesir</w:t>
+      </w:r>
+      <w:r>
+        <w:rPr>
+          <w:lang w:val="id_ID" w:bidi="id_ID"/>
+        </w:rPr>
+        <w:t xml:space="preserve">, </w:t>
+      </w:r>
+      <w:r>
+        <w:rPr>
+          <w:lang w:val="id_ID" w:bidi="id_ID"/>
+        </w:rPr>
+        <w:t>perayaan</w:t>
+      </w:r>
+      <w:r>
+        <w:rPr>
+          <w:lang w:val="id_ID" w:bidi="id_ID"/>
+        </w:rPr>
+        <w:t xml:space="preserve">, </w:t>
+      </w:r>
+      <w:r>
+        <w:rPr>
+          <w:lang w:val="id_ID" w:bidi="id_ID"/>
+        </w:rPr>
+        <w:t>Paskah</w:t>
+      </w:r>
+      <w:r>
+        <w:rPr>
+          <w:lang w:val="id_ID" w:bidi="id_ID"/>
+        </w:rPr>
+        <w:t xml:space="preserve">, </w:t>
+      </w:r>
+      <w:r>
+        <w:rPr>
+          <w:lang w:val="id_ID" w:bidi="id_ID"/>
+        </w:rPr>
+        <w:t>budak</w:t>
+      </w:r>
+      <w:r>
+        <w:rPr>
+          <w:lang w:val="id_ID" w:bidi="id_ID"/>
+        </w:rPr>
+        <w:t xml:space="preserve">, </w:t>
+      </w:r>
+      <w:r>
+        <w:rPr>
+          <w:lang w:val="id_ID" w:bidi="id_ID"/>
+        </w:rPr>
+        <w:t>dosa</w:t>
+      </w:r>
+      <w:r>
+        <w:rPr>
+          <w:lang w:val="id_ID" w:bidi="id_ID"/>
+        </w:rPr>
+        <w:t xml:space="preserve">, </w:t>
+      </w:r>
+      <w:r>
+        <w:rPr>
+          <w:lang w:val="id_ID" w:bidi="id_ID"/>
+        </w:rPr>
+        <w:t>ragi</w:t>
+      </w:r>
+      <w:r>
+        <w:rPr>
+          <w:lang w:val="id_ID" w:bidi="id_ID"/>
+        </w:rPr>
+        <w:t>)</w:t>
+      </w:r>
+    </w:p>
+    <w:p>
+      <w:pPr>
+        <w:pStyle w:val="Heading3"/>
+      </w:pPr>
+      <w:r>
+        <w:rPr>
+          <w:lang w:val="id_ID" w:bidi="id_ID"/>
+        </w:rPr>
+        <w:t>Referensi Alkitab:</w:t>
+      </w:r>
+    </w:p>
+    <w:p>
+      <w:pPr>
+        <w:pStyle w:val="ListBullet"/>
+        <w:spacing w:line="240" w:lineRule="auto"/>
+        <w:ind w:left="720"/>
+      </w:pPr>
+      <w:r>
+        <w:rPr>
+          <w:lang w:val="id_ID" w:bidi="id_ID"/>
+        </w:rPr>
+      </w:r>
+      <w:hyperlink r:id="rId134">
+        <w:r>
+          <w:rPr>
+            <w:lang w:val="id_ID" w:bidi="id_ID"/>
+          </w:rPr>
+          <w:rPr>
+            <w:color w:val="0000EE"/>
+            <w:u w:val="single"/>
+          </w:rPr>
+          <w:t>1 Korintus 5:6–8</w:t>
+        </w:r>
+      </w:hyperlink>
+    </w:p>
+    <w:p>
+      <w:pPr>
+        <w:pStyle w:val="ListBullet"/>
+        <w:spacing w:line="240" w:lineRule="auto"/>
+        <w:ind w:left="720"/>
+      </w:pPr>
+      <w:r>
+        <w:rPr>
+          <w:lang w:val="id_ID" w:bidi="id_ID"/>
+        </w:rPr>
+      </w:r>
+      <w:hyperlink r:id="rId135">
+        <w:r>
+          <w:rPr>
+            <w:lang w:val="id_ID" w:bidi="id_ID"/>
+          </w:rPr>
+          <w:rPr>
+            <w:color w:val="0000EE"/>
+            <w:u w:val="single"/>
+          </w:rPr>
+          <w:t>2 Tawarikh 30:13–15</w:t>
+        </w:r>
+      </w:hyperlink>
+    </w:p>
+    <w:p>
+      <w:pPr>
+        <w:pStyle w:val="ListBullet"/>
+        <w:spacing w:line="240" w:lineRule="auto"/>
+        <w:ind w:left="720"/>
+      </w:pPr>
+      <w:r>
+        <w:rPr>
+          <w:lang w:val="id_ID" w:bidi="id_ID"/>
+        </w:rPr>
+      </w:r>
+      <w:hyperlink r:id="rId136">
+        <w:r>
+          <w:rPr>
+            <w:lang w:val="id_ID" w:bidi="id_ID"/>
+          </w:rPr>
+          <w:rPr>
+            <w:color w:val="0000EE"/>
+            <w:u w:val="single"/>
+          </w:rPr>
+          <w:t>Kisah Para Rasul 12:3</w:t>
+        </w:r>
+      </w:hyperlink>
+    </w:p>
+    <w:p>
+      <w:pPr>
+        <w:pStyle w:val="ListBullet"/>
+        <w:spacing w:line="240" w:lineRule="auto"/>
+        <w:ind w:left="720"/>
+      </w:pPr>
+      <w:r>
+        <w:rPr>
+          <w:lang w:val="id_ID" w:bidi="id_ID"/>
+        </w:rPr>
+      </w:r>
+      <w:hyperlink r:id="rId137">
+        <w:r>
+          <w:rPr>
+            <w:lang w:val="id_ID" w:bidi="id_ID"/>
+          </w:rPr>
+          <w:rPr>
+            <w:color w:val="0000EE"/>
+            <w:u w:val="single"/>
+          </w:rPr>
+          <w:t>Keluaran 23:14–15</w:t>
+        </w:r>
+      </w:hyperlink>
+    </w:p>
+    <w:p>
+      <w:pPr>
+        <w:pStyle w:val="ListBullet"/>
+        <w:spacing w:line="240" w:lineRule="auto"/>
+        <w:ind w:left="720"/>
+      </w:pPr>
+      <w:r>
+        <w:rPr>
+          <w:lang w:val="id_ID" w:bidi="id_ID"/>
+        </w:rPr>
+      </w:r>
+      <w:hyperlink r:id="rId138">
+        <w:r>
+          <w:rPr>
+            <w:lang w:val="id_ID" w:bidi="id_ID"/>
+          </w:rPr>
+          <w:rPr>
+            <w:color w:val="0000EE"/>
+            <w:u w:val="single"/>
+          </w:rPr>
+          <w:t>Ezra 6:21–22</w:t>
+        </w:r>
+      </w:hyperlink>
+    </w:p>
+    <w:p>
+      <w:pPr>
+        <w:pStyle w:val="ListBullet"/>
+        <w:spacing w:line="240" w:lineRule="auto"/>
+        <w:ind w:left="720"/>
+      </w:pPr>
+      <w:r>
+        <w:rPr>
+          <w:lang w:val="id_ID" w:bidi="id_ID"/>
+        </w:rPr>
+      </w:r>
+      <w:hyperlink r:id="rId139">
+        <w:r>
+          <w:rPr>
+            <w:lang w:val="id_ID" w:bidi="id_ID"/>
+          </w:rPr>
+          <w:rPr>
+            <w:color w:val="0000EE"/>
+            <w:u w:val="single"/>
+          </w:rPr>
+          <w:t>Kejadian 19:1–3</w:t>
+        </w:r>
+      </w:hyperlink>
+    </w:p>
+    <w:p>
+      <w:pPr>
+        <w:pStyle w:val="ListBullet"/>
+        <w:spacing w:line="240" w:lineRule="auto"/>
+        <w:ind w:left="720"/>
+      </w:pPr>
+      <w:r>
+        <w:rPr>
+          <w:lang w:val="id_ID" w:bidi="id_ID"/>
+        </w:rPr>
+      </w:r>
+      <w:hyperlink r:id="rId140">
+        <w:r>
+          <w:rPr>
+            <w:lang w:val="id_ID" w:bidi="id_ID"/>
+          </w:rPr>
+          <w:rPr>
+            <w:color w:val="0000EE"/>
+            <w:u w:val="single"/>
+          </w:rPr>
+          <w:t>Hakim-hakim 6:21</w:t>
+        </w:r>
+      </w:hyperlink>
+    </w:p>
+    <w:p>
+      <w:pPr>
+        <w:pStyle w:val="ListBullet"/>
+        <w:spacing w:line="240" w:lineRule="auto"/>
+        <w:ind w:left="720"/>
+      </w:pPr>
+      <w:r>
+        <w:rPr>
+          <w:lang w:val="id_ID" w:bidi="id_ID"/>
+        </w:rPr>
+      </w:r>
+      <w:hyperlink r:id="rId141">
+        <w:r>
+          <w:rPr>
+            <w:lang w:val="id_ID" w:bidi="id_ID"/>
+          </w:rPr>
+          <w:rPr>
+            <w:color w:val="0000EE"/>
+            <w:u w:val="single"/>
+          </w:rPr>
+          <w:t>Imamat 8:1–3</w:t>
+        </w:r>
+      </w:hyperlink>
+    </w:p>
+    <w:p>
+      <w:pPr>
+        <w:pStyle w:val="ListBullet"/>
+        <w:spacing w:line="240" w:lineRule="auto"/>
+        <w:ind w:left="720"/>
+      </w:pPr>
+      <w:r>
+        <w:rPr>
+          <w:lang w:val="id_ID" w:bidi="id_ID"/>
+        </w:rPr>
+      </w:r>
+      <w:hyperlink r:id="rId142">
+        <w:r>
+          <w:rPr>
+            <w:lang w:val="id_ID" w:bidi="id_ID"/>
+          </w:rPr>
+          <w:rPr>
+            <w:color w:val="0000EE"/>
+            <w:u w:val="single"/>
+          </w:rPr>
+          <w:t>Lukas 22:1</w:t>
+        </w:r>
+      </w:hyperlink>
+    </w:p>
+    <w:p>
+      <w:pPr>
+        <w:pStyle w:val="Heading3"/>
+      </w:pPr>
+      <w:r>
+        <w:rPr>
+          <w:lang w:val="id_ID" w:bidi="id_ID"/>
+        </w:rPr>
+        <w:t>Data Kata:</w:t>
+      </w:r>
+    </w:p>
+    <w:p>
+      <w:pPr>
+        <w:pStyle w:val="ListBullet"/>
+        <w:spacing w:line="240" w:lineRule="auto"/>
+        <w:ind w:left="720"/>
+      </w:pPr>
+      <w:r>
+        <w:rPr>
+          <w:lang w:val="id_ID" w:bidi="id_ID"/>
+        </w:rPr>
+      </w:r>
+      <w:r>
+        <w:rPr>
+          <w:lang w:val="id_ID" w:bidi="id_ID"/>
+        </w:rPr>
+        <w:t>Strong: H4682, G01060</w:t>
+      </w:r>
+      <w:r>
+        <w:rPr>
+          <w:lang w:val="id_ID" w:bidi="id_ID"/>
+        </w:rPr>
+      </w:r>
+      <w:r>
+        <w:rPr>
+          <w:lang w:val="id_ID" w:bidi="id_ID"/>
+        </w:rPr>
+      </w:r>
+    </w:p>
+    <w:p>
+      <w:pPr/>
+      <w:r>
+        <w:rPr>
+          <w:lang w:val="id_ID" w:bidi="id_ID"/>
+        </w:rPr>
+      </w:r>
+    </w:p>
+    <w:p>
+      <w:pPr>
+        <w:pStyle w:val="Heading2"/>
+      </w:pPr>
+      <w:r>
+        <w:rPr>
+          <w:lang w:val="id_ID" w:bidi="id_ID"/>
+        </w:rPr>
         <w:t>Ruben</w:t>
       </w:r>
       <w:r>
@@ -10269,7 +13182,7 @@
           <w:lang w:val="id_ID" w:bidi="id_ID"/>
         </w:rPr>
       </w:r>
-      <w:hyperlink r:id="rId106">
+      <w:hyperlink r:id="rId143">
         <w:r>
           <w:rPr>
             <w:lang w:val="id_ID" w:bidi="id_ID"/>
@@ -10293,7 +13206,7 @@
           <w:lang w:val="id_ID" w:bidi="id_ID"/>
         </w:rPr>
       </w:r>
-      <w:hyperlink r:id="rId107">
+      <w:hyperlink r:id="rId144">
         <w:r>
           <w:rPr>
             <w:lang w:val="id_ID" w:bidi="id_ID"/>
@@ -10317,7 +13230,7 @@
           <w:lang w:val="id_ID" w:bidi="id_ID"/>
         </w:rPr>
       </w:r>
-      <w:hyperlink r:id="rId108">
+      <w:hyperlink r:id="rId145">
         <w:r>
           <w:rPr>
             <w:lang w:val="id_ID" w:bidi="id_ID"/>
@@ -10341,7 +13254,7 @@
           <w:lang w:val="id_ID" w:bidi="id_ID"/>
         </w:rPr>
       </w:r>
-      <w:hyperlink r:id="rId109">
+      <w:hyperlink r:id="rId146">
         <w:r>
           <w:rPr>
             <w:lang w:val="id_ID" w:bidi="id_ID"/>
@@ -10822,7 +13735,7 @@
           <w:lang w:val="id_ID" w:bidi="id_ID"/>
         </w:rPr>
       </w:r>
-      <w:hyperlink r:id="rId42">
+      <w:hyperlink r:id="rId52">
         <w:r>
           <w:rPr>
             <w:lang w:val="id_ID" w:bidi="id_ID"/>
@@ -10846,7 +13759,7 @@
           <w:lang w:val="id_ID" w:bidi="id_ID"/>
         </w:rPr>
       </w:r>
-      <w:hyperlink r:id="rId56">
+      <w:hyperlink r:id="rId70">
         <w:r>
           <w:rPr>
             <w:lang w:val="id_ID" w:bidi="id_ID"/>
@@ -10870,7 +13783,7 @@
           <w:lang w:val="id_ID" w:bidi="id_ID"/>
         </w:rPr>
       </w:r>
-      <w:hyperlink r:id="rId110">
+      <w:hyperlink r:id="rId147">
         <w:r>
           <w:rPr>
             <w:lang w:val="id_ID" w:bidi="id_ID"/>
@@ -10894,7 +13807,7 @@
           <w:lang w:val="id_ID" w:bidi="id_ID"/>
         </w:rPr>
       </w:r>
-      <w:hyperlink r:id="rId111">
+      <w:hyperlink r:id="rId148">
         <w:r>
           <w:rPr>
             <w:lang w:val="id_ID" w:bidi="id_ID"/>
@@ -10918,7 +13831,7 @@
           <w:lang w:val="id_ID" w:bidi="id_ID"/>
         </w:rPr>
       </w:r>
-      <w:hyperlink r:id="rId112">
+      <w:hyperlink r:id="rId149">
         <w:r>
           <w:rPr>
             <w:lang w:val="id_ID" w:bidi="id_ID"/>
@@ -10942,7 +13855,7 @@
           <w:lang w:val="id_ID" w:bidi="id_ID"/>
         </w:rPr>
       </w:r>
-      <w:hyperlink r:id="rId113">
+      <w:hyperlink r:id="rId150">
         <w:r>
           <w:rPr>
             <w:lang w:val="id_ID" w:bidi="id_ID"/>
@@ -10966,7 +13879,7 @@
           <w:lang w:val="id_ID" w:bidi="id_ID"/>
         </w:rPr>
       </w:r>
-      <w:hyperlink r:id="rId114">
+      <w:hyperlink r:id="rId151">
         <w:r>
           <w:rPr>
             <w:lang w:val="id_ID" w:bidi="id_ID"/>
@@ -11210,7 +14123,7 @@
           <w:lang w:val="id_ID" w:bidi="id_ID"/>
         </w:rPr>
       </w:r>
-      <w:hyperlink r:id="rId44">
+      <w:hyperlink r:id="rId54">
         <w:r>
           <w:rPr>
             <w:lang w:val="id_ID" w:bidi="id_ID"/>
@@ -11234,7 +14147,7 @@
           <w:lang w:val="id_ID" w:bidi="id_ID"/>
         </w:rPr>
       </w:r>
-      <w:hyperlink r:id="rId115">
+      <w:hyperlink r:id="rId152">
         <w:r>
           <w:rPr>
             <w:lang w:val="id_ID" w:bidi="id_ID"/>
@@ -11258,7 +14171,7 @@
           <w:lang w:val="id_ID" w:bidi="id_ID"/>
         </w:rPr>
       </w:r>
-      <w:hyperlink r:id="rId116">
+      <w:hyperlink r:id="rId153">
         <w:r>
           <w:rPr>
             <w:lang w:val="id_ID" w:bidi="id_ID"/>
@@ -11282,7 +14195,7 @@
           <w:lang w:val="id_ID" w:bidi="id_ID"/>
         </w:rPr>
       </w:r>
-      <w:hyperlink r:id="rId117">
+      <w:hyperlink r:id="rId154">
         <w:r>
           <w:rPr>
             <w:lang w:val="id_ID" w:bidi="id_ID"/>
@@ -11306,7 +14219,7 @@
           <w:lang w:val="id_ID" w:bidi="id_ID"/>
         </w:rPr>
       </w:r>
-      <w:hyperlink r:id="rId118">
+      <w:hyperlink r:id="rId155">
         <w:r>
           <w:rPr>
             <w:lang w:val="id_ID" w:bidi="id_ID"/>
@@ -11330,7 +14243,7 @@
           <w:lang w:val="id_ID" w:bidi="id_ID"/>
         </w:rPr>
       </w:r>
-      <w:hyperlink r:id="rId119">
+      <w:hyperlink r:id="rId156">
         <w:r>
           <w:rPr>
             <w:lang w:val="id_ID" w:bidi="id_ID"/>
@@ -11354,7 +14267,7 @@
           <w:lang w:val="id_ID" w:bidi="id_ID"/>
         </w:rPr>
       </w:r>
-      <w:hyperlink r:id="rId120">
+      <w:hyperlink r:id="rId157">
         <w:r>
           <w:rPr>
             <w:lang w:val="id_ID" w:bidi="id_ID"/>
@@ -11378,7 +14291,7 @@
           <w:lang w:val="id_ID" w:bidi="id_ID"/>
         </w:rPr>
       </w:r>
-      <w:hyperlink r:id="rId121">
+      <w:hyperlink r:id="rId158">
         <w:r>
           <w:rPr>
             <w:lang w:val="id_ID" w:bidi="id_ID"/>
@@ -11446,6 +14359,591 @@
         <w:rPr>
           <w:lang w:val="id_ID" w:bidi="id_ID"/>
         </w:rPr>
+        <w:t>Rumah-keturunan_bangsa</w:t>
+      </w:r>
+      <w:r>
+        <w:rPr>
+          <w:lang w:val="id_ID" w:bidi="id_ID"/>
+        </w:rPr>
+      </w:r>
+    </w:p>
+    <w:p>
+      <w:pPr>
+        <w:pStyle w:val="Heading3"/>
+      </w:pPr>
+      <w:r>
+        <w:rPr>
+          <w:lang w:val="id_ID" w:bidi="id_ID"/>
+        </w:rPr>
+        <w:t>Definisi:</w:t>
+      </w:r>
+    </w:p>
+    <w:p>
+      <w:pPr/>
+      <w:r>
+        <w:rPr>
+          <w:lang w:val="id_ID" w:bidi="id_ID"/>
+        </w:rPr>
+      </w:r>
+      <w:r>
+        <w:rPr>
+          <w:lang w:val="id_ID" w:bidi="id_ID"/>
+        </w:rPr>
+        <w:t>Istilah "rumah" dalam konteks ini merujuk pada "keturunan."</w:t>
+      </w:r>
+    </w:p>
+    <w:p>
+      <w:pPr>
+        <w:pStyle w:val="ListBullet"/>
+        <w:spacing w:line="240" w:lineRule="auto"/>
+        <w:ind w:left="720"/>
+      </w:pPr>
+      <w:r>
+        <w:rPr>
+          <w:lang w:val="id_ID" w:bidi="id_ID"/>
+        </w:rPr>
+      </w:r>
+      <w:r>
+        <w:rPr>
+          <w:lang w:val="id_ID" w:bidi="id_ID"/>
+        </w:rPr>
+        <w:t>Dalam konteks ini, istilah "rumah" berarti "keluarga" atau "keturunan," dan mengacu pada semua orang yang terkait atau merupakan keturunan dari seseorang tertentu. Sebagai contoh, frasa "rumah (keluarga) Daud" mengacu pada semua keturunan Raja Daud.</w:t>
+      </w:r>
+    </w:p>
+    <w:p>
+      <w:pPr>
+        <w:pStyle w:val="ListBullet"/>
+        <w:spacing w:line="240" w:lineRule="auto"/>
+        <w:ind w:left="720"/>
+      </w:pPr>
+      <w:r>
+        <w:rPr>
+          <w:lang w:val="id_ID" w:bidi="id_ID"/>
+        </w:rPr>
+      </w:r>
+      <w:r>
+        <w:rPr>
+          <w:lang w:val="id_ID" w:bidi="id_ID"/>
+        </w:rPr>
+        <w:t>Frasa "rumah (kaum) Israel" dapat merujuk secara umum pada seluruh bangsa Israel atau lebih khusus pada suku-suku di kerajaan utara Israel.</w:t>
+      </w:r>
+    </w:p>
+    <w:p>
+      <w:pPr>
+        <w:pStyle w:val="Heading3"/>
+      </w:pPr>
+      <w:r>
+        <w:rPr>
+          <w:lang w:val="id_ID" w:bidi="id_ID"/>
+        </w:rPr>
+        <w:t>Saran Terjemahan</w:t>
+      </w:r>
+    </w:p>
+    <w:p>
+      <w:pPr>
+        <w:pStyle w:val="ListBullet"/>
+        <w:spacing w:line="240" w:lineRule="auto"/>
+        <w:ind w:left="720"/>
+      </w:pPr>
+      <w:r>
+        <w:rPr>
+          <w:lang w:val="id_ID" w:bidi="id_ID"/>
+        </w:rPr>
+      </w:r>
+      <w:r>
+        <w:rPr>
+          <w:lang w:val="id_ID" w:bidi="id_ID"/>
+        </w:rPr>
+        <w:t>Tergantung pada konteksnya, "rumah" dapat diterjemahkan sebagai "rumah tangga," "orang-orang," "keluarga" atau "keturunan."</w:t>
+      </w:r>
+    </w:p>
+    <w:p>
+      <w:pPr>
+        <w:pStyle w:val="ListBullet"/>
+        <w:spacing w:line="240" w:lineRule="auto"/>
+        <w:ind w:left="720"/>
+      </w:pPr>
+      <w:r>
+        <w:rPr>
+          <w:lang w:val="id_ID" w:bidi="id_ID"/>
+        </w:rPr>
+      </w:r>
+      <w:r>
+        <w:rPr>
+          <w:lang w:val="id_ID" w:bidi="id_ID"/>
+        </w:rPr>
+        <w:t>Frasa "rumah (keluarga) Daud" dapat diterjemahkan sebagai "klan Daud," "keluarga Daud," atau "keturunan Daud." Ungkapan terkait dapat diterjemahkan dengan cara yang serupa.</w:t>
+      </w:r>
+    </w:p>
+    <w:p>
+      <w:pPr>
+        <w:pStyle w:val="ListBullet"/>
+        <w:spacing w:line="240" w:lineRule="auto"/>
+        <w:ind w:left="720"/>
+      </w:pPr>
+      <w:r>
+        <w:rPr>
+          <w:lang w:val="id_ID" w:bidi="id_ID"/>
+        </w:rPr>
+      </w:r>
+      <w:r>
+        <w:rPr>
+          <w:lang w:val="id_ID" w:bidi="id_ID"/>
+        </w:rPr>
+        <w:t>Berbagai cara untuk menerjemahkan "rumah (kaum) Israel" dapat mencakup "orang-orang Israel," "keturunan Israel," atau "bangsa Israel."</w:t>
+      </w:r>
+    </w:p>
+    <w:p>
+      <w:pPr/>
+      <w:r>
+        <w:rPr>
+          <w:lang w:val="id_ID" w:bidi="id_ID"/>
+        </w:rPr>
+      </w:r>
+      <w:r>
+        <w:rPr>
+          <w:lang w:val="id_ID" w:bidi="id_ID"/>
+        </w:rPr>
+        <w:t xml:space="preserve">(Lihat juga: </w:t>
+      </w:r>
+      <w:r>
+        <w:rPr>
+          <w:lang w:val="id_ID" w:bidi="id_ID"/>
+        </w:rPr>
+        <w:t>keturunan</w:t>
+      </w:r>
+      <w:r>
+        <w:rPr>
+          <w:lang w:val="id_ID" w:bidi="id_ID"/>
+        </w:rPr>
+        <w:t xml:space="preserve">, </w:t>
+      </w:r>
+      <w:r>
+        <w:rPr>
+          <w:lang w:val="id_ID" w:bidi="id_ID"/>
+        </w:rPr>
+        <w:t>keluarga Daud</w:t>
+      </w:r>
+      <w:r>
+        <w:rPr>
+          <w:lang w:val="id_ID" w:bidi="id_ID"/>
+        </w:rPr>
+        <w:t xml:space="preserve">, </w:t>
+      </w:r>
+      <w:r>
+        <w:rPr>
+          <w:lang w:val="id_ID" w:bidi="id_ID"/>
+        </w:rPr>
+        <w:t>kerajaan Israel</w:t>
+      </w:r>
+      <w:r>
+        <w:rPr>
+          <w:lang w:val="id_ID" w:bidi="id_ID"/>
+        </w:rPr>
+        <w:t>)</w:t>
+      </w:r>
+    </w:p>
+    <w:p>
+      <w:pPr>
+        <w:pStyle w:val="Heading3"/>
+      </w:pPr>
+      <w:r>
+        <w:rPr>
+          <w:lang w:val="id_ID" w:bidi="id_ID"/>
+        </w:rPr>
+        <w:t>Referensi dari Alkitab:</w:t>
+      </w:r>
+    </w:p>
+    <w:p>
+      <w:pPr>
+        <w:pStyle w:val="Heading3"/>
+      </w:pPr>
+      <w:r>
+        <w:rPr>
+          <w:lang w:val="id_ID" w:bidi="id_ID"/>
+        </w:rPr>
+        <w:t>Data Kata:</w:t>
+      </w:r>
+    </w:p>
+    <w:p>
+      <w:pPr>
+        <w:pStyle w:val="ListBullet"/>
+        <w:spacing w:line="240" w:lineRule="auto"/>
+        <w:ind w:left="720"/>
+      </w:pPr>
+      <w:r>
+        <w:rPr>
+          <w:lang w:val="id_ID" w:bidi="id_ID"/>
+        </w:rPr>
+      </w:r>
+      <w:r>
+        <w:rPr>
+          <w:lang w:val="id_ID" w:bidi="id_ID"/>
+        </w:rPr>
+        <w:t>Strong:</w:t>
+      </w:r>
+      <w:r>
+        <w:rPr>
+          <w:lang w:val="id_ID" w:bidi="id_ID"/>
+        </w:rPr>
+      </w:r>
+      <w:r>
+        <w:rPr>
+          <w:lang w:val="id_ID" w:bidi="id_ID"/>
+        </w:rPr>
+      </w:r>
+    </w:p>
+    <w:p>
+      <w:pPr/>
+      <w:r>
+        <w:rPr>
+          <w:lang w:val="id_ID" w:bidi="id_ID"/>
+        </w:rPr>
+      </w:r>
+    </w:p>
+    <w:p>
+      <w:pPr>
+        <w:pStyle w:val="Heading2"/>
+      </w:pPr>
+      <w:r>
+        <w:rPr>
+          <w:lang w:val="id_ID" w:bidi="id_ID"/>
+        </w:rPr>
+        <w:t>Rusa</w:t>
+      </w:r>
+      <w:r>
+        <w:rPr>
+          <w:lang w:val="id_ID" w:bidi="id_ID"/>
+        </w:rPr>
+      </w:r>
+    </w:p>
+    <w:p>
+      <w:pPr>
+        <w:pStyle w:val="Heading3"/>
+      </w:pPr>
+      <w:r>
+        <w:rPr>
+          <w:lang w:val="id_ID" w:bidi="id_ID"/>
+        </w:rPr>
+        <w:t>Pengertian:</w:t>
+      </w:r>
+    </w:p>
+    <w:p>
+      <w:pPr/>
+      <w:r>
+        <w:rPr>
+          <w:lang w:val="id_ID" w:bidi="id_ID"/>
+        </w:rPr>
+      </w:r>
+      <w:r>
+        <w:rPr>
+          <w:lang w:val="id_ID" w:bidi="id_ID"/>
+        </w:rPr>
+        <w:t>Rusa adalah binatang besar, anggun, berkaki empat yang hidup di hutan atau di pegunungan. Rusa jantan memiliki tanduk besar di kepalanya. Sering disebut juga "kijang."</w:t>
+      </w:r>
+    </w:p>
+    <w:p>
+      <w:pPr>
+        <w:pStyle w:val="ListBullet"/>
+        <w:spacing w:line="240" w:lineRule="auto"/>
+        <w:ind w:left="720"/>
+      </w:pPr>
+      <w:r>
+        <w:rPr>
+          <w:lang w:val="id_ID" w:bidi="id_ID"/>
+        </w:rPr>
+      </w:r>
+      <w:r>
+        <w:rPr>
+          <w:lang w:val="id_ID" w:bidi="id_ID"/>
+        </w:rPr>
+        <w:t>Istilah "doe" dalam bahasa Inggris merujuk pada rusa betina, sedangkan "fawn" adalah sebutan untuk anak rusa.</w:t>
+      </w:r>
+    </w:p>
+    <w:p>
+      <w:pPr>
+        <w:pStyle w:val="ListBullet"/>
+        <w:spacing w:line="240" w:lineRule="auto"/>
+        <w:ind w:left="720"/>
+      </w:pPr>
+      <w:r>
+        <w:rPr>
+          <w:lang w:val="id_ID" w:bidi="id_ID"/>
+        </w:rPr>
+      </w:r>
+      <w:r>
+        <w:rPr>
+          <w:lang w:val="id_ID" w:bidi="id_ID"/>
+        </w:rPr>
+        <w:t>Istilah "buck" dalam bahasa Inggris mengacu pada rusa jantan.</w:t>
+      </w:r>
+    </w:p>
+    <w:p>
+      <w:pPr>
+        <w:pStyle w:val="ListBullet"/>
+        <w:spacing w:line="240" w:lineRule="auto"/>
+        <w:ind w:left="720"/>
+      </w:pPr>
+      <w:r>
+        <w:rPr>
+          <w:lang w:val="id_ID" w:bidi="id_ID"/>
+        </w:rPr>
+      </w:r>
+      <w:r>
+        <w:rPr>
+          <w:lang w:val="id_ID" w:bidi="id_ID"/>
+        </w:rPr>
+        <w:t>Seekor "roebuck" adalah jantan dari jenis tertentu yang disebut "roedeer."</w:t>
+      </w:r>
+    </w:p>
+    <w:p>
+      <w:pPr>
+        <w:pStyle w:val="ListBullet"/>
+        <w:spacing w:line="240" w:lineRule="auto"/>
+        <w:ind w:left="720"/>
+      </w:pPr>
+      <w:r>
+        <w:rPr>
+          <w:lang w:val="id_ID" w:bidi="id_ID"/>
+        </w:rPr>
+      </w:r>
+      <w:r>
+        <w:rPr>
+          <w:lang w:val="id_ID" w:bidi="id_ID"/>
+        </w:rPr>
+        <w:t>Rusa memiliki kaki yang kuat dan ramping, yang membantu mereka melompat tinggi dan berlari cepat.</w:t>
+      </w:r>
+    </w:p>
+    <w:p>
+      <w:pPr>
+        <w:pStyle w:val="ListBullet"/>
+        <w:spacing w:line="240" w:lineRule="auto"/>
+        <w:ind w:left="720"/>
+      </w:pPr>
+      <w:r>
+        <w:rPr>
+          <w:lang w:val="id_ID" w:bidi="id_ID"/>
+        </w:rPr>
+      </w:r>
+      <w:r>
+        <w:rPr>
+          <w:lang w:val="id_ID" w:bidi="id_ID"/>
+        </w:rPr>
+        <w:t>Kaki mereka memiliki kuku yang terbelah, yang membantu mereka berjalan atau memanjat dengan mudah di hampir semua medan.</w:t>
+      </w:r>
+    </w:p>
+    <w:p>
+      <w:pPr/>
+      <w:r>
+        <w:rPr>
+          <w:lang w:val="id_ID" w:bidi="id_ID"/>
+        </w:rPr>
+      </w:r>
+      <w:r>
+        <w:rPr>
+          <w:lang w:val="id_ID" w:bidi="id_ID"/>
+        </w:rPr>
+        <w:t xml:space="preserve">(Lihat juga: </w:t>
+      </w:r>
+      <w:r>
+        <w:rPr>
+          <w:lang w:val="id_ID" w:bidi="id_ID"/>
+        </w:rPr>
+        <w:t>Menerjemahkan Istilah yang Tidak Dikenal</w:t>
+      </w:r>
+      <w:r>
+        <w:rPr>
+          <w:lang w:val="id_ID" w:bidi="id_ID"/>
+        </w:rPr>
+        <w:t>)</w:t>
+      </w:r>
+    </w:p>
+    <w:p>
+      <w:pPr>
+        <w:pStyle w:val="Heading3"/>
+      </w:pPr>
+      <w:r>
+        <w:rPr>
+          <w:lang w:val="id_ID" w:bidi="id_ID"/>
+        </w:rPr>
+        <w:t>Referensi Alkitab:</w:t>
+      </w:r>
+    </w:p>
+    <w:p>
+      <w:pPr>
+        <w:pStyle w:val="ListBullet"/>
+        <w:spacing w:line="240" w:lineRule="auto"/>
+        <w:ind w:left="720"/>
+      </w:pPr>
+      <w:r>
+        <w:rPr>
+          <w:lang w:val="id_ID" w:bidi="id_ID"/>
+        </w:rPr>
+      </w:r>
+      <w:hyperlink r:id="rId159">
+        <w:r>
+          <w:rPr>
+            <w:lang w:val="id_ID" w:bidi="id_ID"/>
+          </w:rPr>
+          <w:rPr>
+            <w:color w:val="0000EE"/>
+            <w:u w:val="single"/>
+          </w:rPr>
+          <w:t>2 Samuel 22:34</w:t>
+        </w:r>
+      </w:hyperlink>
+    </w:p>
+    <w:p>
+      <w:pPr>
+        <w:pStyle w:val="ListBullet"/>
+        <w:spacing w:line="240" w:lineRule="auto"/>
+        <w:ind w:left="720"/>
+      </w:pPr>
+      <w:r>
+        <w:rPr>
+          <w:lang w:val="id_ID" w:bidi="id_ID"/>
+        </w:rPr>
+      </w:r>
+      <w:hyperlink r:id="rId160">
+        <w:r>
+          <w:rPr>
+            <w:lang w:val="id_ID" w:bidi="id_ID"/>
+          </w:rPr>
+          <w:rPr>
+            <w:color w:val="0000EE"/>
+            <w:u w:val="single"/>
+          </w:rPr>
+          <w:t>Kejadian 49:21</w:t>
+        </w:r>
+      </w:hyperlink>
+    </w:p>
+    <w:p>
+      <w:pPr>
+        <w:pStyle w:val="ListBullet"/>
+        <w:spacing w:line="240" w:lineRule="auto"/>
+        <w:ind w:left="720"/>
+      </w:pPr>
+      <w:r>
+        <w:rPr>
+          <w:lang w:val="id_ID" w:bidi="id_ID"/>
+        </w:rPr>
+      </w:r>
+      <w:hyperlink r:id="rId161">
+        <w:r>
+          <w:rPr>
+            <w:lang w:val="id_ID" w:bidi="id_ID"/>
+          </w:rPr>
+          <w:rPr>
+            <w:color w:val="0000EE"/>
+            <w:u w:val="single"/>
+          </w:rPr>
+          <w:t>Ayub 39:2</w:t>
+        </w:r>
+      </w:hyperlink>
+    </w:p>
+    <w:p>
+      <w:pPr>
+        <w:pStyle w:val="ListBullet"/>
+        <w:spacing w:line="240" w:lineRule="auto"/>
+        <w:ind w:left="720"/>
+      </w:pPr>
+      <w:r>
+        <w:rPr>
+          <w:lang w:val="id_ID" w:bidi="id_ID"/>
+        </w:rPr>
+      </w:r>
+      <w:hyperlink r:id="rId162">
+        <w:r>
+          <w:rPr>
+            <w:lang w:val="id_ID" w:bidi="id_ID"/>
+          </w:rPr>
+          <w:rPr>
+            <w:color w:val="0000EE"/>
+            <w:u w:val="single"/>
+          </w:rPr>
+          <w:t>Mazmur 18:33</w:t>
+        </w:r>
+      </w:hyperlink>
+    </w:p>
+    <w:p>
+      <w:pPr>
+        <w:pStyle w:val="ListBullet"/>
+        <w:spacing w:line="240" w:lineRule="auto"/>
+        <w:ind w:left="720"/>
+      </w:pPr>
+      <w:r>
+        <w:rPr>
+          <w:lang w:val="id_ID" w:bidi="id_ID"/>
+        </w:rPr>
+      </w:r>
+      <w:hyperlink r:id="rId163">
+        <w:r>
+          <w:rPr>
+            <w:lang w:val="id_ID" w:bidi="id_ID"/>
+          </w:rPr>
+          <w:rPr>
+            <w:color w:val="0000EE"/>
+            <w:u w:val="single"/>
+          </w:rPr>
+          <w:t>Kidung Agung 2:7</w:t>
+        </w:r>
+      </w:hyperlink>
+    </w:p>
+    <w:p>
+      <w:pPr>
+        <w:pStyle w:val="Heading3"/>
+      </w:pPr>
+      <w:r>
+        <w:rPr>
+          <w:lang w:val="id_ID" w:bidi="id_ID"/>
+        </w:rPr>
+        <w:t>Data Kata:</w:t>
+      </w:r>
+    </w:p>
+    <w:p>
+      <w:pPr>
+        <w:pStyle w:val="ListBullet"/>
+        <w:spacing w:line="240" w:lineRule="auto"/>
+        <w:ind w:left="720"/>
+      </w:pPr>
+      <w:r>
+        <w:rPr>
+          <w:lang w:val="id_ID" w:bidi="id_ID"/>
+        </w:rPr>
+      </w:r>
+      <w:r>
+        <w:rPr>
+          <w:lang w:val="id_ID" w:bidi="id_ID"/>
+        </w:rPr>
+        <w:t>Strong: H0354, H0355, H0365, H3180, H3280, H6643, H6646</w:t>
+      </w:r>
+      <w:r>
+        <w:rPr>
+          <w:lang w:val="id_ID" w:bidi="id_ID"/>
+        </w:rPr>
+      </w:r>
+      <w:r>
+        <w:rPr>
+          <w:lang w:val="id_ID" w:bidi="id_ID"/>
+        </w:rPr>
+      </w:r>
+    </w:p>
+    <w:p>
+      <w:pPr/>
+      <w:r>
+        <w:rPr>
+          <w:lang w:val="id_ID" w:bidi="id_ID"/>
+        </w:rPr>
+      </w:r>
+    </w:p>
+    <w:p>
+      <w:pPr>
+        <w:pStyle w:val="Heading2"/>
+      </w:pPr>
+      <w:r>
+        <w:rPr>
+          <w:lang w:val="id_ID" w:bidi="id_ID"/>
+        </w:rPr>
         <w:t>Rusak</w:t>
       </w:r>
       <w:r>
@@ -11664,7 +15162,7 @@
           <w:lang w:val="id_ID" w:bidi="id_ID"/>
         </w:rPr>
       </w:r>
-      <w:hyperlink r:id="rId122">
+      <w:hyperlink r:id="rId164">
         <w:r>
           <w:rPr>
             <w:lang w:val="id_ID" w:bidi="id_ID"/>
@@ -11688,7 +15186,7 @@
           <w:lang w:val="id_ID" w:bidi="id_ID"/>
         </w:rPr>
       </w:r>
-      <w:hyperlink r:id="rId123">
+      <w:hyperlink r:id="rId165">
         <w:r>
           <w:rPr>
             <w:lang w:val="id_ID" w:bidi="id_ID"/>
@@ -11712,7 +15210,7 @@
           <w:lang w:val="id_ID" w:bidi="id_ID"/>
         </w:rPr>
       </w:r>
-      <w:hyperlink r:id="rId124">
+      <w:hyperlink r:id="rId166">
         <w:r>
           <w:rPr>
             <w:lang w:val="id_ID" w:bidi="id_ID"/>
@@ -11736,7 +15234,7 @@
           <w:lang w:val="id_ID" w:bidi="id_ID"/>
         </w:rPr>
       </w:r>
-      <w:hyperlink r:id="rId125">
+      <w:hyperlink r:id="rId167">
         <w:r>
           <w:rPr>
             <w:lang w:val="id_ID" w:bidi="id_ID"/>
@@ -12007,7 +15505,7 @@
           <w:lang w:val="id_ID" w:bidi="id_ID"/>
         </w:rPr>
       </w:r>
-      <w:hyperlink r:id="rId22">
+      <w:hyperlink r:id="rId32">
         <w:r>
           <w:rPr>
             <w:lang w:val="id_ID" w:bidi="id_ID"/>
@@ -12031,7 +15529,7 @@
           <w:lang w:val="id_ID" w:bidi="id_ID"/>
         </w:rPr>
       </w:r>
-      <w:hyperlink r:id="rId126">
+      <w:hyperlink r:id="rId168">
         <w:r>
           <w:rPr>
             <w:lang w:val="id_ID" w:bidi="id_ID"/>
@@ -12055,7 +15553,7 @@
           <w:lang w:val="id_ID" w:bidi="id_ID"/>
         </w:rPr>
       </w:r>
-      <w:hyperlink r:id="rId127">
+      <w:hyperlink r:id="rId169">
         <w:r>
           <w:rPr>
             <w:lang w:val="id_ID" w:bidi="id_ID"/>
@@ -12079,7 +15577,7 @@
           <w:lang w:val="id_ID" w:bidi="id_ID"/>
         </w:rPr>
       </w:r>
-      <w:hyperlink r:id="rId128">
+      <w:hyperlink r:id="rId170">
         <w:r>
           <w:rPr>
             <w:lang w:val="id_ID" w:bidi="id_ID"/>

--- a/ind/docx/018.content.docx
+++ b/ind/docx/018.content.docx
@@ -337,114 +337,84 @@
           <w:lang w:val="id_ID" w:bidi="id_ID"/>
         </w:rPr>
       </w:r>
-      <w:hyperlink r:id="rId13">
-        <w:r>
-          <w:rPr>
-            <w:lang w:val="id_ID" w:bidi="id_ID"/>
-          </w:rPr>
-          <w:rPr>
-            <w:color w:val="0000EE"/>
-            <w:u w:val="single"/>
-          </w:rPr>
-          <w:t>1 Tawarikh 20:1</w:t>
-        </w:r>
-      </w:hyperlink>
-    </w:p>
-    <w:p>
-      <w:pPr>
-        <w:pStyle w:val="ListBullet"/>
-        <w:spacing w:line="240" w:lineRule="auto"/>
-        <w:ind w:left="720"/>
-      </w:pPr>
-      <w:r>
-        <w:rPr>
-          <w:lang w:val="id_ID" w:bidi="id_ID"/>
-        </w:rPr>
-      </w:r>
-      <w:hyperlink r:id="rId14">
-        <w:r>
-          <w:rPr>
-            <w:lang w:val="id_ID" w:bidi="id_ID"/>
-          </w:rPr>
-          <w:rPr>
-            <w:color w:val="0000EE"/>
-            <w:u w:val="single"/>
-          </w:rPr>
-          <w:t>2 Samuel 12:26</w:t>
-        </w:r>
-      </w:hyperlink>
-    </w:p>
-    <w:p>
-      <w:pPr>
-        <w:pStyle w:val="ListBullet"/>
-        <w:spacing w:line="240" w:lineRule="auto"/>
-        <w:ind w:left="720"/>
-      </w:pPr>
-      <w:r>
-        <w:rPr>
-          <w:lang w:val="id_ID" w:bidi="id_ID"/>
-        </w:rPr>
-      </w:r>
-      <w:hyperlink r:id="rId15">
-        <w:r>
-          <w:rPr>
-            <w:lang w:val="id_ID" w:bidi="id_ID"/>
-          </w:rPr>
-          <w:rPr>
-            <w:color w:val="0000EE"/>
-            <w:u w:val="single"/>
-          </w:rPr>
-          <w:t>Ulangan 3:11</w:t>
-        </w:r>
-      </w:hyperlink>
-    </w:p>
-    <w:p>
-      <w:pPr>
-        <w:pStyle w:val="ListBullet"/>
-        <w:spacing w:line="240" w:lineRule="auto"/>
-        <w:ind w:left="720"/>
-      </w:pPr>
-      <w:r>
-        <w:rPr>
-          <w:lang w:val="id_ID" w:bidi="id_ID"/>
-        </w:rPr>
-      </w:r>
-      <w:hyperlink r:id="rId16">
-        <w:r>
-          <w:rPr>
-            <w:lang w:val="id_ID" w:bidi="id_ID"/>
-          </w:rPr>
-          <w:rPr>
-            <w:color w:val="0000EE"/>
-            <w:u w:val="single"/>
-          </w:rPr>
-          <w:t>Yehezkiel 25:3–5</w:t>
-        </w:r>
-      </w:hyperlink>
-    </w:p>
-    <w:p>
-      <w:pPr>
-        <w:pStyle w:val="ListBullet"/>
-        <w:spacing w:line="240" w:lineRule="auto"/>
-        <w:ind w:left="720"/>
-      </w:pPr>
-      <w:r>
-        <w:rPr>
-          <w:lang w:val="id_ID" w:bidi="id_ID"/>
-        </w:rPr>
-      </w:r>
-      <w:hyperlink r:id="rId17">
-        <w:r>
-          <w:rPr>
-            <w:lang w:val="id_ID" w:bidi="id_ID"/>
-          </w:rPr>
-          <w:rPr>
-            <w:color w:val="0000EE"/>
-            <w:u w:val="single"/>
-          </w:rPr>
-          <w:t>Yeremia 49:1–2</w:t>
-        </w:r>
-      </w:hyperlink>
+      <w:r>
+        <w:rPr>
+          <w:lang w:val="id_ID" w:bidi="id_ID"/>
+        </w:rPr>
+        <w:t>1 Tawarikh 20:1</w:t>
+      </w:r>
+    </w:p>
+    <w:p>
+      <w:pPr>
+        <w:pStyle w:val="ListBullet"/>
+        <w:spacing w:line="240" w:lineRule="auto"/>
+        <w:ind w:left="720"/>
+      </w:pPr>
+      <w:r>
+        <w:rPr>
+          <w:lang w:val="id_ID" w:bidi="id_ID"/>
+        </w:rPr>
+      </w:r>
+      <w:r>
+        <w:rPr>
+          <w:lang w:val="id_ID" w:bidi="id_ID"/>
+        </w:rPr>
+        <w:t>2 Samuel 12:26</w:t>
+      </w:r>
+    </w:p>
+    <w:p>
+      <w:pPr>
+        <w:pStyle w:val="ListBullet"/>
+        <w:spacing w:line="240" w:lineRule="auto"/>
+        <w:ind w:left="720"/>
+      </w:pPr>
+      <w:r>
+        <w:rPr>
+          <w:lang w:val="id_ID" w:bidi="id_ID"/>
+        </w:rPr>
+      </w:r>
+      <w:r>
+        <w:rPr>
+          <w:lang w:val="id_ID" w:bidi="id_ID"/>
+        </w:rPr>
+        <w:t>Ulangan 3:11</w:t>
+      </w:r>
+    </w:p>
+    <w:p>
+      <w:pPr>
+        <w:pStyle w:val="ListBullet"/>
+        <w:spacing w:line="240" w:lineRule="auto"/>
+        <w:ind w:left="720"/>
+      </w:pPr>
+      <w:r>
+        <w:rPr>
+          <w:lang w:val="id_ID" w:bidi="id_ID"/>
+        </w:rPr>
+      </w:r>
+      <w:r>
+        <w:rPr>
+          <w:lang w:val="id_ID" w:bidi="id_ID"/>
+        </w:rPr>
+        <w:t>Yehezkiel 25:3–5</w:t>
+      </w:r>
+    </w:p>
+    <w:p>
+      <w:pPr>
+        <w:pStyle w:val="ListBullet"/>
+        <w:spacing w:line="240" w:lineRule="auto"/>
+        <w:ind w:left="720"/>
+      </w:pPr>
+      <w:r>
+        <w:rPr>
+          <w:lang w:val="id_ID" w:bidi="id_ID"/>
+        </w:rPr>
+      </w:r>
+      <w:r>
+        <w:rPr>
+          <w:lang w:val="id_ID" w:bidi="id_ID"/>
+        </w:rPr>
+        <w:t>Yeremia 49:1–2</w:t>
+      </w:r>
     </w:p>
     <w:p>
       <w:pPr>
@@ -727,90 +697,66 @@
           <w:lang w:val="id_ID" w:bidi="id_ID"/>
         </w:rPr>
       </w:r>
-      <w:hyperlink r:id="rId18">
-        <w:r>
-          <w:rPr>
-            <w:lang w:val="id_ID" w:bidi="id_ID"/>
-          </w:rPr>
-          <w:rPr>
-            <w:color w:val="0000EE"/>
-            <w:u w:val="single"/>
-          </w:rPr>
-          <w:t>Yohanes 1:49–51</w:t>
-        </w:r>
-      </w:hyperlink>
-    </w:p>
-    <w:p>
-      <w:pPr>
-        <w:pStyle w:val="ListBullet"/>
-        <w:spacing w:line="240" w:lineRule="auto"/>
-        <w:ind w:left="720"/>
-      </w:pPr>
-      <w:r>
-        <w:rPr>
-          <w:lang w:val="id_ID" w:bidi="id_ID"/>
-        </w:rPr>
-      </w:r>
-      <w:hyperlink r:id="rId19">
-        <w:r>
-          <w:rPr>
-            <w:lang w:val="id_ID" w:bidi="id_ID"/>
-          </w:rPr>
-          <w:rPr>
-            <w:color w:val="0000EE"/>
-            <w:u w:val="single"/>
-          </w:rPr>
-          <w:t>Yohanes 6:24–25</w:t>
-        </w:r>
-      </w:hyperlink>
-    </w:p>
-    <w:p>
-      <w:pPr>
-        <w:pStyle w:val="ListBullet"/>
-        <w:spacing w:line="240" w:lineRule="auto"/>
-        <w:ind w:left="720"/>
-      </w:pPr>
-      <w:r>
-        <w:rPr>
-          <w:lang w:val="id_ID" w:bidi="id_ID"/>
-        </w:rPr>
-      </w:r>
-      <w:hyperlink r:id="rId20">
-        <w:r>
-          <w:rPr>
-            <w:lang w:val="id_ID" w:bidi="id_ID"/>
-          </w:rPr>
-          <w:rPr>
-            <w:color w:val="0000EE"/>
-            <w:u w:val="single"/>
-          </w:rPr>
-          <w:t>Markus 14:43–46</w:t>
-        </w:r>
-      </w:hyperlink>
-    </w:p>
-    <w:p>
-      <w:pPr>
-        <w:pStyle w:val="ListBullet"/>
-        <w:spacing w:line="240" w:lineRule="auto"/>
-        <w:ind w:left="720"/>
-      </w:pPr>
-      <w:r>
-        <w:rPr>
-          <w:lang w:val="id_ID" w:bidi="id_ID"/>
-        </w:rPr>
-      </w:r>
-      <w:hyperlink r:id="rId21">
-        <w:r>
-          <w:rPr>
-            <w:lang w:val="id_ID" w:bidi="id_ID"/>
-          </w:rPr>
-          <w:rPr>
-            <w:color w:val="0000EE"/>
-            <w:u w:val="single"/>
-          </w:rPr>
-          <w:t>Matius 23:8–10</w:t>
-        </w:r>
-      </w:hyperlink>
+      <w:r>
+        <w:rPr>
+          <w:lang w:val="id_ID" w:bidi="id_ID"/>
+        </w:rPr>
+        <w:t>Yohanes 1:49–51</w:t>
+      </w:r>
+    </w:p>
+    <w:p>
+      <w:pPr>
+        <w:pStyle w:val="ListBullet"/>
+        <w:spacing w:line="240" w:lineRule="auto"/>
+        <w:ind w:left="720"/>
+      </w:pPr>
+      <w:r>
+        <w:rPr>
+          <w:lang w:val="id_ID" w:bidi="id_ID"/>
+        </w:rPr>
+      </w:r>
+      <w:r>
+        <w:rPr>
+          <w:lang w:val="id_ID" w:bidi="id_ID"/>
+        </w:rPr>
+        <w:t>Yohanes 6:24–25</w:t>
+      </w:r>
+    </w:p>
+    <w:p>
+      <w:pPr>
+        <w:pStyle w:val="ListBullet"/>
+        <w:spacing w:line="240" w:lineRule="auto"/>
+        <w:ind w:left="720"/>
+      </w:pPr>
+      <w:r>
+        <w:rPr>
+          <w:lang w:val="id_ID" w:bidi="id_ID"/>
+        </w:rPr>
+      </w:r>
+      <w:r>
+        <w:rPr>
+          <w:lang w:val="id_ID" w:bidi="id_ID"/>
+        </w:rPr>
+        <w:t>Markus 14:43–46</w:t>
+      </w:r>
+    </w:p>
+    <w:p>
+      <w:pPr>
+        <w:pStyle w:val="ListBullet"/>
+        <w:spacing w:line="240" w:lineRule="auto"/>
+        <w:ind w:left="720"/>
+      </w:pPr>
+      <w:r>
+        <w:rPr>
+          <w:lang w:val="id_ID" w:bidi="id_ID"/>
+        </w:rPr>
+      </w:r>
+      <w:r>
+        <w:rPr>
+          <w:lang w:val="id_ID" w:bidi="id_ID"/>
+        </w:rPr>
+        <w:t>Matius 23:8–10</w:t>
+      </w:r>
     </w:p>
     <w:p>
       <w:pPr>
@@ -1515,138 +1461,102 @@
           <w:lang w:val="id_ID" w:bidi="id_ID"/>
         </w:rPr>
       </w:r>
-      <w:hyperlink r:id="rId22">
-        <w:r>
-          <w:rPr>
-            <w:lang w:val="id_ID" w:bidi="id_ID"/>
-          </w:rPr>
-          <w:rPr>
-            <w:color w:val="0000EE"/>
-            <w:u w:val="single"/>
-          </w:rPr>
-          <w:t>Keluaran 12:8</w:t>
-        </w:r>
-      </w:hyperlink>
-    </w:p>
-    <w:p>
-      <w:pPr>
-        <w:pStyle w:val="ListBullet"/>
-        <w:spacing w:line="240" w:lineRule="auto"/>
-        <w:ind w:left="720"/>
-      </w:pPr>
-      <w:r>
-        <w:rPr>
-          <w:lang w:val="id_ID" w:bidi="id_ID"/>
-        </w:rPr>
-      </w:r>
-      <w:hyperlink r:id="rId23">
-        <w:r>
-          <w:rPr>
-            <w:lang w:val="id_ID" w:bidi="id_ID"/>
-          </w:rPr>
-          <w:rPr>
-            <w:color w:val="0000EE"/>
-            <w:u w:val="single"/>
-          </w:rPr>
-          <w:t>Galatia 5:9–10</w:t>
-        </w:r>
-      </w:hyperlink>
-    </w:p>
-    <w:p>
-      <w:pPr>
-        <w:pStyle w:val="ListBullet"/>
-        <w:spacing w:line="240" w:lineRule="auto"/>
-        <w:ind w:left="720"/>
-      </w:pPr>
-      <w:r>
-        <w:rPr>
-          <w:lang w:val="id_ID" w:bidi="id_ID"/>
-        </w:rPr>
-      </w:r>
-      <w:hyperlink r:id="rId24">
-        <w:r>
-          <w:rPr>
-            <w:lang w:val="id_ID" w:bidi="id_ID"/>
-          </w:rPr>
-          <w:rPr>
-            <w:color w:val="0000EE"/>
-            <w:u w:val="single"/>
-          </w:rPr>
-          <w:t>Lukas 12:1</w:t>
-        </w:r>
-      </w:hyperlink>
-    </w:p>
-    <w:p>
-      <w:pPr>
-        <w:pStyle w:val="ListBullet"/>
-        <w:spacing w:line="240" w:lineRule="auto"/>
-        <w:ind w:left="720"/>
-      </w:pPr>
-      <w:r>
-        <w:rPr>
-          <w:lang w:val="id_ID" w:bidi="id_ID"/>
-        </w:rPr>
-      </w:r>
-      <w:hyperlink r:id="rId25">
-        <w:r>
-          <w:rPr>
-            <w:lang w:val="id_ID" w:bidi="id_ID"/>
-          </w:rPr>
-          <w:rPr>
-            <w:color w:val="0000EE"/>
-            <w:u w:val="single"/>
-          </w:rPr>
-          <w:t>Lukas 13:21</w:t>
-        </w:r>
-      </w:hyperlink>
-    </w:p>
-    <w:p>
-      <w:pPr>
-        <w:pStyle w:val="ListBullet"/>
-        <w:spacing w:line="240" w:lineRule="auto"/>
-        <w:ind w:left="720"/>
-      </w:pPr>
-      <w:r>
-        <w:rPr>
-          <w:lang w:val="id_ID" w:bidi="id_ID"/>
-        </w:rPr>
-      </w:r>
-      <w:hyperlink r:id="rId26">
-        <w:r>
-          <w:rPr>
-            <w:lang w:val="id_ID" w:bidi="id_ID"/>
-          </w:rPr>
-          <w:rPr>
-            <w:color w:val="0000EE"/>
-            <w:u w:val="single"/>
-          </w:rPr>
-          <w:t>Matius 13:33</w:t>
-        </w:r>
-      </w:hyperlink>
-    </w:p>
-    <w:p>
-      <w:pPr>
-        <w:pStyle w:val="ListBullet"/>
-        <w:spacing w:line="240" w:lineRule="auto"/>
-        <w:ind w:left="720"/>
-      </w:pPr>
-      <w:r>
-        <w:rPr>
-          <w:lang w:val="id_ID" w:bidi="id_ID"/>
-        </w:rPr>
-      </w:r>
-      <w:hyperlink r:id="rId27">
-        <w:r>
-          <w:rPr>
-            <w:lang w:val="id_ID" w:bidi="id_ID"/>
-          </w:rPr>
-          <w:rPr>
-            <w:color w:val="0000EE"/>
-            <w:u w:val="single"/>
-          </w:rPr>
-          <w:t>Matius 16:8</w:t>
-        </w:r>
-      </w:hyperlink>
+      <w:r>
+        <w:rPr>
+          <w:lang w:val="id_ID" w:bidi="id_ID"/>
+        </w:rPr>
+        <w:t>Keluaran 12:8</w:t>
+      </w:r>
+    </w:p>
+    <w:p>
+      <w:pPr>
+        <w:pStyle w:val="ListBullet"/>
+        <w:spacing w:line="240" w:lineRule="auto"/>
+        <w:ind w:left="720"/>
+      </w:pPr>
+      <w:r>
+        <w:rPr>
+          <w:lang w:val="id_ID" w:bidi="id_ID"/>
+        </w:rPr>
+      </w:r>
+      <w:r>
+        <w:rPr>
+          <w:lang w:val="id_ID" w:bidi="id_ID"/>
+        </w:rPr>
+        <w:t>Galatia 5:9–10</w:t>
+      </w:r>
+    </w:p>
+    <w:p>
+      <w:pPr>
+        <w:pStyle w:val="ListBullet"/>
+        <w:spacing w:line="240" w:lineRule="auto"/>
+        <w:ind w:left="720"/>
+      </w:pPr>
+      <w:r>
+        <w:rPr>
+          <w:lang w:val="id_ID" w:bidi="id_ID"/>
+        </w:rPr>
+      </w:r>
+      <w:r>
+        <w:rPr>
+          <w:lang w:val="id_ID" w:bidi="id_ID"/>
+        </w:rPr>
+        <w:t>Lukas 12:1</w:t>
+      </w:r>
+    </w:p>
+    <w:p>
+      <w:pPr>
+        <w:pStyle w:val="ListBullet"/>
+        <w:spacing w:line="240" w:lineRule="auto"/>
+        <w:ind w:left="720"/>
+      </w:pPr>
+      <w:r>
+        <w:rPr>
+          <w:lang w:val="id_ID" w:bidi="id_ID"/>
+        </w:rPr>
+      </w:r>
+      <w:r>
+        <w:rPr>
+          <w:lang w:val="id_ID" w:bidi="id_ID"/>
+        </w:rPr>
+        <w:t>Lukas 13:21</w:t>
+      </w:r>
+    </w:p>
+    <w:p>
+      <w:pPr>
+        <w:pStyle w:val="ListBullet"/>
+        <w:spacing w:line="240" w:lineRule="auto"/>
+        <w:ind w:left="720"/>
+      </w:pPr>
+      <w:r>
+        <w:rPr>
+          <w:lang w:val="id_ID" w:bidi="id_ID"/>
+        </w:rPr>
+      </w:r>
+      <w:r>
+        <w:rPr>
+          <w:lang w:val="id_ID" w:bidi="id_ID"/>
+        </w:rPr>
+        <w:t>Matius 13:33</w:t>
+      </w:r>
+    </w:p>
+    <w:p>
+      <w:pPr>
+        <w:pStyle w:val="ListBullet"/>
+        <w:spacing w:line="240" w:lineRule="auto"/>
+        <w:ind w:left="720"/>
+      </w:pPr>
+      <w:r>
+        <w:rPr>
+          <w:lang w:val="id_ID" w:bidi="id_ID"/>
+        </w:rPr>
+      </w:r>
+      <w:r>
+        <w:rPr>
+          <w:lang w:val="id_ID" w:bidi="id_ID"/>
+        </w:rPr>
+        <w:t>Matius 16:8</w:t>
+      </w:r>
     </w:p>
     <w:p>
       <w:pPr>
@@ -1876,114 +1786,84 @@
           <w:lang w:val="id_ID" w:bidi="id_ID"/>
         </w:rPr>
       </w:r>
-      <w:hyperlink r:id="rId28">
-        <w:r>
-          <w:rPr>
-            <w:lang w:val="id_ID" w:bidi="id_ID"/>
-          </w:rPr>
-          <w:rPr>
-            <w:color w:val="0000EE"/>
-            <w:u w:val="single"/>
-          </w:rPr>
-          <w:t>Ibrani 11:29–31</w:t>
-        </w:r>
-      </w:hyperlink>
-    </w:p>
-    <w:p>
-      <w:pPr>
-        <w:pStyle w:val="ListBullet"/>
-        <w:spacing w:line="240" w:lineRule="auto"/>
-        <w:ind w:left="720"/>
-      </w:pPr>
-      <w:r>
-        <w:rPr>
-          <w:lang w:val="id_ID" w:bidi="id_ID"/>
-        </w:rPr>
-      </w:r>
-      <w:hyperlink r:id="rId29">
-        <w:r>
-          <w:rPr>
-            <w:lang w:val="id_ID" w:bidi="id_ID"/>
-          </w:rPr>
-          <w:rPr>
-            <w:color w:val="0000EE"/>
-            <w:u w:val="single"/>
-          </w:rPr>
-          <w:t>Yakobus 2:25</w:t>
-        </w:r>
-      </w:hyperlink>
-    </w:p>
-    <w:p>
-      <w:pPr>
-        <w:pStyle w:val="ListBullet"/>
-        <w:spacing w:line="240" w:lineRule="auto"/>
-        <w:ind w:left="720"/>
-      </w:pPr>
-      <w:r>
-        <w:rPr>
-          <w:lang w:val="id_ID" w:bidi="id_ID"/>
-        </w:rPr>
-      </w:r>
-      <w:hyperlink r:id="rId30">
-        <w:r>
-          <w:rPr>
-            <w:lang w:val="id_ID" w:bidi="id_ID"/>
-          </w:rPr>
-          <w:rPr>
-            <w:color w:val="0000EE"/>
-            <w:u w:val="single"/>
-          </w:rPr>
-          <w:t>Yosua 2:21</w:t>
-        </w:r>
-      </w:hyperlink>
-    </w:p>
-    <w:p>
-      <w:pPr>
-        <w:pStyle w:val="ListBullet"/>
-        <w:spacing w:line="240" w:lineRule="auto"/>
-        <w:ind w:left="720"/>
-      </w:pPr>
-      <w:r>
-        <w:rPr>
-          <w:lang w:val="id_ID" w:bidi="id_ID"/>
-        </w:rPr>
-      </w:r>
-      <w:hyperlink r:id="rId31">
-        <w:r>
-          <w:rPr>
-            <w:lang w:val="id_ID" w:bidi="id_ID"/>
-          </w:rPr>
-          <w:rPr>
-            <w:color w:val="0000EE"/>
-            <w:u w:val="single"/>
-          </w:rPr>
-          <w:t>Yosua 6:17–19</w:t>
-        </w:r>
-      </w:hyperlink>
-    </w:p>
-    <w:p>
-      <w:pPr>
-        <w:pStyle w:val="ListBullet"/>
-        <w:spacing w:line="240" w:lineRule="auto"/>
-        <w:ind w:left="720"/>
-      </w:pPr>
-      <w:r>
-        <w:rPr>
-          <w:lang w:val="id_ID" w:bidi="id_ID"/>
-        </w:rPr>
-      </w:r>
-      <w:hyperlink r:id="rId32">
-        <w:r>
-          <w:rPr>
-            <w:lang w:val="id_ID" w:bidi="id_ID"/>
-          </w:rPr>
-          <w:rPr>
-            <w:color w:val="0000EE"/>
-            <w:u w:val="single"/>
-          </w:rPr>
-          <w:t>Matius 1:5</w:t>
-        </w:r>
-      </w:hyperlink>
+      <w:r>
+        <w:rPr>
+          <w:lang w:val="id_ID" w:bidi="id_ID"/>
+        </w:rPr>
+        <w:t>Ibrani 11:29–31</w:t>
+      </w:r>
+    </w:p>
+    <w:p>
+      <w:pPr>
+        <w:pStyle w:val="ListBullet"/>
+        <w:spacing w:line="240" w:lineRule="auto"/>
+        <w:ind w:left="720"/>
+      </w:pPr>
+      <w:r>
+        <w:rPr>
+          <w:lang w:val="id_ID" w:bidi="id_ID"/>
+        </w:rPr>
+      </w:r>
+      <w:r>
+        <w:rPr>
+          <w:lang w:val="id_ID" w:bidi="id_ID"/>
+        </w:rPr>
+        <w:t>Yakobus 2:25</w:t>
+      </w:r>
+    </w:p>
+    <w:p>
+      <w:pPr>
+        <w:pStyle w:val="ListBullet"/>
+        <w:spacing w:line="240" w:lineRule="auto"/>
+        <w:ind w:left="720"/>
+      </w:pPr>
+      <w:r>
+        <w:rPr>
+          <w:lang w:val="id_ID" w:bidi="id_ID"/>
+        </w:rPr>
+      </w:r>
+      <w:r>
+        <w:rPr>
+          <w:lang w:val="id_ID" w:bidi="id_ID"/>
+        </w:rPr>
+        <w:t>Yosua 2:21</w:t>
+      </w:r>
+    </w:p>
+    <w:p>
+      <w:pPr>
+        <w:pStyle w:val="ListBullet"/>
+        <w:spacing w:line="240" w:lineRule="auto"/>
+        <w:ind w:left="720"/>
+      </w:pPr>
+      <w:r>
+        <w:rPr>
+          <w:lang w:val="id_ID" w:bidi="id_ID"/>
+        </w:rPr>
+      </w:r>
+      <w:r>
+        <w:rPr>
+          <w:lang w:val="id_ID" w:bidi="id_ID"/>
+        </w:rPr>
+        <w:t>Yosua 6:17–19</w:t>
+      </w:r>
+    </w:p>
+    <w:p>
+      <w:pPr>
+        <w:pStyle w:val="ListBullet"/>
+        <w:spacing w:line="240" w:lineRule="auto"/>
+        <w:ind w:left="720"/>
+      </w:pPr>
+      <w:r>
+        <w:rPr>
+          <w:lang w:val="id_ID" w:bidi="id_ID"/>
+        </w:rPr>
+      </w:r>
+      <w:r>
+        <w:rPr>
+          <w:lang w:val="id_ID" w:bidi="id_ID"/>
+        </w:rPr>
+        <w:t>Matius 1:5</w:t>
+      </w:r>
     </w:p>
     <w:p>
       <w:pPr>
@@ -2323,114 +2203,84 @@
           <w:lang w:val="id_ID" w:bidi="id_ID"/>
         </w:rPr>
       </w:r>
-      <w:hyperlink r:id="rId33">
-        <w:r>
-          <w:rPr>
-            <w:lang w:val="id_ID" w:bidi="id_ID"/>
-          </w:rPr>
-          <w:rPr>
-            <w:color w:val="0000EE"/>
-            <w:u w:val="single"/>
-          </w:rPr>
-          <w:t>Kolose 4:2–4</w:t>
-        </w:r>
-      </w:hyperlink>
-    </w:p>
-    <w:p>
-      <w:pPr>
-        <w:pStyle w:val="ListBullet"/>
-        <w:spacing w:line="240" w:lineRule="auto"/>
-        <w:ind w:left="720"/>
-      </w:pPr>
-      <w:r>
-        <w:rPr>
-          <w:lang w:val="id_ID" w:bidi="id_ID"/>
-        </w:rPr>
-      </w:r>
-      <w:hyperlink r:id="rId34">
-        <w:r>
-          <w:rPr>
-            <w:lang w:val="id_ID" w:bidi="id_ID"/>
-          </w:rPr>
-          <w:rPr>
-            <w:color w:val="0000EE"/>
-            <w:u w:val="single"/>
-          </w:rPr>
-          <w:t>Efesus 6:19–20</w:t>
-        </w:r>
-      </w:hyperlink>
-    </w:p>
-    <w:p>
-      <w:pPr>
-        <w:pStyle w:val="ListBullet"/>
-        <w:spacing w:line="240" w:lineRule="auto"/>
-        <w:ind w:left="720"/>
-      </w:pPr>
-      <w:r>
-        <w:rPr>
-          <w:lang w:val="id_ID" w:bidi="id_ID"/>
-        </w:rPr>
-      </w:r>
-      <w:hyperlink r:id="rId35">
-        <w:r>
-          <w:rPr>
-            <w:lang w:val="id_ID" w:bidi="id_ID"/>
-          </w:rPr>
-          <w:rPr>
-            <w:color w:val="0000EE"/>
-            <w:u w:val="single"/>
-          </w:rPr>
-          <w:t>Lukas 8:9–10</w:t>
-        </w:r>
-      </w:hyperlink>
-    </w:p>
-    <w:p>
-      <w:pPr>
-        <w:pStyle w:val="ListBullet"/>
-        <w:spacing w:line="240" w:lineRule="auto"/>
-        <w:ind w:left="720"/>
-      </w:pPr>
-      <w:r>
-        <w:rPr>
-          <w:lang w:val="id_ID" w:bidi="id_ID"/>
-        </w:rPr>
-      </w:r>
-      <w:hyperlink r:id="rId36">
-        <w:r>
-          <w:rPr>
-            <w:lang w:val="id_ID" w:bidi="id_ID"/>
-          </w:rPr>
-          <w:rPr>
-            <w:color w:val="0000EE"/>
-            <w:u w:val="single"/>
-          </w:rPr>
-          <w:t>Markus 4:10–12</w:t>
-        </w:r>
-      </w:hyperlink>
-    </w:p>
-    <w:p>
-      <w:pPr>
-        <w:pStyle w:val="ListBullet"/>
-        <w:spacing w:line="240" w:lineRule="auto"/>
-        <w:ind w:left="720"/>
-      </w:pPr>
-      <w:r>
-        <w:rPr>
-          <w:lang w:val="id_ID" w:bidi="id_ID"/>
-        </w:rPr>
-      </w:r>
-      <w:hyperlink r:id="rId37">
-        <w:r>
-          <w:rPr>
-            <w:lang w:val="id_ID" w:bidi="id_ID"/>
-          </w:rPr>
-          <w:rPr>
-            <w:color w:val="0000EE"/>
-            <w:u w:val="single"/>
-          </w:rPr>
-          <w:t>Matius 13:11</w:t>
-        </w:r>
-      </w:hyperlink>
+      <w:r>
+        <w:rPr>
+          <w:lang w:val="id_ID" w:bidi="id_ID"/>
+        </w:rPr>
+        <w:t>Kolose 4:2–4</w:t>
+      </w:r>
+    </w:p>
+    <w:p>
+      <w:pPr>
+        <w:pStyle w:val="ListBullet"/>
+        <w:spacing w:line="240" w:lineRule="auto"/>
+        <w:ind w:left="720"/>
+      </w:pPr>
+      <w:r>
+        <w:rPr>
+          <w:lang w:val="id_ID" w:bidi="id_ID"/>
+        </w:rPr>
+      </w:r>
+      <w:r>
+        <w:rPr>
+          <w:lang w:val="id_ID" w:bidi="id_ID"/>
+        </w:rPr>
+        <w:t>Efesus 6:19–20</w:t>
+      </w:r>
+    </w:p>
+    <w:p>
+      <w:pPr>
+        <w:pStyle w:val="ListBullet"/>
+        <w:spacing w:line="240" w:lineRule="auto"/>
+        <w:ind w:left="720"/>
+      </w:pPr>
+      <w:r>
+        <w:rPr>
+          <w:lang w:val="id_ID" w:bidi="id_ID"/>
+        </w:rPr>
+      </w:r>
+      <w:r>
+        <w:rPr>
+          <w:lang w:val="id_ID" w:bidi="id_ID"/>
+        </w:rPr>
+        <w:t>Lukas 8:9–10</w:t>
+      </w:r>
+    </w:p>
+    <w:p>
+      <w:pPr>
+        <w:pStyle w:val="ListBullet"/>
+        <w:spacing w:line="240" w:lineRule="auto"/>
+        <w:ind w:left="720"/>
+      </w:pPr>
+      <w:r>
+        <w:rPr>
+          <w:lang w:val="id_ID" w:bidi="id_ID"/>
+        </w:rPr>
+      </w:r>
+      <w:r>
+        <w:rPr>
+          <w:lang w:val="id_ID" w:bidi="id_ID"/>
+        </w:rPr>
+        <w:t>Markus 4:10–12</w:t>
+      </w:r>
+    </w:p>
+    <w:p>
+      <w:pPr>
+        <w:pStyle w:val="ListBullet"/>
+        <w:spacing w:line="240" w:lineRule="auto"/>
+        <w:ind w:left="720"/>
+      </w:pPr>
+      <w:r>
+        <w:rPr>
+          <w:lang w:val="id_ID" w:bidi="id_ID"/>
+        </w:rPr>
+      </w:r>
+      <w:r>
+        <w:rPr>
+          <w:lang w:val="id_ID" w:bidi="id_ID"/>
+        </w:rPr>
+        <w:t>Matius 13:11</w:t>
+      </w:r>
     </w:p>
     <w:p>
       <w:pPr>
@@ -2696,138 +2546,102 @@
           <w:lang w:val="id_ID" w:bidi="id_ID"/>
         </w:rPr>
       </w:r>
-      <w:hyperlink r:id="rId38">
-        <w:r>
-          <w:rPr>
-            <w:lang w:val="id_ID" w:bidi="id_ID"/>
-          </w:rPr>
-          <w:rPr>
-            <w:color w:val="0000EE"/>
-            <w:u w:val="single"/>
-          </w:rPr>
-          <w:t>Kejadian 29:6</w:t>
-        </w:r>
-      </w:hyperlink>
-    </w:p>
-    <w:p>
-      <w:pPr>
-        <w:pStyle w:val="ListBullet"/>
-        <w:spacing w:line="240" w:lineRule="auto"/>
-        <w:ind w:left="720"/>
-      </w:pPr>
-      <w:r>
-        <w:rPr>
-          <w:lang w:val="id_ID" w:bidi="id_ID"/>
-        </w:rPr>
-      </w:r>
-      <w:hyperlink r:id="rId39">
-        <w:r>
-          <w:rPr>
-            <w:lang w:val="id_ID" w:bidi="id_ID"/>
-          </w:rPr>
-          <w:rPr>
-            <w:color w:val="0000EE"/>
-            <w:u w:val="single"/>
-          </w:rPr>
-          <w:t>Kejadian 29:19–20</w:t>
-        </w:r>
-      </w:hyperlink>
-    </w:p>
-    <w:p>
-      <w:pPr>
-        <w:pStyle w:val="ListBullet"/>
-        <w:spacing w:line="240" w:lineRule="auto"/>
-        <w:ind w:left="720"/>
-      </w:pPr>
-      <w:r>
-        <w:rPr>
-          <w:lang w:val="id_ID" w:bidi="id_ID"/>
-        </w:rPr>
-      </w:r>
-      <w:hyperlink r:id="rId40">
-        <w:r>
-          <w:rPr>
-            <w:lang w:val="id_ID" w:bidi="id_ID"/>
-          </w:rPr>
-          <w:rPr>
-            <w:color w:val="0000EE"/>
-            <w:u w:val="single"/>
-          </w:rPr>
-          <w:t>Kejadian 29:30</w:t>
-        </w:r>
-      </w:hyperlink>
-    </w:p>
-    <w:p>
-      <w:pPr>
-        <w:pStyle w:val="ListBullet"/>
-        <w:spacing w:line="240" w:lineRule="auto"/>
-        <w:ind w:left="720"/>
-      </w:pPr>
-      <w:r>
-        <w:rPr>
-          <w:lang w:val="id_ID" w:bidi="id_ID"/>
-        </w:rPr>
-      </w:r>
-      <w:hyperlink r:id="rId41">
-        <w:r>
-          <w:rPr>
-            <w:lang w:val="id_ID" w:bidi="id_ID"/>
-          </w:rPr>
-          <w:rPr>
-            <w:color w:val="0000EE"/>
-            <w:u w:val="single"/>
-          </w:rPr>
-          <w:t>Kejadian 31:6</w:t>
-        </w:r>
-      </w:hyperlink>
-    </w:p>
-    <w:p>
-      <w:pPr>
-        <w:pStyle w:val="ListBullet"/>
-        <w:spacing w:line="240" w:lineRule="auto"/>
-        <w:ind w:left="720"/>
-      </w:pPr>
-      <w:r>
-        <w:rPr>
-          <w:lang w:val="id_ID" w:bidi="id_ID"/>
-        </w:rPr>
-      </w:r>
-      <w:hyperlink r:id="rId42">
-        <w:r>
-          <w:rPr>
-            <w:lang w:val="id_ID" w:bidi="id_ID"/>
-          </w:rPr>
-          <w:rPr>
-            <w:color w:val="0000EE"/>
-            <w:u w:val="single"/>
-          </w:rPr>
-          <w:t>Kejadian 33:1–3</w:t>
-        </w:r>
-      </w:hyperlink>
-    </w:p>
-    <w:p>
-      <w:pPr>
-        <w:pStyle w:val="ListBullet"/>
-        <w:spacing w:line="240" w:lineRule="auto"/>
-        <w:ind w:left="720"/>
-      </w:pPr>
-      <w:r>
-        <w:rPr>
-          <w:lang w:val="id_ID" w:bidi="id_ID"/>
-        </w:rPr>
-      </w:r>
-      <w:hyperlink r:id="rId43">
-        <w:r>
-          <w:rPr>
-            <w:lang w:val="id_ID" w:bidi="id_ID"/>
-          </w:rPr>
-          <w:rPr>
-            <w:color w:val="0000EE"/>
-            <w:u w:val="single"/>
-          </w:rPr>
-          <w:t>Matius 2:18</w:t>
-        </w:r>
-      </w:hyperlink>
+      <w:r>
+        <w:rPr>
+          <w:lang w:val="id_ID" w:bidi="id_ID"/>
+        </w:rPr>
+        <w:t>Kejadian 29:6</w:t>
+      </w:r>
+    </w:p>
+    <w:p>
+      <w:pPr>
+        <w:pStyle w:val="ListBullet"/>
+        <w:spacing w:line="240" w:lineRule="auto"/>
+        <w:ind w:left="720"/>
+      </w:pPr>
+      <w:r>
+        <w:rPr>
+          <w:lang w:val="id_ID" w:bidi="id_ID"/>
+        </w:rPr>
+      </w:r>
+      <w:r>
+        <w:rPr>
+          <w:lang w:val="id_ID" w:bidi="id_ID"/>
+        </w:rPr>
+        <w:t>Kejadian 29:19–20</w:t>
+      </w:r>
+    </w:p>
+    <w:p>
+      <w:pPr>
+        <w:pStyle w:val="ListBullet"/>
+        <w:spacing w:line="240" w:lineRule="auto"/>
+        <w:ind w:left="720"/>
+      </w:pPr>
+      <w:r>
+        <w:rPr>
+          <w:lang w:val="id_ID" w:bidi="id_ID"/>
+        </w:rPr>
+      </w:r>
+      <w:r>
+        <w:rPr>
+          <w:lang w:val="id_ID" w:bidi="id_ID"/>
+        </w:rPr>
+        <w:t>Kejadian 29:30</w:t>
+      </w:r>
+    </w:p>
+    <w:p>
+      <w:pPr>
+        <w:pStyle w:val="ListBullet"/>
+        <w:spacing w:line="240" w:lineRule="auto"/>
+        <w:ind w:left="720"/>
+      </w:pPr>
+      <w:r>
+        <w:rPr>
+          <w:lang w:val="id_ID" w:bidi="id_ID"/>
+        </w:rPr>
+      </w:r>
+      <w:r>
+        <w:rPr>
+          <w:lang w:val="id_ID" w:bidi="id_ID"/>
+        </w:rPr>
+        <w:t>Kejadian 31:6</w:t>
+      </w:r>
+    </w:p>
+    <w:p>
+      <w:pPr>
+        <w:pStyle w:val="ListBullet"/>
+        <w:spacing w:line="240" w:lineRule="auto"/>
+        <w:ind w:left="720"/>
+      </w:pPr>
+      <w:r>
+        <w:rPr>
+          <w:lang w:val="id_ID" w:bidi="id_ID"/>
+        </w:rPr>
+      </w:r>
+      <w:r>
+        <w:rPr>
+          <w:lang w:val="id_ID" w:bidi="id_ID"/>
+        </w:rPr>
+        <w:t>Kejadian 33:1–3</w:t>
+      </w:r>
+    </w:p>
+    <w:p>
+      <w:pPr>
+        <w:pStyle w:val="ListBullet"/>
+        <w:spacing w:line="240" w:lineRule="auto"/>
+        <w:ind w:left="720"/>
+      </w:pPr>
+      <w:r>
+        <w:rPr>
+          <w:lang w:val="id_ID" w:bidi="id_ID"/>
+        </w:rPr>
+      </w:r>
+      <w:r>
+        <w:rPr>
+          <w:lang w:val="id_ID" w:bidi="id_ID"/>
+        </w:rPr>
+        <w:t>Matius 2:18</w:t>
+      </w:r>
     </w:p>
     <w:p>
       <w:pPr>
@@ -3011,186 +2825,138 @@
           <w:lang w:val="id_ID" w:bidi="id_ID"/>
         </w:rPr>
       </w:r>
-      <w:hyperlink r:id="rId44">
-        <w:r>
-          <w:rPr>
-            <w:lang w:val="id_ID" w:bidi="id_ID"/>
-          </w:rPr>
-          <w:rPr>
-            <w:color w:val="0000EE"/>
-            <w:u w:val="single"/>
-          </w:rPr>
-          <w:t>Kejadian 25:23</w:t>
-        </w:r>
-      </w:hyperlink>
-    </w:p>
-    <w:p>
-      <w:pPr>
-        <w:pStyle w:val="ListBullet"/>
-        <w:spacing w:line="240" w:lineRule="auto"/>
-        <w:ind w:left="720"/>
-      </w:pPr>
-      <w:r>
-        <w:rPr>
-          <w:lang w:val="id_ID" w:bidi="id_ID"/>
-        </w:rPr>
-      </w:r>
-      <w:hyperlink r:id="rId45">
-        <w:r>
-          <w:rPr>
-            <w:lang w:val="id_ID" w:bidi="id_ID"/>
-          </w:rPr>
-          <w:rPr>
-            <w:color w:val="0000EE"/>
-            <w:u w:val="single"/>
-          </w:rPr>
-          <w:t>Kejadian 25:24–26</w:t>
-        </w:r>
-      </w:hyperlink>
-    </w:p>
-    <w:p>
-      <w:pPr>
-        <w:pStyle w:val="ListBullet"/>
-        <w:spacing w:line="240" w:lineRule="auto"/>
-        <w:ind w:left="720"/>
-      </w:pPr>
-      <w:r>
-        <w:rPr>
-          <w:lang w:val="id_ID" w:bidi="id_ID"/>
-        </w:rPr>
-      </w:r>
-      <w:hyperlink r:id="rId46">
-        <w:r>
-          <w:rPr>
-            <w:lang w:val="id_ID" w:bidi="id_ID"/>
-          </w:rPr>
-          <w:rPr>
-            <w:color w:val="0000EE"/>
-            <w:u w:val="single"/>
-          </w:rPr>
-          <w:t>Kejadian 38:27–28</w:t>
-        </w:r>
-      </w:hyperlink>
-    </w:p>
-    <w:p>
-      <w:pPr>
-        <w:pStyle w:val="ListBullet"/>
-        <w:spacing w:line="240" w:lineRule="auto"/>
-        <w:ind w:left="720"/>
-      </w:pPr>
-      <w:r>
-        <w:rPr>
-          <w:lang w:val="id_ID" w:bidi="id_ID"/>
-        </w:rPr>
-      </w:r>
-      <w:hyperlink r:id="rId47">
-        <w:r>
-          <w:rPr>
-            <w:lang w:val="id_ID" w:bidi="id_ID"/>
-          </w:rPr>
-          <w:rPr>
-            <w:color w:val="0000EE"/>
-            <w:u w:val="single"/>
-          </w:rPr>
-          <w:t>Kejadian 49:25</w:t>
-        </w:r>
-      </w:hyperlink>
-    </w:p>
-    <w:p>
-      <w:pPr>
-        <w:pStyle w:val="ListBullet"/>
-        <w:spacing w:line="240" w:lineRule="auto"/>
-        <w:ind w:left="720"/>
-      </w:pPr>
-      <w:r>
-        <w:rPr>
-          <w:lang w:val="id_ID" w:bidi="id_ID"/>
-        </w:rPr>
-      </w:r>
-      <w:hyperlink r:id="rId48">
-        <w:r>
-          <w:rPr>
-            <w:lang w:val="id_ID" w:bidi="id_ID"/>
-          </w:rPr>
-          <w:rPr>
-            <w:color w:val="0000EE"/>
-            <w:u w:val="single"/>
-          </w:rPr>
-          <w:t>Lukas 2:21</w:t>
-        </w:r>
-      </w:hyperlink>
-    </w:p>
-    <w:p>
-      <w:pPr>
-        <w:pStyle w:val="ListBullet"/>
-        <w:spacing w:line="240" w:lineRule="auto"/>
-        <w:ind w:left="720"/>
-      </w:pPr>
-      <w:r>
-        <w:rPr>
-          <w:lang w:val="id_ID" w:bidi="id_ID"/>
-        </w:rPr>
-      </w:r>
-      <w:hyperlink r:id="rId49">
-        <w:r>
-          <w:rPr>
-            <w:lang w:val="id_ID" w:bidi="id_ID"/>
-          </w:rPr>
-          <w:rPr>
-            <w:color w:val="0000EE"/>
-            <w:u w:val="single"/>
-          </w:rPr>
-          <w:t>Lukas 11:27</w:t>
-        </w:r>
-      </w:hyperlink>
-    </w:p>
-    <w:p>
-      <w:pPr>
-        <w:pStyle w:val="ListBullet"/>
-        <w:spacing w:line="240" w:lineRule="auto"/>
-        <w:ind w:left="720"/>
-      </w:pPr>
-      <w:r>
-        <w:rPr>
-          <w:lang w:val="id_ID" w:bidi="id_ID"/>
-        </w:rPr>
-      </w:r>
-      <w:hyperlink r:id="rId50">
-        <w:r>
-          <w:rPr>
-            <w:lang w:val="id_ID" w:bidi="id_ID"/>
-          </w:rPr>
-          <w:rPr>
-            <w:color w:val="0000EE"/>
-            <w:u w:val="single"/>
-          </w:rPr>
-          <w:t>Lukas 23:29</w:t>
-        </w:r>
-      </w:hyperlink>
-    </w:p>
-    <w:p>
-      <w:pPr>
-        <w:pStyle w:val="ListBullet"/>
-        <w:spacing w:line="240" w:lineRule="auto"/>
-        <w:ind w:left="720"/>
-      </w:pPr>
-      <w:r>
-        <w:rPr>
-          <w:lang w:val="id_ID" w:bidi="id_ID"/>
-        </w:rPr>
-      </w:r>
-      <w:hyperlink r:id="rId51">
-        <w:r>
-          <w:rPr>
-            <w:lang w:val="id_ID" w:bidi="id_ID"/>
-          </w:rPr>
-          <w:rPr>
-            <w:color w:val="0000EE"/>
-            <w:u w:val="single"/>
-          </w:rPr>
-          <w:t>Matius 19:12</w:t>
-        </w:r>
-      </w:hyperlink>
+      <w:r>
+        <w:rPr>
+          <w:lang w:val="id_ID" w:bidi="id_ID"/>
+        </w:rPr>
+        <w:t>Kejadian 25:23</w:t>
+      </w:r>
+    </w:p>
+    <w:p>
+      <w:pPr>
+        <w:pStyle w:val="ListBullet"/>
+        <w:spacing w:line="240" w:lineRule="auto"/>
+        <w:ind w:left="720"/>
+      </w:pPr>
+      <w:r>
+        <w:rPr>
+          <w:lang w:val="id_ID" w:bidi="id_ID"/>
+        </w:rPr>
+      </w:r>
+      <w:r>
+        <w:rPr>
+          <w:lang w:val="id_ID" w:bidi="id_ID"/>
+        </w:rPr>
+        <w:t>Kejadian 25:24–26</w:t>
+      </w:r>
+    </w:p>
+    <w:p>
+      <w:pPr>
+        <w:pStyle w:val="ListBullet"/>
+        <w:spacing w:line="240" w:lineRule="auto"/>
+        <w:ind w:left="720"/>
+      </w:pPr>
+      <w:r>
+        <w:rPr>
+          <w:lang w:val="id_ID" w:bidi="id_ID"/>
+        </w:rPr>
+      </w:r>
+      <w:r>
+        <w:rPr>
+          <w:lang w:val="id_ID" w:bidi="id_ID"/>
+        </w:rPr>
+        <w:t>Kejadian 38:27–28</w:t>
+      </w:r>
+    </w:p>
+    <w:p>
+      <w:pPr>
+        <w:pStyle w:val="ListBullet"/>
+        <w:spacing w:line="240" w:lineRule="auto"/>
+        <w:ind w:left="720"/>
+      </w:pPr>
+      <w:r>
+        <w:rPr>
+          <w:lang w:val="id_ID" w:bidi="id_ID"/>
+        </w:rPr>
+      </w:r>
+      <w:r>
+        <w:rPr>
+          <w:lang w:val="id_ID" w:bidi="id_ID"/>
+        </w:rPr>
+        <w:t>Kejadian 49:25</w:t>
+      </w:r>
+    </w:p>
+    <w:p>
+      <w:pPr>
+        <w:pStyle w:val="ListBullet"/>
+        <w:spacing w:line="240" w:lineRule="auto"/>
+        <w:ind w:left="720"/>
+      </w:pPr>
+      <w:r>
+        <w:rPr>
+          <w:lang w:val="id_ID" w:bidi="id_ID"/>
+        </w:rPr>
+      </w:r>
+      <w:r>
+        <w:rPr>
+          <w:lang w:val="id_ID" w:bidi="id_ID"/>
+        </w:rPr>
+        <w:t>Lukas 2:21</w:t>
+      </w:r>
+    </w:p>
+    <w:p>
+      <w:pPr>
+        <w:pStyle w:val="ListBullet"/>
+        <w:spacing w:line="240" w:lineRule="auto"/>
+        <w:ind w:left="720"/>
+      </w:pPr>
+      <w:r>
+        <w:rPr>
+          <w:lang w:val="id_ID" w:bidi="id_ID"/>
+        </w:rPr>
+      </w:r>
+      <w:r>
+        <w:rPr>
+          <w:lang w:val="id_ID" w:bidi="id_ID"/>
+        </w:rPr>
+        <w:t>Lukas 11:27</w:t>
+      </w:r>
+    </w:p>
+    <w:p>
+      <w:pPr>
+        <w:pStyle w:val="ListBullet"/>
+        <w:spacing w:line="240" w:lineRule="auto"/>
+        <w:ind w:left="720"/>
+      </w:pPr>
+      <w:r>
+        <w:rPr>
+          <w:lang w:val="id_ID" w:bidi="id_ID"/>
+        </w:rPr>
+      </w:r>
+      <w:r>
+        <w:rPr>
+          <w:lang w:val="id_ID" w:bidi="id_ID"/>
+        </w:rPr>
+        <w:t>Lukas 23:29</w:t>
+      </w:r>
+    </w:p>
+    <w:p>
+      <w:pPr>
+        <w:pStyle w:val="ListBullet"/>
+        <w:spacing w:line="240" w:lineRule="auto"/>
+        <w:ind w:left="720"/>
+      </w:pPr>
+      <w:r>
+        <w:rPr>
+          <w:lang w:val="id_ID" w:bidi="id_ID"/>
+        </w:rPr>
+      </w:r>
+      <w:r>
+        <w:rPr>
+          <w:lang w:val="id_ID" w:bidi="id_ID"/>
+        </w:rPr>
+        <w:t>Matius 19:12</w:t>
+      </w:r>
     </w:p>
     <w:p>
       <w:pPr>
@@ -3454,234 +3220,174 @@
           <w:lang w:val="id_ID" w:bidi="id_ID"/>
         </w:rPr>
       </w:r>
-      <w:hyperlink r:id="rId52">
-        <w:r>
-          <w:rPr>
-            <w:lang w:val="id_ID" w:bidi="id_ID"/>
-          </w:rPr>
-          <w:rPr>
-            <w:color w:val="0000EE"/>
-            <w:u w:val="single"/>
-          </w:rPr>
-          <w:t>1 Timotius 6:15–16</w:t>
-        </w:r>
-      </w:hyperlink>
-    </w:p>
-    <w:p>
-      <w:pPr>
-        <w:pStyle w:val="ListBullet"/>
-        <w:spacing w:line="240" w:lineRule="auto"/>
-        <w:ind w:left="720"/>
-      </w:pPr>
-      <w:r>
-        <w:rPr>
-          <w:lang w:val="id_ID" w:bidi="id_ID"/>
-        </w:rPr>
-      </w:r>
-      <w:hyperlink r:id="rId53">
-        <w:r>
-          <w:rPr>
-            <w:lang w:val="id_ID" w:bidi="id_ID"/>
-          </w:rPr>
-          <w:rPr>
-            <w:color w:val="0000EE"/>
-            <w:u w:val="single"/>
-          </w:rPr>
-          <w:t>2 Raja-Raja 5:18</w:t>
-        </w:r>
-      </w:hyperlink>
-    </w:p>
-    <w:p>
-      <w:pPr>
-        <w:pStyle w:val="ListBullet"/>
-        <w:spacing w:line="240" w:lineRule="auto"/>
-        <w:ind w:left="720"/>
-      </w:pPr>
-      <w:r>
-        <w:rPr>
-          <w:lang w:val="id_ID" w:bidi="id_ID"/>
-        </w:rPr>
-      </w:r>
-      <w:hyperlink r:id="rId14">
-        <w:r>
-          <w:rPr>
-            <w:lang w:val="id_ID" w:bidi="id_ID"/>
-          </w:rPr>
-          <w:rPr>
-            <w:color w:val="0000EE"/>
-            <w:u w:val="single"/>
-          </w:rPr>
-          <w:t>2 Samuel 5:3</w:t>
-        </w:r>
-      </w:hyperlink>
-    </w:p>
-    <w:p>
-      <w:pPr>
-        <w:pStyle w:val="ListBullet"/>
-        <w:spacing w:line="240" w:lineRule="auto"/>
-        <w:ind w:left="720"/>
-      </w:pPr>
-      <w:r>
-        <w:rPr>
-          <w:lang w:val="id_ID" w:bidi="id_ID"/>
-        </w:rPr>
-      </w:r>
-      <w:hyperlink r:id="rId54">
-        <w:r>
-          <w:rPr>
-            <w:lang w:val="id_ID" w:bidi="id_ID"/>
-          </w:rPr>
-          <w:rPr>
-            <w:color w:val="0000EE"/>
-            <w:u w:val="single"/>
-          </w:rPr>
-          <w:t>Kisah Para Rasul 7:9–10</w:t>
-        </w:r>
-      </w:hyperlink>
-    </w:p>
-    <w:p>
-      <w:pPr>
-        <w:pStyle w:val="ListBullet"/>
-        <w:spacing w:line="240" w:lineRule="auto"/>
-        <w:ind w:left="720"/>
-      </w:pPr>
-      <w:r>
-        <w:rPr>
-          <w:lang w:val="id_ID" w:bidi="id_ID"/>
-        </w:rPr>
-      </w:r>
-      <w:hyperlink r:id="rId54">
-        <w:r>
-          <w:rPr>
-            <w:lang w:val="id_ID" w:bidi="id_ID"/>
-          </w:rPr>
-          <w:rPr>
-            <w:color w:val="0000EE"/>
-            <w:u w:val="single"/>
-          </w:rPr>
-          <w:t>Kisah Para Rasul 13:22</w:t>
-        </w:r>
-      </w:hyperlink>
-    </w:p>
-    <w:p>
-      <w:pPr>
-        <w:pStyle w:val="ListBullet"/>
-        <w:spacing w:line="240" w:lineRule="auto"/>
-        <w:ind w:left="720"/>
-      </w:pPr>
-      <w:r>
-        <w:rPr>
-          <w:lang w:val="id_ID" w:bidi="id_ID"/>
-        </w:rPr>
-      </w:r>
-      <w:hyperlink r:id="rId18">
-        <w:r>
-          <w:rPr>
-            <w:lang w:val="id_ID" w:bidi="id_ID"/>
-          </w:rPr>
-          <w:rPr>
-            <w:color w:val="0000EE"/>
-            <w:u w:val="single"/>
-          </w:rPr>
-          <w:t>Yohanes 1:49–51</w:t>
-        </w:r>
-      </w:hyperlink>
-    </w:p>
-    <w:p>
-      <w:pPr>
-        <w:pStyle w:val="ListBullet"/>
-        <w:spacing w:line="240" w:lineRule="auto"/>
-        <w:ind w:left="720"/>
-      </w:pPr>
-      <w:r>
-        <w:rPr>
-          <w:lang w:val="id_ID" w:bidi="id_ID"/>
-        </w:rPr>
-      </w:r>
-      <w:hyperlink r:id="rId55">
-        <w:r>
-          <w:rPr>
-            <w:lang w:val="id_ID" w:bidi="id_ID"/>
-          </w:rPr>
-          <w:rPr>
-            <w:color w:val="0000EE"/>
-            <w:u w:val="single"/>
-          </w:rPr>
-          <w:t>Lukas 1:5</w:t>
-        </w:r>
-      </w:hyperlink>
-    </w:p>
-    <w:p>
-      <w:pPr>
-        <w:pStyle w:val="ListBullet"/>
-        <w:spacing w:line="240" w:lineRule="auto"/>
-        <w:ind w:left="720"/>
-      </w:pPr>
-      <w:r>
-        <w:rPr>
-          <w:lang w:val="id_ID" w:bidi="id_ID"/>
-        </w:rPr>
-      </w:r>
-      <w:hyperlink r:id="rId56">
-        <w:r>
-          <w:rPr>
-            <w:lang w:val="id_ID" w:bidi="id_ID"/>
-          </w:rPr>
-          <w:rPr>
-            <w:color w:val="0000EE"/>
-            <w:u w:val="single"/>
-          </w:rPr>
-          <w:t>Lukas 22:24–25</w:t>
-        </w:r>
-      </w:hyperlink>
-    </w:p>
-    <w:p>
-      <w:pPr>
-        <w:pStyle w:val="ListBullet"/>
-        <w:spacing w:line="240" w:lineRule="auto"/>
-        <w:ind w:left="720"/>
-      </w:pPr>
-      <w:r>
-        <w:rPr>
-          <w:lang w:val="id_ID" w:bidi="id_ID"/>
-        </w:rPr>
-      </w:r>
-      <w:hyperlink r:id="rId57">
-        <w:r>
-          <w:rPr>
-            <w:lang w:val="id_ID" w:bidi="id_ID"/>
-          </w:rPr>
-          <w:rPr>
-            <w:color w:val="0000EE"/>
-            <w:u w:val="single"/>
-          </w:rPr>
-          <w:t>Matius 5:35</w:t>
-        </w:r>
-      </w:hyperlink>
-    </w:p>
-    <w:p>
-      <w:pPr>
-        <w:pStyle w:val="ListBullet"/>
-        <w:spacing w:line="240" w:lineRule="auto"/>
-        <w:ind w:left="720"/>
-      </w:pPr>
-      <w:r>
-        <w:rPr>
-          <w:lang w:val="id_ID" w:bidi="id_ID"/>
-        </w:rPr>
-      </w:r>
-      <w:hyperlink r:id="rId58">
-        <w:r>
-          <w:rPr>
-            <w:lang w:val="id_ID" w:bidi="id_ID"/>
-          </w:rPr>
-          <w:rPr>
-            <w:color w:val="0000EE"/>
-            <w:u w:val="single"/>
-          </w:rPr>
-          <w:t>Matius 14:9</w:t>
-        </w:r>
-      </w:hyperlink>
+      <w:r>
+        <w:rPr>
+          <w:lang w:val="id_ID" w:bidi="id_ID"/>
+        </w:rPr>
+        <w:t>1 Timotius 6:15–16</w:t>
+      </w:r>
+    </w:p>
+    <w:p>
+      <w:pPr>
+        <w:pStyle w:val="ListBullet"/>
+        <w:spacing w:line="240" w:lineRule="auto"/>
+        <w:ind w:left="720"/>
+      </w:pPr>
+      <w:r>
+        <w:rPr>
+          <w:lang w:val="id_ID" w:bidi="id_ID"/>
+        </w:rPr>
+      </w:r>
+      <w:r>
+        <w:rPr>
+          <w:lang w:val="id_ID" w:bidi="id_ID"/>
+        </w:rPr>
+        <w:t>2 Raja-Raja 5:18</w:t>
+      </w:r>
+    </w:p>
+    <w:p>
+      <w:pPr>
+        <w:pStyle w:val="ListBullet"/>
+        <w:spacing w:line="240" w:lineRule="auto"/>
+        <w:ind w:left="720"/>
+      </w:pPr>
+      <w:r>
+        <w:rPr>
+          <w:lang w:val="id_ID" w:bidi="id_ID"/>
+        </w:rPr>
+      </w:r>
+      <w:r>
+        <w:rPr>
+          <w:lang w:val="id_ID" w:bidi="id_ID"/>
+        </w:rPr>
+        <w:t>2 Samuel 5:3</w:t>
+      </w:r>
+    </w:p>
+    <w:p>
+      <w:pPr>
+        <w:pStyle w:val="ListBullet"/>
+        <w:spacing w:line="240" w:lineRule="auto"/>
+        <w:ind w:left="720"/>
+      </w:pPr>
+      <w:r>
+        <w:rPr>
+          <w:lang w:val="id_ID" w:bidi="id_ID"/>
+        </w:rPr>
+      </w:r>
+      <w:r>
+        <w:rPr>
+          <w:lang w:val="id_ID" w:bidi="id_ID"/>
+        </w:rPr>
+        <w:t>Kisah Para Rasul 7:9–10</w:t>
+      </w:r>
+    </w:p>
+    <w:p>
+      <w:pPr>
+        <w:pStyle w:val="ListBullet"/>
+        <w:spacing w:line="240" w:lineRule="auto"/>
+        <w:ind w:left="720"/>
+      </w:pPr>
+      <w:r>
+        <w:rPr>
+          <w:lang w:val="id_ID" w:bidi="id_ID"/>
+        </w:rPr>
+      </w:r>
+      <w:r>
+        <w:rPr>
+          <w:lang w:val="id_ID" w:bidi="id_ID"/>
+        </w:rPr>
+        <w:t>Kisah Para Rasul 13:22</w:t>
+      </w:r>
+    </w:p>
+    <w:p>
+      <w:pPr>
+        <w:pStyle w:val="ListBullet"/>
+        <w:spacing w:line="240" w:lineRule="auto"/>
+        <w:ind w:left="720"/>
+      </w:pPr>
+      <w:r>
+        <w:rPr>
+          <w:lang w:val="id_ID" w:bidi="id_ID"/>
+        </w:rPr>
+      </w:r>
+      <w:r>
+        <w:rPr>
+          <w:lang w:val="id_ID" w:bidi="id_ID"/>
+        </w:rPr>
+        <w:t>Yohanes 1:49–51</w:t>
+      </w:r>
+    </w:p>
+    <w:p>
+      <w:pPr>
+        <w:pStyle w:val="ListBullet"/>
+        <w:spacing w:line="240" w:lineRule="auto"/>
+        <w:ind w:left="720"/>
+      </w:pPr>
+      <w:r>
+        <w:rPr>
+          <w:lang w:val="id_ID" w:bidi="id_ID"/>
+        </w:rPr>
+      </w:r>
+      <w:r>
+        <w:rPr>
+          <w:lang w:val="id_ID" w:bidi="id_ID"/>
+        </w:rPr>
+        <w:t>Lukas 1:5</w:t>
+      </w:r>
+    </w:p>
+    <w:p>
+      <w:pPr>
+        <w:pStyle w:val="ListBullet"/>
+        <w:spacing w:line="240" w:lineRule="auto"/>
+        <w:ind w:left="720"/>
+      </w:pPr>
+      <w:r>
+        <w:rPr>
+          <w:lang w:val="id_ID" w:bidi="id_ID"/>
+        </w:rPr>
+      </w:r>
+      <w:r>
+        <w:rPr>
+          <w:lang w:val="id_ID" w:bidi="id_ID"/>
+        </w:rPr>
+        <w:t>Lukas 22:24–25</w:t>
+      </w:r>
+    </w:p>
+    <w:p>
+      <w:pPr>
+        <w:pStyle w:val="ListBullet"/>
+        <w:spacing w:line="240" w:lineRule="auto"/>
+        <w:ind w:left="720"/>
+      </w:pPr>
+      <w:r>
+        <w:rPr>
+          <w:lang w:val="id_ID" w:bidi="id_ID"/>
+        </w:rPr>
+      </w:r>
+      <w:r>
+        <w:rPr>
+          <w:lang w:val="id_ID" w:bidi="id_ID"/>
+        </w:rPr>
+        <w:t>Matius 5:35</w:t>
+      </w:r>
+    </w:p>
+    <w:p>
+      <w:pPr>
+        <w:pStyle w:val="ListBullet"/>
+        <w:spacing w:line="240" w:lineRule="auto"/>
+        <w:ind w:left="720"/>
+      </w:pPr>
+      <w:r>
+        <w:rPr>
+          <w:lang w:val="id_ID" w:bidi="id_ID"/>
+        </w:rPr>
+      </w:r>
+      <w:r>
+        <w:rPr>
+          <w:lang w:val="id_ID" w:bidi="id_ID"/>
+        </w:rPr>
+        <w:t>Matius 14:9</w:t>
+      </w:r>
     </w:p>
     <w:p>
       <w:pPr>
@@ -4236,114 +3942,84 @@
           <w:lang w:val="id_ID" w:bidi="id_ID"/>
         </w:rPr>
       </w:r>
-      <w:hyperlink r:id="rId59">
-        <w:r>
-          <w:rPr>
-            <w:lang w:val="id_ID" w:bidi="id_ID"/>
-          </w:rPr>
-          <w:rPr>
-            <w:color w:val="0000EE"/>
-            <w:u w:val="single"/>
-          </w:rPr>
-          <w:t>Lukas 23:3</w:t>
-        </w:r>
-      </w:hyperlink>
-    </w:p>
-    <w:p>
-      <w:pPr>
-        <w:pStyle w:val="ListBullet"/>
-        <w:spacing w:line="240" w:lineRule="auto"/>
-        <w:ind w:left="720"/>
-      </w:pPr>
-      <w:r>
-        <w:rPr>
-          <w:lang w:val="id_ID" w:bidi="id_ID"/>
-        </w:rPr>
-      </w:r>
-      <w:hyperlink r:id="rId60">
-        <w:r>
-          <w:rPr>
-            <w:lang w:val="id_ID" w:bidi="id_ID"/>
-          </w:rPr>
-          <w:rPr>
-            <w:color w:val="0000EE"/>
-            <w:u w:val="single"/>
-          </w:rPr>
-          <w:t>Lukas 23:38</w:t>
-        </w:r>
-      </w:hyperlink>
-    </w:p>
-    <w:p>
-      <w:pPr>
-        <w:pStyle w:val="ListBullet"/>
-        <w:spacing w:line="240" w:lineRule="auto"/>
-        <w:ind w:left="720"/>
-      </w:pPr>
-      <w:r>
-        <w:rPr>
-          <w:lang w:val="id_ID" w:bidi="id_ID"/>
-        </w:rPr>
-      </w:r>
-      <w:hyperlink r:id="rId61">
-        <w:r>
-          <w:rPr>
-            <w:lang w:val="id_ID" w:bidi="id_ID"/>
-          </w:rPr>
-          <w:rPr>
-            <w:color w:val="0000EE"/>
-            <w:u w:val="single"/>
-          </w:rPr>
-          <w:t>Matius 2:2</w:t>
-        </w:r>
-      </w:hyperlink>
-    </w:p>
-    <w:p>
-      <w:pPr>
-        <w:pStyle w:val="ListBullet"/>
-        <w:spacing w:line="240" w:lineRule="auto"/>
-        <w:ind w:left="720"/>
-      </w:pPr>
-      <w:r>
-        <w:rPr>
-          <w:lang w:val="id_ID" w:bidi="id_ID"/>
-        </w:rPr>
-      </w:r>
-      <w:hyperlink r:id="rId62">
-        <w:r>
-          <w:rPr>
-            <w:lang w:val="id_ID" w:bidi="id_ID"/>
-          </w:rPr>
-          <w:rPr>
-            <w:color w:val="0000EE"/>
-            <w:u w:val="single"/>
-          </w:rPr>
-          <w:t>Matius 27:11</w:t>
-        </w:r>
-      </w:hyperlink>
-    </w:p>
-    <w:p>
-      <w:pPr>
-        <w:pStyle w:val="ListBullet"/>
-        <w:spacing w:line="240" w:lineRule="auto"/>
-        <w:ind w:left="720"/>
-      </w:pPr>
-      <w:r>
-        <w:rPr>
-          <w:lang w:val="id_ID" w:bidi="id_ID"/>
-        </w:rPr>
-      </w:r>
-      <w:hyperlink r:id="rId63">
-        <w:r>
-          <w:rPr>
-            <w:lang w:val="id_ID" w:bidi="id_ID"/>
-          </w:rPr>
-          <w:rPr>
-            <w:color w:val="0000EE"/>
-            <w:u w:val="single"/>
-          </w:rPr>
-          <w:t>Matius 27:35–37</w:t>
-        </w:r>
-      </w:hyperlink>
+      <w:r>
+        <w:rPr>
+          <w:lang w:val="id_ID" w:bidi="id_ID"/>
+        </w:rPr>
+        <w:t>Lukas 23:3</w:t>
+      </w:r>
+    </w:p>
+    <w:p>
+      <w:pPr>
+        <w:pStyle w:val="ListBullet"/>
+        <w:spacing w:line="240" w:lineRule="auto"/>
+        <w:ind w:left="720"/>
+      </w:pPr>
+      <w:r>
+        <w:rPr>
+          <w:lang w:val="id_ID" w:bidi="id_ID"/>
+        </w:rPr>
+      </w:r>
+      <w:r>
+        <w:rPr>
+          <w:lang w:val="id_ID" w:bidi="id_ID"/>
+        </w:rPr>
+        <w:t>Lukas 23:38</w:t>
+      </w:r>
+    </w:p>
+    <w:p>
+      <w:pPr>
+        <w:pStyle w:val="ListBullet"/>
+        <w:spacing w:line="240" w:lineRule="auto"/>
+        <w:ind w:left="720"/>
+      </w:pPr>
+      <w:r>
+        <w:rPr>
+          <w:lang w:val="id_ID" w:bidi="id_ID"/>
+        </w:rPr>
+      </w:r>
+      <w:r>
+        <w:rPr>
+          <w:lang w:val="id_ID" w:bidi="id_ID"/>
+        </w:rPr>
+        <w:t>Matius 2:2</w:t>
+      </w:r>
+    </w:p>
+    <w:p>
+      <w:pPr>
+        <w:pStyle w:val="ListBullet"/>
+        <w:spacing w:line="240" w:lineRule="auto"/>
+        <w:ind w:left="720"/>
+      </w:pPr>
+      <w:r>
+        <w:rPr>
+          <w:lang w:val="id_ID" w:bidi="id_ID"/>
+        </w:rPr>
+      </w:r>
+      <w:r>
+        <w:rPr>
+          <w:lang w:val="id_ID" w:bidi="id_ID"/>
+        </w:rPr>
+        <w:t>Matius 27:11</w:t>
+      </w:r>
+    </w:p>
+    <w:p>
+      <w:pPr>
+        <w:pStyle w:val="ListBullet"/>
+        <w:spacing w:line="240" w:lineRule="auto"/>
+        <w:ind w:left="720"/>
+      </w:pPr>
+      <w:r>
+        <w:rPr>
+          <w:lang w:val="id_ID" w:bidi="id_ID"/>
+        </w:rPr>
+      </w:r>
+      <w:r>
+        <w:rPr>
+          <w:lang w:val="id_ID" w:bidi="id_ID"/>
+        </w:rPr>
+        <w:t>Matius 27:35–37</w:t>
+      </w:r>
     </w:p>
     <w:p>
       <w:pPr>
@@ -4813,66 +4489,48 @@
           <w:lang w:val="id_ID" w:bidi="id_ID"/>
         </w:rPr>
       </w:r>
-      <w:hyperlink r:id="rId64">
-        <w:r>
-          <w:rPr>
-            <w:lang w:val="id_ID" w:bidi="id_ID"/>
-          </w:rPr>
-          <w:rPr>
-            <w:color w:val="0000EE"/>
-            <w:u w:val="single"/>
-          </w:rPr>
-          <w:t>Lukas 3:1–2</w:t>
-        </w:r>
-      </w:hyperlink>
-    </w:p>
-    <w:p>
-      <w:pPr>
-        <w:pStyle w:val="ListBullet"/>
-        <w:spacing w:line="240" w:lineRule="auto"/>
-        <w:ind w:left="720"/>
-      </w:pPr>
-      <w:r>
-        <w:rPr>
-          <w:lang w:val="id_ID" w:bidi="id_ID"/>
-        </w:rPr>
-      </w:r>
-      <w:hyperlink r:id="rId65">
-        <w:r>
-          <w:rPr>
-            <w:lang w:val="id_ID" w:bidi="id_ID"/>
-          </w:rPr>
-          <w:rPr>
-            <w:color w:val="0000EE"/>
-            <w:u w:val="single"/>
-          </w:rPr>
-          <w:t>Lukas 9:7</w:t>
-        </w:r>
-      </w:hyperlink>
-    </w:p>
-    <w:p>
-      <w:pPr>
-        <w:pStyle w:val="ListBullet"/>
-        <w:spacing w:line="240" w:lineRule="auto"/>
-        <w:ind w:left="720"/>
-      </w:pPr>
-      <w:r>
-        <w:rPr>
-          <w:lang w:val="id_ID" w:bidi="id_ID"/>
-        </w:rPr>
-      </w:r>
-      <w:hyperlink r:id="rId66">
-        <w:r>
-          <w:rPr>
-            <w:lang w:val="id_ID" w:bidi="id_ID"/>
-          </w:rPr>
-          <w:rPr>
-            <w:color w:val="0000EE"/>
-            <w:u w:val="single"/>
-          </w:rPr>
-          <w:t>Matius 14:1–2</w:t>
-        </w:r>
-      </w:hyperlink>
+      <w:r>
+        <w:rPr>
+          <w:lang w:val="id_ID" w:bidi="id_ID"/>
+        </w:rPr>
+        <w:t>Lukas 3:1–2</w:t>
+      </w:r>
+    </w:p>
+    <w:p>
+      <w:pPr>
+        <w:pStyle w:val="ListBullet"/>
+        <w:spacing w:line="240" w:lineRule="auto"/>
+        <w:ind w:left="720"/>
+      </w:pPr>
+      <w:r>
+        <w:rPr>
+          <w:lang w:val="id_ID" w:bidi="id_ID"/>
+        </w:rPr>
+      </w:r>
+      <w:r>
+        <w:rPr>
+          <w:lang w:val="id_ID" w:bidi="id_ID"/>
+        </w:rPr>
+        <w:t>Lukas 9:7</w:t>
+      </w:r>
+    </w:p>
+    <w:p>
+      <w:pPr>
+        <w:pStyle w:val="ListBullet"/>
+        <w:spacing w:line="240" w:lineRule="auto"/>
+        <w:ind w:left="720"/>
+      </w:pPr>
+      <w:r>
+        <w:rPr>
+          <w:lang w:val="id_ID" w:bidi="id_ID"/>
+        </w:rPr>
+      </w:r>
+      <w:r>
+        <w:rPr>
+          <w:lang w:val="id_ID" w:bidi="id_ID"/>
+        </w:rPr>
+        <w:t>Matius 14:1–2</w:t>
+      </w:r>
     </w:p>
     <w:p>
       <w:pPr>
@@ -5070,42 +4728,30 @@
           <w:lang w:val="id_ID" w:bidi="id_ID"/>
         </w:rPr>
       </w:r>
-      <w:hyperlink r:id="rId67">
-        <w:r>
-          <w:rPr>
-            <w:lang w:val="id_ID" w:bidi="id_ID"/>
-          </w:rPr>
-          <w:rPr>
-            <w:color w:val="0000EE"/>
-            <w:u w:val="single"/>
-          </w:rPr>
-          <w:t>Kejadian 6:4</w:t>
-        </w:r>
-      </w:hyperlink>
-    </w:p>
-    <w:p>
-      <w:pPr>
-        <w:pStyle w:val="ListBullet"/>
-        <w:spacing w:line="240" w:lineRule="auto"/>
-        <w:ind w:left="720"/>
-      </w:pPr>
-      <w:r>
-        <w:rPr>
-          <w:lang w:val="id_ID" w:bidi="id_ID"/>
-        </w:rPr>
-      </w:r>
-      <w:hyperlink r:id="rId68">
-        <w:r>
-          <w:rPr>
-            <w:lang w:val="id_ID" w:bidi="id_ID"/>
-          </w:rPr>
-          <w:rPr>
-            <w:color w:val="0000EE"/>
-            <w:u w:val="single"/>
-          </w:rPr>
-          <w:t>Bilangan 13:32–33</w:t>
-        </w:r>
-      </w:hyperlink>
+      <w:r>
+        <w:rPr>
+          <w:lang w:val="id_ID" w:bidi="id_ID"/>
+        </w:rPr>
+        <w:t>Kejadian 6:4</w:t>
+      </w:r>
+    </w:p>
+    <w:p>
+      <w:pPr>
+        <w:pStyle w:val="ListBullet"/>
+        <w:spacing w:line="240" w:lineRule="auto"/>
+        <w:ind w:left="720"/>
+      </w:pPr>
+      <w:r>
+        <w:rPr>
+          <w:lang w:val="id_ID" w:bidi="id_ID"/>
+        </w:rPr>
+      </w:r>
+      <w:r>
+        <w:rPr>
+          <w:lang w:val="id_ID" w:bidi="id_ID"/>
+        </w:rPr>
+        <w:t>Bilangan 13:32–33</w:t>
+      </w:r>
     </w:p>
     <w:p>
       <w:pPr>
@@ -5323,138 +4969,102 @@
           <w:lang w:val="id_ID" w:bidi="id_ID"/>
         </w:rPr>
       </w:r>
-      <w:hyperlink r:id="rId13">
-        <w:r>
-          <w:rPr>
-            <w:lang w:val="id_ID" w:bidi="id_ID"/>
-          </w:rPr>
-          <w:rPr>
-            <w:color w:val="0000EE"/>
-            <w:u w:val="single"/>
-          </w:rPr>
-          <w:t>1 Tawarikh 27:27</w:t>
-        </w:r>
-      </w:hyperlink>
-    </w:p>
-    <w:p>
-      <w:pPr>
-        <w:pStyle w:val="ListBullet"/>
-        <w:spacing w:line="240" w:lineRule="auto"/>
-        <w:ind w:left="720"/>
-      </w:pPr>
-      <w:r>
-        <w:rPr>
-          <w:lang w:val="id_ID" w:bidi="id_ID"/>
-        </w:rPr>
-      </w:r>
-      <w:hyperlink r:id="rId69">
-        <w:r>
-          <w:rPr>
-            <w:lang w:val="id_ID" w:bidi="id_ID"/>
-          </w:rPr>
-          <w:rPr>
-            <w:color w:val="0000EE"/>
-            <w:u w:val="single"/>
-          </w:rPr>
-          <w:t>1 Samuel 2:11</w:t>
-        </w:r>
-      </w:hyperlink>
-    </w:p>
-    <w:p>
-      <w:pPr>
-        <w:pStyle w:val="ListBullet"/>
-        <w:spacing w:line="240" w:lineRule="auto"/>
-        <w:ind w:left="720"/>
-      </w:pPr>
-      <w:r>
-        <w:rPr>
-          <w:lang w:val="id_ID" w:bidi="id_ID"/>
-        </w:rPr>
-      </w:r>
-      <w:hyperlink r:id="rId70">
-        <w:r>
-          <w:rPr>
-            <w:lang w:val="id_ID" w:bidi="id_ID"/>
-          </w:rPr>
-          <w:rPr>
-            <w:color w:val="0000EE"/>
-            <w:u w:val="single"/>
-          </w:rPr>
-          <w:t>2 Tawarikh 16:1</w:t>
-        </w:r>
-      </w:hyperlink>
-    </w:p>
-    <w:p>
-      <w:pPr>
-        <w:pStyle w:val="ListBullet"/>
-        <w:spacing w:line="240" w:lineRule="auto"/>
-        <w:ind w:left="720"/>
-      </w:pPr>
-      <w:r>
-        <w:rPr>
-          <w:lang w:val="id_ID" w:bidi="id_ID"/>
-        </w:rPr>
-      </w:r>
-      <w:hyperlink r:id="rId71">
-        <w:r>
-          <w:rPr>
-            <w:lang w:val="id_ID" w:bidi="id_ID"/>
-          </w:rPr>
-          <w:rPr>
-            <w:color w:val="0000EE"/>
-            <w:u w:val="single"/>
-          </w:rPr>
-          <w:t>Yeremia 31:15</w:t>
-        </w:r>
-      </w:hyperlink>
-    </w:p>
-    <w:p>
-      <w:pPr>
-        <w:pStyle w:val="ListBullet"/>
-        <w:spacing w:line="240" w:lineRule="auto"/>
-        <w:ind w:left="720"/>
-      </w:pPr>
-      <w:r>
-        <w:rPr>
-          <w:lang w:val="id_ID" w:bidi="id_ID"/>
-        </w:rPr>
-      </w:r>
-      <w:hyperlink r:id="rId72">
-        <w:r>
-          <w:rPr>
-            <w:lang w:val="id_ID" w:bidi="id_ID"/>
-          </w:rPr>
-          <w:rPr>
-            <w:color w:val="0000EE"/>
-            <w:u w:val="single"/>
-          </w:rPr>
-          <w:t>Yosua 18:25–28</w:t>
-        </w:r>
-      </w:hyperlink>
-    </w:p>
-    <w:p>
-      <w:pPr>
-        <w:pStyle w:val="ListBullet"/>
-        <w:spacing w:line="240" w:lineRule="auto"/>
-        <w:ind w:left="720"/>
-      </w:pPr>
-      <w:r>
-        <w:rPr>
-          <w:lang w:val="id_ID" w:bidi="id_ID"/>
-        </w:rPr>
-      </w:r>
-      <w:hyperlink r:id="rId73">
-        <w:r>
-          <w:rPr>
-            <w:lang w:val="id_ID" w:bidi="id_ID"/>
-          </w:rPr>
-          <w:rPr>
-            <w:color w:val="0000EE"/>
-            <w:u w:val="single"/>
-          </w:rPr>
-          <w:t>Matius 2:17–18</w:t>
-        </w:r>
-      </w:hyperlink>
+      <w:r>
+        <w:rPr>
+          <w:lang w:val="id_ID" w:bidi="id_ID"/>
+        </w:rPr>
+        <w:t>1 Tawarikh 27:27</w:t>
+      </w:r>
+    </w:p>
+    <w:p>
+      <w:pPr>
+        <w:pStyle w:val="ListBullet"/>
+        <w:spacing w:line="240" w:lineRule="auto"/>
+        <w:ind w:left="720"/>
+      </w:pPr>
+      <w:r>
+        <w:rPr>
+          <w:lang w:val="id_ID" w:bidi="id_ID"/>
+        </w:rPr>
+      </w:r>
+      <w:r>
+        <w:rPr>
+          <w:lang w:val="id_ID" w:bidi="id_ID"/>
+        </w:rPr>
+        <w:t>1 Samuel 2:11</w:t>
+      </w:r>
+    </w:p>
+    <w:p>
+      <w:pPr>
+        <w:pStyle w:val="ListBullet"/>
+        <w:spacing w:line="240" w:lineRule="auto"/>
+        <w:ind w:left="720"/>
+      </w:pPr>
+      <w:r>
+        <w:rPr>
+          <w:lang w:val="id_ID" w:bidi="id_ID"/>
+        </w:rPr>
+      </w:r>
+      <w:r>
+        <w:rPr>
+          <w:lang w:val="id_ID" w:bidi="id_ID"/>
+        </w:rPr>
+        <w:t>2 Tawarikh 16:1</w:t>
+      </w:r>
+    </w:p>
+    <w:p>
+      <w:pPr>
+        <w:pStyle w:val="ListBullet"/>
+        <w:spacing w:line="240" w:lineRule="auto"/>
+        <w:ind w:left="720"/>
+      </w:pPr>
+      <w:r>
+        <w:rPr>
+          <w:lang w:val="id_ID" w:bidi="id_ID"/>
+        </w:rPr>
+      </w:r>
+      <w:r>
+        <w:rPr>
+          <w:lang w:val="id_ID" w:bidi="id_ID"/>
+        </w:rPr>
+        <w:t>Yeremia 31:15</w:t>
+      </w:r>
+    </w:p>
+    <w:p>
+      <w:pPr>
+        <w:pStyle w:val="ListBullet"/>
+        <w:spacing w:line="240" w:lineRule="auto"/>
+        <w:ind w:left="720"/>
+      </w:pPr>
+      <w:r>
+        <w:rPr>
+          <w:lang w:val="id_ID" w:bidi="id_ID"/>
+        </w:rPr>
+      </w:r>
+      <w:r>
+        <w:rPr>
+          <w:lang w:val="id_ID" w:bidi="id_ID"/>
+        </w:rPr>
+        <w:t>Yosua 18:25–28</w:t>
+      </w:r>
+    </w:p>
+    <w:p>
+      <w:pPr>
+        <w:pStyle w:val="ListBullet"/>
+        <w:spacing w:line="240" w:lineRule="auto"/>
+        <w:ind w:left="720"/>
+      </w:pPr>
+      <w:r>
+        <w:rPr>
+          <w:lang w:val="id_ID" w:bidi="id_ID"/>
+        </w:rPr>
+      </w:r>
+      <w:r>
+        <w:rPr>
+          <w:lang w:val="id_ID" w:bidi="id_ID"/>
+        </w:rPr>
+        <w:t>Matius 2:17–18</w:t>
+      </w:r>
     </w:p>
     <w:p>
       <w:pPr>
@@ -5700,114 +5310,84 @@
           <w:lang w:val="id_ID" w:bidi="id_ID"/>
         </w:rPr>
       </w:r>
-      <w:hyperlink r:id="rId74">
-        <w:r>
-          <w:rPr>
-            <w:lang w:val="id_ID" w:bidi="id_ID"/>
-          </w:rPr>
-          <w:rPr>
-            <w:color w:val="0000EE"/>
-            <w:u w:val="single"/>
-          </w:rPr>
-          <w:t>1 Samuel 6:1–2</w:t>
-        </w:r>
-      </w:hyperlink>
-    </w:p>
-    <w:p>
-      <w:pPr>
-        <w:pStyle w:val="ListBullet"/>
-        <w:spacing w:line="240" w:lineRule="auto"/>
-        <w:ind w:left="720"/>
-      </w:pPr>
-      <w:r>
-        <w:rPr>
-          <w:lang w:val="id_ID" w:bidi="id_ID"/>
-        </w:rPr>
-      </w:r>
-      <w:hyperlink r:id="rId75">
-        <w:r>
-          <w:rPr>
-            <w:lang w:val="id_ID" w:bidi="id_ID"/>
-          </w:rPr>
-          <w:rPr>
-            <w:color w:val="0000EE"/>
-            <w:u w:val="single"/>
-          </w:rPr>
-          <w:t>Kisah Para Rasul 16:16</w:t>
-        </w:r>
-      </w:hyperlink>
-    </w:p>
-    <w:p>
-      <w:pPr>
-        <w:pStyle w:val="ListBullet"/>
-        <w:spacing w:line="240" w:lineRule="auto"/>
-        <w:ind w:left="720"/>
-      </w:pPr>
-      <w:r>
-        <w:rPr>
-          <w:lang w:val="id_ID" w:bidi="id_ID"/>
-        </w:rPr>
-      </w:r>
-      <w:hyperlink r:id="rId76">
-        <w:r>
-          <w:rPr>
-            <w:lang w:val="id_ID" w:bidi="id_ID"/>
-          </w:rPr>
-          <w:rPr>
-            <w:color w:val="0000EE"/>
-            <w:u w:val="single"/>
-          </w:rPr>
-          <w:t>Yehezkiel 12:24–25</w:t>
-        </w:r>
-      </w:hyperlink>
-    </w:p>
-    <w:p>
-      <w:pPr>
-        <w:pStyle w:val="ListBullet"/>
-        <w:spacing w:line="240" w:lineRule="auto"/>
-        <w:ind w:left="720"/>
-      </w:pPr>
-      <w:r>
-        <w:rPr>
-          <w:lang w:val="id_ID" w:bidi="id_ID"/>
-        </w:rPr>
-      </w:r>
-      <w:hyperlink r:id="rId77">
-        <w:r>
-          <w:rPr>
-            <w:lang w:val="id_ID" w:bidi="id_ID"/>
-          </w:rPr>
-          <w:rPr>
-            <w:color w:val="0000EE"/>
-            <w:u w:val="single"/>
-          </w:rPr>
-          <w:t>Kejadian 44:5</w:t>
-        </w:r>
-      </w:hyperlink>
-    </w:p>
-    <w:p>
-      <w:pPr>
-        <w:pStyle w:val="ListBullet"/>
-        <w:spacing w:line="240" w:lineRule="auto"/>
-        <w:ind w:left="720"/>
-      </w:pPr>
-      <w:r>
-        <w:rPr>
-          <w:lang w:val="id_ID" w:bidi="id_ID"/>
-        </w:rPr>
-      </w:r>
-      <w:hyperlink r:id="rId78">
-        <w:r>
-          <w:rPr>
-            <w:lang w:val="id_ID" w:bidi="id_ID"/>
-          </w:rPr>
-          <w:rPr>
-            <w:color w:val="0000EE"/>
-            <w:u w:val="single"/>
-          </w:rPr>
-          <w:t>Yeremia 27:9–11</w:t>
-        </w:r>
-      </w:hyperlink>
+      <w:r>
+        <w:rPr>
+          <w:lang w:val="id_ID" w:bidi="id_ID"/>
+        </w:rPr>
+        <w:t>1 Samuel 6:1–2</w:t>
+      </w:r>
+    </w:p>
+    <w:p>
+      <w:pPr>
+        <w:pStyle w:val="ListBullet"/>
+        <w:spacing w:line="240" w:lineRule="auto"/>
+        <w:ind w:left="720"/>
+      </w:pPr>
+      <w:r>
+        <w:rPr>
+          <w:lang w:val="id_ID" w:bidi="id_ID"/>
+        </w:rPr>
+      </w:r>
+      <w:r>
+        <w:rPr>
+          <w:lang w:val="id_ID" w:bidi="id_ID"/>
+        </w:rPr>
+        <w:t>Kisah Para Rasul 16:16</w:t>
+      </w:r>
+    </w:p>
+    <w:p>
+      <w:pPr>
+        <w:pStyle w:val="ListBullet"/>
+        <w:spacing w:line="240" w:lineRule="auto"/>
+        <w:ind w:left="720"/>
+      </w:pPr>
+      <w:r>
+        <w:rPr>
+          <w:lang w:val="id_ID" w:bidi="id_ID"/>
+        </w:rPr>
+      </w:r>
+      <w:r>
+        <w:rPr>
+          <w:lang w:val="id_ID" w:bidi="id_ID"/>
+        </w:rPr>
+        <w:t>Yehezkiel 12:24–25</w:t>
+      </w:r>
+    </w:p>
+    <w:p>
+      <w:pPr>
+        <w:pStyle w:val="ListBullet"/>
+        <w:spacing w:line="240" w:lineRule="auto"/>
+        <w:ind w:left="720"/>
+      </w:pPr>
+      <w:r>
+        <w:rPr>
+          <w:lang w:val="id_ID" w:bidi="id_ID"/>
+        </w:rPr>
+      </w:r>
+      <w:r>
+        <w:rPr>
+          <w:lang w:val="id_ID" w:bidi="id_ID"/>
+        </w:rPr>
+        <w:t>Kejadian 44:5</w:t>
+      </w:r>
+    </w:p>
+    <w:p>
+      <w:pPr>
+        <w:pStyle w:val="ListBullet"/>
+        <w:spacing w:line="240" w:lineRule="auto"/>
+        <w:ind w:left="720"/>
+      </w:pPr>
+      <w:r>
+        <w:rPr>
+          <w:lang w:val="id_ID" w:bidi="id_ID"/>
+        </w:rPr>
+      </w:r>
+      <w:r>
+        <w:rPr>
+          <w:lang w:val="id_ID" w:bidi="id_ID"/>
+        </w:rPr>
+        <w:t>Yeremia 27:9–11</w:t>
+      </w:r>
     </w:p>
     <w:p>
       <w:pPr>
@@ -6139,90 +5719,66 @@
           <w:lang w:val="id_ID" w:bidi="id_ID"/>
         </w:rPr>
       </w:r>
-      <w:hyperlink r:id="rId13">
-        <w:r>
-          <w:rPr>
-            <w:lang w:val="id_ID" w:bidi="id_ID"/>
-          </w:rPr>
-          <w:rPr>
-            <w:color w:val="0000EE"/>
-            <w:u w:val="single"/>
-          </w:rPr>
-          <w:t>1 Tawarikh 6:73</w:t>
-        </w:r>
-      </w:hyperlink>
-    </w:p>
-    <w:p>
-      <w:pPr>
-        <w:pStyle w:val="ListBullet"/>
-        <w:spacing w:line="240" w:lineRule="auto"/>
-        <w:ind w:left="720"/>
-      </w:pPr>
-      <w:r>
-        <w:rPr>
-          <w:lang w:val="id_ID" w:bidi="id_ID"/>
-        </w:rPr>
-      </w:r>
-      <w:hyperlink r:id="rId79">
-        <w:r>
-          <w:rPr>
-            <w:lang w:val="id_ID" w:bidi="id_ID"/>
-          </w:rPr>
-          <w:rPr>
-            <w:color w:val="0000EE"/>
-            <w:u w:val="single"/>
-          </w:rPr>
-          <w:t>1 Raja-raja 22:3</w:t>
-        </w:r>
-      </w:hyperlink>
-    </w:p>
-    <w:p>
-      <w:pPr>
-        <w:pStyle w:val="ListBullet"/>
-        <w:spacing w:line="240" w:lineRule="auto"/>
-        <w:ind w:left="720"/>
-      </w:pPr>
-      <w:r>
-        <w:rPr>
-          <w:lang w:val="id_ID" w:bidi="id_ID"/>
-        </w:rPr>
-      </w:r>
-      <w:hyperlink r:id="rId70">
-        <w:r>
-          <w:rPr>
-            <w:lang w:val="id_ID" w:bidi="id_ID"/>
-          </w:rPr>
-          <w:rPr>
-            <w:color w:val="0000EE"/>
-            <w:u w:val="single"/>
-          </w:rPr>
-          <w:t>2 Tawarikh 18:3</w:t>
-        </w:r>
-      </w:hyperlink>
-    </w:p>
-    <w:p>
-      <w:pPr>
-        <w:pStyle w:val="ListBullet"/>
-        <w:spacing w:line="240" w:lineRule="auto"/>
-        <w:ind w:left="720"/>
-      </w:pPr>
-      <w:r>
-        <w:rPr>
-          <w:lang w:val="id_ID" w:bidi="id_ID"/>
-        </w:rPr>
-      </w:r>
-      <w:hyperlink r:id="rId53">
-        <w:r>
-          <w:rPr>
-            <w:lang w:val="id_ID" w:bidi="id_ID"/>
-          </w:rPr>
-          <w:rPr>
-            <w:color w:val="0000EE"/>
-            <w:u w:val="single"/>
-          </w:rPr>
-          <w:t>2 Raja-raja 8:28–29</w:t>
-        </w:r>
-      </w:hyperlink>
+      <w:r>
+        <w:rPr>
+          <w:lang w:val="id_ID" w:bidi="id_ID"/>
+        </w:rPr>
+        <w:t>1 Tawarikh 6:73</w:t>
+      </w:r>
+    </w:p>
+    <w:p>
+      <w:pPr>
+        <w:pStyle w:val="ListBullet"/>
+        <w:spacing w:line="240" w:lineRule="auto"/>
+        <w:ind w:left="720"/>
+      </w:pPr>
+      <w:r>
+        <w:rPr>
+          <w:lang w:val="id_ID" w:bidi="id_ID"/>
+        </w:rPr>
+      </w:r>
+      <w:r>
+        <w:rPr>
+          <w:lang w:val="id_ID" w:bidi="id_ID"/>
+        </w:rPr>
+        <w:t>1 Raja-raja 22:3</w:t>
+      </w:r>
+    </w:p>
+    <w:p>
+      <w:pPr>
+        <w:pStyle w:val="ListBullet"/>
+        <w:spacing w:line="240" w:lineRule="auto"/>
+        <w:ind w:left="720"/>
+      </w:pPr>
+      <w:r>
+        <w:rPr>
+          <w:lang w:val="id_ID" w:bidi="id_ID"/>
+        </w:rPr>
+      </w:r>
+      <w:r>
+        <w:rPr>
+          <w:lang w:val="id_ID" w:bidi="id_ID"/>
+        </w:rPr>
+        <w:t>2 Tawarikh 18:3</w:t>
+      </w:r>
+    </w:p>
+    <w:p>
+      <w:pPr>
+        <w:pStyle w:val="ListBullet"/>
+        <w:spacing w:line="240" w:lineRule="auto"/>
+        <w:ind w:left="720"/>
+      </w:pPr>
+      <w:r>
+        <w:rPr>
+          <w:lang w:val="id_ID" w:bidi="id_ID"/>
+        </w:rPr>
+      </w:r>
+      <w:r>
+        <w:rPr>
+          <w:lang w:val="id_ID" w:bidi="id_ID"/>
+        </w:rPr>
+        <w:t>2 Raja-raja 8:28–29</w:t>
+      </w:r>
     </w:p>
     <w:p>
       <w:pPr>
@@ -6527,42 +6083,30 @@
           <w:lang w:val="id_ID" w:bidi="id_ID"/>
         </w:rPr>
       </w:r>
-      <w:hyperlink r:id="rId80">
-        <w:r>
-          <w:rPr>
-            <w:lang w:val="id_ID" w:bidi="id_ID"/>
-          </w:rPr>
-          <w:rPr>
-            <w:color w:val="0000EE"/>
-            <w:u w:val="single"/>
-          </w:rPr>
-          <w:t>Yudas 1:17–19</w:t>
-        </w:r>
-      </w:hyperlink>
-    </w:p>
-    <w:p>
-      <w:pPr>
-        <w:pStyle w:val="ListBullet"/>
-        <w:spacing w:line="240" w:lineRule="auto"/>
-        <w:ind w:left="720"/>
-      </w:pPr>
-      <w:r>
-        <w:rPr>
-          <w:lang w:val="id_ID" w:bidi="id_ID"/>
-        </w:rPr>
-      </w:r>
-      <w:hyperlink r:id="rId81">
-        <w:r>
-          <w:rPr>
-            <w:lang w:val="id_ID" w:bidi="id_ID"/>
-          </w:rPr>
-          <w:rPr>
-            <w:color w:val="0000EE"/>
-            <w:u w:val="single"/>
-          </w:rPr>
-          <w:t>Lukas 9:12–14</w:t>
-        </w:r>
-      </w:hyperlink>
+      <w:r>
+        <w:rPr>
+          <w:lang w:val="id_ID" w:bidi="id_ID"/>
+        </w:rPr>
+        <w:t>Yudas 1:17–19</w:t>
+      </w:r>
+    </w:p>
+    <w:p>
+      <w:pPr>
+        <w:pStyle w:val="ListBullet"/>
+        <w:spacing w:line="240" w:lineRule="auto"/>
+        <w:ind w:left="720"/>
+      </w:pPr>
+      <w:r>
+        <w:rPr>
+          <w:lang w:val="id_ID" w:bidi="id_ID"/>
+        </w:rPr>
+      </w:r>
+      <w:r>
+        <w:rPr>
+          <w:lang w:val="id_ID" w:bidi="id_ID"/>
+        </w:rPr>
+        <w:t>Lukas 9:12–14</w:t>
+      </w:r>
     </w:p>
     <w:p>
       <w:pPr>
@@ -7058,162 +6602,120 @@
           <w:lang w:val="id_ID" w:bidi="id_ID"/>
         </w:rPr>
       </w:r>
-      <w:hyperlink r:id="rId79">
-        <w:r>
-          <w:rPr>
-            <w:lang w:val="id_ID" w:bidi="id_ID"/>
-          </w:rPr>
-          <w:rPr>
-            <w:color w:val="0000EE"/>
-            <w:u w:val="single"/>
-          </w:rPr>
-          <w:t>1 Raja-Raja 10:10</w:t>
-        </w:r>
-      </w:hyperlink>
-    </w:p>
-    <w:p>
-      <w:pPr>
-        <w:pStyle w:val="ListBullet"/>
-        <w:spacing w:line="240" w:lineRule="auto"/>
-        <w:ind w:left="720"/>
-      </w:pPr>
-      <w:r>
-        <w:rPr>
-          <w:lang w:val="id_ID" w:bidi="id_ID"/>
-        </w:rPr>
-      </w:r>
-      <w:hyperlink r:id="rId79">
-        <w:r>
-          <w:rPr>
-            <w:lang w:val="id_ID" w:bidi="id_ID"/>
-          </w:rPr>
-          <w:rPr>
-            <w:color w:val="0000EE"/>
-            <w:u w:val="single"/>
-          </w:rPr>
-          <w:t>1 Raja-Raja 11:18–19</w:t>
-        </w:r>
-      </w:hyperlink>
-    </w:p>
-    <w:p>
-      <w:pPr>
-        <w:pStyle w:val="ListBullet"/>
-        <w:spacing w:line="240" w:lineRule="auto"/>
-        <w:ind w:left="720"/>
-      </w:pPr>
-      <w:r>
-        <w:rPr>
-          <w:lang w:val="id_ID" w:bidi="id_ID"/>
-        </w:rPr>
-      </w:r>
-      <w:hyperlink r:id="rId53">
-        <w:r>
-          <w:rPr>
-            <w:lang w:val="id_ID" w:bidi="id_ID"/>
-          </w:rPr>
-          <w:rPr>
-            <w:color w:val="0000EE"/>
-            <w:u w:val="single"/>
-          </w:rPr>
-          <w:t>2 Raja-Raja 10:12–14</w:t>
-        </w:r>
-      </w:hyperlink>
-    </w:p>
-    <w:p>
-      <w:pPr>
-        <w:pStyle w:val="ListBullet"/>
-        <w:spacing w:line="240" w:lineRule="auto"/>
-        <w:ind w:left="720"/>
-      </w:pPr>
-      <w:r>
-        <w:rPr>
-          <w:lang w:val="id_ID" w:bidi="id_ID"/>
-        </w:rPr>
-      </w:r>
-      <w:hyperlink r:id="rId54">
-        <w:r>
-          <w:rPr>
-            <w:lang w:val="id_ID" w:bidi="id_ID"/>
-          </w:rPr>
-          <w:rPr>
-            <w:color w:val="0000EE"/>
-            <w:u w:val="single"/>
-          </w:rPr>
-          <w:t>Kisah Para Rasul 8:27</w:t>
-        </w:r>
-      </w:hyperlink>
-    </w:p>
-    <w:p>
-      <w:pPr>
-        <w:pStyle w:val="ListBullet"/>
-        <w:spacing w:line="240" w:lineRule="auto"/>
-        <w:ind w:left="720"/>
-      </w:pPr>
-      <w:r>
-        <w:rPr>
-          <w:lang w:val="id_ID" w:bidi="id_ID"/>
-        </w:rPr>
-      </w:r>
-      <w:hyperlink r:id="rId82">
-        <w:r>
-          <w:rPr>
-            <w:lang w:val="id_ID" w:bidi="id_ID"/>
-          </w:rPr>
-          <w:rPr>
-            <w:color w:val="0000EE"/>
-            <w:u w:val="single"/>
-          </w:rPr>
-          <w:t>Ester 1:17</w:t>
-        </w:r>
-      </w:hyperlink>
-    </w:p>
-    <w:p>
-      <w:pPr>
-        <w:pStyle w:val="ListBullet"/>
-        <w:spacing w:line="240" w:lineRule="auto"/>
-        <w:ind w:left="720"/>
-      </w:pPr>
-      <w:r>
-        <w:rPr>
-          <w:lang w:val="id_ID" w:bidi="id_ID"/>
-        </w:rPr>
-      </w:r>
-      <w:hyperlink r:id="rId83">
-        <w:r>
-          <w:rPr>
-            <w:lang w:val="id_ID" w:bidi="id_ID"/>
-          </w:rPr>
-          <w:rPr>
-            <w:color w:val="0000EE"/>
-            <w:u w:val="single"/>
-          </w:rPr>
-          <w:t>Lukas 11:31</w:t>
-        </w:r>
-      </w:hyperlink>
-    </w:p>
-    <w:p>
-      <w:pPr>
-        <w:pStyle w:val="ListBullet"/>
-        <w:spacing w:line="240" w:lineRule="auto"/>
-        <w:ind w:left="720"/>
-      </w:pPr>
-      <w:r>
-        <w:rPr>
-          <w:lang w:val="id_ID" w:bidi="id_ID"/>
-        </w:rPr>
-      </w:r>
-      <w:hyperlink r:id="rId84">
-        <w:r>
-          <w:rPr>
-            <w:lang w:val="id_ID" w:bidi="id_ID"/>
-          </w:rPr>
-          <w:rPr>
-            <w:color w:val="0000EE"/>
-            <w:u w:val="single"/>
-          </w:rPr>
-          <w:t>Matius 12:42</w:t>
-        </w:r>
-      </w:hyperlink>
+      <w:r>
+        <w:rPr>
+          <w:lang w:val="id_ID" w:bidi="id_ID"/>
+        </w:rPr>
+        <w:t>1 Raja-Raja 10:10</w:t>
+      </w:r>
+    </w:p>
+    <w:p>
+      <w:pPr>
+        <w:pStyle w:val="ListBullet"/>
+        <w:spacing w:line="240" w:lineRule="auto"/>
+        <w:ind w:left="720"/>
+      </w:pPr>
+      <w:r>
+        <w:rPr>
+          <w:lang w:val="id_ID" w:bidi="id_ID"/>
+        </w:rPr>
+      </w:r>
+      <w:r>
+        <w:rPr>
+          <w:lang w:val="id_ID" w:bidi="id_ID"/>
+        </w:rPr>
+        <w:t>1 Raja-Raja 11:18–19</w:t>
+      </w:r>
+    </w:p>
+    <w:p>
+      <w:pPr>
+        <w:pStyle w:val="ListBullet"/>
+        <w:spacing w:line="240" w:lineRule="auto"/>
+        <w:ind w:left="720"/>
+      </w:pPr>
+      <w:r>
+        <w:rPr>
+          <w:lang w:val="id_ID" w:bidi="id_ID"/>
+        </w:rPr>
+      </w:r>
+      <w:r>
+        <w:rPr>
+          <w:lang w:val="id_ID" w:bidi="id_ID"/>
+        </w:rPr>
+        <w:t>2 Raja-Raja 10:12–14</w:t>
+      </w:r>
+    </w:p>
+    <w:p>
+      <w:pPr>
+        <w:pStyle w:val="ListBullet"/>
+        <w:spacing w:line="240" w:lineRule="auto"/>
+        <w:ind w:left="720"/>
+      </w:pPr>
+      <w:r>
+        <w:rPr>
+          <w:lang w:val="id_ID" w:bidi="id_ID"/>
+        </w:rPr>
+      </w:r>
+      <w:r>
+        <w:rPr>
+          <w:lang w:val="id_ID" w:bidi="id_ID"/>
+        </w:rPr>
+        <w:t>Kisah Para Rasul 8:27</w:t>
+      </w:r>
+    </w:p>
+    <w:p>
+      <w:pPr>
+        <w:pStyle w:val="ListBullet"/>
+        <w:spacing w:line="240" w:lineRule="auto"/>
+        <w:ind w:left="720"/>
+      </w:pPr>
+      <w:r>
+        <w:rPr>
+          <w:lang w:val="id_ID" w:bidi="id_ID"/>
+        </w:rPr>
+      </w:r>
+      <w:r>
+        <w:rPr>
+          <w:lang w:val="id_ID" w:bidi="id_ID"/>
+        </w:rPr>
+        <w:t>Ester 1:17</w:t>
+      </w:r>
+    </w:p>
+    <w:p>
+      <w:pPr>
+        <w:pStyle w:val="ListBullet"/>
+        <w:spacing w:line="240" w:lineRule="auto"/>
+        <w:ind w:left="720"/>
+      </w:pPr>
+      <w:r>
+        <w:rPr>
+          <w:lang w:val="id_ID" w:bidi="id_ID"/>
+        </w:rPr>
+      </w:r>
+      <w:r>
+        <w:rPr>
+          <w:lang w:val="id_ID" w:bidi="id_ID"/>
+        </w:rPr>
+        <w:t>Lukas 11:31</w:t>
+      </w:r>
+    </w:p>
+    <w:p>
+      <w:pPr>
+        <w:pStyle w:val="ListBullet"/>
+        <w:spacing w:line="240" w:lineRule="auto"/>
+        <w:ind w:left="720"/>
+      </w:pPr>
+      <w:r>
+        <w:rPr>
+          <w:lang w:val="id_ID" w:bidi="id_ID"/>
+        </w:rPr>
+      </w:r>
+      <w:r>
+        <w:rPr>
+          <w:lang w:val="id_ID" w:bidi="id_ID"/>
+        </w:rPr>
+        <w:t>Matius 12:42</w:t>
+      </w:r>
     </w:p>
     <w:p>
       <w:pPr>
@@ -7429,114 +6931,84 @@
           <w:lang w:val="id_ID" w:bidi="id_ID"/>
         </w:rPr>
       </w:r>
-      <w:hyperlink r:id="rId85">
-        <w:r>
-          <w:rPr>
-            <w:lang w:val="id_ID" w:bidi="id_ID"/>
-          </w:rPr>
-          <w:rPr>
-            <w:color w:val="0000EE"/>
-            <w:u w:val="single"/>
-          </w:rPr>
-          <w:t>Kisah Para Rasul 16:19–21</w:t>
-        </w:r>
-      </w:hyperlink>
-    </w:p>
-    <w:p>
-      <w:pPr>
-        <w:pStyle w:val="ListBullet"/>
-        <w:spacing w:line="240" w:lineRule="auto"/>
-        <w:ind w:left="720"/>
-      </w:pPr>
-      <w:r>
-        <w:rPr>
-          <w:lang w:val="id_ID" w:bidi="id_ID"/>
-        </w:rPr>
-      </w:r>
-      <w:hyperlink r:id="rId86">
-        <w:r>
-          <w:rPr>
-            <w:lang w:val="id_ID" w:bidi="id_ID"/>
-          </w:rPr>
-          <w:rPr>
-            <w:color w:val="0000EE"/>
-            <w:u w:val="single"/>
-          </w:rPr>
-          <w:t>Keluaran 15:14</w:t>
-        </w:r>
-      </w:hyperlink>
-    </w:p>
-    <w:p>
-      <w:pPr>
-        <w:pStyle w:val="ListBullet"/>
-        <w:spacing w:line="240" w:lineRule="auto"/>
-        <w:ind w:left="720"/>
-      </w:pPr>
-      <w:r>
-        <w:rPr>
-          <w:lang w:val="id_ID" w:bidi="id_ID"/>
-        </w:rPr>
-      </w:r>
-      <w:hyperlink r:id="rId87">
-        <w:r>
-          <w:rPr>
-            <w:lang w:val="id_ID" w:bidi="id_ID"/>
-          </w:rPr>
-          <w:rPr>
-            <w:color w:val="0000EE"/>
-            <w:u w:val="single"/>
-          </w:rPr>
-          <w:t>Yohanes 10:37–39</w:t>
-        </w:r>
-      </w:hyperlink>
-    </w:p>
-    <w:p>
-      <w:pPr>
-        <w:pStyle w:val="ListBullet"/>
-        <w:spacing w:line="240" w:lineRule="auto"/>
-        <w:ind w:left="720"/>
-      </w:pPr>
-      <w:r>
-        <w:rPr>
-          <w:lang w:val="id_ID" w:bidi="id_ID"/>
-        </w:rPr>
-      </w:r>
-      <w:hyperlink r:id="rId88">
-        <w:r>
-          <w:rPr>
-            <w:lang w:val="id_ID" w:bidi="id_ID"/>
-          </w:rPr>
-          <w:rPr>
-            <w:color w:val="0000EE"/>
-            <w:u w:val="single"/>
-          </w:rPr>
-          <w:t>Lukas 8:29</w:t>
-        </w:r>
-      </w:hyperlink>
-    </w:p>
-    <w:p>
-      <w:pPr>
-        <w:pStyle w:val="ListBullet"/>
-        <w:spacing w:line="240" w:lineRule="auto"/>
-        <w:ind w:left="720"/>
-      </w:pPr>
-      <w:r>
-        <w:rPr>
-          <w:lang w:val="id_ID" w:bidi="id_ID"/>
-        </w:rPr>
-      </w:r>
-      <w:hyperlink r:id="rId89">
-        <w:r>
-          <w:rPr>
-            <w:lang w:val="id_ID" w:bidi="id_ID"/>
-          </w:rPr>
-          <w:rPr>
-            <w:color w:val="0000EE"/>
-            <w:u w:val="single"/>
-          </w:rPr>
-          <w:t>Matius 26:48</w:t>
-        </w:r>
-      </w:hyperlink>
+      <w:r>
+        <w:rPr>
+          <w:lang w:val="id_ID" w:bidi="id_ID"/>
+        </w:rPr>
+        <w:t>Kisah Para Rasul 16:19–21</w:t>
+      </w:r>
+    </w:p>
+    <w:p>
+      <w:pPr>
+        <w:pStyle w:val="ListBullet"/>
+        <w:spacing w:line="240" w:lineRule="auto"/>
+        <w:ind w:left="720"/>
+      </w:pPr>
+      <w:r>
+        <w:rPr>
+          <w:lang w:val="id_ID" w:bidi="id_ID"/>
+        </w:rPr>
+      </w:r>
+      <w:r>
+        <w:rPr>
+          <w:lang w:val="id_ID" w:bidi="id_ID"/>
+        </w:rPr>
+        <w:t>Keluaran 15:14</w:t>
+      </w:r>
+    </w:p>
+    <w:p>
+      <w:pPr>
+        <w:pStyle w:val="ListBullet"/>
+        <w:spacing w:line="240" w:lineRule="auto"/>
+        <w:ind w:left="720"/>
+      </w:pPr>
+      <w:r>
+        <w:rPr>
+          <w:lang w:val="id_ID" w:bidi="id_ID"/>
+        </w:rPr>
+      </w:r>
+      <w:r>
+        <w:rPr>
+          <w:lang w:val="id_ID" w:bidi="id_ID"/>
+        </w:rPr>
+        <w:t>Yohanes 10:37–39</w:t>
+      </w:r>
+    </w:p>
+    <w:p>
+      <w:pPr>
+        <w:pStyle w:val="ListBullet"/>
+        <w:spacing w:line="240" w:lineRule="auto"/>
+        <w:ind w:left="720"/>
+      </w:pPr>
+      <w:r>
+        <w:rPr>
+          <w:lang w:val="id_ID" w:bidi="id_ID"/>
+        </w:rPr>
+      </w:r>
+      <w:r>
+        <w:rPr>
+          <w:lang w:val="id_ID" w:bidi="id_ID"/>
+        </w:rPr>
+        <w:t>Lukas 8:29</w:t>
+      </w:r>
+    </w:p>
+    <w:p>
+      <w:pPr>
+        <w:pStyle w:val="ListBullet"/>
+        <w:spacing w:line="240" w:lineRule="auto"/>
+        <w:ind w:left="720"/>
+      </w:pPr>
+      <w:r>
+        <w:rPr>
+          <w:lang w:val="id_ID" w:bidi="id_ID"/>
+        </w:rPr>
+      </w:r>
+      <w:r>
+        <w:rPr>
+          <w:lang w:val="id_ID" w:bidi="id_ID"/>
+        </w:rPr>
+        <w:t>Matius 26:48</w:t>
+      </w:r>
     </w:p>
     <w:p>
       <w:pPr>
@@ -7766,90 +7238,66 @@
           <w:lang w:val="id_ID" w:bidi="id_ID"/>
         </w:rPr>
       </w:r>
-      <w:hyperlink r:id="rId13">
-        <w:r>
-          <w:rPr>
-            <w:lang w:val="id_ID" w:bidi="id_ID"/>
-          </w:rPr>
-          <w:rPr>
-            <w:color w:val="0000EE"/>
-            <w:u w:val="single"/>
-          </w:rPr>
-          <w:t>1 Tawarikh 3:10</w:t>
-        </w:r>
-      </w:hyperlink>
-    </w:p>
-    <w:p>
-      <w:pPr>
-        <w:pStyle w:val="ListBullet"/>
-        <w:spacing w:line="240" w:lineRule="auto"/>
-        <w:ind w:left="720"/>
-      </w:pPr>
-      <w:r>
-        <w:rPr>
-          <w:lang w:val="id_ID" w:bidi="id_ID"/>
-        </w:rPr>
-      </w:r>
-      <w:hyperlink r:id="rId79">
-        <w:r>
-          <w:rPr>
-            <w:lang w:val="id_ID" w:bidi="id_ID"/>
-          </w:rPr>
-          <w:rPr>
-            <w:color w:val="0000EE"/>
-            <w:u w:val="single"/>
-          </w:rPr>
-          <w:t>1 Raja-raja 11:41–43</w:t>
-        </w:r>
-      </w:hyperlink>
-    </w:p>
-    <w:p>
-      <w:pPr>
-        <w:pStyle w:val="ListBullet"/>
-        <w:spacing w:line="240" w:lineRule="auto"/>
-        <w:ind w:left="720"/>
-      </w:pPr>
-      <w:r>
-        <w:rPr>
-          <w:lang w:val="id_ID" w:bidi="id_ID"/>
-        </w:rPr>
-      </w:r>
-      <w:hyperlink r:id="rId79">
-        <w:r>
-          <w:rPr>
-            <w:lang w:val="id_ID" w:bidi="id_ID"/>
-          </w:rPr>
-          <w:rPr>
-            <w:color w:val="0000EE"/>
-            <w:u w:val="single"/>
-          </w:rPr>
-          <w:t>1 Raja-raja 14:21</w:t>
-        </w:r>
-      </w:hyperlink>
-    </w:p>
-    <w:p>
-      <w:pPr>
-        <w:pStyle w:val="ListBullet"/>
-        <w:spacing w:line="240" w:lineRule="auto"/>
-        <w:ind w:left="720"/>
-      </w:pPr>
-      <w:r>
-        <w:rPr>
-          <w:lang w:val="id_ID" w:bidi="id_ID"/>
-        </w:rPr>
-      </w:r>
-      <w:hyperlink r:id="rId90">
-        <w:r>
-          <w:rPr>
-            <w:lang w:val="id_ID" w:bidi="id_ID"/>
-          </w:rPr>
-          <w:rPr>
-            <w:color w:val="0000EE"/>
-            <w:u w:val="single"/>
-          </w:rPr>
-          <w:t>Matius 1:7</w:t>
-        </w:r>
-      </w:hyperlink>
+      <w:r>
+        <w:rPr>
+          <w:lang w:val="id_ID" w:bidi="id_ID"/>
+        </w:rPr>
+        <w:t>1 Tawarikh 3:10</w:t>
+      </w:r>
+    </w:p>
+    <w:p>
+      <w:pPr>
+        <w:pStyle w:val="ListBullet"/>
+        <w:spacing w:line="240" w:lineRule="auto"/>
+        <w:ind w:left="720"/>
+      </w:pPr>
+      <w:r>
+        <w:rPr>
+          <w:lang w:val="id_ID" w:bidi="id_ID"/>
+        </w:rPr>
+      </w:r>
+      <w:r>
+        <w:rPr>
+          <w:lang w:val="id_ID" w:bidi="id_ID"/>
+        </w:rPr>
+        <w:t>1 Raja-raja 11:41–43</w:t>
+      </w:r>
+    </w:p>
+    <w:p>
+      <w:pPr>
+        <w:pStyle w:val="ListBullet"/>
+        <w:spacing w:line="240" w:lineRule="auto"/>
+        <w:ind w:left="720"/>
+      </w:pPr>
+      <w:r>
+        <w:rPr>
+          <w:lang w:val="id_ID" w:bidi="id_ID"/>
+        </w:rPr>
+      </w:r>
+      <w:r>
+        <w:rPr>
+          <w:lang w:val="id_ID" w:bidi="id_ID"/>
+        </w:rPr>
+        <w:t>1 Raja-raja 14:21</w:t>
+      </w:r>
+    </w:p>
+    <w:p>
+      <w:pPr>
+        <w:pStyle w:val="ListBullet"/>
+        <w:spacing w:line="240" w:lineRule="auto"/>
+        <w:ind w:left="720"/>
+      </w:pPr>
+      <w:r>
+        <w:rPr>
+          <w:lang w:val="id_ID" w:bidi="id_ID"/>
+        </w:rPr>
+      </w:r>
+      <w:r>
+        <w:rPr>
+          <w:lang w:val="id_ID" w:bidi="id_ID"/>
+        </w:rPr>
+        <w:t>Matius 1:7</w:t>
+      </w:r>
     </w:p>
     <w:p>
       <w:pPr>
@@ -8227,90 +7675,66 @@
           <w:lang w:val="id_ID" w:bidi="id_ID"/>
         </w:rPr>
       </w:r>
-      <w:hyperlink r:id="rId91">
-        <w:r>
-          <w:rPr>
-            <w:lang w:val="id_ID" w:bidi="id_ID"/>
-          </w:rPr>
-          <w:rPr>
-            <w:color w:val="0000EE"/>
-            <w:u w:val="single"/>
-          </w:rPr>
-          <w:t>Kisah Para Rasul 20:19</w:t>
-        </w:r>
-      </w:hyperlink>
-    </w:p>
-    <w:p>
-      <w:pPr>
-        <w:pStyle w:val="ListBullet"/>
-        <w:spacing w:line="240" w:lineRule="auto"/>
-        <w:ind w:left="720"/>
-      </w:pPr>
-      <w:r>
-        <w:rPr>
-          <w:lang w:val="id_ID" w:bidi="id_ID"/>
-        </w:rPr>
-      </w:r>
-      <w:hyperlink r:id="rId92">
-        <w:r>
-          <w:rPr>
-            <w:lang w:val="id_ID" w:bidi="id_ID"/>
-          </w:rPr>
-          <w:rPr>
-            <w:color w:val="0000EE"/>
-            <w:u w:val="single"/>
-          </w:rPr>
-          <w:t>Yehezkiel 17:14</w:t>
-        </w:r>
-      </w:hyperlink>
-    </w:p>
-    <w:p>
-      <w:pPr>
-        <w:pStyle w:val="ListBullet"/>
-        <w:spacing w:line="240" w:lineRule="auto"/>
-        <w:ind w:left="720"/>
-      </w:pPr>
-      <w:r>
-        <w:rPr>
-          <w:lang w:val="id_ID" w:bidi="id_ID"/>
-        </w:rPr>
-      </w:r>
-      <w:hyperlink r:id="rId93">
-        <w:r>
-          <w:rPr>
-            <w:lang w:val="id_ID" w:bidi="id_ID"/>
-          </w:rPr>
-          <w:rPr>
-            <w:color w:val="0000EE"/>
-            <w:u w:val="single"/>
-          </w:rPr>
-          <w:t>Lukas 1:48–49</w:t>
-        </w:r>
-      </w:hyperlink>
-    </w:p>
-    <w:p>
-      <w:pPr>
-        <w:pStyle w:val="ListBullet"/>
-        <w:spacing w:line="240" w:lineRule="auto"/>
-        <w:ind w:left="720"/>
-      </w:pPr>
-      <w:r>
-        <w:rPr>
-          <w:lang w:val="id_ID" w:bidi="id_ID"/>
-        </w:rPr>
-      </w:r>
-      <w:hyperlink r:id="rId94">
-        <w:r>
-          <w:rPr>
-            <w:lang w:val="id_ID" w:bidi="id_ID"/>
-          </w:rPr>
-          <w:rPr>
-            <w:color w:val="0000EE"/>
-            <w:u w:val="single"/>
-          </w:rPr>
-          <w:t>Roma 12:16</w:t>
-        </w:r>
-      </w:hyperlink>
+      <w:r>
+        <w:rPr>
+          <w:lang w:val="id_ID" w:bidi="id_ID"/>
+        </w:rPr>
+        <w:t>Kisah Para Rasul 20:19</w:t>
+      </w:r>
+    </w:p>
+    <w:p>
+      <w:pPr>
+        <w:pStyle w:val="ListBullet"/>
+        <w:spacing w:line="240" w:lineRule="auto"/>
+        <w:ind w:left="720"/>
+      </w:pPr>
+      <w:r>
+        <w:rPr>
+          <w:lang w:val="id_ID" w:bidi="id_ID"/>
+        </w:rPr>
+      </w:r>
+      <w:r>
+        <w:rPr>
+          <w:lang w:val="id_ID" w:bidi="id_ID"/>
+        </w:rPr>
+        <w:t>Yehezkiel 17:14</w:t>
+      </w:r>
+    </w:p>
+    <w:p>
+      <w:pPr>
+        <w:pStyle w:val="ListBullet"/>
+        <w:spacing w:line="240" w:lineRule="auto"/>
+        <w:ind w:left="720"/>
+      </w:pPr>
+      <w:r>
+        <w:rPr>
+          <w:lang w:val="id_ID" w:bidi="id_ID"/>
+        </w:rPr>
+      </w:r>
+      <w:r>
+        <w:rPr>
+          <w:lang w:val="id_ID" w:bidi="id_ID"/>
+        </w:rPr>
+        <w:t>Lukas 1:48–49</w:t>
+      </w:r>
+    </w:p>
+    <w:p>
+      <w:pPr>
+        <w:pStyle w:val="ListBullet"/>
+        <w:spacing w:line="240" w:lineRule="auto"/>
+        <w:ind w:left="720"/>
+      </w:pPr>
+      <w:r>
+        <w:rPr>
+          <w:lang w:val="id_ID" w:bidi="id_ID"/>
+        </w:rPr>
+      </w:r>
+      <w:r>
+        <w:rPr>
+          <w:lang w:val="id_ID" w:bidi="id_ID"/>
+        </w:rPr>
+        <w:t>Roma 12:16</w:t>
+      </w:r>
     </w:p>
     <w:p>
       <w:pPr>
@@ -8556,162 +7980,120 @@
           <w:lang w:val="id_ID" w:bidi="id_ID"/>
         </w:rPr>
       </w:r>
-      <w:hyperlink r:id="rId95">
-        <w:r>
-          <w:rPr>
-            <w:lang w:val="id_ID" w:bidi="id_ID"/>
-          </w:rPr>
-          <w:rPr>
-            <w:color w:val="0000EE"/>
-            <w:u w:val="single"/>
-          </w:rPr>
-          <w:t>Yakobus 1:21</w:t>
-        </w:r>
-      </w:hyperlink>
-    </w:p>
-    <w:p>
-      <w:pPr>
-        <w:pStyle w:val="ListBullet"/>
-        <w:spacing w:line="240" w:lineRule="auto"/>
-        <w:ind w:left="720"/>
-      </w:pPr>
-      <w:r>
-        <w:rPr>
-          <w:lang w:val="id_ID" w:bidi="id_ID"/>
-        </w:rPr>
-      </w:r>
-      <w:hyperlink r:id="rId96">
-        <w:r>
-          <w:rPr>
-            <w:lang w:val="id_ID" w:bidi="id_ID"/>
-          </w:rPr>
-          <w:rPr>
-            <w:color w:val="0000EE"/>
-            <w:u w:val="single"/>
-          </w:rPr>
-          <w:t>Yakobus 3:13</w:t>
-        </w:r>
-      </w:hyperlink>
-    </w:p>
-    <w:p>
-      <w:pPr>
-        <w:pStyle w:val="ListBullet"/>
-        <w:spacing w:line="240" w:lineRule="auto"/>
-        <w:ind w:left="720"/>
-      </w:pPr>
-      <w:r>
-        <w:rPr>
-          <w:lang w:val="id_ID" w:bidi="id_ID"/>
-        </w:rPr>
-      </w:r>
-      <w:hyperlink r:id="rId97">
-        <w:r>
-          <w:rPr>
-            <w:lang w:val="id_ID" w:bidi="id_ID"/>
-          </w:rPr>
-          <w:rPr>
-            <w:color w:val="0000EE"/>
-            <w:u w:val="single"/>
-          </w:rPr>
-          <w:t>Yakobus 4:10</w:t>
-        </w:r>
-      </w:hyperlink>
-    </w:p>
-    <w:p>
-      <w:pPr>
-        <w:pStyle w:val="ListBullet"/>
-        <w:spacing w:line="240" w:lineRule="auto"/>
-        <w:ind w:left="720"/>
-      </w:pPr>
-      <w:r>
-        <w:rPr>
-          <w:lang w:val="id_ID" w:bidi="id_ID"/>
-        </w:rPr>
-      </w:r>
-      <w:hyperlink r:id="rId98">
-        <w:r>
-          <w:rPr>
-            <w:lang w:val="id_ID" w:bidi="id_ID"/>
-          </w:rPr>
-          <w:rPr>
-            <w:color w:val="0000EE"/>
-            <w:u w:val="single"/>
-          </w:rPr>
-          <w:t>Lukas 14:11</w:t>
-        </w:r>
-      </w:hyperlink>
-    </w:p>
-    <w:p>
-      <w:pPr>
-        <w:pStyle w:val="ListBullet"/>
-        <w:spacing w:line="240" w:lineRule="auto"/>
-        <w:ind w:left="720"/>
-      </w:pPr>
-      <w:r>
-        <w:rPr>
-          <w:lang w:val="id_ID" w:bidi="id_ID"/>
-        </w:rPr>
-      </w:r>
-      <w:hyperlink r:id="rId99">
-        <w:r>
-          <w:rPr>
-            <w:lang w:val="id_ID" w:bidi="id_ID"/>
-          </w:rPr>
-          <w:rPr>
-            <w:color w:val="0000EE"/>
-            <w:u w:val="single"/>
-          </w:rPr>
-          <w:t>Lukas 18:14</w:t>
-        </w:r>
-      </w:hyperlink>
-    </w:p>
-    <w:p>
-      <w:pPr>
-        <w:pStyle w:val="ListBullet"/>
-        <w:spacing w:line="240" w:lineRule="auto"/>
-        <w:ind w:left="720"/>
-      </w:pPr>
-      <w:r>
-        <w:rPr>
-          <w:lang w:val="id_ID" w:bidi="id_ID"/>
-        </w:rPr>
-      </w:r>
-      <w:hyperlink r:id="rId100">
-        <w:r>
-          <w:rPr>
-            <w:lang w:val="id_ID" w:bidi="id_ID"/>
-          </w:rPr>
-          <w:rPr>
-            <w:color w:val="0000EE"/>
-            <w:u w:val="single"/>
-          </w:rPr>
-          <w:t>Matius 18:4</w:t>
-        </w:r>
-      </w:hyperlink>
-    </w:p>
-    <w:p>
-      <w:pPr>
-        <w:pStyle w:val="ListBullet"/>
-        <w:spacing w:line="240" w:lineRule="auto"/>
-        <w:ind w:left="720"/>
-      </w:pPr>
-      <w:r>
-        <w:rPr>
-          <w:lang w:val="id_ID" w:bidi="id_ID"/>
-        </w:rPr>
-      </w:r>
-      <w:hyperlink r:id="rId101">
-        <w:r>
-          <w:rPr>
-            <w:lang w:val="id_ID" w:bidi="id_ID"/>
-          </w:rPr>
-          <w:rPr>
-            <w:color w:val="0000EE"/>
-            <w:u w:val="single"/>
-          </w:rPr>
-          <w:t>Matius 23:12</w:t>
-        </w:r>
-      </w:hyperlink>
+      <w:r>
+        <w:rPr>
+          <w:lang w:val="id_ID" w:bidi="id_ID"/>
+        </w:rPr>
+        <w:t>Yakobus 1:21</w:t>
+      </w:r>
+    </w:p>
+    <w:p>
+      <w:pPr>
+        <w:pStyle w:val="ListBullet"/>
+        <w:spacing w:line="240" w:lineRule="auto"/>
+        <w:ind w:left="720"/>
+      </w:pPr>
+      <w:r>
+        <w:rPr>
+          <w:lang w:val="id_ID" w:bidi="id_ID"/>
+        </w:rPr>
+      </w:r>
+      <w:r>
+        <w:rPr>
+          <w:lang w:val="id_ID" w:bidi="id_ID"/>
+        </w:rPr>
+        <w:t>Yakobus 3:13</w:t>
+      </w:r>
+    </w:p>
+    <w:p>
+      <w:pPr>
+        <w:pStyle w:val="ListBullet"/>
+        <w:spacing w:line="240" w:lineRule="auto"/>
+        <w:ind w:left="720"/>
+      </w:pPr>
+      <w:r>
+        <w:rPr>
+          <w:lang w:val="id_ID" w:bidi="id_ID"/>
+        </w:rPr>
+      </w:r>
+      <w:r>
+        <w:rPr>
+          <w:lang w:val="id_ID" w:bidi="id_ID"/>
+        </w:rPr>
+        <w:t>Yakobus 4:10</w:t>
+      </w:r>
+    </w:p>
+    <w:p>
+      <w:pPr>
+        <w:pStyle w:val="ListBullet"/>
+        <w:spacing w:line="240" w:lineRule="auto"/>
+        <w:ind w:left="720"/>
+      </w:pPr>
+      <w:r>
+        <w:rPr>
+          <w:lang w:val="id_ID" w:bidi="id_ID"/>
+        </w:rPr>
+      </w:r>
+      <w:r>
+        <w:rPr>
+          <w:lang w:val="id_ID" w:bidi="id_ID"/>
+        </w:rPr>
+        <w:t>Lukas 14:11</w:t>
+      </w:r>
+    </w:p>
+    <w:p>
+      <w:pPr>
+        <w:pStyle w:val="ListBullet"/>
+        <w:spacing w:line="240" w:lineRule="auto"/>
+        <w:ind w:left="720"/>
+      </w:pPr>
+      <w:r>
+        <w:rPr>
+          <w:lang w:val="id_ID" w:bidi="id_ID"/>
+        </w:rPr>
+      </w:r>
+      <w:r>
+        <w:rPr>
+          <w:lang w:val="id_ID" w:bidi="id_ID"/>
+        </w:rPr>
+        <w:t>Lukas 18:14</w:t>
+      </w:r>
+    </w:p>
+    <w:p>
+      <w:pPr>
+        <w:pStyle w:val="ListBullet"/>
+        <w:spacing w:line="240" w:lineRule="auto"/>
+        <w:ind w:left="720"/>
+      </w:pPr>
+      <w:r>
+        <w:rPr>
+          <w:lang w:val="id_ID" w:bidi="id_ID"/>
+        </w:rPr>
+      </w:r>
+      <w:r>
+        <w:rPr>
+          <w:lang w:val="id_ID" w:bidi="id_ID"/>
+        </w:rPr>
+        <w:t>Matius 18:4</w:t>
+      </w:r>
+    </w:p>
+    <w:p>
+      <w:pPr>
+        <w:pStyle w:val="ListBullet"/>
+        <w:spacing w:line="240" w:lineRule="auto"/>
+        <w:ind w:left="720"/>
+      </w:pPr>
+      <w:r>
+        <w:rPr>
+          <w:lang w:val="id_ID" w:bidi="id_ID"/>
+        </w:rPr>
+      </w:r>
+      <w:r>
+        <w:rPr>
+          <w:lang w:val="id_ID" w:bidi="id_ID"/>
+        </w:rPr>
+        <w:t>Matius 23:12</w:t>
+      </w:r>
     </w:p>
     <w:p>
       <w:pPr>
@@ -9063,138 +8445,102 @@
           <w:lang w:val="id_ID" w:bidi="id_ID"/>
         </w:rPr>
       </w:r>
-      <w:hyperlink r:id="rId102">
-        <w:r>
-          <w:rPr>
-            <w:lang w:val="id_ID" w:bidi="id_ID"/>
-          </w:rPr>
-          <w:rPr>
-            <w:color w:val="0000EE"/>
-            <w:u w:val="single"/>
-          </w:rPr>
-          <w:t>Kejadian 24:15</w:t>
-        </w:r>
-      </w:hyperlink>
-    </w:p>
-    <w:p>
-      <w:pPr>
-        <w:pStyle w:val="ListBullet"/>
-        <w:spacing w:line="240" w:lineRule="auto"/>
-        <w:ind w:left="720"/>
-      </w:pPr>
-      <w:r>
-        <w:rPr>
-          <w:lang w:val="id_ID" w:bidi="id_ID"/>
-        </w:rPr>
-      </w:r>
-      <w:hyperlink r:id="rId103">
-        <w:r>
-          <w:rPr>
-            <w:lang w:val="id_ID" w:bidi="id_ID"/>
-          </w:rPr>
-          <w:rPr>
-            <w:color w:val="0000EE"/>
-            <w:u w:val="single"/>
-          </w:rPr>
-          <w:t>Kejadian 24:45</w:t>
-        </w:r>
-      </w:hyperlink>
-    </w:p>
-    <w:p>
-      <w:pPr>
-        <w:pStyle w:val="ListBullet"/>
-        <w:spacing w:line="240" w:lineRule="auto"/>
-        <w:ind w:left="720"/>
-      </w:pPr>
-      <w:r>
-        <w:rPr>
-          <w:lang w:val="id_ID" w:bidi="id_ID"/>
-        </w:rPr>
-      </w:r>
-      <w:hyperlink r:id="rId104">
-        <w:r>
-          <w:rPr>
-            <w:lang w:val="id_ID" w:bidi="id_ID"/>
-          </w:rPr>
-          <w:rPr>
-            <w:color w:val="0000EE"/>
-            <w:u w:val="single"/>
-          </w:rPr>
-          <w:t>Kejadian 24:56</w:t>
-        </w:r>
-      </w:hyperlink>
-    </w:p>
-    <w:p>
-      <w:pPr>
-        <w:pStyle w:val="ListBullet"/>
-        <w:spacing w:line="240" w:lineRule="auto"/>
-        <w:ind w:left="720"/>
-      </w:pPr>
-      <w:r>
-        <w:rPr>
-          <w:lang w:val="id_ID" w:bidi="id_ID"/>
-        </w:rPr>
-      </w:r>
-      <w:hyperlink r:id="rId105">
-        <w:r>
-          <w:rPr>
-            <w:lang w:val="id_ID" w:bidi="id_ID"/>
-          </w:rPr>
-          <w:rPr>
-            <w:color w:val="0000EE"/>
-            <w:u w:val="single"/>
-          </w:rPr>
-          <w:t>Kejadian 24:64</w:t>
-        </w:r>
-      </w:hyperlink>
-    </w:p>
-    <w:p>
-      <w:pPr>
-        <w:pStyle w:val="ListBullet"/>
-        <w:spacing w:line="240" w:lineRule="auto"/>
-        <w:ind w:left="720"/>
-      </w:pPr>
-      <w:r>
-        <w:rPr>
-          <w:lang w:val="id_ID" w:bidi="id_ID"/>
-        </w:rPr>
-      </w:r>
-      <w:hyperlink r:id="rId106">
-        <w:r>
-          <w:rPr>
-            <w:lang w:val="id_ID" w:bidi="id_ID"/>
-          </w:rPr>
-          <w:rPr>
-            <w:color w:val="0000EE"/>
-            <w:u w:val="single"/>
-          </w:rPr>
-          <w:t>Kejadian 25:28</w:t>
-        </w:r>
-      </w:hyperlink>
-    </w:p>
-    <w:p>
-      <w:pPr>
-        <w:pStyle w:val="ListBullet"/>
-        <w:spacing w:line="240" w:lineRule="auto"/>
-        <w:ind w:left="720"/>
-      </w:pPr>
-      <w:r>
-        <w:rPr>
-          <w:lang w:val="id_ID" w:bidi="id_ID"/>
-        </w:rPr>
-      </w:r>
-      <w:hyperlink r:id="rId107">
-        <w:r>
-          <w:rPr>
-            <w:lang w:val="id_ID" w:bidi="id_ID"/>
-          </w:rPr>
-          <w:rPr>
-            <w:color w:val="0000EE"/>
-            <w:u w:val="single"/>
-          </w:rPr>
-          <w:t>Kejadian 26:8</w:t>
-        </w:r>
-      </w:hyperlink>
+      <w:r>
+        <w:rPr>
+          <w:lang w:val="id_ID" w:bidi="id_ID"/>
+        </w:rPr>
+        <w:t>Kejadian 24:15</w:t>
+      </w:r>
+    </w:p>
+    <w:p>
+      <w:pPr>
+        <w:pStyle w:val="ListBullet"/>
+        <w:spacing w:line="240" w:lineRule="auto"/>
+        <w:ind w:left="720"/>
+      </w:pPr>
+      <w:r>
+        <w:rPr>
+          <w:lang w:val="id_ID" w:bidi="id_ID"/>
+        </w:rPr>
+      </w:r>
+      <w:r>
+        <w:rPr>
+          <w:lang w:val="id_ID" w:bidi="id_ID"/>
+        </w:rPr>
+        <w:t>Kejadian 24:45</w:t>
+      </w:r>
+    </w:p>
+    <w:p>
+      <w:pPr>
+        <w:pStyle w:val="ListBullet"/>
+        <w:spacing w:line="240" w:lineRule="auto"/>
+        <w:ind w:left="720"/>
+      </w:pPr>
+      <w:r>
+        <w:rPr>
+          <w:lang w:val="id_ID" w:bidi="id_ID"/>
+        </w:rPr>
+      </w:r>
+      <w:r>
+        <w:rPr>
+          <w:lang w:val="id_ID" w:bidi="id_ID"/>
+        </w:rPr>
+        <w:t>Kejadian 24:56</w:t>
+      </w:r>
+    </w:p>
+    <w:p>
+      <w:pPr>
+        <w:pStyle w:val="ListBullet"/>
+        <w:spacing w:line="240" w:lineRule="auto"/>
+        <w:ind w:left="720"/>
+      </w:pPr>
+      <w:r>
+        <w:rPr>
+          <w:lang w:val="id_ID" w:bidi="id_ID"/>
+        </w:rPr>
+      </w:r>
+      <w:r>
+        <w:rPr>
+          <w:lang w:val="id_ID" w:bidi="id_ID"/>
+        </w:rPr>
+        <w:t>Kejadian 24:64</w:t>
+      </w:r>
+    </w:p>
+    <w:p>
+      <w:pPr>
+        <w:pStyle w:val="ListBullet"/>
+        <w:spacing w:line="240" w:lineRule="auto"/>
+        <w:ind w:left="720"/>
+      </w:pPr>
+      <w:r>
+        <w:rPr>
+          <w:lang w:val="id_ID" w:bidi="id_ID"/>
+        </w:rPr>
+      </w:r>
+      <w:r>
+        <w:rPr>
+          <w:lang w:val="id_ID" w:bidi="id_ID"/>
+        </w:rPr>
+        <w:t>Kejadian 25:28</w:t>
+      </w:r>
+    </w:p>
+    <w:p>
+      <w:pPr>
+        <w:pStyle w:val="ListBullet"/>
+        <w:spacing w:line="240" w:lineRule="auto"/>
+        <w:ind w:left="720"/>
+      </w:pPr>
+      <w:r>
+        <w:rPr>
+          <w:lang w:val="id_ID" w:bidi="id_ID"/>
+        </w:rPr>
+      </w:r>
+      <w:r>
+        <w:rPr>
+          <w:lang w:val="id_ID" w:bidi="id_ID"/>
+        </w:rPr>
+        <w:t>Kejadian 26:8</w:t>
+      </w:r>
     </w:p>
     <w:p>
       <w:pPr>
@@ -9685,90 +9031,66 @@
           <w:lang w:val="id_ID" w:bidi="id_ID"/>
         </w:rPr>
       </w:r>
-      <w:hyperlink r:id="rId53">
-        <w:r>
-          <w:rPr>
-            <w:lang w:val="id_ID" w:bidi="id_ID"/>
-          </w:rPr>
-          <w:rPr>
-            <w:color w:val="0000EE"/>
-            <w:u w:val="single"/>
-          </w:rPr>
-          <w:t>2 Raja-raja 5:18</w:t>
-        </w:r>
-      </w:hyperlink>
-    </w:p>
-    <w:p>
-      <w:pPr>
-        <w:pStyle w:val="ListBullet"/>
-        <w:spacing w:line="240" w:lineRule="auto"/>
-        <w:ind w:left="720"/>
-      </w:pPr>
-      <w:r>
-        <w:rPr>
-          <w:lang w:val="id_ID" w:bidi="id_ID"/>
-        </w:rPr>
-      </w:r>
-      <w:hyperlink r:id="rId14">
-        <w:r>
-          <w:rPr>
-            <w:lang w:val="id_ID" w:bidi="id_ID"/>
-          </w:rPr>
-          <w:rPr>
-            <w:color w:val="0000EE"/>
-            <w:u w:val="single"/>
-          </w:rPr>
-          <w:t>2 Samuel 4:5–7</w:t>
-        </w:r>
-      </w:hyperlink>
-    </w:p>
-    <w:p>
-      <w:pPr>
-        <w:pStyle w:val="ListBullet"/>
-        <w:spacing w:line="240" w:lineRule="auto"/>
-        <w:ind w:left="720"/>
-      </w:pPr>
-      <w:r>
-        <w:rPr>
-          <w:lang w:val="id_ID" w:bidi="id_ID"/>
-        </w:rPr>
-      </w:r>
-      <w:hyperlink r:id="rId108">
-        <w:r>
-          <w:rPr>
-            <w:lang w:val="id_ID" w:bidi="id_ID"/>
-          </w:rPr>
-          <w:rPr>
-            <w:color w:val="0000EE"/>
-            <w:u w:val="single"/>
-          </w:rPr>
-          <w:t>Hakim-hakim 20:45–46</w:t>
-        </w:r>
-      </w:hyperlink>
-    </w:p>
-    <w:p>
-      <w:pPr>
-        <w:pStyle w:val="ListBullet"/>
-        <w:spacing w:line="240" w:lineRule="auto"/>
-        <w:ind w:left="720"/>
-      </w:pPr>
-      <w:r>
-        <w:rPr>
-          <w:lang w:val="id_ID" w:bidi="id_ID"/>
-        </w:rPr>
-      </w:r>
-      <w:hyperlink r:id="rId109">
-        <w:r>
-          <w:rPr>
-            <w:lang w:val="id_ID" w:bidi="id_ID"/>
-          </w:rPr>
-          <w:rPr>
-            <w:color w:val="0000EE"/>
-            <w:u w:val="single"/>
-          </w:rPr>
-          <w:t>Hakim-hakim 21:13–15</w:t>
-        </w:r>
-      </w:hyperlink>
+      <w:r>
+        <w:rPr>
+          <w:lang w:val="id_ID" w:bidi="id_ID"/>
+        </w:rPr>
+        <w:t>2 Raja-raja 5:18</w:t>
+      </w:r>
+    </w:p>
+    <w:p>
+      <w:pPr>
+        <w:pStyle w:val="ListBullet"/>
+        <w:spacing w:line="240" w:lineRule="auto"/>
+        <w:ind w:left="720"/>
+      </w:pPr>
+      <w:r>
+        <w:rPr>
+          <w:lang w:val="id_ID" w:bidi="id_ID"/>
+        </w:rPr>
+      </w:r>
+      <w:r>
+        <w:rPr>
+          <w:lang w:val="id_ID" w:bidi="id_ID"/>
+        </w:rPr>
+        <w:t>2 Samuel 4:5–7</w:t>
+      </w:r>
+    </w:p>
+    <w:p>
+      <w:pPr>
+        <w:pStyle w:val="ListBullet"/>
+        <w:spacing w:line="240" w:lineRule="auto"/>
+        <w:ind w:left="720"/>
+      </w:pPr>
+      <w:r>
+        <w:rPr>
+          <w:lang w:val="id_ID" w:bidi="id_ID"/>
+        </w:rPr>
+      </w:r>
+      <w:r>
+        <w:rPr>
+          <w:lang w:val="id_ID" w:bidi="id_ID"/>
+        </w:rPr>
+        <w:t>Hakim-hakim 20:45–46</w:t>
+      </w:r>
+    </w:p>
+    <w:p>
+      <w:pPr>
+        <w:pStyle w:val="ListBullet"/>
+        <w:spacing w:line="240" w:lineRule="auto"/>
+        <w:ind w:left="720"/>
+      </w:pPr>
+      <w:r>
+        <w:rPr>
+          <w:lang w:val="id_ID" w:bidi="id_ID"/>
+        </w:rPr>
+      </w:r>
+      <w:r>
+        <w:rPr>
+          <w:lang w:val="id_ID" w:bidi="id_ID"/>
+        </w:rPr>
+        <w:t>Hakim-hakim 21:13–15</w:t>
+      </w:r>
     </w:p>
     <w:p>
       <w:pPr>
@@ -10169,282 +9491,210 @@
           <w:lang w:val="id_ID" w:bidi="id_ID"/>
         </w:rPr>
       </w:r>
-      <w:hyperlink r:id="rId110">
-        <w:r>
-          <w:rPr>
-            <w:lang w:val="id_ID" w:bidi="id_ID"/>
-          </w:rPr>
-          <w:rPr>
-            <w:color w:val="0000EE"/>
-            <w:u w:val="single"/>
-          </w:rPr>
-          <w:t>1 Korintus 5:5</w:t>
-        </w:r>
-      </w:hyperlink>
-    </w:p>
-    <w:p>
-      <w:pPr>
-        <w:pStyle w:val="ListBullet"/>
-        <w:spacing w:line="240" w:lineRule="auto"/>
-        <w:ind w:left="720"/>
-      </w:pPr>
-      <w:r>
-        <w:rPr>
-          <w:lang w:val="id_ID" w:bidi="id_ID"/>
-        </w:rPr>
-      </w:r>
-      <w:hyperlink r:id="rId111">
-        <w:r>
-          <w:rPr>
-            <w:lang w:val="id_ID" w:bidi="id_ID"/>
-          </w:rPr>
-          <w:rPr>
-            <w:color w:val="0000EE"/>
-            <w:u w:val="single"/>
-          </w:rPr>
-          <w:t>1 Yohanes 4:3</w:t>
-        </w:r>
-      </w:hyperlink>
-    </w:p>
-    <w:p>
-      <w:pPr>
-        <w:pStyle w:val="ListBullet"/>
-        <w:spacing w:line="240" w:lineRule="auto"/>
-        <w:ind w:left="720"/>
-      </w:pPr>
-      <w:r>
-        <w:rPr>
-          <w:lang w:val="id_ID" w:bidi="id_ID"/>
-        </w:rPr>
-      </w:r>
-      <w:hyperlink r:id="rId112">
-        <w:r>
-          <w:rPr>
-            <w:lang w:val="id_ID" w:bidi="id_ID"/>
-          </w:rPr>
-          <w:rPr>
-            <w:color w:val="0000EE"/>
-            <w:u w:val="single"/>
-          </w:rPr>
-          <w:t>1 Tesalonika 5:23</w:t>
-        </w:r>
-      </w:hyperlink>
-    </w:p>
-    <w:p>
-      <w:pPr>
-        <w:pStyle w:val="ListBullet"/>
-        <w:spacing w:line="240" w:lineRule="auto"/>
-        <w:ind w:left="720"/>
-      </w:pPr>
-      <w:r>
-        <w:rPr>
-          <w:lang w:val="id_ID" w:bidi="id_ID"/>
-        </w:rPr>
-      </w:r>
-      <w:hyperlink r:id="rId54">
-        <w:r>
-          <w:rPr>
-            <w:lang w:val="id_ID" w:bidi="id_ID"/>
-          </w:rPr>
-          <w:rPr>
-            <w:color w:val="0000EE"/>
-            <w:u w:val="single"/>
-          </w:rPr>
-          <w:t>Kisah Para Rasul 5:9</w:t>
-        </w:r>
-      </w:hyperlink>
-    </w:p>
-    <w:p>
-      <w:pPr>
-        <w:pStyle w:val="ListBullet"/>
-        <w:spacing w:line="240" w:lineRule="auto"/>
-        <w:ind w:left="720"/>
-      </w:pPr>
-      <w:r>
-        <w:rPr>
-          <w:lang w:val="id_ID" w:bidi="id_ID"/>
-        </w:rPr>
-      </w:r>
-      <w:hyperlink r:id="rId113">
-        <w:r>
-          <w:rPr>
-            <w:lang w:val="id_ID" w:bidi="id_ID"/>
-          </w:rPr>
-          <w:rPr>
-            <w:color w:val="0000EE"/>
-            <w:u w:val="single"/>
-          </w:rPr>
-          <w:t>Kolose 1:9</w:t>
-        </w:r>
-      </w:hyperlink>
-    </w:p>
-    <w:p>
-      <w:pPr>
-        <w:pStyle w:val="ListBullet"/>
-        <w:spacing w:line="240" w:lineRule="auto"/>
-        <w:ind w:left="720"/>
-      </w:pPr>
-      <w:r>
-        <w:rPr>
-          <w:lang w:val="id_ID" w:bidi="id_ID"/>
-        </w:rPr>
-      </w:r>
-      <w:hyperlink r:id="rId114">
-        <w:r>
-          <w:rPr>
-            <w:lang w:val="id_ID" w:bidi="id_ID"/>
-          </w:rPr>
-          <w:rPr>
-            <w:color w:val="0000EE"/>
-            <w:u w:val="single"/>
-          </w:rPr>
-          <w:t>Efesus 4:23</w:t>
-        </w:r>
-      </w:hyperlink>
-    </w:p>
-    <w:p>
-      <w:pPr>
-        <w:pStyle w:val="ListBullet"/>
-        <w:spacing w:line="240" w:lineRule="auto"/>
-        <w:ind w:left="720"/>
-      </w:pPr>
-      <w:r>
-        <w:rPr>
-          <w:lang w:val="id_ID" w:bidi="id_ID"/>
-        </w:rPr>
-      </w:r>
-      <w:hyperlink r:id="rId115">
-        <w:r>
-          <w:rPr>
-            <w:lang w:val="id_ID" w:bidi="id_ID"/>
-          </w:rPr>
-          <w:rPr>
-            <w:color w:val="0000EE"/>
-            <w:u w:val="single"/>
-          </w:rPr>
-          <w:t>Kejadian 7:21–22</w:t>
-        </w:r>
-      </w:hyperlink>
-    </w:p>
-    <w:p>
-      <w:pPr>
-        <w:pStyle w:val="ListBullet"/>
-        <w:spacing w:line="240" w:lineRule="auto"/>
-        <w:ind w:left="720"/>
-      </w:pPr>
-      <w:r>
-        <w:rPr>
-          <w:lang w:val="id_ID" w:bidi="id_ID"/>
-        </w:rPr>
-      </w:r>
-      <w:hyperlink r:id="rId116">
-        <w:r>
-          <w:rPr>
-            <w:lang w:val="id_ID" w:bidi="id_ID"/>
-          </w:rPr>
-          <w:rPr>
-            <w:color w:val="0000EE"/>
-            <w:u w:val="single"/>
-          </w:rPr>
-          <w:t>Kejadian 8:1</w:t>
-        </w:r>
-      </w:hyperlink>
-    </w:p>
-    <w:p>
-      <w:pPr>
-        <w:pStyle w:val="ListBullet"/>
-        <w:spacing w:line="240" w:lineRule="auto"/>
-        <w:ind w:left="720"/>
-      </w:pPr>
-      <w:r>
-        <w:rPr>
-          <w:lang w:val="id_ID" w:bidi="id_ID"/>
-        </w:rPr>
-      </w:r>
-      <w:hyperlink r:id="rId117">
-        <w:r>
-          <w:rPr>
-            <w:lang w:val="id_ID" w:bidi="id_ID"/>
-          </w:rPr>
-          <w:rPr>
-            <w:color w:val="0000EE"/>
-            <w:u w:val="single"/>
-          </w:rPr>
-          <w:t>Yesaya 4:4</w:t>
-        </w:r>
-      </w:hyperlink>
-    </w:p>
-    <w:p>
-      <w:pPr>
-        <w:pStyle w:val="ListBullet"/>
-        <w:spacing w:line="240" w:lineRule="auto"/>
-        <w:ind w:left="720"/>
-      </w:pPr>
-      <w:r>
-        <w:rPr>
-          <w:lang w:val="id_ID" w:bidi="id_ID"/>
-        </w:rPr>
-      </w:r>
-      <w:hyperlink r:id="rId118">
-        <w:r>
-          <w:rPr>
-            <w:lang w:val="id_ID" w:bidi="id_ID"/>
-          </w:rPr>
-          <w:rPr>
-            <w:color w:val="0000EE"/>
-            <w:u w:val="single"/>
-          </w:rPr>
-          <w:t>Markus 1:23–26</w:t>
-        </w:r>
-      </w:hyperlink>
-    </w:p>
-    <w:p>
-      <w:pPr>
-        <w:pStyle w:val="ListBullet"/>
-        <w:spacing w:line="240" w:lineRule="auto"/>
-        <w:ind w:left="720"/>
-      </w:pPr>
-      <w:r>
-        <w:rPr>
-          <w:lang w:val="id_ID" w:bidi="id_ID"/>
-        </w:rPr>
-      </w:r>
-      <w:hyperlink r:id="rId119">
-        <w:r>
-          <w:rPr>
-            <w:lang w:val="id_ID" w:bidi="id_ID"/>
-          </w:rPr>
-          <w:rPr>
-            <w:color w:val="0000EE"/>
-            <w:u w:val="single"/>
-          </w:rPr>
-          <w:t>Matius 26:41</w:t>
-        </w:r>
-      </w:hyperlink>
-    </w:p>
-    <w:p>
-      <w:pPr>
-        <w:pStyle w:val="ListBullet"/>
-        <w:spacing w:line="240" w:lineRule="auto"/>
-        <w:ind w:left="720"/>
-      </w:pPr>
-      <w:r>
-        <w:rPr>
-          <w:lang w:val="id_ID" w:bidi="id_ID"/>
-        </w:rPr>
-      </w:r>
-      <w:hyperlink r:id="rId120">
-        <w:r>
-          <w:rPr>
-            <w:lang w:val="id_ID" w:bidi="id_ID"/>
-          </w:rPr>
-          <w:rPr>
-            <w:color w:val="0000EE"/>
-            <w:u w:val="single"/>
-          </w:rPr>
-          <w:t>Filipi 1:27</w:t>
-        </w:r>
-      </w:hyperlink>
+      <w:r>
+        <w:rPr>
+          <w:lang w:val="id_ID" w:bidi="id_ID"/>
+        </w:rPr>
+        <w:t>1 Korintus 5:5</w:t>
+      </w:r>
+    </w:p>
+    <w:p>
+      <w:pPr>
+        <w:pStyle w:val="ListBullet"/>
+        <w:spacing w:line="240" w:lineRule="auto"/>
+        <w:ind w:left="720"/>
+      </w:pPr>
+      <w:r>
+        <w:rPr>
+          <w:lang w:val="id_ID" w:bidi="id_ID"/>
+        </w:rPr>
+      </w:r>
+      <w:r>
+        <w:rPr>
+          <w:lang w:val="id_ID" w:bidi="id_ID"/>
+        </w:rPr>
+        <w:t>1 Yohanes 4:3</w:t>
+      </w:r>
+    </w:p>
+    <w:p>
+      <w:pPr>
+        <w:pStyle w:val="ListBullet"/>
+        <w:spacing w:line="240" w:lineRule="auto"/>
+        <w:ind w:left="720"/>
+      </w:pPr>
+      <w:r>
+        <w:rPr>
+          <w:lang w:val="id_ID" w:bidi="id_ID"/>
+        </w:rPr>
+      </w:r>
+      <w:r>
+        <w:rPr>
+          <w:lang w:val="id_ID" w:bidi="id_ID"/>
+        </w:rPr>
+        <w:t>1 Tesalonika 5:23</w:t>
+      </w:r>
+    </w:p>
+    <w:p>
+      <w:pPr>
+        <w:pStyle w:val="ListBullet"/>
+        <w:spacing w:line="240" w:lineRule="auto"/>
+        <w:ind w:left="720"/>
+      </w:pPr>
+      <w:r>
+        <w:rPr>
+          <w:lang w:val="id_ID" w:bidi="id_ID"/>
+        </w:rPr>
+      </w:r>
+      <w:r>
+        <w:rPr>
+          <w:lang w:val="id_ID" w:bidi="id_ID"/>
+        </w:rPr>
+        <w:t>Kisah Para Rasul 5:9</w:t>
+      </w:r>
+    </w:p>
+    <w:p>
+      <w:pPr>
+        <w:pStyle w:val="ListBullet"/>
+        <w:spacing w:line="240" w:lineRule="auto"/>
+        <w:ind w:left="720"/>
+      </w:pPr>
+      <w:r>
+        <w:rPr>
+          <w:lang w:val="id_ID" w:bidi="id_ID"/>
+        </w:rPr>
+      </w:r>
+      <w:r>
+        <w:rPr>
+          <w:lang w:val="id_ID" w:bidi="id_ID"/>
+        </w:rPr>
+        <w:t>Kolose 1:9</w:t>
+      </w:r>
+    </w:p>
+    <w:p>
+      <w:pPr>
+        <w:pStyle w:val="ListBullet"/>
+        <w:spacing w:line="240" w:lineRule="auto"/>
+        <w:ind w:left="720"/>
+      </w:pPr>
+      <w:r>
+        <w:rPr>
+          <w:lang w:val="id_ID" w:bidi="id_ID"/>
+        </w:rPr>
+      </w:r>
+      <w:r>
+        <w:rPr>
+          <w:lang w:val="id_ID" w:bidi="id_ID"/>
+        </w:rPr>
+        <w:t>Efesus 4:23</w:t>
+      </w:r>
+    </w:p>
+    <w:p>
+      <w:pPr>
+        <w:pStyle w:val="ListBullet"/>
+        <w:spacing w:line="240" w:lineRule="auto"/>
+        <w:ind w:left="720"/>
+      </w:pPr>
+      <w:r>
+        <w:rPr>
+          <w:lang w:val="id_ID" w:bidi="id_ID"/>
+        </w:rPr>
+      </w:r>
+      <w:r>
+        <w:rPr>
+          <w:lang w:val="id_ID" w:bidi="id_ID"/>
+        </w:rPr>
+        <w:t>Kejadian 7:21–22</w:t>
+      </w:r>
+    </w:p>
+    <w:p>
+      <w:pPr>
+        <w:pStyle w:val="ListBullet"/>
+        <w:spacing w:line="240" w:lineRule="auto"/>
+        <w:ind w:left="720"/>
+      </w:pPr>
+      <w:r>
+        <w:rPr>
+          <w:lang w:val="id_ID" w:bidi="id_ID"/>
+        </w:rPr>
+      </w:r>
+      <w:r>
+        <w:rPr>
+          <w:lang w:val="id_ID" w:bidi="id_ID"/>
+        </w:rPr>
+        <w:t>Kejadian 8:1</w:t>
+      </w:r>
+    </w:p>
+    <w:p>
+      <w:pPr>
+        <w:pStyle w:val="ListBullet"/>
+        <w:spacing w:line="240" w:lineRule="auto"/>
+        <w:ind w:left="720"/>
+      </w:pPr>
+      <w:r>
+        <w:rPr>
+          <w:lang w:val="id_ID" w:bidi="id_ID"/>
+        </w:rPr>
+      </w:r>
+      <w:r>
+        <w:rPr>
+          <w:lang w:val="id_ID" w:bidi="id_ID"/>
+        </w:rPr>
+        <w:t>Yesaya 4:4</w:t>
+      </w:r>
+    </w:p>
+    <w:p>
+      <w:pPr>
+        <w:pStyle w:val="ListBullet"/>
+        <w:spacing w:line="240" w:lineRule="auto"/>
+        <w:ind w:left="720"/>
+      </w:pPr>
+      <w:r>
+        <w:rPr>
+          <w:lang w:val="id_ID" w:bidi="id_ID"/>
+        </w:rPr>
+      </w:r>
+      <w:r>
+        <w:rPr>
+          <w:lang w:val="id_ID" w:bidi="id_ID"/>
+        </w:rPr>
+        <w:t>Markus 1:23–26</w:t>
+      </w:r>
+    </w:p>
+    <w:p>
+      <w:pPr>
+        <w:pStyle w:val="ListBullet"/>
+        <w:spacing w:line="240" w:lineRule="auto"/>
+        <w:ind w:left="720"/>
+      </w:pPr>
+      <w:r>
+        <w:rPr>
+          <w:lang w:val="id_ID" w:bidi="id_ID"/>
+        </w:rPr>
+      </w:r>
+      <w:r>
+        <w:rPr>
+          <w:lang w:val="id_ID" w:bidi="id_ID"/>
+        </w:rPr>
+        <w:t>Matius 26:41</w:t>
+      </w:r>
+    </w:p>
+    <w:p>
+      <w:pPr>
+        <w:pStyle w:val="ListBullet"/>
+        <w:spacing w:line="240" w:lineRule="auto"/>
+        <w:ind w:left="720"/>
+      </w:pPr>
+      <w:r>
+        <w:rPr>
+          <w:lang w:val="id_ID" w:bidi="id_ID"/>
+        </w:rPr>
+      </w:r>
+      <w:r>
+        <w:rPr>
+          <w:lang w:val="id_ID" w:bidi="id_ID"/>
+        </w:rPr>
+        <w:t>Filipi 1:27</w:t>
+      </w:r>
     </w:p>
     <w:p>
       <w:pPr>
@@ -10967,210 +10217,156 @@
           <w:lang w:val="id_ID" w:bidi="id_ID"/>
         </w:rPr>
       </w:r>
-      <w:hyperlink r:id="rId69">
-        <w:r>
-          <w:rPr>
-            <w:lang w:val="id_ID" w:bidi="id_ID"/>
-          </w:rPr>
-          <w:rPr>
-            <w:color w:val="0000EE"/>
-            <w:u w:val="single"/>
-          </w:rPr>
-          <w:t>1 Samuel 10:10</w:t>
-        </w:r>
-      </w:hyperlink>
-    </w:p>
-    <w:p>
-      <w:pPr>
-        <w:pStyle w:val="ListBullet"/>
-        <w:spacing w:line="240" w:lineRule="auto"/>
-        <w:ind w:left="720"/>
-      </w:pPr>
-      <w:r>
-        <w:rPr>
-          <w:lang w:val="id_ID" w:bidi="id_ID"/>
-        </w:rPr>
-      </w:r>
-      <w:hyperlink r:id="rId112">
-        <w:r>
-          <w:rPr>
-            <w:lang w:val="id_ID" w:bidi="id_ID"/>
-          </w:rPr>
-          <w:rPr>
-            <w:color w:val="0000EE"/>
-            <w:u w:val="single"/>
-          </w:rPr>
-          <w:t>1 Tesalonika 4:7–8</w:t>
-        </w:r>
-      </w:hyperlink>
-    </w:p>
-    <w:p>
-      <w:pPr>
-        <w:pStyle w:val="ListBullet"/>
-        <w:spacing w:line="240" w:lineRule="auto"/>
-        <w:ind w:left="720"/>
-      </w:pPr>
-      <w:r>
-        <w:rPr>
-          <w:lang w:val="id_ID" w:bidi="id_ID"/>
-        </w:rPr>
-      </w:r>
-      <w:hyperlink r:id="rId54">
-        <w:r>
-          <w:rPr>
-            <w:lang w:val="id_ID" w:bidi="id_ID"/>
-          </w:rPr>
-          <w:rPr>
-            <w:color w:val="0000EE"/>
-            <w:u w:val="single"/>
-          </w:rPr>
-          <w:t>Kisah Para Rasul 8:17</w:t>
-        </w:r>
-      </w:hyperlink>
-    </w:p>
-    <w:p>
-      <w:pPr>
-        <w:pStyle w:val="ListBullet"/>
-        <w:spacing w:line="240" w:lineRule="auto"/>
-        <w:ind w:left="720"/>
-      </w:pPr>
-      <w:r>
-        <w:rPr>
-          <w:lang w:val="id_ID" w:bidi="id_ID"/>
-        </w:rPr>
-      </w:r>
-      <w:hyperlink r:id="rId121">
-        <w:r>
-          <w:rPr>
-            <w:lang w:val="id_ID" w:bidi="id_ID"/>
-          </w:rPr>
-          <w:rPr>
-            <w:color w:val="0000EE"/>
-            <w:u w:val="single"/>
-          </w:rPr>
-          <w:t>Galatia 5:25</w:t>
-        </w:r>
-      </w:hyperlink>
-    </w:p>
-    <w:p>
-      <w:pPr>
-        <w:pStyle w:val="ListBullet"/>
-        <w:spacing w:line="240" w:lineRule="auto"/>
-        <w:ind w:left="720"/>
-      </w:pPr>
-      <w:r>
-        <w:rPr>
-          <w:lang w:val="id_ID" w:bidi="id_ID"/>
-        </w:rPr>
-      </w:r>
-      <w:hyperlink r:id="rId122">
-        <w:r>
-          <w:rPr>
-            <w:lang w:val="id_ID" w:bidi="id_ID"/>
-          </w:rPr>
-          <w:rPr>
-            <w:color w:val="0000EE"/>
-            <w:u w:val="single"/>
-          </w:rPr>
-          <w:t>Kejadian 1:1–2</w:t>
-        </w:r>
-      </w:hyperlink>
-    </w:p>
-    <w:p>
-      <w:pPr>
-        <w:pStyle w:val="ListBullet"/>
-        <w:spacing w:line="240" w:lineRule="auto"/>
-        <w:ind w:left="720"/>
-      </w:pPr>
-      <w:r>
-        <w:rPr>
-          <w:lang w:val="id_ID" w:bidi="id_ID"/>
-        </w:rPr>
-      </w:r>
-      <w:hyperlink r:id="rId123">
-        <w:r>
-          <w:rPr>
-            <w:lang w:val="id_ID" w:bidi="id_ID"/>
-          </w:rPr>
-          <w:rPr>
-            <w:color w:val="0000EE"/>
-            <w:u w:val="single"/>
-          </w:rPr>
-          <w:t>Yesaya 63:10</w:t>
-        </w:r>
-      </w:hyperlink>
-    </w:p>
-    <w:p>
-      <w:pPr>
-        <w:pStyle w:val="ListBullet"/>
-        <w:spacing w:line="240" w:lineRule="auto"/>
-        <w:ind w:left="720"/>
-      </w:pPr>
-      <w:r>
-        <w:rPr>
-          <w:lang w:val="id_ID" w:bidi="id_ID"/>
-        </w:rPr>
-      </w:r>
-      <w:hyperlink r:id="rId124">
-        <w:r>
-          <w:rPr>
-            <w:lang w:val="id_ID" w:bidi="id_ID"/>
-          </w:rPr>
-          <w:rPr>
-            <w:color w:val="0000EE"/>
-            <w:u w:val="single"/>
-          </w:rPr>
-          <w:t>Ayub 33:4</w:t>
-        </w:r>
-      </w:hyperlink>
-    </w:p>
-    <w:p>
-      <w:pPr>
-        <w:pStyle w:val="ListBullet"/>
-        <w:spacing w:line="240" w:lineRule="auto"/>
-        <w:ind w:left="720"/>
-      </w:pPr>
-      <w:r>
-        <w:rPr>
-          <w:lang w:val="id_ID" w:bidi="id_ID"/>
-        </w:rPr>
-      </w:r>
-      <w:hyperlink r:id="rId125">
-        <w:r>
-          <w:rPr>
-            <w:lang w:val="id_ID" w:bidi="id_ID"/>
-          </w:rPr>
-          <w:rPr>
-            <w:color w:val="0000EE"/>
-            <w:u w:val="single"/>
-          </w:rPr>
-          <w:t>Matius 12:31</w:t>
-        </w:r>
-      </w:hyperlink>
-    </w:p>
-    <w:p>
-      <w:pPr>
-        <w:pStyle w:val="ListBullet"/>
-        <w:spacing w:line="240" w:lineRule="auto"/>
-        <w:ind w:left="720"/>
-      </w:pPr>
-      <w:r>
-        <w:rPr>
-          <w:lang w:val="id_ID" w:bidi="id_ID"/>
-        </w:rPr>
-      </w:r>
-      <w:hyperlink r:id="rId126">
-        <w:r>
-          <w:rPr>
-            <w:lang w:val="id_ID" w:bidi="id_ID"/>
-          </w:rPr>
-          <w:rPr>
-            <w:color w:val="0000EE"/>
-            <w:u w:val="single"/>
-          </w:rPr>
-          <w:t>Matius 28:18–19</w:t>
-        </w:r>
-      </w:hyperlink>
+      <w:r>
+        <w:rPr>
+          <w:lang w:val="id_ID" w:bidi="id_ID"/>
+        </w:rPr>
+        <w:t>1 Samuel 10:10</w:t>
+      </w:r>
+    </w:p>
+    <w:p>
+      <w:pPr>
+        <w:pStyle w:val="ListBullet"/>
+        <w:spacing w:line="240" w:lineRule="auto"/>
+        <w:ind w:left="720"/>
+      </w:pPr>
+      <w:r>
+        <w:rPr>
+          <w:lang w:val="id_ID" w:bidi="id_ID"/>
+        </w:rPr>
+      </w:r>
+      <w:r>
+        <w:rPr>
+          <w:lang w:val="id_ID" w:bidi="id_ID"/>
+        </w:rPr>
+        <w:t>1 Tesalonika 4:7–8</w:t>
+      </w:r>
+    </w:p>
+    <w:p>
+      <w:pPr>
+        <w:pStyle w:val="ListBullet"/>
+        <w:spacing w:line="240" w:lineRule="auto"/>
+        <w:ind w:left="720"/>
+      </w:pPr>
+      <w:r>
+        <w:rPr>
+          <w:lang w:val="id_ID" w:bidi="id_ID"/>
+        </w:rPr>
+      </w:r>
+      <w:r>
+        <w:rPr>
+          <w:lang w:val="id_ID" w:bidi="id_ID"/>
+        </w:rPr>
+        <w:t>Kisah Para Rasul 8:17</w:t>
+      </w:r>
+    </w:p>
+    <w:p>
+      <w:pPr>
+        <w:pStyle w:val="ListBullet"/>
+        <w:spacing w:line="240" w:lineRule="auto"/>
+        <w:ind w:left="720"/>
+      </w:pPr>
+      <w:r>
+        <w:rPr>
+          <w:lang w:val="id_ID" w:bidi="id_ID"/>
+        </w:rPr>
+      </w:r>
+      <w:r>
+        <w:rPr>
+          <w:lang w:val="id_ID" w:bidi="id_ID"/>
+        </w:rPr>
+        <w:t>Galatia 5:25</w:t>
+      </w:r>
+    </w:p>
+    <w:p>
+      <w:pPr>
+        <w:pStyle w:val="ListBullet"/>
+        <w:spacing w:line="240" w:lineRule="auto"/>
+        <w:ind w:left="720"/>
+      </w:pPr>
+      <w:r>
+        <w:rPr>
+          <w:lang w:val="id_ID" w:bidi="id_ID"/>
+        </w:rPr>
+      </w:r>
+      <w:r>
+        <w:rPr>
+          <w:lang w:val="id_ID" w:bidi="id_ID"/>
+        </w:rPr>
+        <w:t>Kejadian 1:1–2</w:t>
+      </w:r>
+    </w:p>
+    <w:p>
+      <w:pPr>
+        <w:pStyle w:val="ListBullet"/>
+        <w:spacing w:line="240" w:lineRule="auto"/>
+        <w:ind w:left="720"/>
+      </w:pPr>
+      <w:r>
+        <w:rPr>
+          <w:lang w:val="id_ID" w:bidi="id_ID"/>
+        </w:rPr>
+      </w:r>
+      <w:r>
+        <w:rPr>
+          <w:lang w:val="id_ID" w:bidi="id_ID"/>
+        </w:rPr>
+        <w:t>Yesaya 63:10</w:t>
+      </w:r>
+    </w:p>
+    <w:p>
+      <w:pPr>
+        <w:pStyle w:val="ListBullet"/>
+        <w:spacing w:line="240" w:lineRule="auto"/>
+        <w:ind w:left="720"/>
+      </w:pPr>
+      <w:r>
+        <w:rPr>
+          <w:lang w:val="id_ID" w:bidi="id_ID"/>
+        </w:rPr>
+      </w:r>
+      <w:r>
+        <w:rPr>
+          <w:lang w:val="id_ID" w:bidi="id_ID"/>
+        </w:rPr>
+        <w:t>Ayub 33:4</w:t>
+      </w:r>
+    </w:p>
+    <w:p>
+      <w:pPr>
+        <w:pStyle w:val="ListBullet"/>
+        <w:spacing w:line="240" w:lineRule="auto"/>
+        <w:ind w:left="720"/>
+      </w:pPr>
+      <w:r>
+        <w:rPr>
+          <w:lang w:val="id_ID" w:bidi="id_ID"/>
+        </w:rPr>
+      </w:r>
+      <w:r>
+        <w:rPr>
+          <w:lang w:val="id_ID" w:bidi="id_ID"/>
+        </w:rPr>
+        <w:t>Matius 12:31</w:t>
+      </w:r>
+    </w:p>
+    <w:p>
+      <w:pPr>
+        <w:pStyle w:val="ListBullet"/>
+        <w:spacing w:line="240" w:lineRule="auto"/>
+        <w:ind w:left="720"/>
+      </w:pPr>
+      <w:r>
+        <w:rPr>
+          <w:lang w:val="id_ID" w:bidi="id_ID"/>
+        </w:rPr>
+      </w:r>
+      <w:r>
+        <w:rPr>
+          <w:lang w:val="id_ID" w:bidi="id_ID"/>
+        </w:rPr>
+        <w:t>Matius 28:18–19</w:t>
+      </w:r>
     </w:p>
     <w:p>
       <w:pPr>
@@ -11761,90 +10957,66 @@
           <w:lang w:val="id_ID" w:bidi="id_ID"/>
         </w:rPr>
       </w:r>
-      <w:hyperlink r:id="rId127">
-        <w:r>
-          <w:rPr>
-            <w:lang w:val="id_ID" w:bidi="id_ID"/>
-          </w:rPr>
-          <w:rPr>
-            <w:color w:val="0000EE"/>
-            <w:u w:val="single"/>
-          </w:rPr>
-          <w:t>2 Timotius 1:15–18</w:t>
-        </w:r>
-      </w:hyperlink>
-    </w:p>
-    <w:p>
-      <w:pPr>
-        <w:pStyle w:val="ListBullet"/>
-        <w:spacing w:line="240" w:lineRule="auto"/>
-        <w:ind w:left="720"/>
-      </w:pPr>
-      <w:r>
-        <w:rPr>
-          <w:lang w:val="id_ID" w:bidi="id_ID"/>
-        </w:rPr>
-      </w:r>
-      <w:hyperlink r:id="rId54">
-        <w:r>
-          <w:rPr>
-            <w:lang w:val="id_ID" w:bidi="id_ID"/>
-          </w:rPr>
-          <w:rPr>
-            <w:color w:val="0000EE"/>
-            <w:u w:val="single"/>
-          </w:rPr>
-          <w:t>Kisah Para Rasul 22:25</w:t>
-        </w:r>
-      </w:hyperlink>
-    </w:p>
-    <w:p>
-      <w:pPr>
-        <w:pStyle w:val="ListBullet"/>
-        <w:spacing w:line="240" w:lineRule="auto"/>
-        <w:ind w:left="720"/>
-      </w:pPr>
-      <w:r>
-        <w:rPr>
-          <w:lang w:val="id_ID" w:bidi="id_ID"/>
-        </w:rPr>
-      </w:r>
-      <w:hyperlink r:id="rId54">
-        <w:r>
-          <w:rPr>
-            <w:lang w:val="id_ID" w:bidi="id_ID"/>
-          </w:rPr>
-          <w:rPr>
-            <w:color w:val="0000EE"/>
-            <w:u w:val="single"/>
-          </w:rPr>
-          <w:t>Kisah Para Rasul 28:14</w:t>
-        </w:r>
-      </w:hyperlink>
-    </w:p>
-    <w:p>
-      <w:pPr>
-        <w:pStyle w:val="ListBullet"/>
-        <w:spacing w:line="240" w:lineRule="auto"/>
-        <w:ind w:left="720"/>
-      </w:pPr>
-      <w:r>
-        <w:rPr>
-          <w:lang w:val="id_ID" w:bidi="id_ID"/>
-        </w:rPr>
-      </w:r>
-      <w:hyperlink r:id="rId128">
-        <w:r>
-          <w:rPr>
-            <w:lang w:val="id_ID" w:bidi="id_ID"/>
-          </w:rPr>
-          <w:rPr>
-            <w:color w:val="0000EE"/>
-            <w:u w:val="single"/>
-          </w:rPr>
-          <w:t>Yohanes 11:48</w:t>
-        </w:r>
-      </w:hyperlink>
+      <w:r>
+        <w:rPr>
+          <w:lang w:val="id_ID" w:bidi="id_ID"/>
+        </w:rPr>
+        <w:t>2 Timotius 1:15–18</w:t>
+      </w:r>
+    </w:p>
+    <w:p>
+      <w:pPr>
+        <w:pStyle w:val="ListBullet"/>
+        <w:spacing w:line="240" w:lineRule="auto"/>
+        <w:ind w:left="720"/>
+      </w:pPr>
+      <w:r>
+        <w:rPr>
+          <w:lang w:val="id_ID" w:bidi="id_ID"/>
+        </w:rPr>
+      </w:r>
+      <w:r>
+        <w:rPr>
+          <w:lang w:val="id_ID" w:bidi="id_ID"/>
+        </w:rPr>
+        <w:t>Kisah Para Rasul 22:25</w:t>
+      </w:r>
+    </w:p>
+    <w:p>
+      <w:pPr>
+        <w:pStyle w:val="ListBullet"/>
+        <w:spacing w:line="240" w:lineRule="auto"/>
+        <w:ind w:left="720"/>
+      </w:pPr>
+      <w:r>
+        <w:rPr>
+          <w:lang w:val="id_ID" w:bidi="id_ID"/>
+        </w:rPr>
+      </w:r>
+      <w:r>
+        <w:rPr>
+          <w:lang w:val="id_ID" w:bidi="id_ID"/>
+        </w:rPr>
+        <w:t>Kisah Para Rasul 28:14</w:t>
+      </w:r>
+    </w:p>
+    <w:p>
+      <w:pPr>
+        <w:pStyle w:val="ListBullet"/>
+        <w:spacing w:line="240" w:lineRule="auto"/>
+        <w:ind w:left="720"/>
+      </w:pPr>
+      <w:r>
+        <w:rPr>
+          <w:lang w:val="id_ID" w:bidi="id_ID"/>
+        </w:rPr>
+      </w:r>
+      <w:r>
+        <w:rPr>
+          <w:lang w:val="id_ID" w:bidi="id_ID"/>
+        </w:rPr>
+        <w:t>Yohanes 11:48</w:t>
+      </w:r>
     </w:p>
     <w:p>
       <w:pPr>
@@ -12283,162 +11455,120 @@
           <w:lang w:val="id_ID" w:bidi="id_ID"/>
         </w:rPr>
       </w:r>
-      <w:hyperlink r:id="rId54">
-        <w:r>
-          <w:rPr>
-            <w:lang w:val="id_ID" w:bidi="id_ID"/>
-          </w:rPr>
-          <w:rPr>
-            <w:color w:val="0000EE"/>
-            <w:u w:val="single"/>
-          </w:rPr>
-          <w:t>Kisah Para Rasul 2:46</w:t>
-        </w:r>
-      </w:hyperlink>
-    </w:p>
-    <w:p>
-      <w:pPr>
-        <w:pStyle w:val="ListBullet"/>
-        <w:spacing w:line="240" w:lineRule="auto"/>
-        <w:ind w:left="720"/>
-      </w:pPr>
-      <w:r>
-        <w:rPr>
-          <w:lang w:val="id_ID" w:bidi="id_ID"/>
-        </w:rPr>
-      </w:r>
-      <w:hyperlink r:id="rId54">
-        <w:r>
-          <w:rPr>
-            <w:lang w:val="id_ID" w:bidi="id_ID"/>
-          </w:rPr>
-          <w:rPr>
-            <w:color w:val="0000EE"/>
-            <w:u w:val="single"/>
-          </w:rPr>
-          <w:t>Kisah Para Rasul 27:35</w:t>
-        </w:r>
-      </w:hyperlink>
-    </w:p>
-    <w:p>
-      <w:pPr>
-        <w:pStyle w:val="ListBullet"/>
-        <w:spacing w:line="240" w:lineRule="auto"/>
-        <w:ind w:left="720"/>
-      </w:pPr>
-      <w:r>
-        <w:rPr>
-          <w:lang w:val="id_ID" w:bidi="id_ID"/>
-        </w:rPr>
-      </w:r>
-      <w:hyperlink r:id="rId129">
-        <w:r>
-          <w:rPr>
-            <w:lang w:val="id_ID" w:bidi="id_ID"/>
-          </w:rPr>
-          <w:rPr>
-            <w:color w:val="0000EE"/>
-            <w:u w:val="single"/>
-          </w:rPr>
-          <w:t>Keluaran 16:15</w:t>
-        </w:r>
-      </w:hyperlink>
-    </w:p>
-    <w:p>
-      <w:pPr>
-        <w:pStyle w:val="ListBullet"/>
-        <w:spacing w:line="240" w:lineRule="auto"/>
-        <w:ind w:left="720"/>
-      </w:pPr>
-      <w:r>
-        <w:rPr>
-          <w:lang w:val="id_ID" w:bidi="id_ID"/>
-        </w:rPr>
-      </w:r>
-      <w:hyperlink r:id="rId130">
-        <w:r>
-          <w:rPr>
-            <w:lang w:val="id_ID" w:bidi="id_ID"/>
-          </w:rPr>
-          <w:rPr>
-            <w:color w:val="0000EE"/>
-            <w:u w:val="single"/>
-          </w:rPr>
-          <w:t>Lukas 9:13</w:t>
-        </w:r>
-      </w:hyperlink>
-    </w:p>
-    <w:p>
-      <w:pPr>
-        <w:pStyle w:val="ListBullet"/>
-        <w:spacing w:line="240" w:lineRule="auto"/>
-        <w:ind w:left="720"/>
-      </w:pPr>
-      <w:r>
-        <w:rPr>
-          <w:lang w:val="id_ID" w:bidi="id_ID"/>
-        </w:rPr>
-      </w:r>
-      <w:hyperlink r:id="rId131">
-        <w:r>
-          <w:rPr>
-            <w:lang w:val="id_ID" w:bidi="id_ID"/>
-          </w:rPr>
-          <w:rPr>
-            <w:color w:val="0000EE"/>
-            <w:u w:val="single"/>
-          </w:rPr>
-          <w:t>Markus 6:38</w:t>
-        </w:r>
-      </w:hyperlink>
-    </w:p>
-    <w:p>
-      <w:pPr>
-        <w:pStyle w:val="ListBullet"/>
-        <w:spacing w:line="240" w:lineRule="auto"/>
-        <w:ind w:left="720"/>
-      </w:pPr>
-      <w:r>
-        <w:rPr>
-          <w:lang w:val="id_ID" w:bidi="id_ID"/>
-        </w:rPr>
-      </w:r>
-      <w:hyperlink r:id="rId132">
-        <w:r>
-          <w:rPr>
-            <w:lang w:val="id_ID" w:bidi="id_ID"/>
-          </w:rPr>
-          <w:rPr>
-            <w:color w:val="0000EE"/>
-            <w:u w:val="single"/>
-          </w:rPr>
-          <w:t>Matius 4:4</w:t>
-        </w:r>
-      </w:hyperlink>
-    </w:p>
-    <w:p>
-      <w:pPr>
-        <w:pStyle w:val="ListBullet"/>
-        <w:spacing w:line="240" w:lineRule="auto"/>
-        <w:ind w:left="720"/>
-      </w:pPr>
-      <w:r>
-        <w:rPr>
-          <w:lang w:val="id_ID" w:bidi="id_ID"/>
-        </w:rPr>
-      </w:r>
-      <w:hyperlink r:id="rId133">
-        <w:r>
-          <w:rPr>
-            <w:lang w:val="id_ID" w:bidi="id_ID"/>
-          </w:rPr>
-          <w:rPr>
-            <w:color w:val="0000EE"/>
-            <w:u w:val="single"/>
-          </w:rPr>
-          <w:t>Matius 11:18</w:t>
-        </w:r>
-      </w:hyperlink>
+      <w:r>
+        <w:rPr>
+          <w:lang w:val="id_ID" w:bidi="id_ID"/>
+        </w:rPr>
+        <w:t>Kisah Para Rasul 2:46</w:t>
+      </w:r>
+    </w:p>
+    <w:p>
+      <w:pPr>
+        <w:pStyle w:val="ListBullet"/>
+        <w:spacing w:line="240" w:lineRule="auto"/>
+        <w:ind w:left="720"/>
+      </w:pPr>
+      <w:r>
+        <w:rPr>
+          <w:lang w:val="id_ID" w:bidi="id_ID"/>
+        </w:rPr>
+      </w:r>
+      <w:r>
+        <w:rPr>
+          <w:lang w:val="id_ID" w:bidi="id_ID"/>
+        </w:rPr>
+        <w:t>Kisah Para Rasul 27:35</w:t>
+      </w:r>
+    </w:p>
+    <w:p>
+      <w:pPr>
+        <w:pStyle w:val="ListBullet"/>
+        <w:spacing w:line="240" w:lineRule="auto"/>
+        <w:ind w:left="720"/>
+      </w:pPr>
+      <w:r>
+        <w:rPr>
+          <w:lang w:val="id_ID" w:bidi="id_ID"/>
+        </w:rPr>
+      </w:r>
+      <w:r>
+        <w:rPr>
+          <w:lang w:val="id_ID" w:bidi="id_ID"/>
+        </w:rPr>
+        <w:t>Keluaran 16:15</w:t>
+      </w:r>
+    </w:p>
+    <w:p>
+      <w:pPr>
+        <w:pStyle w:val="ListBullet"/>
+        <w:spacing w:line="240" w:lineRule="auto"/>
+        <w:ind w:left="720"/>
+      </w:pPr>
+      <w:r>
+        <w:rPr>
+          <w:lang w:val="id_ID" w:bidi="id_ID"/>
+        </w:rPr>
+      </w:r>
+      <w:r>
+        <w:rPr>
+          <w:lang w:val="id_ID" w:bidi="id_ID"/>
+        </w:rPr>
+        <w:t>Lukas 9:13</w:t>
+      </w:r>
+    </w:p>
+    <w:p>
+      <w:pPr>
+        <w:pStyle w:val="ListBullet"/>
+        <w:spacing w:line="240" w:lineRule="auto"/>
+        <w:ind w:left="720"/>
+      </w:pPr>
+      <w:r>
+        <w:rPr>
+          <w:lang w:val="id_ID" w:bidi="id_ID"/>
+        </w:rPr>
+      </w:r>
+      <w:r>
+        <w:rPr>
+          <w:lang w:val="id_ID" w:bidi="id_ID"/>
+        </w:rPr>
+        <w:t>Markus 6:38</w:t>
+      </w:r>
+    </w:p>
+    <w:p>
+      <w:pPr>
+        <w:pStyle w:val="ListBullet"/>
+        <w:spacing w:line="240" w:lineRule="auto"/>
+        <w:ind w:left="720"/>
+      </w:pPr>
+      <w:r>
+        <w:rPr>
+          <w:lang w:val="id_ID" w:bidi="id_ID"/>
+        </w:rPr>
+      </w:r>
+      <w:r>
+        <w:rPr>
+          <w:lang w:val="id_ID" w:bidi="id_ID"/>
+        </w:rPr>
+        <w:t>Matius 4:4</w:t>
+      </w:r>
+    </w:p>
+    <w:p>
+      <w:pPr>
+        <w:pStyle w:val="ListBullet"/>
+        <w:spacing w:line="240" w:lineRule="auto"/>
+        <w:ind w:left="720"/>
+      </w:pPr>
+      <w:r>
+        <w:rPr>
+          <w:lang w:val="id_ID" w:bidi="id_ID"/>
+        </w:rPr>
+      </w:r>
+      <w:r>
+        <w:rPr>
+          <w:lang w:val="id_ID" w:bidi="id_ID"/>
+        </w:rPr>
+        <w:t>Matius 11:18</w:t>
+      </w:r>
     </w:p>
     <w:p>
       <w:pPr>
@@ -12749,210 +11879,156 @@
           <w:lang w:val="id_ID" w:bidi="id_ID"/>
         </w:rPr>
       </w:r>
-      <w:hyperlink r:id="rId134">
-        <w:r>
-          <w:rPr>
-            <w:lang w:val="id_ID" w:bidi="id_ID"/>
-          </w:rPr>
-          <w:rPr>
-            <w:color w:val="0000EE"/>
-            <w:u w:val="single"/>
-          </w:rPr>
-          <w:t>1 Korintus 5:6–8</w:t>
-        </w:r>
-      </w:hyperlink>
-    </w:p>
-    <w:p>
-      <w:pPr>
-        <w:pStyle w:val="ListBullet"/>
-        <w:spacing w:line="240" w:lineRule="auto"/>
-        <w:ind w:left="720"/>
-      </w:pPr>
-      <w:r>
-        <w:rPr>
-          <w:lang w:val="id_ID" w:bidi="id_ID"/>
-        </w:rPr>
-      </w:r>
-      <w:hyperlink r:id="rId135">
-        <w:r>
-          <w:rPr>
-            <w:lang w:val="id_ID" w:bidi="id_ID"/>
-          </w:rPr>
-          <w:rPr>
-            <w:color w:val="0000EE"/>
-            <w:u w:val="single"/>
-          </w:rPr>
-          <w:t>2 Tawarikh 30:13–15</w:t>
-        </w:r>
-      </w:hyperlink>
-    </w:p>
-    <w:p>
-      <w:pPr>
-        <w:pStyle w:val="ListBullet"/>
-        <w:spacing w:line="240" w:lineRule="auto"/>
-        <w:ind w:left="720"/>
-      </w:pPr>
-      <w:r>
-        <w:rPr>
-          <w:lang w:val="id_ID" w:bidi="id_ID"/>
-        </w:rPr>
-      </w:r>
-      <w:hyperlink r:id="rId136">
-        <w:r>
-          <w:rPr>
-            <w:lang w:val="id_ID" w:bidi="id_ID"/>
-          </w:rPr>
-          <w:rPr>
-            <w:color w:val="0000EE"/>
-            <w:u w:val="single"/>
-          </w:rPr>
-          <w:t>Kisah Para Rasul 12:3</w:t>
-        </w:r>
-      </w:hyperlink>
-    </w:p>
-    <w:p>
-      <w:pPr>
-        <w:pStyle w:val="ListBullet"/>
-        <w:spacing w:line="240" w:lineRule="auto"/>
-        <w:ind w:left="720"/>
-      </w:pPr>
-      <w:r>
-        <w:rPr>
-          <w:lang w:val="id_ID" w:bidi="id_ID"/>
-        </w:rPr>
-      </w:r>
-      <w:hyperlink r:id="rId137">
-        <w:r>
-          <w:rPr>
-            <w:lang w:val="id_ID" w:bidi="id_ID"/>
-          </w:rPr>
-          <w:rPr>
-            <w:color w:val="0000EE"/>
-            <w:u w:val="single"/>
-          </w:rPr>
-          <w:t>Keluaran 23:14–15</w:t>
-        </w:r>
-      </w:hyperlink>
-    </w:p>
-    <w:p>
-      <w:pPr>
-        <w:pStyle w:val="ListBullet"/>
-        <w:spacing w:line="240" w:lineRule="auto"/>
-        <w:ind w:left="720"/>
-      </w:pPr>
-      <w:r>
-        <w:rPr>
-          <w:lang w:val="id_ID" w:bidi="id_ID"/>
-        </w:rPr>
-      </w:r>
-      <w:hyperlink r:id="rId138">
-        <w:r>
-          <w:rPr>
-            <w:lang w:val="id_ID" w:bidi="id_ID"/>
-          </w:rPr>
-          <w:rPr>
-            <w:color w:val="0000EE"/>
-            <w:u w:val="single"/>
-          </w:rPr>
-          <w:t>Ezra 6:21–22</w:t>
-        </w:r>
-      </w:hyperlink>
-    </w:p>
-    <w:p>
-      <w:pPr>
-        <w:pStyle w:val="ListBullet"/>
-        <w:spacing w:line="240" w:lineRule="auto"/>
-        <w:ind w:left="720"/>
-      </w:pPr>
-      <w:r>
-        <w:rPr>
-          <w:lang w:val="id_ID" w:bidi="id_ID"/>
-        </w:rPr>
-      </w:r>
-      <w:hyperlink r:id="rId139">
-        <w:r>
-          <w:rPr>
-            <w:lang w:val="id_ID" w:bidi="id_ID"/>
-          </w:rPr>
-          <w:rPr>
-            <w:color w:val="0000EE"/>
-            <w:u w:val="single"/>
-          </w:rPr>
-          <w:t>Kejadian 19:1–3</w:t>
-        </w:r>
-      </w:hyperlink>
-    </w:p>
-    <w:p>
-      <w:pPr>
-        <w:pStyle w:val="ListBullet"/>
-        <w:spacing w:line="240" w:lineRule="auto"/>
-        <w:ind w:left="720"/>
-      </w:pPr>
-      <w:r>
-        <w:rPr>
-          <w:lang w:val="id_ID" w:bidi="id_ID"/>
-        </w:rPr>
-      </w:r>
-      <w:hyperlink r:id="rId140">
-        <w:r>
-          <w:rPr>
-            <w:lang w:val="id_ID" w:bidi="id_ID"/>
-          </w:rPr>
-          <w:rPr>
-            <w:color w:val="0000EE"/>
-            <w:u w:val="single"/>
-          </w:rPr>
-          <w:t>Hakim-hakim 6:21</w:t>
-        </w:r>
-      </w:hyperlink>
-    </w:p>
-    <w:p>
-      <w:pPr>
-        <w:pStyle w:val="ListBullet"/>
-        <w:spacing w:line="240" w:lineRule="auto"/>
-        <w:ind w:left="720"/>
-      </w:pPr>
-      <w:r>
-        <w:rPr>
-          <w:lang w:val="id_ID" w:bidi="id_ID"/>
-        </w:rPr>
-      </w:r>
-      <w:hyperlink r:id="rId141">
-        <w:r>
-          <w:rPr>
-            <w:lang w:val="id_ID" w:bidi="id_ID"/>
-          </w:rPr>
-          <w:rPr>
-            <w:color w:val="0000EE"/>
-            <w:u w:val="single"/>
-          </w:rPr>
-          <w:t>Imamat 8:1–3</w:t>
-        </w:r>
-      </w:hyperlink>
-    </w:p>
-    <w:p>
-      <w:pPr>
-        <w:pStyle w:val="ListBullet"/>
-        <w:spacing w:line="240" w:lineRule="auto"/>
-        <w:ind w:left="720"/>
-      </w:pPr>
-      <w:r>
-        <w:rPr>
-          <w:lang w:val="id_ID" w:bidi="id_ID"/>
-        </w:rPr>
-      </w:r>
-      <w:hyperlink r:id="rId142">
-        <w:r>
-          <w:rPr>
-            <w:lang w:val="id_ID" w:bidi="id_ID"/>
-          </w:rPr>
-          <w:rPr>
-            <w:color w:val="0000EE"/>
-            <w:u w:val="single"/>
-          </w:rPr>
-          <w:t>Lukas 22:1</w:t>
-        </w:r>
-      </w:hyperlink>
+      <w:r>
+        <w:rPr>
+          <w:lang w:val="id_ID" w:bidi="id_ID"/>
+        </w:rPr>
+        <w:t>1 Korintus 5:6–8</w:t>
+      </w:r>
+    </w:p>
+    <w:p>
+      <w:pPr>
+        <w:pStyle w:val="ListBullet"/>
+        <w:spacing w:line="240" w:lineRule="auto"/>
+        <w:ind w:left="720"/>
+      </w:pPr>
+      <w:r>
+        <w:rPr>
+          <w:lang w:val="id_ID" w:bidi="id_ID"/>
+        </w:rPr>
+      </w:r>
+      <w:r>
+        <w:rPr>
+          <w:lang w:val="id_ID" w:bidi="id_ID"/>
+        </w:rPr>
+        <w:t>2 Tawarikh 30:13–15</w:t>
+      </w:r>
+    </w:p>
+    <w:p>
+      <w:pPr>
+        <w:pStyle w:val="ListBullet"/>
+        <w:spacing w:line="240" w:lineRule="auto"/>
+        <w:ind w:left="720"/>
+      </w:pPr>
+      <w:r>
+        <w:rPr>
+          <w:lang w:val="id_ID" w:bidi="id_ID"/>
+        </w:rPr>
+      </w:r>
+      <w:r>
+        <w:rPr>
+          <w:lang w:val="id_ID" w:bidi="id_ID"/>
+        </w:rPr>
+        <w:t>Kisah Para Rasul 12:3</w:t>
+      </w:r>
+    </w:p>
+    <w:p>
+      <w:pPr>
+        <w:pStyle w:val="ListBullet"/>
+        <w:spacing w:line="240" w:lineRule="auto"/>
+        <w:ind w:left="720"/>
+      </w:pPr>
+      <w:r>
+        <w:rPr>
+          <w:lang w:val="id_ID" w:bidi="id_ID"/>
+        </w:rPr>
+      </w:r>
+      <w:r>
+        <w:rPr>
+          <w:lang w:val="id_ID" w:bidi="id_ID"/>
+        </w:rPr>
+        <w:t>Keluaran 23:14–15</w:t>
+      </w:r>
+    </w:p>
+    <w:p>
+      <w:pPr>
+        <w:pStyle w:val="ListBullet"/>
+        <w:spacing w:line="240" w:lineRule="auto"/>
+        <w:ind w:left="720"/>
+      </w:pPr>
+      <w:r>
+        <w:rPr>
+          <w:lang w:val="id_ID" w:bidi="id_ID"/>
+        </w:rPr>
+      </w:r>
+      <w:r>
+        <w:rPr>
+          <w:lang w:val="id_ID" w:bidi="id_ID"/>
+        </w:rPr>
+        <w:t>Ezra 6:21–22</w:t>
+      </w:r>
+    </w:p>
+    <w:p>
+      <w:pPr>
+        <w:pStyle w:val="ListBullet"/>
+        <w:spacing w:line="240" w:lineRule="auto"/>
+        <w:ind w:left="720"/>
+      </w:pPr>
+      <w:r>
+        <w:rPr>
+          <w:lang w:val="id_ID" w:bidi="id_ID"/>
+        </w:rPr>
+      </w:r>
+      <w:r>
+        <w:rPr>
+          <w:lang w:val="id_ID" w:bidi="id_ID"/>
+        </w:rPr>
+        <w:t>Kejadian 19:1–3</w:t>
+      </w:r>
+    </w:p>
+    <w:p>
+      <w:pPr>
+        <w:pStyle w:val="ListBullet"/>
+        <w:spacing w:line="240" w:lineRule="auto"/>
+        <w:ind w:left="720"/>
+      </w:pPr>
+      <w:r>
+        <w:rPr>
+          <w:lang w:val="id_ID" w:bidi="id_ID"/>
+        </w:rPr>
+      </w:r>
+      <w:r>
+        <w:rPr>
+          <w:lang w:val="id_ID" w:bidi="id_ID"/>
+        </w:rPr>
+        <w:t>Hakim-hakim 6:21</w:t>
+      </w:r>
+    </w:p>
+    <w:p>
+      <w:pPr>
+        <w:pStyle w:val="ListBullet"/>
+        <w:spacing w:line="240" w:lineRule="auto"/>
+        <w:ind w:left="720"/>
+      </w:pPr>
+      <w:r>
+        <w:rPr>
+          <w:lang w:val="id_ID" w:bidi="id_ID"/>
+        </w:rPr>
+      </w:r>
+      <w:r>
+        <w:rPr>
+          <w:lang w:val="id_ID" w:bidi="id_ID"/>
+        </w:rPr>
+        <w:t>Imamat 8:1–3</w:t>
+      </w:r>
+    </w:p>
+    <w:p>
+      <w:pPr>
+        <w:pStyle w:val="ListBullet"/>
+        <w:spacing w:line="240" w:lineRule="auto"/>
+        <w:ind w:left="720"/>
+      </w:pPr>
+      <w:r>
+        <w:rPr>
+          <w:lang w:val="id_ID" w:bidi="id_ID"/>
+        </w:rPr>
+      </w:r>
+      <w:r>
+        <w:rPr>
+          <w:lang w:val="id_ID" w:bidi="id_ID"/>
+        </w:rPr>
+        <w:t>Lukas 22:1</w:t>
+      </w:r>
     </w:p>
     <w:p>
       <w:pPr>
@@ -13182,90 +12258,66 @@
           <w:lang w:val="id_ID" w:bidi="id_ID"/>
         </w:rPr>
       </w:r>
-      <w:hyperlink r:id="rId143">
-        <w:r>
-          <w:rPr>
-            <w:lang w:val="id_ID" w:bidi="id_ID"/>
-          </w:rPr>
-          <w:rPr>
-            <w:color w:val="0000EE"/>
-            <w:u w:val="single"/>
-          </w:rPr>
-          <w:t>Kejadian 29:32</w:t>
-        </w:r>
-      </w:hyperlink>
-    </w:p>
-    <w:p>
-      <w:pPr>
-        <w:pStyle w:val="ListBullet"/>
-        <w:spacing w:line="240" w:lineRule="auto"/>
-        <w:ind w:left="720"/>
-      </w:pPr>
-      <w:r>
-        <w:rPr>
-          <w:lang w:val="id_ID" w:bidi="id_ID"/>
-        </w:rPr>
-      </w:r>
-      <w:hyperlink r:id="rId144">
-        <w:r>
-          <w:rPr>
-            <w:lang w:val="id_ID" w:bidi="id_ID"/>
-          </w:rPr>
-          <w:rPr>
-            <w:color w:val="0000EE"/>
-            <w:u w:val="single"/>
-          </w:rPr>
-          <w:t>Kejadian 35:21–22</w:t>
-        </w:r>
-      </w:hyperlink>
-    </w:p>
-    <w:p>
-      <w:pPr>
-        <w:pStyle w:val="ListBullet"/>
-        <w:spacing w:line="240" w:lineRule="auto"/>
-        <w:ind w:left="720"/>
-      </w:pPr>
-      <w:r>
-        <w:rPr>
-          <w:lang w:val="id_ID" w:bidi="id_ID"/>
-        </w:rPr>
-      </w:r>
-      <w:hyperlink r:id="rId145">
-        <w:r>
-          <w:rPr>
-            <w:lang w:val="id_ID" w:bidi="id_ID"/>
-          </w:rPr>
-          <w:rPr>
-            <w:color w:val="0000EE"/>
-            <w:u w:val="single"/>
-          </w:rPr>
-          <w:t>Kejadian 42:22</w:t>
-        </w:r>
-      </w:hyperlink>
-    </w:p>
-    <w:p>
-      <w:pPr>
-        <w:pStyle w:val="ListBullet"/>
-        <w:spacing w:line="240" w:lineRule="auto"/>
-        <w:ind w:left="720"/>
-      </w:pPr>
-      <w:r>
-        <w:rPr>
-          <w:lang w:val="id_ID" w:bidi="id_ID"/>
-        </w:rPr>
-      </w:r>
-      <w:hyperlink r:id="rId146">
-        <w:r>
-          <w:rPr>
-            <w:lang w:val="id_ID" w:bidi="id_ID"/>
-          </w:rPr>
-          <w:rPr>
-            <w:color w:val="0000EE"/>
-            <w:u w:val="single"/>
-          </w:rPr>
-          <w:t>Kejadian 42:37</w:t>
-        </w:r>
-      </w:hyperlink>
+      <w:r>
+        <w:rPr>
+          <w:lang w:val="id_ID" w:bidi="id_ID"/>
+        </w:rPr>
+        <w:t>Kejadian 29:32</w:t>
+      </w:r>
+    </w:p>
+    <w:p>
+      <w:pPr>
+        <w:pStyle w:val="ListBullet"/>
+        <w:spacing w:line="240" w:lineRule="auto"/>
+        <w:ind w:left="720"/>
+      </w:pPr>
+      <w:r>
+        <w:rPr>
+          <w:lang w:val="id_ID" w:bidi="id_ID"/>
+        </w:rPr>
+      </w:r>
+      <w:r>
+        <w:rPr>
+          <w:lang w:val="id_ID" w:bidi="id_ID"/>
+        </w:rPr>
+        <w:t>Kejadian 35:21–22</w:t>
+      </w:r>
+    </w:p>
+    <w:p>
+      <w:pPr>
+        <w:pStyle w:val="ListBullet"/>
+        <w:spacing w:line="240" w:lineRule="auto"/>
+        <w:ind w:left="720"/>
+      </w:pPr>
+      <w:r>
+        <w:rPr>
+          <w:lang w:val="id_ID" w:bidi="id_ID"/>
+        </w:rPr>
+      </w:r>
+      <w:r>
+        <w:rPr>
+          <w:lang w:val="id_ID" w:bidi="id_ID"/>
+        </w:rPr>
+        <w:t>Kejadian 42:22</w:t>
+      </w:r>
+    </w:p>
+    <w:p>
+      <w:pPr>
+        <w:pStyle w:val="ListBullet"/>
+        <w:spacing w:line="240" w:lineRule="auto"/>
+        <w:ind w:left="720"/>
+      </w:pPr>
+      <w:r>
+        <w:rPr>
+          <w:lang w:val="id_ID" w:bidi="id_ID"/>
+        </w:rPr>
+      </w:r>
+      <w:r>
+        <w:rPr>
+          <w:lang w:val="id_ID" w:bidi="id_ID"/>
+        </w:rPr>
+        <w:t>Kejadian 42:37</w:t>
+      </w:r>
     </w:p>
     <w:p>
       <w:pPr>
@@ -13735,162 +12787,120 @@
           <w:lang w:val="id_ID" w:bidi="id_ID"/>
         </w:rPr>
       </w:r>
-      <w:hyperlink r:id="rId52">
-        <w:r>
-          <w:rPr>
-            <w:lang w:val="id_ID" w:bidi="id_ID"/>
-          </w:rPr>
-          <w:rPr>
-            <w:color w:val="0000EE"/>
-            <w:u w:val="single"/>
-          </w:rPr>
-          <w:t>1 Timotius 3:14–15</w:t>
-        </w:r>
-      </w:hyperlink>
-    </w:p>
-    <w:p>
-      <w:pPr>
-        <w:pStyle w:val="ListBullet"/>
-        <w:spacing w:line="240" w:lineRule="auto"/>
-        <w:ind w:left="720"/>
-      </w:pPr>
-      <w:r>
-        <w:rPr>
-          <w:lang w:val="id_ID" w:bidi="id_ID"/>
-        </w:rPr>
-      </w:r>
-      <w:hyperlink r:id="rId70">
-        <w:r>
-          <w:rPr>
-            <w:lang w:val="id_ID" w:bidi="id_ID"/>
-          </w:rPr>
-          <w:rPr>
-            <w:color w:val="0000EE"/>
-            <w:u w:val="single"/>
-          </w:rPr>
-          <w:t>2 Tawarikh 23:8–9</w:t>
-        </w:r>
-      </w:hyperlink>
-    </w:p>
-    <w:p>
-      <w:pPr>
-        <w:pStyle w:val="ListBullet"/>
-        <w:spacing w:line="240" w:lineRule="auto"/>
-        <w:ind w:left="720"/>
-      </w:pPr>
-      <w:r>
-        <w:rPr>
-          <w:lang w:val="id_ID" w:bidi="id_ID"/>
-        </w:rPr>
-      </w:r>
-      <w:hyperlink r:id="rId147">
-        <w:r>
-          <w:rPr>
-            <w:lang w:val="id_ID" w:bidi="id_ID"/>
-          </w:rPr>
-          <w:rPr>
-            <w:color w:val="0000EE"/>
-            <w:u w:val="single"/>
-          </w:rPr>
-          <w:t>Ezra 5:13</w:t>
-        </w:r>
-      </w:hyperlink>
-    </w:p>
-    <w:p>
-      <w:pPr>
-        <w:pStyle w:val="ListBullet"/>
-        <w:spacing w:line="240" w:lineRule="auto"/>
-        <w:ind w:left="720"/>
-      </w:pPr>
-      <w:r>
-        <w:rPr>
-          <w:lang w:val="id_ID" w:bidi="id_ID"/>
-        </w:rPr>
-      </w:r>
-      <w:hyperlink r:id="rId148">
-        <w:r>
-          <w:rPr>
-            <w:lang w:val="id_ID" w:bidi="id_ID"/>
-          </w:rPr>
-          <w:rPr>
-            <w:color w:val="0000EE"/>
-            <w:u w:val="single"/>
-          </w:rPr>
-          <w:t>Kejadian 28:17</w:t>
-        </w:r>
-      </w:hyperlink>
-    </w:p>
-    <w:p>
-      <w:pPr>
-        <w:pStyle w:val="ListBullet"/>
-        <w:spacing w:line="240" w:lineRule="auto"/>
-        <w:ind w:left="720"/>
-      </w:pPr>
-      <w:r>
-        <w:rPr>
-          <w:lang w:val="id_ID" w:bidi="id_ID"/>
-        </w:rPr>
-      </w:r>
-      <w:hyperlink r:id="rId149">
-        <w:r>
-          <w:rPr>
-            <w:lang w:val="id_ID" w:bidi="id_ID"/>
-          </w:rPr>
-          <w:rPr>
-            <w:color w:val="0000EE"/>
-            <w:u w:val="single"/>
-          </w:rPr>
-          <w:t>Hakim-Hakim 18:30–31</w:t>
-        </w:r>
-      </w:hyperlink>
-    </w:p>
-    <w:p>
-      <w:pPr>
-        <w:pStyle w:val="ListBullet"/>
-        <w:spacing w:line="240" w:lineRule="auto"/>
-        <w:ind w:left="720"/>
-      </w:pPr>
-      <w:r>
-        <w:rPr>
-          <w:lang w:val="id_ID" w:bidi="id_ID"/>
-        </w:rPr>
-      </w:r>
-      <w:hyperlink r:id="rId150">
-        <w:r>
-          <w:rPr>
-            <w:lang w:val="id_ID" w:bidi="id_ID"/>
-          </w:rPr>
-          <w:rPr>
-            <w:color w:val="0000EE"/>
-            <w:u w:val="single"/>
-          </w:rPr>
-          <w:t>Markus 2:26</w:t>
-        </w:r>
-      </w:hyperlink>
-    </w:p>
-    <w:p>
-      <w:pPr>
-        <w:pStyle w:val="ListBullet"/>
-        <w:spacing w:line="240" w:lineRule="auto"/>
-        <w:ind w:left="720"/>
-      </w:pPr>
-      <w:r>
-        <w:rPr>
-          <w:lang w:val="id_ID" w:bidi="id_ID"/>
-        </w:rPr>
-      </w:r>
-      <w:hyperlink r:id="rId151">
-        <w:r>
-          <w:rPr>
-            <w:lang w:val="id_ID" w:bidi="id_ID"/>
-          </w:rPr>
-          <w:rPr>
-            <w:color w:val="0000EE"/>
-            <w:u w:val="single"/>
-          </w:rPr>
-          <w:t>Matius 12:4</w:t>
-        </w:r>
-      </w:hyperlink>
+      <w:r>
+        <w:rPr>
+          <w:lang w:val="id_ID" w:bidi="id_ID"/>
+        </w:rPr>
+        <w:t>1 Timotius 3:14–15</w:t>
+      </w:r>
+    </w:p>
+    <w:p>
+      <w:pPr>
+        <w:pStyle w:val="ListBullet"/>
+        <w:spacing w:line="240" w:lineRule="auto"/>
+        <w:ind w:left="720"/>
+      </w:pPr>
+      <w:r>
+        <w:rPr>
+          <w:lang w:val="id_ID" w:bidi="id_ID"/>
+        </w:rPr>
+      </w:r>
+      <w:r>
+        <w:rPr>
+          <w:lang w:val="id_ID" w:bidi="id_ID"/>
+        </w:rPr>
+        <w:t>2 Tawarikh 23:8–9</w:t>
+      </w:r>
+    </w:p>
+    <w:p>
+      <w:pPr>
+        <w:pStyle w:val="ListBullet"/>
+        <w:spacing w:line="240" w:lineRule="auto"/>
+        <w:ind w:left="720"/>
+      </w:pPr>
+      <w:r>
+        <w:rPr>
+          <w:lang w:val="id_ID" w:bidi="id_ID"/>
+        </w:rPr>
+      </w:r>
+      <w:r>
+        <w:rPr>
+          <w:lang w:val="id_ID" w:bidi="id_ID"/>
+        </w:rPr>
+        <w:t>Ezra 5:13</w:t>
+      </w:r>
+    </w:p>
+    <w:p>
+      <w:pPr>
+        <w:pStyle w:val="ListBullet"/>
+        <w:spacing w:line="240" w:lineRule="auto"/>
+        <w:ind w:left="720"/>
+      </w:pPr>
+      <w:r>
+        <w:rPr>
+          <w:lang w:val="id_ID" w:bidi="id_ID"/>
+        </w:rPr>
+      </w:r>
+      <w:r>
+        <w:rPr>
+          <w:lang w:val="id_ID" w:bidi="id_ID"/>
+        </w:rPr>
+        <w:t>Kejadian 28:17</w:t>
+      </w:r>
+    </w:p>
+    <w:p>
+      <w:pPr>
+        <w:pStyle w:val="ListBullet"/>
+        <w:spacing w:line="240" w:lineRule="auto"/>
+        <w:ind w:left="720"/>
+      </w:pPr>
+      <w:r>
+        <w:rPr>
+          <w:lang w:val="id_ID" w:bidi="id_ID"/>
+        </w:rPr>
+      </w:r>
+      <w:r>
+        <w:rPr>
+          <w:lang w:val="id_ID" w:bidi="id_ID"/>
+        </w:rPr>
+        <w:t>Hakim-Hakim 18:30–31</w:t>
+      </w:r>
+    </w:p>
+    <w:p>
+      <w:pPr>
+        <w:pStyle w:val="ListBullet"/>
+        <w:spacing w:line="240" w:lineRule="auto"/>
+        <w:ind w:left="720"/>
+      </w:pPr>
+      <w:r>
+        <w:rPr>
+          <w:lang w:val="id_ID" w:bidi="id_ID"/>
+        </w:rPr>
+      </w:r>
+      <w:r>
+        <w:rPr>
+          <w:lang w:val="id_ID" w:bidi="id_ID"/>
+        </w:rPr>
+        <w:t>Markus 2:26</w:t>
+      </w:r>
+    </w:p>
+    <w:p>
+      <w:pPr>
+        <w:pStyle w:val="ListBullet"/>
+        <w:spacing w:line="240" w:lineRule="auto"/>
+        <w:ind w:left="720"/>
+      </w:pPr>
+      <w:r>
+        <w:rPr>
+          <w:lang w:val="id_ID" w:bidi="id_ID"/>
+        </w:rPr>
+      </w:r>
+      <w:r>
+        <w:rPr>
+          <w:lang w:val="id_ID" w:bidi="id_ID"/>
+        </w:rPr>
+        <w:t>Matius 12:4</w:t>
+      </w:r>
     </w:p>
     <w:p>
       <w:pPr>
@@ -14123,186 +13133,138 @@
           <w:lang w:val="id_ID" w:bidi="id_ID"/>
         </w:rPr>
       </w:r>
-      <w:hyperlink r:id="rId54">
-        <w:r>
-          <w:rPr>
-            <w:lang w:val="id_ID" w:bidi="id_ID"/>
-          </w:rPr>
-          <w:rPr>
-            <w:color w:val="0000EE"/>
-            <w:u w:val="single"/>
-          </w:rPr>
-          <w:t>Kisah Para Rasul 07:9–10</w:t>
-        </w:r>
-      </w:hyperlink>
-    </w:p>
-    <w:p>
-      <w:pPr>
-        <w:pStyle w:val="ListBullet"/>
-        <w:spacing w:line="240" w:lineRule="auto"/>
-        <w:ind w:left="720"/>
-      </w:pPr>
-      <w:r>
-        <w:rPr>
-          <w:lang w:val="id_ID" w:bidi="id_ID"/>
-        </w:rPr>
-      </w:r>
-      <w:hyperlink r:id="rId152">
-        <w:r>
-          <w:rPr>
-            <w:lang w:val="id_ID" w:bidi="id_ID"/>
-          </w:rPr>
-          <w:rPr>
-            <w:color w:val="0000EE"/>
-            <w:u w:val="single"/>
-          </w:rPr>
-          <w:t>Galatia 06:9–10</w:t>
-        </w:r>
-      </w:hyperlink>
-    </w:p>
-    <w:p>
-      <w:pPr>
-        <w:pStyle w:val="ListBullet"/>
-        <w:spacing w:line="240" w:lineRule="auto"/>
-        <w:ind w:left="720"/>
-      </w:pPr>
-      <w:r>
-        <w:rPr>
-          <w:lang w:val="id_ID" w:bidi="id_ID"/>
-        </w:rPr>
-      </w:r>
-      <w:hyperlink r:id="rId153">
-        <w:r>
-          <w:rPr>
-            <w:lang w:val="id_ID" w:bidi="id_ID"/>
-          </w:rPr>
-          <w:rPr>
-            <w:color w:val="0000EE"/>
-            <w:u w:val="single"/>
-          </w:rPr>
-          <w:t>Kejadian 07:1–3</w:t>
-        </w:r>
-      </w:hyperlink>
-    </w:p>
-    <w:p>
-      <w:pPr>
-        <w:pStyle w:val="ListBullet"/>
-        <w:spacing w:line="240" w:lineRule="auto"/>
-        <w:ind w:left="720"/>
-      </w:pPr>
-      <w:r>
-        <w:rPr>
-          <w:lang w:val="id_ID" w:bidi="id_ID"/>
-        </w:rPr>
-      </w:r>
-      <w:hyperlink r:id="rId154">
-        <w:r>
-          <w:rPr>
-            <w:lang w:val="id_ID" w:bidi="id_ID"/>
-          </w:rPr>
-          <w:rPr>
-            <w:color w:val="0000EE"/>
-            <w:u w:val="single"/>
-          </w:rPr>
-          <w:t>Kejadian 34:18–19</w:t>
-        </w:r>
-      </w:hyperlink>
-    </w:p>
-    <w:p>
-      <w:pPr>
-        <w:pStyle w:val="ListBullet"/>
-        <w:spacing w:line="240" w:lineRule="auto"/>
-        <w:ind w:left="720"/>
-      </w:pPr>
-      <w:r>
-        <w:rPr>
-          <w:lang w:val="id_ID" w:bidi="id_ID"/>
-        </w:rPr>
-      </w:r>
-      <w:hyperlink r:id="rId155">
-        <w:r>
-          <w:rPr>
-            <w:lang w:val="id_ID" w:bidi="id_ID"/>
-          </w:rPr>
-          <w:rPr>
-            <w:color w:val="0000EE"/>
-            <w:u w:val="single"/>
-          </w:rPr>
-          <w:t>Yohanes 04:53–54</w:t>
-        </w:r>
-      </w:hyperlink>
-    </w:p>
-    <w:p>
-      <w:pPr>
-        <w:pStyle w:val="ListBullet"/>
-        <w:spacing w:line="240" w:lineRule="auto"/>
-        <w:ind w:left="720"/>
-      </w:pPr>
-      <w:r>
-        <w:rPr>
-          <w:lang w:val="id_ID" w:bidi="id_ID"/>
-        </w:rPr>
-      </w:r>
-      <w:hyperlink r:id="rId156">
-        <w:r>
-          <w:rPr>
-            <w:lang w:val="id_ID" w:bidi="id_ID"/>
-          </w:rPr>
-          <w:rPr>
-            <w:color w:val="0000EE"/>
-            <w:u w:val="single"/>
-          </w:rPr>
-          <w:t>Matius 10:24–25</w:t>
-        </w:r>
-      </w:hyperlink>
-    </w:p>
-    <w:p>
-      <w:pPr>
-        <w:pStyle w:val="ListBullet"/>
-        <w:spacing w:line="240" w:lineRule="auto"/>
-        <w:ind w:left="720"/>
-      </w:pPr>
-      <w:r>
-        <w:rPr>
-          <w:lang w:val="id_ID" w:bidi="id_ID"/>
-        </w:rPr>
-      </w:r>
-      <w:hyperlink r:id="rId157">
-        <w:r>
-          <w:rPr>
-            <w:lang w:val="id_ID" w:bidi="id_ID"/>
-          </w:rPr>
-          <w:rPr>
-            <w:color w:val="0000EE"/>
-            <w:u w:val="single"/>
-          </w:rPr>
-          <w:t>Matius 10:34–36</w:t>
-        </w:r>
-      </w:hyperlink>
-    </w:p>
-    <w:p>
-      <w:pPr>
-        <w:pStyle w:val="ListBullet"/>
-        <w:spacing w:line="240" w:lineRule="auto"/>
-        <w:ind w:left="720"/>
-      </w:pPr>
-      <w:r>
-        <w:rPr>
-          <w:lang w:val="id_ID" w:bidi="id_ID"/>
-        </w:rPr>
-      </w:r>
-      <w:hyperlink r:id="rId158">
-        <w:r>
-          <w:rPr>
-            <w:lang w:val="id_ID" w:bidi="id_ID"/>
-          </w:rPr>
-          <w:rPr>
-            <w:color w:val="0000EE"/>
-            <w:u w:val="single"/>
-          </w:rPr>
-          <w:t>Filipi 04:21–23</w:t>
-        </w:r>
-      </w:hyperlink>
+      <w:r>
+        <w:rPr>
+          <w:lang w:val="id_ID" w:bidi="id_ID"/>
+        </w:rPr>
+        <w:t>Kisah Para Rasul 07:9–10</w:t>
+      </w:r>
+    </w:p>
+    <w:p>
+      <w:pPr>
+        <w:pStyle w:val="ListBullet"/>
+        <w:spacing w:line="240" w:lineRule="auto"/>
+        <w:ind w:left="720"/>
+      </w:pPr>
+      <w:r>
+        <w:rPr>
+          <w:lang w:val="id_ID" w:bidi="id_ID"/>
+        </w:rPr>
+      </w:r>
+      <w:r>
+        <w:rPr>
+          <w:lang w:val="id_ID" w:bidi="id_ID"/>
+        </w:rPr>
+        <w:t>Galatia 06:9–10</w:t>
+      </w:r>
+    </w:p>
+    <w:p>
+      <w:pPr>
+        <w:pStyle w:val="ListBullet"/>
+        <w:spacing w:line="240" w:lineRule="auto"/>
+        <w:ind w:left="720"/>
+      </w:pPr>
+      <w:r>
+        <w:rPr>
+          <w:lang w:val="id_ID" w:bidi="id_ID"/>
+        </w:rPr>
+      </w:r>
+      <w:r>
+        <w:rPr>
+          <w:lang w:val="id_ID" w:bidi="id_ID"/>
+        </w:rPr>
+        <w:t>Kejadian 07:1–3</w:t>
+      </w:r>
+    </w:p>
+    <w:p>
+      <w:pPr>
+        <w:pStyle w:val="ListBullet"/>
+        <w:spacing w:line="240" w:lineRule="auto"/>
+        <w:ind w:left="720"/>
+      </w:pPr>
+      <w:r>
+        <w:rPr>
+          <w:lang w:val="id_ID" w:bidi="id_ID"/>
+        </w:rPr>
+      </w:r>
+      <w:r>
+        <w:rPr>
+          <w:lang w:val="id_ID" w:bidi="id_ID"/>
+        </w:rPr>
+        <w:t>Kejadian 34:18–19</w:t>
+      </w:r>
+    </w:p>
+    <w:p>
+      <w:pPr>
+        <w:pStyle w:val="ListBullet"/>
+        <w:spacing w:line="240" w:lineRule="auto"/>
+        <w:ind w:left="720"/>
+      </w:pPr>
+      <w:r>
+        <w:rPr>
+          <w:lang w:val="id_ID" w:bidi="id_ID"/>
+        </w:rPr>
+      </w:r>
+      <w:r>
+        <w:rPr>
+          <w:lang w:val="id_ID" w:bidi="id_ID"/>
+        </w:rPr>
+        <w:t>Yohanes 04:53–54</w:t>
+      </w:r>
+    </w:p>
+    <w:p>
+      <w:pPr>
+        <w:pStyle w:val="ListBullet"/>
+        <w:spacing w:line="240" w:lineRule="auto"/>
+        <w:ind w:left="720"/>
+      </w:pPr>
+      <w:r>
+        <w:rPr>
+          <w:lang w:val="id_ID" w:bidi="id_ID"/>
+        </w:rPr>
+      </w:r>
+      <w:r>
+        <w:rPr>
+          <w:lang w:val="id_ID" w:bidi="id_ID"/>
+        </w:rPr>
+        <w:t>Matius 10:24–25</w:t>
+      </w:r>
+    </w:p>
+    <w:p>
+      <w:pPr>
+        <w:pStyle w:val="ListBullet"/>
+        <w:spacing w:line="240" w:lineRule="auto"/>
+        <w:ind w:left="720"/>
+      </w:pPr>
+      <w:r>
+        <w:rPr>
+          <w:lang w:val="id_ID" w:bidi="id_ID"/>
+        </w:rPr>
+      </w:r>
+      <w:r>
+        <w:rPr>
+          <w:lang w:val="id_ID" w:bidi="id_ID"/>
+        </w:rPr>
+        <w:t>Matius 10:34–36</w:t>
+      </w:r>
+    </w:p>
+    <w:p>
+      <w:pPr>
+        <w:pStyle w:val="ListBullet"/>
+        <w:spacing w:line="240" w:lineRule="auto"/>
+        <w:ind w:left="720"/>
+      </w:pPr>
+      <w:r>
+        <w:rPr>
+          <w:lang w:val="id_ID" w:bidi="id_ID"/>
+        </w:rPr>
+      </w:r>
+      <w:r>
+        <w:rPr>
+          <w:lang w:val="id_ID" w:bidi="id_ID"/>
+        </w:rPr>
+        <w:t>Filipi 04:21–23</w:t>
+      </w:r>
     </w:p>
     <w:p>
       <w:pPr>
@@ -14780,114 +13742,84 @@
           <w:lang w:val="id_ID" w:bidi="id_ID"/>
         </w:rPr>
       </w:r>
-      <w:hyperlink r:id="rId159">
-        <w:r>
-          <w:rPr>
-            <w:lang w:val="id_ID" w:bidi="id_ID"/>
-          </w:rPr>
-          <w:rPr>
-            <w:color w:val="0000EE"/>
-            <w:u w:val="single"/>
-          </w:rPr>
-          <w:t>2 Samuel 22:34</w:t>
-        </w:r>
-      </w:hyperlink>
-    </w:p>
-    <w:p>
-      <w:pPr>
-        <w:pStyle w:val="ListBullet"/>
-        <w:spacing w:line="240" w:lineRule="auto"/>
-        <w:ind w:left="720"/>
-      </w:pPr>
-      <w:r>
-        <w:rPr>
-          <w:lang w:val="id_ID" w:bidi="id_ID"/>
-        </w:rPr>
-      </w:r>
-      <w:hyperlink r:id="rId160">
-        <w:r>
-          <w:rPr>
-            <w:lang w:val="id_ID" w:bidi="id_ID"/>
-          </w:rPr>
-          <w:rPr>
-            <w:color w:val="0000EE"/>
-            <w:u w:val="single"/>
-          </w:rPr>
-          <w:t>Kejadian 49:21</w:t>
-        </w:r>
-      </w:hyperlink>
-    </w:p>
-    <w:p>
-      <w:pPr>
-        <w:pStyle w:val="ListBullet"/>
-        <w:spacing w:line="240" w:lineRule="auto"/>
-        <w:ind w:left="720"/>
-      </w:pPr>
-      <w:r>
-        <w:rPr>
-          <w:lang w:val="id_ID" w:bidi="id_ID"/>
-        </w:rPr>
-      </w:r>
-      <w:hyperlink r:id="rId161">
-        <w:r>
-          <w:rPr>
-            <w:lang w:val="id_ID" w:bidi="id_ID"/>
-          </w:rPr>
-          <w:rPr>
-            <w:color w:val="0000EE"/>
-            <w:u w:val="single"/>
-          </w:rPr>
-          <w:t>Ayub 39:2</w:t>
-        </w:r>
-      </w:hyperlink>
-    </w:p>
-    <w:p>
-      <w:pPr>
-        <w:pStyle w:val="ListBullet"/>
-        <w:spacing w:line="240" w:lineRule="auto"/>
-        <w:ind w:left="720"/>
-      </w:pPr>
-      <w:r>
-        <w:rPr>
-          <w:lang w:val="id_ID" w:bidi="id_ID"/>
-        </w:rPr>
-      </w:r>
-      <w:hyperlink r:id="rId162">
-        <w:r>
-          <w:rPr>
-            <w:lang w:val="id_ID" w:bidi="id_ID"/>
-          </w:rPr>
-          <w:rPr>
-            <w:color w:val="0000EE"/>
-            <w:u w:val="single"/>
-          </w:rPr>
-          <w:t>Mazmur 18:33</w:t>
-        </w:r>
-      </w:hyperlink>
-    </w:p>
-    <w:p>
-      <w:pPr>
-        <w:pStyle w:val="ListBullet"/>
-        <w:spacing w:line="240" w:lineRule="auto"/>
-        <w:ind w:left="720"/>
-      </w:pPr>
-      <w:r>
-        <w:rPr>
-          <w:lang w:val="id_ID" w:bidi="id_ID"/>
-        </w:rPr>
-      </w:r>
-      <w:hyperlink r:id="rId163">
-        <w:r>
-          <w:rPr>
-            <w:lang w:val="id_ID" w:bidi="id_ID"/>
-          </w:rPr>
-          <w:rPr>
-            <w:color w:val="0000EE"/>
-            <w:u w:val="single"/>
-          </w:rPr>
-          <w:t>Kidung Agung 2:7</w:t>
-        </w:r>
-      </w:hyperlink>
+      <w:r>
+        <w:rPr>
+          <w:lang w:val="id_ID" w:bidi="id_ID"/>
+        </w:rPr>
+        <w:t>2 Samuel 22:34</w:t>
+      </w:r>
+    </w:p>
+    <w:p>
+      <w:pPr>
+        <w:pStyle w:val="ListBullet"/>
+        <w:spacing w:line="240" w:lineRule="auto"/>
+        <w:ind w:left="720"/>
+      </w:pPr>
+      <w:r>
+        <w:rPr>
+          <w:lang w:val="id_ID" w:bidi="id_ID"/>
+        </w:rPr>
+      </w:r>
+      <w:r>
+        <w:rPr>
+          <w:lang w:val="id_ID" w:bidi="id_ID"/>
+        </w:rPr>
+        <w:t>Kejadian 49:21</w:t>
+      </w:r>
+    </w:p>
+    <w:p>
+      <w:pPr>
+        <w:pStyle w:val="ListBullet"/>
+        <w:spacing w:line="240" w:lineRule="auto"/>
+        <w:ind w:left="720"/>
+      </w:pPr>
+      <w:r>
+        <w:rPr>
+          <w:lang w:val="id_ID" w:bidi="id_ID"/>
+        </w:rPr>
+      </w:r>
+      <w:r>
+        <w:rPr>
+          <w:lang w:val="id_ID" w:bidi="id_ID"/>
+        </w:rPr>
+        <w:t>Ayub 39:2</w:t>
+      </w:r>
+    </w:p>
+    <w:p>
+      <w:pPr>
+        <w:pStyle w:val="ListBullet"/>
+        <w:spacing w:line="240" w:lineRule="auto"/>
+        <w:ind w:left="720"/>
+      </w:pPr>
+      <w:r>
+        <w:rPr>
+          <w:lang w:val="id_ID" w:bidi="id_ID"/>
+        </w:rPr>
+      </w:r>
+      <w:r>
+        <w:rPr>
+          <w:lang w:val="id_ID" w:bidi="id_ID"/>
+        </w:rPr>
+        <w:t>Mazmur 18:33</w:t>
+      </w:r>
+    </w:p>
+    <w:p>
+      <w:pPr>
+        <w:pStyle w:val="ListBullet"/>
+        <w:spacing w:line="240" w:lineRule="auto"/>
+        <w:ind w:left="720"/>
+      </w:pPr>
+      <w:r>
+        <w:rPr>
+          <w:lang w:val="id_ID" w:bidi="id_ID"/>
+        </w:rPr>
+      </w:r>
+      <w:r>
+        <w:rPr>
+          <w:lang w:val="id_ID" w:bidi="id_ID"/>
+        </w:rPr>
+        <w:t>Kidung Agung 2:7</w:t>
+      </w:r>
     </w:p>
     <w:p>
       <w:pPr>
@@ -15162,90 +14094,66 @@
           <w:lang w:val="id_ID" w:bidi="id_ID"/>
         </w:rPr>
       </w:r>
-      <w:hyperlink r:id="rId164">
-        <w:r>
-          <w:rPr>
-            <w:lang w:val="id_ID" w:bidi="id_ID"/>
-          </w:rPr>
-          <w:rPr>
-            <w:color w:val="0000EE"/>
-            <w:u w:val="single"/>
-          </w:rPr>
-          <w:t>Yehezkiel 20:42–44</w:t>
-        </w:r>
-      </w:hyperlink>
-    </w:p>
-    <w:p>
-      <w:pPr>
-        <w:pStyle w:val="ListBullet"/>
-        <w:spacing w:line="240" w:lineRule="auto"/>
-        <w:ind w:left="720"/>
-      </w:pPr>
-      <w:r>
-        <w:rPr>
-          <w:lang w:val="id_ID" w:bidi="id_ID"/>
-        </w:rPr>
-      </w:r>
-      <w:hyperlink r:id="rId165">
-        <w:r>
-          <w:rPr>
-            <w:lang w:val="id_ID" w:bidi="id_ID"/>
-          </w:rPr>
-          <w:rPr>
-            <w:color w:val="0000EE"/>
-            <w:u w:val="single"/>
-          </w:rPr>
-          <w:t>Galatia 6:6–8</w:t>
-        </w:r>
-      </w:hyperlink>
-    </w:p>
-    <w:p>
-      <w:pPr>
-        <w:pStyle w:val="ListBullet"/>
-        <w:spacing w:line="240" w:lineRule="auto"/>
-        <w:ind w:left="720"/>
-      </w:pPr>
-      <w:r>
-        <w:rPr>
-          <w:lang w:val="id_ID" w:bidi="id_ID"/>
-        </w:rPr>
-      </w:r>
-      <w:hyperlink r:id="rId166">
-        <w:r>
-          <w:rPr>
-            <w:lang w:val="id_ID" w:bidi="id_ID"/>
-          </w:rPr>
-          <w:rPr>
-            <w:color w:val="0000EE"/>
-            <w:u w:val="single"/>
-          </w:rPr>
-          <w:t>Kejadian 6:12</w:t>
-        </w:r>
-      </w:hyperlink>
-    </w:p>
-    <w:p>
-      <w:pPr>
-        <w:pStyle w:val="ListBullet"/>
-        <w:spacing w:line="240" w:lineRule="auto"/>
-        <w:ind w:left="720"/>
-      </w:pPr>
-      <w:r>
-        <w:rPr>
-          <w:lang w:val="id_ID" w:bidi="id_ID"/>
-        </w:rPr>
-      </w:r>
-      <w:hyperlink r:id="rId167">
-        <w:r>
-          <w:rPr>
-            <w:lang w:val="id_ID" w:bidi="id_ID"/>
-          </w:rPr>
-          <w:rPr>
-            <w:color w:val="0000EE"/>
-            <w:u w:val="single"/>
-          </w:rPr>
-          <w:t>Matius 12:33–35</w:t>
-        </w:r>
-      </w:hyperlink>
+      <w:r>
+        <w:rPr>
+          <w:lang w:val="id_ID" w:bidi="id_ID"/>
+        </w:rPr>
+        <w:t>Yehezkiel 20:42–44</w:t>
+      </w:r>
+    </w:p>
+    <w:p>
+      <w:pPr>
+        <w:pStyle w:val="ListBullet"/>
+        <w:spacing w:line="240" w:lineRule="auto"/>
+        <w:ind w:left="720"/>
+      </w:pPr>
+      <w:r>
+        <w:rPr>
+          <w:lang w:val="id_ID" w:bidi="id_ID"/>
+        </w:rPr>
+      </w:r>
+      <w:r>
+        <w:rPr>
+          <w:lang w:val="id_ID" w:bidi="id_ID"/>
+        </w:rPr>
+        <w:t>Galatia 6:6–8</w:t>
+      </w:r>
+    </w:p>
+    <w:p>
+      <w:pPr>
+        <w:pStyle w:val="ListBullet"/>
+        <w:spacing w:line="240" w:lineRule="auto"/>
+        <w:ind w:left="720"/>
+      </w:pPr>
+      <w:r>
+        <w:rPr>
+          <w:lang w:val="id_ID" w:bidi="id_ID"/>
+        </w:rPr>
+      </w:r>
+      <w:r>
+        <w:rPr>
+          <w:lang w:val="id_ID" w:bidi="id_ID"/>
+        </w:rPr>
+        <w:t>Kejadian 6:12</w:t>
+      </w:r>
+    </w:p>
+    <w:p>
+      <w:pPr>
+        <w:pStyle w:val="ListBullet"/>
+        <w:spacing w:line="240" w:lineRule="auto"/>
+        <w:ind w:left="720"/>
+      </w:pPr>
+      <w:r>
+        <w:rPr>
+          <w:lang w:val="id_ID" w:bidi="id_ID"/>
+        </w:rPr>
+      </w:r>
+      <w:r>
+        <w:rPr>
+          <w:lang w:val="id_ID" w:bidi="id_ID"/>
+        </w:rPr>
+        <w:t>Matius 12:33–35</w:t>
+      </w:r>
     </w:p>
     <w:p>
       <w:pPr>
@@ -15505,90 +14413,66 @@
           <w:lang w:val="id_ID" w:bidi="id_ID"/>
         </w:rPr>
       </w:r>
-      <w:hyperlink r:id="rId32">
-        <w:r>
-          <w:rPr>
-            <w:lang w:val="id_ID" w:bidi="id_ID"/>
-          </w:rPr>
-          <w:rPr>
-            <w:color w:val="0000EE"/>
-            <w:u w:val="single"/>
-          </w:rPr>
-          <w:t>Matius 1:5</w:t>
-        </w:r>
-      </w:hyperlink>
-    </w:p>
-    <w:p>
-      <w:pPr>
-        <w:pStyle w:val="ListBullet"/>
-        <w:spacing w:line="240" w:lineRule="auto"/>
-        <w:ind w:left="720"/>
-      </w:pPr>
-      <w:r>
-        <w:rPr>
-          <w:lang w:val="id_ID" w:bidi="id_ID"/>
-        </w:rPr>
-      </w:r>
-      <w:hyperlink r:id="rId168">
-        <w:r>
-          <w:rPr>
-            <w:lang w:val="id_ID" w:bidi="id_ID"/>
-          </w:rPr>
-          <w:rPr>
-            <w:color w:val="0000EE"/>
-            <w:u w:val="single"/>
-          </w:rPr>
-          <w:t>Rut 1:3–5</w:t>
-        </w:r>
-      </w:hyperlink>
-    </w:p>
-    <w:p>
-      <w:pPr>
-        <w:pStyle w:val="ListBullet"/>
-        <w:spacing w:line="240" w:lineRule="auto"/>
-        <w:ind w:left="720"/>
-      </w:pPr>
-      <w:r>
-        <w:rPr>
-          <w:lang w:val="id_ID" w:bidi="id_ID"/>
-        </w:rPr>
-      </w:r>
-      <w:hyperlink r:id="rId169">
-        <w:r>
-          <w:rPr>
-            <w:lang w:val="id_ID" w:bidi="id_ID"/>
-          </w:rPr>
-          <w:rPr>
-            <w:color w:val="0000EE"/>
-            <w:u w:val="single"/>
-          </w:rPr>
-          <w:t>Rut 3:9</w:t>
-        </w:r>
-      </w:hyperlink>
-    </w:p>
-    <w:p>
-      <w:pPr>
-        <w:pStyle w:val="ListBullet"/>
-        <w:spacing w:line="240" w:lineRule="auto"/>
-        <w:ind w:left="720"/>
-      </w:pPr>
-      <w:r>
-        <w:rPr>
-          <w:lang w:val="id_ID" w:bidi="id_ID"/>
-        </w:rPr>
-      </w:r>
-      <w:hyperlink r:id="rId170">
-        <w:r>
-          <w:rPr>
-            <w:lang w:val="id_ID" w:bidi="id_ID"/>
-          </w:rPr>
-          <w:rPr>
-            <w:color w:val="0000EE"/>
-            <w:u w:val="single"/>
-          </w:rPr>
-          <w:t>Rut 4:6</w:t>
-        </w:r>
-      </w:hyperlink>
+      <w:r>
+        <w:rPr>
+          <w:lang w:val="id_ID" w:bidi="id_ID"/>
+        </w:rPr>
+        <w:t>Matius 1:5</w:t>
+      </w:r>
+    </w:p>
+    <w:p>
+      <w:pPr>
+        <w:pStyle w:val="ListBullet"/>
+        <w:spacing w:line="240" w:lineRule="auto"/>
+        <w:ind w:left="720"/>
+      </w:pPr>
+      <w:r>
+        <w:rPr>
+          <w:lang w:val="id_ID" w:bidi="id_ID"/>
+        </w:rPr>
+      </w:r>
+      <w:r>
+        <w:rPr>
+          <w:lang w:val="id_ID" w:bidi="id_ID"/>
+        </w:rPr>
+        <w:t>Rut 1:3–5</w:t>
+      </w:r>
+    </w:p>
+    <w:p>
+      <w:pPr>
+        <w:pStyle w:val="ListBullet"/>
+        <w:spacing w:line="240" w:lineRule="auto"/>
+        <w:ind w:left="720"/>
+      </w:pPr>
+      <w:r>
+        <w:rPr>
+          <w:lang w:val="id_ID" w:bidi="id_ID"/>
+        </w:rPr>
+      </w:r>
+      <w:r>
+        <w:rPr>
+          <w:lang w:val="id_ID" w:bidi="id_ID"/>
+        </w:rPr>
+        <w:t>Rut 3:9</w:t>
+      </w:r>
+    </w:p>
+    <w:p>
+      <w:pPr>
+        <w:pStyle w:val="ListBullet"/>
+        <w:spacing w:line="240" w:lineRule="auto"/>
+        <w:ind w:left="720"/>
+      </w:pPr>
+      <w:r>
+        <w:rPr>
+          <w:lang w:val="id_ID" w:bidi="id_ID"/>
+        </w:rPr>
+      </w:r>
+      <w:r>
+        <w:rPr>
+          <w:lang w:val="id_ID" w:bidi="id_ID"/>
+        </w:rPr>
+        <w:t>Rut 4:6</w:t>
+      </w:r>
     </w:p>
     <w:p>
       <w:pPr>
